--- a/fixtures/docx-coverage.docx
+++ b/fixtures/docx-coverage.docx
@@ -62,61 +62,7 @@
           <w:sz w:val="19"/>
           <w:szCs w:val="19"/>
         </w:rPr>
-        <w:t xml:space="preserve">Season </w:t>
-      </w:r>
-      <w:proofErr w:type="gramStart"/>
-      <w:r>
-        <w:rPr>
-          <w:color w:val="5B6470"/>
-          <w:sz w:val="19"/>
-          <w:szCs w:val="19"/>
-        </w:rPr>
-        <w:t>2  ·</w:t>
-      </w:r>
-      <w:proofErr w:type="gramEnd"/>
-      <w:r>
-        <w:rPr>
-          <w:color w:val="5B6470"/>
-          <w:sz w:val="19"/>
-          <w:szCs w:val="19"/>
-        </w:rPr>
-        <w:t xml:space="preserve">  Episodes 04–</w:t>
-      </w:r>
-      <w:proofErr w:type="gramStart"/>
-      <w:r>
-        <w:rPr>
-          <w:color w:val="5B6470"/>
-          <w:sz w:val="19"/>
-          <w:szCs w:val="19"/>
-        </w:rPr>
-        <w:t>06  ·</w:t>
-      </w:r>
-      <w:proofErr w:type="gramEnd"/>
-      <w:r>
-        <w:rPr>
-          <w:color w:val="5B6470"/>
-          <w:sz w:val="19"/>
-          <w:szCs w:val="19"/>
-        </w:rPr>
-        <w:t xml:space="preserve">  Draft </w:t>
-      </w:r>
-      <w:proofErr w:type="gramStart"/>
-      <w:r>
-        <w:rPr>
-          <w:color w:val="5B6470"/>
-          <w:sz w:val="19"/>
-          <w:szCs w:val="19"/>
-        </w:rPr>
-        <w:t>3.1  ·</w:t>
-      </w:r>
-      <w:proofErr w:type="gramEnd"/>
-      <w:r>
-        <w:rPr>
-          <w:color w:val="5B6470"/>
-          <w:sz w:val="19"/>
-          <w:szCs w:val="19"/>
-        </w:rPr>
-        <w:t xml:space="preserve">  Revised 12 May 2026</w:t>
+        <w:t>Season 2  ·  Episodes 04–06  ·  Draft 3.1  ·  Revised 12 May 2026</w:t>
       </w:r>
     </w:p>
     <w:tbl>
@@ -193,29 +139,8 @@
           </w:tcPr>
           <w:p>
             <w:r>
-              <w:t xml:space="preserve">Nile Heritage Foundation / </w:t>
-            </w:r>
-            <w:proofErr w:type="spellStart"/>
-            <w:r>
-              <w:t>مؤسسة</w:t>
-            </w:r>
-            <w:proofErr w:type="spellEnd"/>
-            <w:r>
-              <w:t xml:space="preserve"> </w:t>
-            </w:r>
-            <w:proofErr w:type="spellStart"/>
-            <w:r>
-              <w:t>تراث</w:t>
-            </w:r>
-            <w:proofErr w:type="spellEnd"/>
-            <w:r>
-              <w:t xml:space="preserve"> </w:t>
-            </w:r>
-            <w:proofErr w:type="spellStart"/>
-            <w:r>
-              <w:t>النيل</w:t>
-            </w:r>
-            <w:proofErr w:type="spellEnd"/>
+              <w:t>Nile Heritage Foundation / مؤسسة تراث النيل</w:t>
+            </w:r>
           </w:p>
         </w:tc>
       </w:tr>
@@ -339,15 +264,7 @@
           </w:tcPr>
           <w:p>
             <w:r>
-              <w:t xml:space="preserve">Karim </w:t>
-            </w:r>
-            <w:proofErr w:type="gramStart"/>
-            <w:r>
-              <w:t>Fahmy  —</w:t>
-            </w:r>
-            <w:proofErr w:type="gramEnd"/>
-            <w:r>
-              <w:t xml:space="preserve">  Premiere Pro 2026 / DaVinci Resolve 20</w:t>
+              <w:t>Karim Fahmy  —  Premiere Pro 2026 / DaVinci Resolve 20</w:t>
             </w:r>
           </w:p>
         </w:tc>
@@ -405,31 +322,7 @@
           </w:tcPr>
           <w:p>
             <w:r>
-              <w:t xml:space="preserve">3 × 26 </w:t>
-            </w:r>
-            <w:proofErr w:type="gramStart"/>
-            <w:r>
-              <w:t>min  ·</w:t>
-            </w:r>
-            <w:proofErr w:type="gramEnd"/>
-            <w:r>
-              <w:t xml:space="preserve">  UHD 3840×</w:t>
-            </w:r>
-            <w:proofErr w:type="gramStart"/>
-            <w:r>
-              <w:t>2160  ·</w:t>
-            </w:r>
-            <w:proofErr w:type="gramEnd"/>
-            <w:r>
-              <w:t xml:space="preserve">  25 </w:t>
-            </w:r>
-            <w:proofErr w:type="gramStart"/>
-            <w:r>
-              <w:t>fps  ·</w:t>
-            </w:r>
-            <w:proofErr w:type="gramEnd"/>
-            <w:r>
-              <w:t xml:space="preserve">  Rec.709</w:t>
+              <w:t>3 × 26 min  ·  UHD 3840×2160  ·  25 fps  ·  Rec.709</w:t>
             </w:r>
           </w:p>
         </w:tc>
@@ -448,27 +341,15 @@
           <w:sz w:val="24"/>
           <w:szCs w:val="24"/>
         </w:rPr>
-        <w:t xml:space="preserve">Contents / </w:t>
-      </w:r>
-      <w:proofErr w:type="spellStart"/>
-      <w:r>
-        <w:rPr>
-          <w:rFonts w:ascii="Cambria" w:eastAsia="Cambria" w:hAnsi="Cambria" w:cs="Cambria"/>
-          <w:b/>
-          <w:bCs/>
-          <w:color w:val="12171F"/>
-          <w:sz w:val="24"/>
-          <w:szCs w:val="24"/>
-        </w:rPr>
-        <w:t>المحتويات</w:t>
-      </w:r>
-      <w:proofErr w:type="spellEnd"/>
+        <w:t>Contents / المحتويات</w:t>
+      </w:r>
     </w:p>
     <w:sdt>
       <w:sdtPr>
         <w:alias w:val="Contents"/>
         <w:id w:val="1046333891"/>
       </w:sdtPr>
+      <w:sdtEndPr/>
       <w:sdtContent>
         <w:p>
           <w:pPr>
@@ -988,61 +869,7 @@
           <w:szCs w:val="22"/>
           <w:rtl/>
         </w:rPr>
-        <w:t xml:space="preserve">تتابع سلسلة «صوت النهر» ثلاث عائلات ترتبط معيشتها بالنيل بين أسوان ورشيد. تنتقل الحلقات من الرابعة إلى السادسة من التصوير الشخصي إلى الطرح والتحليل، بحيث تحمل كل حلقة سؤالًا واضحًا وتجيب عنه بالصورة قبل الكلام. يجري المونتاج الأولي على برنامج </w:t>
-      </w:r>
-      <w:proofErr w:type="spellStart"/>
-      <w:r>
-        <w:rPr>
-          <w:sz w:val="22"/>
-          <w:szCs w:val="22"/>
-          <w:rtl/>
-        </w:rPr>
-        <w:t>بريمير</w:t>
-      </w:r>
-      <w:proofErr w:type="spellEnd"/>
-      <w:r>
-        <w:rPr>
-          <w:sz w:val="22"/>
-          <w:szCs w:val="22"/>
-          <w:rtl/>
-        </w:rPr>
-        <w:t xml:space="preserve"> </w:t>
-      </w:r>
-      <w:proofErr w:type="spellStart"/>
-      <w:r>
-        <w:rPr>
-          <w:sz w:val="22"/>
-          <w:szCs w:val="22"/>
-          <w:rtl/>
-        </w:rPr>
-        <w:t>برو</w:t>
-      </w:r>
-      <w:proofErr w:type="spellEnd"/>
-      <w:r>
-        <w:rPr>
-          <w:sz w:val="22"/>
-          <w:szCs w:val="22"/>
-          <w:rtl/>
-        </w:rPr>
-        <w:t xml:space="preserve">، بينما تتم عمليات التجميع النهائي وتصحيح الألوان والتسليم على دافينشي </w:t>
-      </w:r>
-      <w:proofErr w:type="spellStart"/>
-      <w:r>
-        <w:rPr>
-          <w:sz w:val="22"/>
-          <w:szCs w:val="22"/>
-          <w:rtl/>
-        </w:rPr>
-        <w:t>ريزولف</w:t>
-      </w:r>
-      <w:proofErr w:type="spellEnd"/>
-      <w:r>
-        <w:rPr>
-          <w:sz w:val="22"/>
-          <w:szCs w:val="22"/>
-          <w:rtl/>
-        </w:rPr>
-        <w:t>.</w:t>
+        <w:t>تتابع سلسلة «صوت النهر» ثلاث عائلات ترتبط معيشتها بالنيل بين أسوان ورشيد. تنتقل الحلقات من الرابعة إلى السادسة من التصوير الشخصي إلى الطرح والتحليل، بحيث تحمل كل حلقة سؤالًا واضحًا وتجيب عنه بالصورة قبل الكلام. يجري المونتاج الأولي على برنامج بريمير برو، بينما تتم عمليات التجميع النهائي وتصحيح الألوان والتسليم على دافينشي ريزولف.</w:t>
       </w:r>
     </w:p>
     <w:p>
@@ -1320,17 +1147,8 @@
           <w:color w:val="5B6470"/>
           <w:rtl/>
         </w:rPr>
-        <w:t xml:space="preserve">«اقطع على الحركة، لا على </w:t>
-      </w:r>
-      <w:proofErr w:type="gramStart"/>
-      <w:r>
-        <w:rPr>
-          <w:color w:val="5B6470"/>
-          <w:rtl/>
-        </w:rPr>
-        <w:t>الكلمة.»</w:t>
-      </w:r>
-      <w:proofErr w:type="gramEnd"/>
+        <w:t>«اقطع على الحركة، لا على الكلمة.»</w:t>
+      </w:r>
     </w:p>
     <w:p>
       <w:pPr>
@@ -1481,9 +1299,27 @@
                 <w:sz w:val="18"/>
                 <w:szCs w:val="18"/>
               </w:rPr>
-              <w:t xml:space="preserve">Parameter / </w:t>
-            </w:r>
-            <w:proofErr w:type="spellStart"/>
+              <w:t>Parameter / المعيار</w:t>
+            </w:r>
+          </w:p>
+        </w:tc>
+        <w:tc>
+          <w:tcPr>
+            <w:tcW w:w="4560" w:type="dxa"/>
+            <w:gridSpan w:val="2"/>
+            <w:shd w:val="clear" w:color="auto" w:fill="12171F"/>
+            <w:tcMar>
+              <w:top w:w="80" w:type="dxa"/>
+              <w:left w:w="120" w:type="dxa"/>
+              <w:bottom w:w="80" w:type="dxa"/>
+              <w:right w:w="120" w:type="dxa"/>
+            </w:tcMar>
+            <w:vAlign w:val="center"/>
+          </w:tcPr>
+          <w:p>
+            <w:pPr>
+              <w:jc w:val="center"/>
+            </w:pPr>
             <w:r>
               <w:rPr>
                 <w:b/>
@@ -1492,15 +1328,13 @@
                 <w:sz w:val="18"/>
                 <w:szCs w:val="18"/>
               </w:rPr>
-              <w:t>المعيار</w:t>
-            </w:r>
-            <w:proofErr w:type="spellEnd"/>
-          </w:p>
-        </w:tc>
-        <w:tc>
-          <w:tcPr>
-            <w:tcW w:w="4560" w:type="dxa"/>
-            <w:gridSpan w:val="2"/>
+              <w:t>Picture — الصورة</w:t>
+            </w:r>
+          </w:p>
+        </w:tc>
+        <w:tc>
+          <w:tcPr>
+            <w:tcW w:w="2360" w:type="dxa"/>
             <w:shd w:val="clear" w:color="auto" w:fill="12171F"/>
             <w:tcMar>
               <w:top w:w="80" w:type="dxa"/>
@@ -1522,60 +1356,8 @@
                 <w:sz w:val="18"/>
                 <w:szCs w:val="18"/>
               </w:rPr>
-              <w:t xml:space="preserve">Picture — </w:t>
-            </w:r>
-            <w:proofErr w:type="spellStart"/>
-            <w:r>
-              <w:rPr>
-                <w:b/>
-                <w:bCs/>
-                <w:color w:val="FFFFFF"/>
-                <w:sz w:val="18"/>
-                <w:szCs w:val="18"/>
-              </w:rPr>
-              <w:t>الصورة</w:t>
-            </w:r>
-            <w:proofErr w:type="spellEnd"/>
-          </w:p>
-        </w:tc>
-        <w:tc>
-          <w:tcPr>
-            <w:tcW w:w="2360" w:type="dxa"/>
-            <w:shd w:val="clear" w:color="auto" w:fill="12171F"/>
-            <w:tcMar>
-              <w:top w:w="80" w:type="dxa"/>
-              <w:left w:w="120" w:type="dxa"/>
-              <w:bottom w:w="80" w:type="dxa"/>
-              <w:right w:w="120" w:type="dxa"/>
-            </w:tcMar>
-            <w:vAlign w:val="center"/>
-          </w:tcPr>
-          <w:p>
-            <w:pPr>
-              <w:jc w:val="center"/>
-            </w:pPr>
-            <w:r>
-              <w:rPr>
-                <w:b/>
-                <w:bCs/>
-                <w:color w:val="FFFFFF"/>
-                <w:sz w:val="18"/>
-                <w:szCs w:val="18"/>
-              </w:rPr>
-              <w:t xml:space="preserve">Sound — </w:t>
-            </w:r>
-            <w:proofErr w:type="spellStart"/>
-            <w:r>
-              <w:rPr>
-                <w:b/>
-                <w:bCs/>
-                <w:color w:val="FFFFFF"/>
-                <w:sz w:val="18"/>
-                <w:szCs w:val="18"/>
-              </w:rPr>
-              <w:t>الصوت</w:t>
-            </w:r>
-            <w:proofErr w:type="spellEnd"/>
+              <w:t>Sound — الصوت</w:t>
+            </w:r>
           </w:p>
         </w:tc>
       </w:tr>
@@ -1691,17 +1473,8 @@
                 <w:b/>
                 <w:bCs/>
               </w:rPr>
-              <w:t xml:space="preserve">Codec / </w:t>
-            </w:r>
-            <w:proofErr w:type="spellStart"/>
-            <w:r>
-              <w:rPr>
-                <w:b/>
-                <w:bCs/>
-              </w:rPr>
-              <w:t>الترميز</w:t>
-            </w:r>
-            <w:proofErr w:type="spellEnd"/>
+              <w:t>Codec / الترميز</w:t>
+            </w:r>
           </w:p>
         </w:tc>
         <w:tc>
@@ -1716,13 +1489,8 @@
             <w:vAlign w:val="center"/>
           </w:tcPr>
           <w:p>
-            <w:proofErr w:type="spellStart"/>
-            <w:r>
-              <w:t>ProRes</w:t>
-            </w:r>
-            <w:proofErr w:type="spellEnd"/>
-            <w:r>
-              <w:t xml:space="preserve"> 422 HQ</w:t>
+            <w:r>
+              <w:t>ProRes 422 HQ</w:t>
             </w:r>
           </w:p>
         </w:tc>
@@ -1781,17 +1549,72 @@
                 <w:b/>
                 <w:bCs/>
               </w:rPr>
-              <w:t xml:space="preserve">Resolution / </w:t>
-            </w:r>
-            <w:proofErr w:type="spellStart"/>
+              <w:t>Resolution / الدقة</w:t>
+            </w:r>
+          </w:p>
+        </w:tc>
+        <w:tc>
+          <w:tcPr>
+            <w:tcW w:w="2200" w:type="dxa"/>
+            <w:tcMar>
+              <w:top w:w="80" w:type="dxa"/>
+              <w:left w:w="120" w:type="dxa"/>
+              <w:bottom w:w="80" w:type="dxa"/>
+              <w:right w:w="120" w:type="dxa"/>
+            </w:tcMar>
+            <w:vAlign w:val="center"/>
+          </w:tcPr>
+          <w:p>
+            <w:r>
+              <w:t>3840 × 2160</w:t>
+            </w:r>
+          </w:p>
+        </w:tc>
+        <w:tc>
+          <w:tcPr>
+            <w:tcW w:w="2360" w:type="dxa"/>
+            <w:tcMar>
+              <w:top w:w="80" w:type="dxa"/>
+              <w:left w:w="120" w:type="dxa"/>
+              <w:bottom w:w="80" w:type="dxa"/>
+              <w:right w:w="120" w:type="dxa"/>
+            </w:tcMar>
+            <w:vAlign w:val="center"/>
+          </w:tcPr>
+          <w:p>
+            <w:r>
+              <w:t>1920 × 1080</w:t>
+            </w:r>
+          </w:p>
+        </w:tc>
+        <w:tc>
+          <w:tcPr>
+            <w:tcW w:w="0" w:type="auto"/>
+            <w:vMerge/>
+          </w:tcPr>
+          <w:p/>
+        </w:tc>
+      </w:tr>
+      <w:tr>
+        <w:tc>
+          <w:tcPr>
+            <w:tcW w:w="2200" w:type="dxa"/>
+            <w:tcMar>
+              <w:top w:w="80" w:type="dxa"/>
+              <w:left w:w="120" w:type="dxa"/>
+              <w:bottom w:w="80" w:type="dxa"/>
+              <w:right w:w="120" w:type="dxa"/>
+            </w:tcMar>
+            <w:vAlign w:val="center"/>
+          </w:tcPr>
+          <w:p>
             <w:r>
               <w:rPr>
                 <w:b/>
                 <w:bCs/>
               </w:rPr>
-              <w:t>الدقة</w:t>
-            </w:r>
-            <w:proofErr w:type="spellEnd"/>
+              <w:t>Loudness / الجهارة</w:t>
+            </w:r>
           </w:p>
         </w:tc>
         <w:tc>
@@ -1807,7 +1630,13 @@
           </w:tcPr>
           <w:p>
             <w:r>
-              <w:t>3840 × 2160</w:t>
+              <w:t xml:space="preserve">−23 LUFS </w:t>
+            </w:r>
+            <w:r>
+              <w:rPr>
+                <w:rStyle w:val="FootnoteReference"/>
+              </w:rPr>
+              <w:footnoteReference w:id="1"/>
             </w:r>
           </w:p>
         </w:tc>
@@ -1824,16 +1653,26 @@
           </w:tcPr>
           <w:p>
             <w:r>
-              <w:t>1920 × 1080</w:t>
-            </w:r>
-          </w:p>
-        </w:tc>
-        <w:tc>
-          <w:tcPr>
-            <w:tcW w:w="0" w:type="auto"/>
-            <w:vMerge/>
-          </w:tcPr>
-          <w:p/>
+              <w:t>−16 LUFS</w:t>
+            </w:r>
+          </w:p>
+        </w:tc>
+        <w:tc>
+          <w:tcPr>
+            <w:tcW w:w="2360" w:type="dxa"/>
+            <w:tcMar>
+              <w:top w:w="80" w:type="dxa"/>
+              <w:left w:w="120" w:type="dxa"/>
+              <w:bottom w:w="80" w:type="dxa"/>
+              <w:right w:w="120" w:type="dxa"/>
+            </w:tcMar>
+            <w:vAlign w:val="center"/>
+          </w:tcPr>
+          <w:p>
+            <w:r>
+              <w:t>True peak ≤ −1 dBTP</w:t>
+            </w:r>
+          </w:p>
         </w:tc>
       </w:tr>
       <w:tr>
@@ -1854,111 +1693,8 @@
                 <w:b/>
                 <w:bCs/>
               </w:rPr>
-              <w:t xml:space="preserve">Loudness / </w:t>
-            </w:r>
-            <w:proofErr w:type="spellStart"/>
-            <w:r>
-              <w:rPr>
-                <w:b/>
-                <w:bCs/>
-              </w:rPr>
-              <w:t>الجهارة</w:t>
-            </w:r>
-            <w:proofErr w:type="spellEnd"/>
-          </w:p>
-        </w:tc>
-        <w:tc>
-          <w:tcPr>
-            <w:tcW w:w="2200" w:type="dxa"/>
-            <w:tcMar>
-              <w:top w:w="80" w:type="dxa"/>
-              <w:left w:w="120" w:type="dxa"/>
-              <w:bottom w:w="80" w:type="dxa"/>
-              <w:right w:w="120" w:type="dxa"/>
-            </w:tcMar>
-            <w:vAlign w:val="center"/>
-          </w:tcPr>
-          <w:p>
-            <w:r>
-              <w:t xml:space="preserve">−23 LUFS </w:t>
-            </w:r>
-            <w:r>
-              <w:rPr>
-                <w:rStyle w:val="FootnoteReference"/>
-              </w:rPr>
-              <w:footnoteReference w:id="1"/>
-            </w:r>
-          </w:p>
-        </w:tc>
-        <w:tc>
-          <w:tcPr>
-            <w:tcW w:w="2360" w:type="dxa"/>
-            <w:tcMar>
-              <w:top w:w="80" w:type="dxa"/>
-              <w:left w:w="120" w:type="dxa"/>
-              <w:bottom w:w="80" w:type="dxa"/>
-              <w:right w:w="120" w:type="dxa"/>
-            </w:tcMar>
-            <w:vAlign w:val="center"/>
-          </w:tcPr>
-          <w:p>
-            <w:r>
-              <w:t>−16 LUFS</w:t>
-            </w:r>
-          </w:p>
-        </w:tc>
-        <w:tc>
-          <w:tcPr>
-            <w:tcW w:w="2360" w:type="dxa"/>
-            <w:tcMar>
-              <w:top w:w="80" w:type="dxa"/>
-              <w:left w:w="120" w:type="dxa"/>
-              <w:bottom w:w="80" w:type="dxa"/>
-              <w:right w:w="120" w:type="dxa"/>
-            </w:tcMar>
-            <w:vAlign w:val="center"/>
-          </w:tcPr>
-          <w:p>
-            <w:r>
-              <w:t xml:space="preserve">True peak ≤ −1 </w:t>
-            </w:r>
-            <w:proofErr w:type="spellStart"/>
-            <w:r>
-              <w:t>dBTP</w:t>
-            </w:r>
-            <w:proofErr w:type="spellEnd"/>
-          </w:p>
-        </w:tc>
-      </w:tr>
-      <w:tr>
-        <w:tc>
-          <w:tcPr>
-            <w:tcW w:w="2200" w:type="dxa"/>
-            <w:tcMar>
-              <w:top w:w="80" w:type="dxa"/>
-              <w:left w:w="120" w:type="dxa"/>
-              <w:bottom w:w="80" w:type="dxa"/>
-              <w:right w:w="120" w:type="dxa"/>
-            </w:tcMar>
-            <w:vAlign w:val="center"/>
-          </w:tcPr>
-          <w:p>
-            <w:r>
-              <w:rPr>
-                <w:b/>
-                <w:bCs/>
-              </w:rPr>
-              <w:t xml:space="preserve">Subtitles / </w:t>
-            </w:r>
-            <w:proofErr w:type="spellStart"/>
-            <w:r>
-              <w:rPr>
-                <w:b/>
-                <w:bCs/>
-              </w:rPr>
-              <w:t>الترجمة</w:t>
-            </w:r>
-            <w:proofErr w:type="spellEnd"/>
+              <w:t>Subtitles / الترجمة</w:t>
+            </w:r>
           </w:p>
         </w:tc>
         <w:tc>
@@ -2045,35 +1781,15 @@
           <w:sz w:val="17"/>
           <w:szCs w:val="17"/>
         </w:rPr>
-        <w:t xml:space="preserve">Table 1 — Delivery specification by </w:t>
-      </w:r>
-      <w:proofErr w:type="gramStart"/>
-      <w:r>
-        <w:rPr>
-          <w:i/>
-          <w:iCs/>
+        <w:t>Table 1 — Delivery specification by version</w:t>
+      </w:r>
+      <w:r>
+        <w:rPr>
           <w:color w:val="5B6470"/>
           <w:sz w:val="17"/>
           <w:szCs w:val="17"/>
         </w:rPr>
-        <w:t>version</w:t>
-      </w:r>
-      <w:r>
-        <w:rPr>
-          <w:color w:val="5B6470"/>
-          <w:sz w:val="17"/>
-          <w:szCs w:val="17"/>
-        </w:rPr>
-        <w:t xml:space="preserve">  •</w:t>
-      </w:r>
-      <w:proofErr w:type="gramEnd"/>
-      <w:r>
-        <w:rPr>
-          <w:color w:val="5B6470"/>
-          <w:sz w:val="17"/>
-          <w:szCs w:val="17"/>
-        </w:rPr>
-        <w:t xml:space="preserve">  </w:t>
+        <w:t xml:space="preserve">  •  </w:t>
       </w:r>
       <w:r>
         <w:rPr>
@@ -2148,35 +1864,15 @@
           <w:sz w:val="17"/>
           <w:szCs w:val="17"/>
         </w:rPr>
-        <w:t xml:space="preserve">Figure 1 — Calibration strip shipped at the head of every </w:t>
-      </w:r>
-      <w:proofErr w:type="gramStart"/>
-      <w:r>
-        <w:rPr>
-          <w:i/>
-          <w:iCs/>
+        <w:t>Figure 1 — Calibration strip shipped at the head of every master</w:t>
+      </w:r>
+      <w:r>
+        <w:rPr>
           <w:color w:val="5B6470"/>
           <w:sz w:val="17"/>
           <w:szCs w:val="17"/>
         </w:rPr>
-        <w:t>master</w:t>
-      </w:r>
-      <w:r>
-        <w:rPr>
-          <w:color w:val="5B6470"/>
-          <w:sz w:val="17"/>
-          <w:szCs w:val="17"/>
-        </w:rPr>
-        <w:t xml:space="preserve">  •</w:t>
-      </w:r>
-      <w:proofErr w:type="gramEnd"/>
-      <w:r>
-        <w:rPr>
-          <w:color w:val="5B6470"/>
-          <w:sz w:val="17"/>
-          <w:szCs w:val="17"/>
-        </w:rPr>
-        <w:t xml:space="preserve">  </w:t>
+        <w:t xml:space="preserve">  •  </w:t>
       </w:r>
       <w:r>
         <w:rPr>
@@ -2441,11 +2137,512 @@
     </w:p>
     <w:p>
       <w:pPr>
+        <w:pStyle w:val="Heading1"/>
+        <w:rPr>
+          <w:rFonts w:ascii="Times New Roman" w:hAnsi="Times New Roman" w:cs="Times New Roman"/>
+          <w:rtl/>
+        </w:rPr>
+      </w:pPr>
+      <w:r>
+        <w:t xml:space="preserve">5. Delivery tracker / </w:t>
+      </w:r>
+      <w:r>
+        <w:rPr>
+          <w:rFonts w:ascii="Times New Roman" w:hAnsi="Times New Roman" w:cs="Times New Roman" w:hint="cs"/>
+          <w:rtl/>
+        </w:rPr>
+        <w:t>متابعة</w:t>
+      </w:r>
+      <w:r>
+        <w:rPr>
+          <w:rtl/>
+        </w:rPr>
+        <w:t xml:space="preserve"> </w:t>
+      </w:r>
+      <w:r>
+        <w:rPr>
+          <w:rFonts w:ascii="Times New Roman" w:hAnsi="Times New Roman" w:cs="Times New Roman" w:hint="cs"/>
+          <w:rtl/>
+        </w:rPr>
+        <w:t>التسليم</w:t>
+      </w:r>
+    </w:p>
+    <w:p>
+      <w:pPr>
+        <w:bidi/>
+        <w:spacing w:line="360" w:lineRule="exact"/>
+        <w:jc w:val="right"/>
+        <w:rPr>
+          <w:rtl/>
+        </w:rPr>
+      </w:pPr>
+      <w:r>
+        <w:rPr>
+          <w:rtl/>
+        </w:rPr>
+        <w:t xml:space="preserve">آخر تحديث </w:t>
+      </w:r>
+      <w:r>
+        <w:rPr>
+          <w:rFonts w:ascii="Calibri" w:hAnsi="Calibri"/>
+        </w:rPr>
+        <w:t>15 Oct 2026</w:t>
+      </w:r>
+      <w:r>
+        <w:rPr>
+          <w:rtl/>
+        </w:rPr>
+        <w:t xml:space="preserve"> بنسبة إنجاز </w:t>
+      </w:r>
+      <w:r>
+        <w:rPr>
+          <w:rFonts w:ascii="Calibri" w:hAnsi="Calibri"/>
+        </w:rPr>
+        <w:t>71%</w:t>
+      </w:r>
+    </w:p>
+    <w:p>
+      <w:pPr>
+        <w:bidi/>
+        <w:jc w:val="right"/>
+      </w:pPr>
+      <w:r>
+        <w:rPr>
+          <w:rtl/>
+        </w:rPr>
+        <w:t>حالة حلقات الموسم الثاني حتى تاريخ هذا الملخص</w:t>
+      </w:r>
+      <w:r>
+        <w:t>.</w:t>
+      </w:r>
+    </w:p>
+    <w:tbl>
+      <w:tblPr>
+        <w:bidiVisual/>
+        <w:tblW w:w="10052" w:type="dxa"/>
+        <w:tblInd w:w="25" w:type="dxa"/>
+        <w:tblBorders>
+          <w:top w:val="single" w:sz="8" w:space="0" w:color="1E3A5A"/>
+          <w:left w:val="single" w:sz="24" w:space="0" w:color="1E3A5A"/>
+          <w:bottom w:val="single" w:sz="8" w:space="0" w:color="1E3A5A"/>
+          <w:right w:val="single" w:sz="4" w:space="0" w:color="C8C8C8"/>
+          <w:insideH w:val="single" w:sz="4" w:space="0" w:color="C8C8C8"/>
+        </w:tblBorders>
+        <w:tblLayout w:type="fixed"/>
+        <w:tblCellMar>
+          <w:left w:w="432" w:type="dxa"/>
+          <w:right w:w="72" w:type="dxa"/>
+        </w:tblCellMar>
+        <w:tblLook w:val="0000" w:firstRow="0" w:lastRow="0" w:firstColumn="0" w:lastColumn="0" w:noHBand="0" w:noVBand="0"/>
+      </w:tblPr>
+      <w:tblGrid>
+        <w:gridCol w:w="2513"/>
+        <w:gridCol w:w="2513"/>
+        <w:gridCol w:w="2513"/>
+        <w:gridCol w:w="2513"/>
+      </w:tblGrid>
+      <w:tr>
+        <w:tc>
+          <w:tcPr>
+            <w:tcW w:w="2513" w:type="dxa"/>
+            <w:shd w:val="clear" w:color="auto" w:fill="F4EFE6"/>
+          </w:tcPr>
+          <w:p>
+            <w:pPr>
+              <w:bidi/>
+              <w:jc w:val="right"/>
+              <w:rPr>
+                <w:rtl/>
+              </w:rPr>
+            </w:pPr>
+            <w:r>
+              <w:rPr>
+                <w:rtl/>
+              </w:rPr>
+              <w:t>الحلقة</w:t>
+            </w:r>
+          </w:p>
+        </w:tc>
+        <w:tc>
+          <w:tcPr>
+            <w:tcW w:w="2513" w:type="dxa"/>
+            <w:shd w:val="clear" w:color="auto" w:fill="F4EFE6"/>
+          </w:tcPr>
+          <w:p>
+            <w:pPr>
+              <w:bidi/>
+              <w:jc w:val="right"/>
+              <w:rPr>
+                <w:rtl/>
+              </w:rPr>
+            </w:pPr>
+            <w:r>
+              <w:rPr>
+                <w:rtl/>
+              </w:rPr>
+              <w:t>موقع التصوير</w:t>
+            </w:r>
+          </w:p>
+        </w:tc>
+        <w:tc>
+          <w:tcPr>
+            <w:tcW w:w="2513" w:type="dxa"/>
+            <w:shd w:val="clear" w:color="auto" w:fill="F4EFE6"/>
+          </w:tcPr>
+          <w:p>
+            <w:pPr>
+              <w:bidi/>
+              <w:jc w:val="right"/>
+              <w:rPr>
+                <w:rtl/>
+              </w:rPr>
+            </w:pPr>
+            <w:r>
+              <w:rPr>
+                <w:rtl/>
+              </w:rPr>
+              <w:t>المدة</w:t>
+            </w:r>
+          </w:p>
+        </w:tc>
+        <w:tc>
+          <w:tcPr>
+            <w:tcW w:w="2513" w:type="dxa"/>
+            <w:shd w:val="clear" w:color="auto" w:fill="F4EFE6"/>
+          </w:tcPr>
+          <w:p>
+            <w:pPr>
+              <w:bidi/>
+              <w:jc w:val="right"/>
+              <w:rPr>
+                <w:rtl/>
+              </w:rPr>
+            </w:pPr>
+            <w:r>
+              <w:rPr>
+                <w:rtl/>
+              </w:rPr>
+              <w:t>الحالة</w:t>
+            </w:r>
+          </w:p>
+        </w:tc>
+      </w:tr>
+      <w:tr>
+        <w:tc>
+          <w:tcPr>
+            <w:tcW w:w="2513" w:type="dxa"/>
+          </w:tcPr>
+          <w:p>
+            <w:pPr>
+              <w:bidi/>
+              <w:jc w:val="right"/>
+              <w:rPr>
+                <w:rtl/>
+              </w:rPr>
+            </w:pPr>
+            <w:r>
+              <w:rPr>
+                <w:rtl/>
+              </w:rPr>
+              <w:t>الحلقة ٤</w:t>
+            </w:r>
+          </w:p>
+        </w:tc>
+        <w:tc>
+          <w:tcPr>
+            <w:tcW w:w="2513" w:type="dxa"/>
+          </w:tcPr>
+          <w:p>
+            <w:pPr>
+              <w:bidi/>
+              <w:jc w:val="right"/>
+              <w:rPr>
+                <w:rtl/>
+              </w:rPr>
+            </w:pPr>
+            <w:r>
+              <w:rPr>
+                <w:rtl/>
+              </w:rPr>
+              <w:t>أسوان</w:t>
+            </w:r>
+          </w:p>
+        </w:tc>
+        <w:tc>
+          <w:tcPr>
+            <w:tcW w:w="2513" w:type="dxa"/>
+          </w:tcPr>
+          <w:p>
+            <w:pPr>
+              <w:bidi/>
+              <w:jc w:val="right"/>
+              <w:rPr>
+                <w:rtl/>
+              </w:rPr>
+            </w:pPr>
+            <w:r>
+              <w:rPr>
+                <w:rtl/>
+              </w:rPr>
+              <w:t>52:10</w:t>
+            </w:r>
+          </w:p>
+        </w:tc>
+        <w:tc>
+          <w:tcPr>
+            <w:tcW w:w="2513" w:type="dxa"/>
+          </w:tcPr>
+          <w:p>
+            <w:pPr>
+              <w:bidi/>
+              <w:jc w:val="right"/>
+              <w:rPr>
+                <w:rtl/>
+              </w:rPr>
+            </w:pPr>
+            <w:r>
+              <w:rPr>
+                <w:rtl/>
+              </w:rPr>
+              <w:t>تسليم نهائي</w:t>
+            </w:r>
+          </w:p>
+        </w:tc>
+      </w:tr>
+      <w:tr>
+        <w:tc>
+          <w:tcPr>
+            <w:tcW w:w="2513" w:type="dxa"/>
+          </w:tcPr>
+          <w:p>
+            <w:pPr>
+              <w:bidi/>
+              <w:jc w:val="right"/>
+              <w:rPr>
+                <w:rtl/>
+              </w:rPr>
+            </w:pPr>
+            <w:r>
+              <w:rPr>
+                <w:rtl/>
+              </w:rPr>
+              <w:t>الحلقة ٥</w:t>
+            </w:r>
+          </w:p>
+        </w:tc>
+        <w:tc>
+          <w:tcPr>
+            <w:tcW w:w="2513" w:type="dxa"/>
+          </w:tcPr>
+          <w:p>
+            <w:pPr>
+              <w:bidi/>
+              <w:jc w:val="right"/>
+              <w:rPr>
+                <w:rtl/>
+              </w:rPr>
+            </w:pPr>
+            <w:r>
+              <w:rPr>
+                <w:rtl/>
+              </w:rPr>
+              <w:t>إسنا</w:t>
+            </w:r>
+          </w:p>
+        </w:tc>
+        <w:tc>
+          <w:tcPr>
+            <w:tcW w:w="2513" w:type="dxa"/>
+          </w:tcPr>
+          <w:p>
+            <w:pPr>
+              <w:bidi/>
+              <w:jc w:val="right"/>
+              <w:rPr>
+                <w:rtl/>
+              </w:rPr>
+            </w:pPr>
+            <w:r>
+              <w:rPr>
+                <w:rtl/>
+              </w:rPr>
+              <w:t>49:35</w:t>
+            </w:r>
+          </w:p>
+        </w:tc>
+        <w:tc>
+          <w:tcPr>
+            <w:tcW w:w="2513" w:type="dxa"/>
+          </w:tcPr>
+          <w:p>
+            <w:pPr>
+              <w:bidi/>
+              <w:jc w:val="right"/>
+              <w:rPr>
+                <w:rtl/>
+              </w:rPr>
+            </w:pPr>
+            <w:r>
+              <w:rPr>
+                <w:rtl/>
+              </w:rPr>
+              <w:t>تصحيح ألوان</w:t>
+            </w:r>
+          </w:p>
+        </w:tc>
+      </w:tr>
+      <w:tr>
+        <w:tc>
+          <w:tcPr>
+            <w:tcW w:w="2513" w:type="dxa"/>
+          </w:tcPr>
+          <w:p>
+            <w:pPr>
+              <w:bidi/>
+              <w:jc w:val="right"/>
+              <w:rPr>
+                <w:rtl/>
+              </w:rPr>
+            </w:pPr>
+            <w:r>
+              <w:rPr>
+                <w:rtl/>
+              </w:rPr>
+              <w:t>الحلقة ٦</w:t>
+            </w:r>
+          </w:p>
+        </w:tc>
+        <w:tc>
+          <w:tcPr>
+            <w:tcW w:w="2513" w:type="dxa"/>
+          </w:tcPr>
+          <w:p>
+            <w:pPr>
+              <w:bidi/>
+              <w:jc w:val="right"/>
+              <w:rPr>
+                <w:rtl/>
+              </w:rPr>
+            </w:pPr>
+            <w:r>
+              <w:rPr>
+                <w:rtl/>
+              </w:rPr>
+              <w:t>الأقصر</w:t>
+            </w:r>
+          </w:p>
+        </w:tc>
+        <w:tc>
+          <w:tcPr>
+            <w:tcW w:w="2513" w:type="dxa"/>
+          </w:tcPr>
+          <w:p>
+            <w:pPr>
+              <w:bidi/>
+              <w:jc w:val="right"/>
+              <w:rPr>
+                <w:rtl/>
+              </w:rPr>
+            </w:pPr>
+            <w:r>
+              <w:rPr>
+                <w:rtl/>
+              </w:rPr>
+              <w:t>51:02</w:t>
+            </w:r>
+          </w:p>
+        </w:tc>
+        <w:tc>
+          <w:tcPr>
+            <w:tcW w:w="2513" w:type="dxa"/>
+          </w:tcPr>
+          <w:p>
+            <w:pPr>
+              <w:bidi/>
+              <w:jc w:val="right"/>
+              <w:rPr>
+                <w:rtl/>
+              </w:rPr>
+            </w:pPr>
+            <w:r>
+              <w:rPr>
+                <w:rtl/>
+              </w:rPr>
+              <w:t>مونتاج</w:t>
+            </w:r>
+          </w:p>
+        </w:tc>
+      </w:tr>
+      <w:tr>
+        <w:tc>
+          <w:tcPr>
+            <w:tcW w:w="5026" w:type="dxa"/>
+            <w:gridSpan w:val="2"/>
+          </w:tcPr>
+          <w:p>
+            <w:pPr>
+              <w:pStyle w:val="Heading2"/>
+              <w:bidi/>
+              <w:jc w:val="right"/>
+              <w:rPr>
+                <w:rtl/>
+              </w:rPr>
+            </w:pPr>
+            <w:r>
+              <w:rPr>
+                <w:rFonts w:ascii="Times New Roman" w:hAnsi="Times New Roman" w:cs="Times New Roman" w:hint="cs"/>
+                <w:rtl/>
+              </w:rPr>
+              <w:t>الإجمالي</w:t>
+            </w:r>
+          </w:p>
+        </w:tc>
+        <w:tc>
+          <w:tcPr>
+            <w:tcW w:w="2513" w:type="dxa"/>
+          </w:tcPr>
+          <w:p>
+            <w:pPr>
+              <w:bidi/>
+              <w:jc w:val="right"/>
+              <w:rPr>
+                <w:rtl/>
+              </w:rPr>
+            </w:pPr>
+            <w:r>
+              <w:rPr>
+                <w:rtl/>
+              </w:rPr>
+              <w:t>152:47</w:t>
+            </w:r>
+          </w:p>
+        </w:tc>
+        <w:tc>
+          <w:tcPr>
+            <w:tcW w:w="2513" w:type="dxa"/>
+          </w:tcPr>
+          <w:p>
+            <w:pPr>
+              <w:bidi/>
+              <w:jc w:val="right"/>
+              <w:rPr>
+                <w:rtl/>
+              </w:rPr>
+            </w:pPr>
+          </w:p>
+        </w:tc>
+      </w:tr>
+    </w:tbl>
+    <w:p>
+      <w:pPr>
+        <w:bidi/>
+      </w:pPr>
+    </w:p>
+    <w:p>
+      <w:pPr>
         <w:sectPr>
-          <w:headerReference w:type="even" r:id="rId11"/>
           <w:headerReference w:type="default" r:id="rId12"/>
           <w:footerReference w:type="default" r:id="rId13"/>
-          <w:headerReference w:type="first" r:id="rId14"/>
           <w:pgSz w:w="11906" w:h="16838"/>
           <w:pgMar w:top="720" w:right="720" w:bottom="720" w:left="1134" w:header="708" w:footer="708" w:gutter="0"/>
           <w:cols w:space="720"/>
@@ -2578,7 +2775,6 @@
             <w:vAlign w:val="center"/>
           </w:tcPr>
           <w:p>
-            <w:proofErr w:type="spellStart"/>
             <w:r>
               <w:rPr>
                 <w:b/>
@@ -2589,7 +2785,6 @@
               </w:rPr>
               <w:t>المشهد</w:t>
             </w:r>
-            <w:proofErr w:type="spellEnd"/>
           </w:p>
         </w:tc>
         <w:tc>
@@ -2663,20 +2858,8 @@
                 <w:sz w:val="17"/>
                 <w:szCs w:val="17"/>
               </w:rPr>
-              <w:t xml:space="preserve">Notes / </w:t>
-            </w:r>
-            <w:proofErr w:type="spellStart"/>
-            <w:r>
-              <w:rPr>
-                <w:b/>
-                <w:bCs/>
-                <w:color w:val="FFFFFF"/>
-                <w:sz w:val="17"/>
-                <w:szCs w:val="17"/>
-              </w:rPr>
-              <w:t>ملاحظات</w:t>
-            </w:r>
-            <w:proofErr w:type="spellEnd"/>
+              <w:t>Notes / ملاحظات</w:t>
+            </w:r>
           </w:p>
         </w:tc>
       </w:tr>
@@ -2809,9 +2992,132 @@
                 <w:sz w:val="18"/>
                 <w:szCs w:val="18"/>
               </w:rPr>
-              <w:t xml:space="preserve">Handheld, no </w:t>
-            </w:r>
-            <w:proofErr w:type="spellStart"/>
+              <w:t>Handheld, no stabiliser</w:t>
+            </w:r>
+          </w:p>
+        </w:tc>
+      </w:tr>
+      <w:tr>
+        <w:tc>
+          <w:tcPr>
+            <w:tcW w:w="900" w:type="dxa"/>
+            <w:tcMar>
+              <w:top w:w="80" w:type="dxa"/>
+              <w:left w:w="120" w:type="dxa"/>
+              <w:bottom w:w="80" w:type="dxa"/>
+              <w:right w:w="120" w:type="dxa"/>
+            </w:tcMar>
+            <w:vAlign w:val="center"/>
+          </w:tcPr>
+          <w:p>
+            <w:pPr>
+              <w:jc w:val="center"/>
+            </w:pPr>
+            <w:r>
+              <w:rPr>
+                <w:b/>
+                <w:bCs/>
+                <w:color w:val="B87F1E"/>
+              </w:rPr>
+              <w:t>02</w:t>
+            </w:r>
+          </w:p>
+        </w:tc>
+        <w:tc>
+          <w:tcPr>
+            <w:tcW w:w="3400" w:type="dxa"/>
+            <w:tcMar>
+              <w:top w:w="80" w:type="dxa"/>
+              <w:left w:w="120" w:type="dxa"/>
+              <w:bottom w:w="80" w:type="dxa"/>
+              <w:right w:w="120" w:type="dxa"/>
+            </w:tcMar>
+            <w:vAlign w:val="center"/>
+          </w:tcPr>
+          <w:p>
+            <w:r>
+              <w:t>Hands mending a net</w:t>
+            </w:r>
+          </w:p>
+        </w:tc>
+        <w:tc>
+          <w:tcPr>
+            <w:tcW w:w="3400" w:type="dxa"/>
+            <w:tcMar>
+              <w:top w:w="80" w:type="dxa"/>
+              <w:left w:w="120" w:type="dxa"/>
+              <w:bottom w:w="80" w:type="dxa"/>
+              <w:right w:w="120" w:type="dxa"/>
+            </w:tcMar>
+            <w:vAlign w:val="center"/>
+          </w:tcPr>
+          <w:p>
+            <w:pPr>
+              <w:bidi/>
+              <w:jc w:val="right"/>
+            </w:pPr>
+            <w:r>
+              <w:rPr>
+                <w:sz w:val="22"/>
+                <w:szCs w:val="22"/>
+                <w:rtl/>
+              </w:rPr>
+              <w:t>أيادٍ تصلح شبكة صيد</w:t>
+            </w:r>
+          </w:p>
+        </w:tc>
+        <w:tc>
+          <w:tcPr>
+            <w:tcW w:w="1400" w:type="dxa"/>
+            <w:tcMar>
+              <w:top w:w="80" w:type="dxa"/>
+              <w:left w:w="120" w:type="dxa"/>
+              <w:bottom w:w="80" w:type="dxa"/>
+              <w:right w:w="120" w:type="dxa"/>
+            </w:tcMar>
+            <w:vAlign w:val="center"/>
+          </w:tcPr>
+          <w:p>
+            <w:pPr>
+              <w:jc w:val="center"/>
+            </w:pPr>
+            <w:r>
+              <w:t>01:15</w:t>
+            </w:r>
+          </w:p>
+        </w:tc>
+        <w:tc>
+          <w:tcPr>
+            <w:tcW w:w="1500" w:type="dxa"/>
+            <w:tcMar>
+              <w:top w:w="80" w:type="dxa"/>
+              <w:left w:w="120" w:type="dxa"/>
+              <w:bottom w:w="80" w:type="dxa"/>
+              <w:right w:w="120" w:type="dxa"/>
+            </w:tcMar>
+            <w:vAlign w:val="center"/>
+          </w:tcPr>
+          <w:p>
+            <w:pPr>
+              <w:jc w:val="center"/>
+            </w:pPr>
+            <w:r>
+              <w:t>85 mm</w:t>
+            </w:r>
+          </w:p>
+        </w:tc>
+        <w:tc>
+          <w:tcPr>
+            <w:tcW w:w="2800" w:type="dxa"/>
+            <w:tcMar>
+              <w:top w:w="80" w:type="dxa"/>
+              <w:left w:w="120" w:type="dxa"/>
+              <w:bottom w:w="80" w:type="dxa"/>
+              <w:right w:w="120" w:type="dxa"/>
+            </w:tcMar>
+            <w:vAlign w:val="center"/>
+          </w:tcPr>
+          <w:p>
             <w:r>
               <w:rPr>
                 <w:i/>
@@ -2820,9 +3126,8 @@
                 <w:sz w:val="18"/>
                 <w:szCs w:val="18"/>
               </w:rPr>
-              <w:t>stabiliser</w:t>
-            </w:r>
-            <w:proofErr w:type="spellEnd"/>
+              <w:t>Sync sound only</w:t>
+            </w:r>
           </w:p>
         </w:tc>
       </w:tr>
@@ -2848,7 +3153,7 @@
                 <w:bCs/>
                 <w:color w:val="B87F1E"/>
               </w:rPr>
-              <w:t>02</w:t>
+              <w:t>03</w:t>
             </w:r>
           </w:p>
         </w:tc>
@@ -2865,7 +3170,7 @@
           </w:tcPr>
           <w:p>
             <w:r>
-              <w:t>Hands mending a net</w:t>
+              <w:t>Interview — Umm Sayed, kitchen</w:t>
             </w:r>
           </w:p>
         </w:tc>
@@ -2891,7 +3196,7 @@
                 <w:szCs w:val="22"/>
                 <w:rtl/>
               </w:rPr>
-              <w:t>أيادٍ تصلح شبكة صيد</w:t>
+              <w:t>مقابلة — أم سيد، المطبخ</w:t>
             </w:r>
           </w:p>
         </w:tc>
@@ -2911,7 +3216,7 @@
               <w:jc w:val="center"/>
             </w:pPr>
             <w:r>
-              <w:t>01:15</w:t>
+              <w:t>06:30</w:t>
             </w:r>
           </w:p>
         </w:tc>
@@ -2931,7 +3236,7 @@
               <w:jc w:val="center"/>
             </w:pPr>
             <w:r>
-              <w:t>85 mm</w:t>
+              <w:t>35 mm</w:t>
             </w:r>
           </w:p>
         </w:tc>
@@ -2955,7 +3260,7 @@
                 <w:sz w:val="18"/>
                 <w:szCs w:val="18"/>
               </w:rPr>
-              <w:t>Sync sound only</w:t>
+              <w:t>Two-camera, 25p</w:t>
             </w:r>
           </w:p>
         </w:tc>
@@ -2982,7 +3287,7 @@
                 <w:bCs/>
                 <w:color w:val="B87F1E"/>
               </w:rPr>
-              <w:t>03</w:t>
+              <w:t>04</w:t>
             </w:r>
           </w:p>
         </w:tc>
@@ -2999,7 +3304,7 @@
           </w:tcPr>
           <w:p>
             <w:r>
-              <w:t>Interview — Umm Sayed, kitchen</w:t>
+              <w:t>Archive: 1974 irrigation reel</w:t>
             </w:r>
           </w:p>
         </w:tc>
@@ -3025,7 +3330,7 @@
                 <w:szCs w:val="22"/>
                 <w:rtl/>
               </w:rPr>
-              <w:t>مقابلة — أم سيد، المطبخ</w:t>
+              <w:t>أرشيف: شريط الري ١٩٧٤</w:t>
             </w:r>
           </w:p>
         </w:tc>
@@ -3045,7 +3350,7 @@
               <w:jc w:val="center"/>
             </w:pPr>
             <w:r>
-              <w:t>06:30</w:t>
+              <w:t>00:55</w:t>
             </w:r>
           </w:p>
         </w:tc>
@@ -3065,7 +3370,7 @@
               <w:jc w:val="center"/>
             </w:pPr>
             <w:r>
-              <w:t>35 mm</w:t>
+              <w:t>—</w:t>
             </w:r>
           </w:p>
         </w:tc>
@@ -3089,7 +3394,7 @@
                 <w:sz w:val="18"/>
                 <w:szCs w:val="18"/>
               </w:rPr>
-              <w:t>Two-camera, 25p</w:t>
+              <w:t>16 mm scan, 4K</w:t>
             </w:r>
           </w:p>
         </w:tc>
@@ -3116,7 +3421,7 @@
                 <w:bCs/>
                 <w:color w:val="B87F1E"/>
               </w:rPr>
-              <w:t>04</w:t>
+              <w:t>05</w:t>
             </w:r>
           </w:p>
         </w:tc>
@@ -3133,7 +3438,7 @@
           </w:tcPr>
           <w:p>
             <w:r>
-              <w:t>Archive: 1974 irrigation reel</w:t>
+              <w:t>Ferry crossing at dusk</w:t>
             </w:r>
           </w:p>
         </w:tc>
@@ -3159,7 +3464,7 @@
                 <w:szCs w:val="22"/>
                 <w:rtl/>
               </w:rPr>
-              <w:t>أرشيف: شريط الري ١٩٧٤</w:t>
+              <w:t>معدية عند الغروب</w:t>
             </w:r>
           </w:p>
         </w:tc>
@@ -3179,7 +3484,7 @@
               <w:jc w:val="center"/>
             </w:pPr>
             <w:r>
-              <w:t>00:55</w:t>
+              <w:t>01:08</w:t>
             </w:r>
           </w:p>
         </w:tc>
@@ -3199,7 +3504,7 @@
               <w:jc w:val="center"/>
             </w:pPr>
             <w:r>
-              <w:t>—</w:t>
+              <w:t>50 mm</w:t>
             </w:r>
           </w:p>
         </w:tc>
@@ -3223,140 +3528,6 @@
                 <w:sz w:val="18"/>
                 <w:szCs w:val="18"/>
               </w:rPr>
-              <w:t>16 mm scan, 4K</w:t>
-            </w:r>
-          </w:p>
-        </w:tc>
-      </w:tr>
-      <w:tr>
-        <w:tc>
-          <w:tcPr>
-            <w:tcW w:w="900" w:type="dxa"/>
-            <w:tcMar>
-              <w:top w:w="80" w:type="dxa"/>
-              <w:left w:w="120" w:type="dxa"/>
-              <w:bottom w:w="80" w:type="dxa"/>
-              <w:right w:w="120" w:type="dxa"/>
-            </w:tcMar>
-            <w:vAlign w:val="center"/>
-          </w:tcPr>
-          <w:p>
-            <w:pPr>
-              <w:jc w:val="center"/>
-            </w:pPr>
-            <w:r>
-              <w:rPr>
-                <w:b/>
-                <w:bCs/>
-                <w:color w:val="B87F1E"/>
-              </w:rPr>
-              <w:t>05</w:t>
-            </w:r>
-          </w:p>
-        </w:tc>
-        <w:tc>
-          <w:tcPr>
-            <w:tcW w:w="3400" w:type="dxa"/>
-            <w:tcMar>
-              <w:top w:w="80" w:type="dxa"/>
-              <w:left w:w="120" w:type="dxa"/>
-              <w:bottom w:w="80" w:type="dxa"/>
-              <w:right w:w="120" w:type="dxa"/>
-            </w:tcMar>
-            <w:vAlign w:val="center"/>
-          </w:tcPr>
-          <w:p>
-            <w:r>
-              <w:t>Ferry crossing at dusk</w:t>
-            </w:r>
-          </w:p>
-        </w:tc>
-        <w:tc>
-          <w:tcPr>
-            <w:tcW w:w="3400" w:type="dxa"/>
-            <w:tcMar>
-              <w:top w:w="80" w:type="dxa"/>
-              <w:left w:w="120" w:type="dxa"/>
-              <w:bottom w:w="80" w:type="dxa"/>
-              <w:right w:w="120" w:type="dxa"/>
-            </w:tcMar>
-            <w:vAlign w:val="center"/>
-          </w:tcPr>
-          <w:p>
-            <w:pPr>
-              <w:bidi/>
-              <w:jc w:val="right"/>
-            </w:pPr>
-            <w:r>
-              <w:rPr>
-                <w:sz w:val="22"/>
-                <w:szCs w:val="22"/>
-                <w:rtl/>
-              </w:rPr>
-              <w:t>معدية عند الغروب</w:t>
-            </w:r>
-          </w:p>
-        </w:tc>
-        <w:tc>
-          <w:tcPr>
-            <w:tcW w:w="1400" w:type="dxa"/>
-            <w:tcMar>
-              <w:top w:w="80" w:type="dxa"/>
-              <w:left w:w="120" w:type="dxa"/>
-              <w:bottom w:w="80" w:type="dxa"/>
-              <w:right w:w="120" w:type="dxa"/>
-            </w:tcMar>
-            <w:vAlign w:val="center"/>
-          </w:tcPr>
-          <w:p>
-            <w:pPr>
-              <w:jc w:val="center"/>
-            </w:pPr>
-            <w:r>
-              <w:t>01:08</w:t>
-            </w:r>
-          </w:p>
-        </w:tc>
-        <w:tc>
-          <w:tcPr>
-            <w:tcW w:w="1500" w:type="dxa"/>
-            <w:tcMar>
-              <w:top w:w="80" w:type="dxa"/>
-              <w:left w:w="120" w:type="dxa"/>
-              <w:bottom w:w="80" w:type="dxa"/>
-              <w:right w:w="120" w:type="dxa"/>
-            </w:tcMar>
-            <w:vAlign w:val="center"/>
-          </w:tcPr>
-          <w:p>
-            <w:pPr>
-              <w:jc w:val="center"/>
-            </w:pPr>
-            <w:r>
-              <w:t>50 mm</w:t>
-            </w:r>
-          </w:p>
-        </w:tc>
-        <w:tc>
-          <w:tcPr>
-            <w:tcW w:w="2800" w:type="dxa"/>
-            <w:tcMar>
-              <w:top w:w="80" w:type="dxa"/>
-              <w:left w:w="120" w:type="dxa"/>
-              <w:bottom w:w="80" w:type="dxa"/>
-              <w:right w:w="120" w:type="dxa"/>
-            </w:tcMar>
-            <w:vAlign w:val="center"/>
-          </w:tcPr>
-          <w:p>
-            <w:r>
-              <w:rPr>
-                <w:i/>
-                <w:iCs/>
-                <w:color w:val="5B6470"/>
-                <w:sz w:val="18"/>
-                <w:szCs w:val="18"/>
-              </w:rPr>
               <w:t>Golden hour, one take</w:t>
             </w:r>
           </w:p>
@@ -3376,35 +3547,15 @@
           <w:sz w:val="17"/>
           <w:szCs w:val="17"/>
         </w:rPr>
-        <w:t xml:space="preserve">Table 2 — Shot list extract (landscape </w:t>
-      </w:r>
-      <w:proofErr w:type="gramStart"/>
-      <w:r>
-        <w:rPr>
-          <w:i/>
-          <w:iCs/>
+        <w:t>Table 2 — Shot list extract (landscape section)</w:t>
+      </w:r>
+      <w:r>
+        <w:rPr>
           <w:color w:val="5B6470"/>
           <w:sz w:val="17"/>
           <w:szCs w:val="17"/>
         </w:rPr>
-        <w:t>section)</w:t>
-      </w:r>
-      <w:r>
-        <w:rPr>
-          <w:color w:val="5B6470"/>
-          <w:sz w:val="17"/>
-          <w:szCs w:val="17"/>
-        </w:rPr>
-        <w:t xml:space="preserve">  •</w:t>
-      </w:r>
-      <w:proofErr w:type="gramEnd"/>
-      <w:r>
-        <w:rPr>
-          <w:color w:val="5B6470"/>
-          <w:sz w:val="17"/>
-          <w:szCs w:val="17"/>
-        </w:rPr>
-        <w:t xml:space="preserve">  </w:t>
+        <w:t xml:space="preserve">  •  </w:t>
       </w:r>
       <w:r>
         <w:rPr>
@@ -3469,6 +3620,12 @@
       <w:pPr>
         <w:spacing w:before="80" w:after="240"/>
         <w:jc w:val="center"/>
+        <w:rPr>
+          <w:color w:val="5B6470"/>
+          <w:sz w:val="18"/>
+          <w:szCs w:val="18"/>
+          <w:rtl/>
+        </w:rPr>
       </w:pPr>
       <w:r>
         <w:rPr>
@@ -3478,35 +3635,15 @@
           <w:sz w:val="17"/>
           <w:szCs w:val="17"/>
         </w:rPr>
-        <w:t xml:space="preserve">Figure 2 — Reference frame for shot 05, </w:t>
-      </w:r>
-      <w:proofErr w:type="gramStart"/>
-      <w:r>
-        <w:rPr>
-          <w:i/>
-          <w:iCs/>
+        <w:t>Figure 2 — Reference frame for shot 05, graded</w:t>
+      </w:r>
+      <w:r>
+        <w:rPr>
           <w:color w:val="5B6470"/>
           <w:sz w:val="17"/>
           <w:szCs w:val="17"/>
         </w:rPr>
-        <w:t>graded</w:t>
-      </w:r>
-      <w:r>
-        <w:rPr>
-          <w:color w:val="5B6470"/>
-          <w:sz w:val="17"/>
-          <w:szCs w:val="17"/>
-        </w:rPr>
-        <w:t xml:space="preserve">  •</w:t>
-      </w:r>
-      <w:proofErr w:type="gramEnd"/>
-      <w:r>
-        <w:rPr>
-          <w:color w:val="5B6470"/>
-          <w:sz w:val="17"/>
-          <w:szCs w:val="17"/>
-        </w:rPr>
-        <w:t xml:space="preserve">  </w:t>
+        <w:t xml:space="preserve">  •  </w:t>
       </w:r>
       <w:r>
         <w:rPr>
@@ -3518,9 +3655,593 @@
         <w:t>الشكل ٢ — لقطة مرجعية للمشهد ٠٥ بعد تصحيح الألوان</w:t>
       </w:r>
     </w:p>
+    <w:p>
+      <w:pPr>
+        <w:pageBreakBefore/>
+        <w:bidi/>
+        <w:spacing w:before="80" w:after="240"/>
+        <w:jc w:val="both"/>
+      </w:pPr>
+      <w:r>
+        <w:rPr>
+          <w:noProof/>
+          <w:rtl/>
+          <w:lang w:val="ar-SA"/>
+        </w:rPr>
+        <w:lastRenderedPageBreak/>
+        <w:drawing>
+          <wp:anchor distT="114300" distB="114300" distL="114300" distR="114300" simplePos="0" relativeHeight="251658240" behindDoc="0" locked="0" layoutInCell="1" allowOverlap="1" wp14:anchorId="0905AE06" wp14:editId="53954654">
+            <wp:simplePos x="0" y="0"/>
+            <wp:positionH relativeFrom="column">
+              <wp:align>left</wp:align>
+            </wp:positionH>
+            <wp:positionV relativeFrom="paragraph">
+              <wp:posOffset>76200</wp:posOffset>
+            </wp:positionV>
+            <wp:extent cx="685800" cy="685800"/>
+            <wp:effectExtent l="0" t="0" r="0" b="0"/>
+            <wp:wrapSquare wrapText="bothSides"/>
+            <wp:docPr id="692848898" name="Picture 1"/>
+            <wp:cNvGraphicFramePr>
+              <a:graphicFrameLocks xmlns:a="http://schemas.openxmlformats.org/drawingml/2006/main" noChangeAspect="1"/>
+            </wp:cNvGraphicFramePr>
+            <a:graphic xmlns:a="http://schemas.openxmlformats.org/drawingml/2006/main">
+              <a:graphicData uri="http://schemas.openxmlformats.org/drawingml/2006/picture">
+                <pic:pic xmlns:pic="http://schemas.openxmlformats.org/drawingml/2006/picture">
+                  <pic:nvPicPr>
+                    <pic:cNvPr id="692848898" name=""/>
+                    <pic:cNvPicPr/>
+                  </pic:nvPicPr>
+                  <pic:blipFill>
+                    <a:blip r:embed="rId16" cstate="print">
+                      <a:extLst>
+                        <a:ext uri="{28A0092B-C50C-407E-A947-70E740481C1C}">
+                          <a14:useLocalDpi xmlns:a14="http://schemas.microsoft.com/office/drawing/2010/main" val="0"/>
+                        </a:ext>
+                      </a:extLst>
+                    </a:blip>
+                    <a:stretch>
+                      <a:fillRect/>
+                    </a:stretch>
+                  </pic:blipFill>
+                  <pic:spPr>
+                    <a:xfrm>
+                      <a:off x="0" y="0"/>
+                      <a:ext cx="685800" cy="685800"/>
+                    </a:xfrm>
+                    <a:prstGeom prst="rect">
+                      <a:avLst/>
+                    </a:prstGeom>
+                  </pic:spPr>
+                </pic:pic>
+              </a:graphicData>
+            </a:graphic>
+            <wp14:sizeRelH relativeFrom="margin">
+              <wp14:pctWidth>0</wp14:pctWidth>
+            </wp14:sizeRelH>
+            <wp14:sizeRelV relativeFrom="margin">
+              <wp14:pctHeight>0</wp14:pctHeight>
+            </wp14:sizeRelV>
+          </wp:anchor>
+        </w:drawing>
+      </w:r>
+      <w:r>
+        <w:rPr>
+          <w:rtl/>
+        </w:rPr>
+        <w:t>التفاف مربع عند الطرف الأيسر: النسخة الأولية أطول من المطلوب بإحدى عشرة دقيقة، ومعظم الزيادة في الفصل الثاني حيث تتكرر المقابلتان. اختصار مشهد المطبخ يوفّر نحو ست دقائق دون المساس بمواد الأرشيف. النسخة الأولية أطول من المطلوب بإحدى عشرة دقيقة، ومعظم الزيادة في الفصل الثاني حيث تتكرر المقابلتان. اختصار مشهد المطبخ يوفّر نحو ست دقائق دون المساس بمواد الأرشيف. النسخة الأولية أطول من المطلوب بإحدى عشرة دقيقة، ومعظم الزيادة في الفصل الثاني حيث تتكرر المقابلتان. اختصار مشهد المطبخ يوفّر نحو ست دقائق دون المساس</w:t>
+      </w:r>
+      <w:r>
+        <w:t xml:space="preserve"> </w:t>
+      </w:r>
+      <w:r>
+        <w:rPr>
+          <w:rtl/>
+        </w:rPr>
+        <w:t>بمواد الأرشيف. النسخة الأولية أطول من المطلوب بإحدى عشرة دقيقة، ومعظم الزيادة في الفصل الثاني حيث تتكرر المقابلتان. اختصار مشهد المطبخ يوفّر نحو ست دقائق دون المساس بمواد الأرشيف</w:t>
+      </w:r>
+      <w:r>
+        <w:t xml:space="preserve">. </w:t>
+      </w:r>
+    </w:p>
+    <w:p>
+      <w:pPr>
+        <w:bidi/>
+        <w:spacing w:before="80" w:after="240"/>
+        <w:jc w:val="both"/>
+        <w:rPr>
+          <w:rtl/>
+        </w:rPr>
+      </w:pPr>
+      <w:r>
+        <w:rPr>
+          <w:noProof/>
+          <w:rtl/>
+          <w:lang w:val="ar-SA"/>
+        </w:rPr>
+        <w:drawing>
+          <wp:anchor distT="114300" distB="114300" distL="114300" distR="114300" simplePos="0" relativeHeight="251659264" behindDoc="0" locked="0" layoutInCell="1" allowOverlap="1" wp14:anchorId="1A631AE3" wp14:editId="16C66173">
+            <wp:simplePos x="0" y="0"/>
+            <wp:positionH relativeFrom="column">
+              <wp:align>right</wp:align>
+            </wp:positionH>
+            <wp:positionV relativeFrom="paragraph">
+              <wp:posOffset>76200</wp:posOffset>
+            </wp:positionV>
+            <wp:extent cx="685800" cy="685800"/>
+            <wp:effectExtent l="0" t="0" r="0" b="0"/>
+            <wp:wrapSquare wrapText="bothSides"/>
+            <wp:docPr id="878267911" name="Picture 2"/>
+            <wp:cNvGraphicFramePr>
+              <a:graphicFrameLocks xmlns:a="http://schemas.openxmlformats.org/drawingml/2006/main" noChangeAspect="1"/>
+            </wp:cNvGraphicFramePr>
+            <a:graphic xmlns:a="http://schemas.openxmlformats.org/drawingml/2006/main">
+              <a:graphicData uri="http://schemas.openxmlformats.org/drawingml/2006/picture">
+                <pic:pic xmlns:pic="http://schemas.openxmlformats.org/drawingml/2006/picture">
+                  <pic:nvPicPr>
+                    <pic:cNvPr id="878267911" name=""/>
+                    <pic:cNvPicPr/>
+                  </pic:nvPicPr>
+                  <pic:blipFill>
+                    <a:blip r:embed="rId16" cstate="print">
+                      <a:extLst>
+                        <a:ext uri="{28A0092B-C50C-407E-A947-70E740481C1C}">
+                          <a14:useLocalDpi xmlns:a14="http://schemas.microsoft.com/office/drawing/2010/main" val="0"/>
+                        </a:ext>
+                      </a:extLst>
+                    </a:blip>
+                    <a:stretch>
+                      <a:fillRect/>
+                    </a:stretch>
+                  </pic:blipFill>
+                  <pic:spPr>
+                    <a:xfrm>
+                      <a:off x="0" y="0"/>
+                      <a:ext cx="685800" cy="685800"/>
+                    </a:xfrm>
+                    <a:prstGeom prst="rect">
+                      <a:avLst/>
+                    </a:prstGeom>
+                  </pic:spPr>
+                </pic:pic>
+              </a:graphicData>
+            </a:graphic>
+            <wp14:sizeRelH relativeFrom="margin">
+              <wp14:pctWidth>0</wp14:pctWidth>
+            </wp14:sizeRelH>
+            <wp14:sizeRelV relativeFrom="margin">
+              <wp14:pctHeight>0</wp14:pctHeight>
+            </wp14:sizeRelV>
+          </wp:anchor>
+        </w:drawing>
+      </w:r>
+      <w:r>
+        <w:rPr>
+          <w:rtl/>
+        </w:rPr>
+        <w:t xml:space="preserve">التفاف مربع عند الطرف الأيمن: النسخة الأولية أطول من المطلوب بإحدى عشرة دقيقة، ومعظم الزيادة في الفصل الثاني حيث تتكرر المقابلتان. اختصار مشهد المطبخ يوفّر نحو ست دقائق دون المساس بمواد الأرشيف. النسخة الأولية أطول من المطلوب بإحدى عشرة دقيقة، ومعظم الزيادة في الفصل الثاني حيث تتكرر المقابلتان. اختصار مشهد المطبخ يوفّر نحو ست دقائق دون المساس بمواد الأرشيف. النسخة الأولية أطول من المطلوب بإحدى عشرة دقيقة، ومعظم الزيادة في الفصل الثاني حيث تتكرر المقابلتان. اختصار مشهد المطبخ يوفّر نحو ست دقائق دون المساس بمواد الأرشيف. النسخة الأولية أطول من المطلوب بإحدى عشرة دقيقة، ومعظم الزيادة في الفصل الثاني حيث تتكرر المقابلتان. اختصار مشهد المطبخ يوفّر نحو ست دقائق دون المساس بمواد الأرشيف. </w:t>
+      </w:r>
+    </w:p>
+    <w:p>
+      <w:pPr>
+        <w:bidi/>
+        <w:spacing w:before="80" w:after="240"/>
+        <w:jc w:val="both"/>
+        <w:rPr>
+          <w:rtl/>
+        </w:rPr>
+      </w:pPr>
+      <w:r>
+        <w:rPr>
+          <w:noProof/>
+          <w:rtl/>
+          <w:lang w:val="ar-SA"/>
+        </w:rPr>
+        <w:drawing>
+          <wp:anchor distT="114300" distB="114300" distL="114300" distR="114300" simplePos="0" relativeHeight="251660288" behindDoc="0" locked="0" layoutInCell="1" allowOverlap="1" wp14:anchorId="3951F7CF" wp14:editId="48B9B0F4">
+            <wp:simplePos x="0" y="0"/>
+            <wp:positionH relativeFrom="column">
+              <wp:align>center</wp:align>
+            </wp:positionH>
+            <wp:positionV relativeFrom="paragraph">
+              <wp:posOffset>381000</wp:posOffset>
+            </wp:positionV>
+            <wp:extent cx="685800" cy="685800"/>
+            <wp:effectExtent l="0" t="0" r="0" b="0"/>
+            <wp:wrapTopAndBottom/>
+            <wp:docPr id="2081681828" name="Picture 3"/>
+            <wp:cNvGraphicFramePr>
+              <a:graphicFrameLocks xmlns:a="http://schemas.openxmlformats.org/drawingml/2006/main" noChangeAspect="1"/>
+            </wp:cNvGraphicFramePr>
+            <a:graphic xmlns:a="http://schemas.openxmlformats.org/drawingml/2006/main">
+              <a:graphicData uri="http://schemas.openxmlformats.org/drawingml/2006/picture">
+                <pic:pic xmlns:pic="http://schemas.openxmlformats.org/drawingml/2006/picture">
+                  <pic:nvPicPr>
+                    <pic:cNvPr id="2081681828" name=""/>
+                    <pic:cNvPicPr/>
+                  </pic:nvPicPr>
+                  <pic:blipFill>
+                    <a:blip r:embed="rId16" cstate="print">
+                      <a:extLst>
+                        <a:ext uri="{28A0092B-C50C-407E-A947-70E740481C1C}">
+                          <a14:useLocalDpi xmlns:a14="http://schemas.microsoft.com/office/drawing/2010/main" val="0"/>
+                        </a:ext>
+                      </a:extLst>
+                    </a:blip>
+                    <a:stretch>
+                      <a:fillRect/>
+                    </a:stretch>
+                  </pic:blipFill>
+                  <pic:spPr>
+                    <a:xfrm>
+                      <a:off x="0" y="0"/>
+                      <a:ext cx="685800" cy="685800"/>
+                    </a:xfrm>
+                    <a:prstGeom prst="rect">
+                      <a:avLst/>
+                    </a:prstGeom>
+                  </pic:spPr>
+                </pic:pic>
+              </a:graphicData>
+            </a:graphic>
+            <wp14:sizeRelH relativeFrom="margin">
+              <wp14:pctWidth>0</wp14:pctWidth>
+            </wp14:sizeRelH>
+            <wp14:sizeRelV relativeFrom="margin">
+              <wp14:pctHeight>0</wp14:pctHeight>
+            </wp14:sizeRelV>
+          </wp:anchor>
+        </w:drawing>
+      </w:r>
+      <w:r>
+        <w:rPr>
+          <w:rtl/>
+        </w:rPr>
+        <w:t xml:space="preserve">أعلى وأسفل الصورة: النسخة الأولية أطول من المطلوب بإحدى عشرة دقيقة، ومعظم الزيادة في الفصل الثاني حيث تتكرر المقابلتان. اختصار مشهد المطبخ يوفّر نحو ست دقائق دون المساس بمواد الأرشيف. النسخة الأولية أطول من المطلوب بإحدى عشرة دقيقة، ومعظم الزيادة في الفصل الثاني حيث تتكرر المقابلتان. اختصار مشهد المطبخ يوفّر نحو ست دقائق دون المساس بمواد الأرشيف. النسخة الأولية أطول من المطلوب بإحدى عشرة دقيقة، ومعظم الزيادة في الفصل الثاني حيث تتكرر المقابلتان. اختصار مشهد المطبخ يوفّر نحو ست دقائق دون المساس بمواد الأرشيف. النسخة الأولية أطول من المطلوب بإحدى عشرة دقيقة، ومعظم الزيادة في الفصل الثاني حيث تتكرر المقابلتان. اختصار مشهد المطبخ يوفّر نحو ست دقائق دون المساس بمواد الأرشيف. </w:t>
+      </w:r>
+    </w:p>
+    <w:p>
+      <w:pPr>
+        <w:bidi/>
+        <w:spacing w:before="80" w:after="240"/>
+        <w:jc w:val="both"/>
+        <w:rPr>
+          <w:rtl/>
+        </w:rPr>
+      </w:pPr>
+      <w:r>
+        <w:rPr>
+          <w:noProof/>
+          <w:rtl/>
+          <w:lang w:val="ar-SA"/>
+        </w:rPr>
+        <w:drawing>
+          <wp:anchor distT="114300" distB="114300" distL="114300" distR="114300" simplePos="0" relativeHeight="251661312" behindDoc="1" locked="0" layoutInCell="1" allowOverlap="1" wp14:anchorId="49172CC1" wp14:editId="22B30453">
+            <wp:simplePos x="0" y="0"/>
+            <wp:positionH relativeFrom="column">
+              <wp:align>center</wp:align>
+            </wp:positionH>
+            <wp:positionV relativeFrom="paragraph">
+              <wp:posOffset>76200</wp:posOffset>
+            </wp:positionV>
+            <wp:extent cx="685800" cy="685800"/>
+            <wp:effectExtent l="0" t="0" r="0" b="0"/>
+            <wp:wrapNone/>
+            <wp:docPr id="1641697861" name="Picture 4"/>
+            <wp:cNvGraphicFramePr>
+              <a:graphicFrameLocks xmlns:a="http://schemas.openxmlformats.org/drawingml/2006/main" noChangeAspect="1"/>
+            </wp:cNvGraphicFramePr>
+            <a:graphic xmlns:a="http://schemas.openxmlformats.org/drawingml/2006/main">
+              <a:graphicData uri="http://schemas.openxmlformats.org/drawingml/2006/picture">
+                <pic:pic xmlns:pic="http://schemas.openxmlformats.org/drawingml/2006/picture">
+                  <pic:nvPicPr>
+                    <pic:cNvPr id="1641697861" name=""/>
+                    <pic:cNvPicPr/>
+                  </pic:nvPicPr>
+                  <pic:blipFill>
+                    <a:blip r:embed="rId16" cstate="print">
+                      <a:extLst>
+                        <a:ext uri="{28A0092B-C50C-407E-A947-70E740481C1C}">
+                          <a14:useLocalDpi xmlns:a14="http://schemas.microsoft.com/office/drawing/2010/main" val="0"/>
+                        </a:ext>
+                      </a:extLst>
+                    </a:blip>
+                    <a:stretch>
+                      <a:fillRect/>
+                    </a:stretch>
+                  </pic:blipFill>
+                  <pic:spPr>
+                    <a:xfrm>
+                      <a:off x="0" y="0"/>
+                      <a:ext cx="685800" cy="685800"/>
+                    </a:xfrm>
+                    <a:prstGeom prst="rect">
+                      <a:avLst/>
+                    </a:prstGeom>
+                  </pic:spPr>
+                </pic:pic>
+              </a:graphicData>
+            </a:graphic>
+            <wp14:sizeRelH relativeFrom="margin">
+              <wp14:pctWidth>0</wp14:pctWidth>
+            </wp14:sizeRelH>
+            <wp14:sizeRelV relativeFrom="margin">
+              <wp14:pctHeight>0</wp14:pctHeight>
+            </wp14:sizeRelV>
+          </wp:anchor>
+        </w:drawing>
+      </w:r>
+      <w:r>
+        <w:rPr>
+          <w:rtl/>
+        </w:rPr>
+        <w:t xml:space="preserve">صورة خلف النص: النسخة الأولية أطول من المطلوب بإحدى عشرة دقيقة، ومعظم الزيادة في الفصل الثاني حيث تتكرر المقابلتان. اختصار مشهد المطبخ يوفّر نحو ست دقائق دون المساس بمواد الأرشيف. النسخة الأولية أطول من المطلوب بإحدى عشرة دقيقة، ومعظم الزيادة في الفصل الثاني حيث تتكرر المقابلتان. اختصار مشهد المطبخ يوفّر نحو ست دقائق دون المساس بمواد الأرشيف. النسخة الأولية أطول من المطلوب بإحدى عشرة دقيقة، ومعظم الزيادة في الفصل الثاني حيث تتكرر المقابلتان. اختصار مشهد المطبخ يوفّر نحو ست دقائق دون المساس بمواد الأرشيف. النسخة الأولية أطول من المطلوب بإحدى عشرة دقيقة، ومعظم الزيادة في الفصل الثاني حيث تتكرر المقابلتان. اختصار مشهد المطبخ يوفّر نحو ست دقائق دون المساس بمواد الأرشيف. </w:t>
+      </w:r>
+    </w:p>
+    <w:p>
+      <w:pPr>
+        <w:pageBreakBefore/>
+        <w:bidi/>
+        <w:spacing w:before="80" w:after="240"/>
+        <w:jc w:val="both"/>
+        <w:rPr>
+          <w:rtl/>
+        </w:rPr>
+      </w:pPr>
+      <w:r>
+        <w:rPr>
+          <w:noProof/>
+          <w:rtl/>
+          <w:lang w:val="ar-SA"/>
+        </w:rPr>
+        <w:lastRenderedPageBreak/>
+        <w:drawing>
+          <wp:anchor distT="114300" distB="114300" distL="114300" distR="114300" simplePos="0" relativeHeight="251662336" behindDoc="1" locked="0" layoutInCell="1" allowOverlap="1" wp14:anchorId="18FBAC40" wp14:editId="620987FE">
+            <wp:simplePos x="0" y="0"/>
+            <wp:positionH relativeFrom="column">
+              <wp:align>left</wp:align>
+            </wp:positionH>
+            <wp:positionV relativeFrom="paragraph">
+              <wp:posOffset>76200</wp:posOffset>
+            </wp:positionV>
+            <wp:extent cx="685800" cy="685800"/>
+            <wp:effectExtent l="0" t="0" r="0" b="0"/>
+            <wp:wrapTight wrapText="bothSides">
+              <wp:wrapPolygon edited="0">
+                <wp:start x="6600" y="0"/>
+                <wp:lineTo x="0" y="3000"/>
+                <wp:lineTo x="0" y="15000"/>
+                <wp:lineTo x="3000" y="19200"/>
+                <wp:lineTo x="6000" y="21000"/>
+                <wp:lineTo x="15000" y="21000"/>
+                <wp:lineTo x="18000" y="19200"/>
+                <wp:lineTo x="21000" y="15600"/>
+                <wp:lineTo x="21000" y="4200"/>
+                <wp:lineTo x="15000" y="0"/>
+                <wp:lineTo x="6600" y="0"/>
+              </wp:wrapPolygon>
+            </wp:wrapTight>
+            <wp:docPr id="1610166451" name="Picture 5"/>
+            <wp:cNvGraphicFramePr>
+              <a:graphicFrameLocks xmlns:a="http://schemas.openxmlformats.org/drawingml/2006/main" noChangeAspect="1"/>
+            </wp:cNvGraphicFramePr>
+            <a:graphic xmlns:a="http://schemas.openxmlformats.org/drawingml/2006/main">
+              <a:graphicData uri="http://schemas.openxmlformats.org/drawingml/2006/picture">
+                <pic:pic xmlns:pic="http://schemas.openxmlformats.org/drawingml/2006/picture">
+                  <pic:nvPicPr>
+                    <pic:cNvPr id="1610166451" name=""/>
+                    <pic:cNvPicPr/>
+                  </pic:nvPicPr>
+                  <pic:blipFill>
+                    <a:blip r:embed="rId16" cstate="print">
+                      <a:extLst>
+                        <a:ext uri="{28A0092B-C50C-407E-A947-70E740481C1C}">
+                          <a14:useLocalDpi xmlns:a14="http://schemas.microsoft.com/office/drawing/2010/main" val="0"/>
+                        </a:ext>
+                      </a:extLst>
+                    </a:blip>
+                    <a:stretch>
+                      <a:fillRect/>
+                    </a:stretch>
+                  </pic:blipFill>
+                  <pic:spPr>
+                    <a:xfrm>
+                      <a:off x="0" y="0"/>
+                      <a:ext cx="685800" cy="685800"/>
+                    </a:xfrm>
+                    <a:prstGeom prst="rect">
+                      <a:avLst/>
+                    </a:prstGeom>
+                  </pic:spPr>
+                </pic:pic>
+              </a:graphicData>
+            </a:graphic>
+            <wp14:sizeRelH relativeFrom="margin">
+              <wp14:pctWidth>0</wp14:pctWidth>
+            </wp14:sizeRelH>
+            <wp14:sizeRelV relativeFrom="margin">
+              <wp14:pctHeight>0</wp14:pctHeight>
+            </wp14:sizeRelV>
+          </wp:anchor>
+        </w:drawing>
+      </w:r>
+      <w:r>
+        <w:rPr>
+          <w:rtl/>
+        </w:rPr>
+        <w:t xml:space="preserve">التفاف محكم حول الصورة: النسخة الأولية أطول من المطلوب بإحدى عشرة دقيقة، ومعظم الزيادة في الفصل الثاني حيث تتكرر المقابلتان. اختصار مشهد المطبخ يوفّر نحو ست دقائق دون المساس بمواد الأرشيف. النسخة الأولية أطول من المطلوب بإحدى عشرة دقيقة، ومعظم الزيادة في الفصل الثاني حيث تتكرر المقابلتان. اختصار مشهد المطبخ يوفّر نحو ست دقائق دون المساس بمواد الأرشيف. النسخة الأولية أطول من المطلوب بإحدى عشرة دقيقة، ومعظم الزيادة في الفصل الثاني حيث تتكرر المقابلتان. اختصار مشهد المطبخ يوفّر نحو ست دقائق دون المساس بمواد الأرشيف. النسخة الأولية أطول من المطلوب بإحدى عشرة دقيقة، ومعظم الزيادة في الفصل الثاني حيث تتكرر المقابلتان. اختصار مشهد المطبخ يوفّر نحو ست دقائق دون المساس بمواد الأرشيف. </w:t>
+      </w:r>
+    </w:p>
+    <w:p>
+      <w:pPr>
+        <w:bidi/>
+        <w:spacing w:before="80" w:after="240"/>
+        <w:jc w:val="both"/>
+        <w:rPr>
+          <w:rtl/>
+        </w:rPr>
+      </w:pPr>
+      <w:r>
+        <w:rPr>
+          <w:noProof/>
+          <w:rtl/>
+          <w:lang w:val="ar-SA"/>
+        </w:rPr>
+        <w:drawing>
+          <wp:anchor distT="114300" distB="114300" distL="114300" distR="114300" simplePos="0" relativeHeight="251663360" behindDoc="0" locked="0" layoutInCell="1" allowOverlap="1" wp14:anchorId="46D8EFAA" wp14:editId="228EF995">
+            <wp:simplePos x="0" y="0"/>
+            <wp:positionH relativeFrom="column">
+              <wp:align>center</wp:align>
+            </wp:positionH>
+            <wp:positionV relativeFrom="paragraph">
+              <wp:posOffset>76200</wp:posOffset>
+            </wp:positionV>
+            <wp:extent cx="685800" cy="685800"/>
+            <wp:effectExtent l="0" t="0" r="0" b="0"/>
+            <wp:wrapSquare wrapText="bothSides"/>
+            <wp:docPr id="629535477" name="Picture 6"/>
+            <wp:cNvGraphicFramePr>
+              <a:graphicFrameLocks xmlns:a="http://schemas.openxmlformats.org/drawingml/2006/main" noChangeAspect="1"/>
+            </wp:cNvGraphicFramePr>
+            <a:graphic xmlns:a="http://schemas.openxmlformats.org/drawingml/2006/main">
+              <a:graphicData uri="http://schemas.openxmlformats.org/drawingml/2006/picture">
+                <pic:pic xmlns:pic="http://schemas.openxmlformats.org/drawingml/2006/picture">
+                  <pic:nvPicPr>
+                    <pic:cNvPr id="629535477" name=""/>
+                    <pic:cNvPicPr/>
+                  </pic:nvPicPr>
+                  <pic:blipFill>
+                    <a:blip r:embed="rId16" cstate="print">
+                      <a:extLst>
+                        <a:ext uri="{28A0092B-C50C-407E-A947-70E740481C1C}">
+                          <a14:useLocalDpi xmlns:a14="http://schemas.microsoft.com/office/drawing/2010/main" val="0"/>
+                        </a:ext>
+                      </a:extLst>
+                    </a:blip>
+                    <a:stretch>
+                      <a:fillRect/>
+                    </a:stretch>
+                  </pic:blipFill>
+                  <pic:spPr>
+                    <a:xfrm>
+                      <a:off x="0" y="0"/>
+                      <a:ext cx="685800" cy="685800"/>
+                    </a:xfrm>
+                    <a:prstGeom prst="rect">
+                      <a:avLst/>
+                    </a:prstGeom>
+                  </pic:spPr>
+                </pic:pic>
+              </a:graphicData>
+            </a:graphic>
+            <wp14:sizeRelH relativeFrom="margin">
+              <wp14:pctWidth>0</wp14:pctWidth>
+            </wp14:sizeRelH>
+            <wp14:sizeRelV relativeFrom="margin">
+              <wp14:pctHeight>0</wp14:pctHeight>
+            </wp14:sizeRelV>
+          </wp:anchor>
+        </w:drawing>
+      </w:r>
+      <w:r>
+        <w:rPr>
+          <w:rtl/>
+        </w:rPr>
+        <w:t xml:space="preserve">التفاف مربع في الوسط: النسخة الأولية أطول من المطلوب بإحدى عشرة دقيقة، ومعظم الزيادة في الفصل الثاني حيث تتكرر المقابلتان. اختصار مشهد المطبخ يوفّر نحو ست دقائق دون المساس بمواد الأرشيف. النسخة الأولية أطول من المطلوب بإحدى عشرة دقيقة، ومعظم الزيادة في الفصل الثاني حيث تتكرر المقابلتان. اختصار مشهد المطبخ يوفّر نحو ست دقائق دون المساس بمواد الأرشيف. النسخة الأولية أطول من المطلوب بإحدى عشرة دقيقة، ومعظم الزيادة في الفصل الثاني حيث تتكرر المقابلتان. اختصار مشهد المطبخ يوفّر نحو ست دقائق دون المساس بمواد الأرشيف. النسخة الأولية أطول من المطلوب بإحدى عشرة دقيقة، ومعظم الزيادة في الفصل الثاني حيث تتكرر المقابلتان. اختصار مشهد المطبخ يوفّر نحو ست دقائق دون المساس بمواد الأرشيف. </w:t>
+      </w:r>
+    </w:p>
+    <w:p>
+      <w:pPr>
+        <w:bidi/>
+        <w:spacing w:before="80" w:after="240"/>
+        <w:jc w:val="both"/>
+      </w:pPr>
+      <w:r>
+        <w:rPr>
+          <w:noProof/>
+          <w:rtl/>
+          <w:lang w:val="ar-SA"/>
+        </w:rPr>
+        <w:drawing>
+          <wp:anchor distT="114300" distB="114300" distL="114300" distR="114300" simplePos="0" relativeHeight="251664384" behindDoc="0" locked="0" layoutInCell="1" allowOverlap="1" wp14:anchorId="103CEB8A" wp14:editId="0ACE2C87">
+            <wp:simplePos x="0" y="0"/>
+            <wp:positionH relativeFrom="column">
+              <wp:align>center</wp:align>
+            </wp:positionH>
+            <wp:positionV relativeFrom="paragraph">
+              <wp:posOffset>76200</wp:posOffset>
+            </wp:positionV>
+            <wp:extent cx="685800" cy="685800"/>
+            <wp:effectExtent l="0" t="0" r="0" b="0"/>
+            <wp:wrapThrough wrapText="bothSides">
+              <wp:wrapPolygon edited="0">
+                <wp:start x="6600" y="0"/>
+                <wp:lineTo x="0" y="3000"/>
+                <wp:lineTo x="0" y="15000"/>
+                <wp:lineTo x="3000" y="19200"/>
+                <wp:lineTo x="6000" y="21000"/>
+                <wp:lineTo x="15000" y="21000"/>
+                <wp:lineTo x="18000" y="19200"/>
+                <wp:lineTo x="21000" y="15600"/>
+                <wp:lineTo x="21000" y="4200"/>
+                <wp:lineTo x="15000" y="0"/>
+                <wp:lineTo x="6600" y="0"/>
+              </wp:wrapPolygon>
+            </wp:wrapThrough>
+            <wp:docPr id="1669157097" name="Picture 7"/>
+            <wp:cNvGraphicFramePr>
+              <a:graphicFrameLocks xmlns:a="http://schemas.openxmlformats.org/drawingml/2006/main" noChangeAspect="1"/>
+            </wp:cNvGraphicFramePr>
+            <a:graphic xmlns:a="http://schemas.openxmlformats.org/drawingml/2006/main">
+              <a:graphicData uri="http://schemas.openxmlformats.org/drawingml/2006/picture">
+                <pic:pic xmlns:pic="http://schemas.openxmlformats.org/drawingml/2006/picture">
+                  <pic:nvPicPr>
+                    <pic:cNvPr id="1669157097" name=""/>
+                    <pic:cNvPicPr/>
+                  </pic:nvPicPr>
+                  <pic:blipFill>
+                    <a:blip r:embed="rId16" cstate="print">
+                      <a:extLst>
+                        <a:ext uri="{28A0092B-C50C-407E-A947-70E740481C1C}">
+                          <a14:useLocalDpi xmlns:a14="http://schemas.microsoft.com/office/drawing/2010/main" val="0"/>
+                        </a:ext>
+                      </a:extLst>
+                    </a:blip>
+                    <a:stretch>
+                      <a:fillRect/>
+                    </a:stretch>
+                  </pic:blipFill>
+                  <pic:spPr>
+                    <a:xfrm>
+                      <a:off x="0" y="0"/>
+                      <a:ext cx="685800" cy="685800"/>
+                    </a:xfrm>
+                    <a:prstGeom prst="rect">
+                      <a:avLst/>
+                    </a:prstGeom>
+                  </pic:spPr>
+                </pic:pic>
+              </a:graphicData>
+            </a:graphic>
+            <wp14:sizeRelH relativeFrom="margin">
+              <wp14:pctWidth>0</wp14:pctWidth>
+            </wp14:sizeRelH>
+            <wp14:sizeRelV relativeFrom="margin">
+              <wp14:pctHeight>0</wp14:pctHeight>
+            </wp14:sizeRelV>
+          </wp:anchor>
+        </w:drawing>
+      </w:r>
+      <w:r>
+        <w:rPr>
+          <w:rtl/>
+        </w:rPr>
+        <w:t xml:space="preserve">التفاف عبر الصورة: النسخة الأولية أطول من المطلوب بإحدى عشرة دقيقة، ومعظم الزيادة في الفصل الثاني حيث تتكرر المقابلتان. اختصار مشهد المطبخ يوفّر نحو ست دقائق دون المساس بمواد الأرشيف. النسخة الأولية أطول من المطلوب بإحدى عشرة دقيقة، ومعظم الزيادة في الفصل الثاني حيث تتكرر المقابلتان. اختصار مشهد المطبخ يوفّر نحو ست دقائق دون المساس بمواد الأرشيف. النسخة الأولية أطول من المطلوب بإحدى عشرة دقيقة، ومعظم الزيادة في الفصل الثاني حيث تتكرر المقابلتان. اختصار مشهد المطبخ يوفّر نحو ست دقائق دون المساس بمواد الأرشيف. النسخة الأولية أطول من المطلوب بإحدى عشرة دقيقة، ومعظم الزيادة في الفصل الثاني حيث تتكرر المقابلتان. اختصار مشهد المطبخ يوفّر نحو ست دقائق دون المساس بمواد الأرشيف. </w:t>
+      </w:r>
+    </w:p>
     <w:sectPr>
-      <w:headerReference w:type="default" r:id="rId16"/>
-      <w:footerReference w:type="default" r:id="rId17"/>
+      <w:headerReference w:type="default" r:id="rId17"/>
+      <w:footerReference w:type="default" r:id="rId18"/>
       <w:pgSz w:w="16838" w:h="11906" w:orient="landscape"/>
       <w:pgMar w:top="900" w:right="1000" w:bottom="900" w:left="1000" w:header="708" w:footer="708" w:gutter="0"/>
       <w:cols w:space="720"/>
@@ -3563,36 +4284,8 @@
         <w:sz w:val="16"/>
         <w:szCs w:val="16"/>
       </w:rPr>
-      <w:t xml:space="preserve">Internal — Confidential / </w:t>
+      <w:t>Internal — Confidential / داخلي — سري</w:t>
     </w:r>
-    <w:proofErr w:type="spellStart"/>
-    <w:r>
-      <w:rPr>
-        <w:color w:val="5B6470"/>
-        <w:sz w:val="16"/>
-        <w:szCs w:val="16"/>
-      </w:rPr>
-      <w:t>داخلي</w:t>
-    </w:r>
-    <w:proofErr w:type="spellEnd"/>
-    <w:r>
-      <w:rPr>
-        <w:color w:val="5B6470"/>
-        <w:sz w:val="16"/>
-        <w:szCs w:val="16"/>
-      </w:rPr>
-      <w:t xml:space="preserve"> — </w:t>
-    </w:r>
-    <w:proofErr w:type="spellStart"/>
-    <w:r>
-      <w:rPr>
-        <w:color w:val="5B6470"/>
-        <w:sz w:val="16"/>
-        <w:szCs w:val="16"/>
-      </w:rPr>
-      <w:t>سري</w:t>
-    </w:r>
-    <w:proofErr w:type="spellEnd"/>
     <w:r>
       <w:tab/>
     </w:r>
@@ -3712,36 +4405,8 @@
         <w:sz w:val="16"/>
         <w:szCs w:val="16"/>
       </w:rPr>
-      <w:t xml:space="preserve">Internal — Confidential / </w:t>
+      <w:t>Internal — Confidential / داخلي — سري</w:t>
     </w:r>
-    <w:proofErr w:type="spellStart"/>
-    <w:r>
-      <w:rPr>
-        <w:color w:val="5B6470"/>
-        <w:sz w:val="16"/>
-        <w:szCs w:val="16"/>
-      </w:rPr>
-      <w:t>داخلي</w:t>
-    </w:r>
-    <w:proofErr w:type="spellEnd"/>
-    <w:r>
-      <w:rPr>
-        <w:color w:val="5B6470"/>
-        <w:sz w:val="16"/>
-        <w:szCs w:val="16"/>
-      </w:rPr>
-      <w:t xml:space="preserve"> — </w:t>
-    </w:r>
-    <w:proofErr w:type="spellStart"/>
-    <w:r>
-      <w:rPr>
-        <w:color w:val="5B6470"/>
-        <w:sz w:val="16"/>
-        <w:szCs w:val="16"/>
-      </w:rPr>
-      <w:t>سري</w:t>
-    </w:r>
-    <w:proofErr w:type="spellEnd"/>
     <w:r>
       <w:tab/>
     </w:r>
@@ -3876,39 +4541,7 @@
           <w:sz w:val="17"/>
           <w:szCs w:val="17"/>
         </w:rPr>
-        <w:t xml:space="preserve">Measured per EBU R 128 over the full </w:t>
-      </w:r>
-      <w:proofErr w:type="spellStart"/>
-      <w:r>
-        <w:rPr>
-          <w:sz w:val="17"/>
-          <w:szCs w:val="17"/>
-        </w:rPr>
-        <w:t>programme</w:t>
-      </w:r>
-      <w:proofErr w:type="spellEnd"/>
-      <w:r>
-        <w:rPr>
-          <w:sz w:val="17"/>
-          <w:szCs w:val="17"/>
-        </w:rPr>
-        <w:t xml:space="preserve">, </w:t>
-      </w:r>
-      <w:proofErr w:type="gramStart"/>
-      <w:r>
-        <w:rPr>
-          <w:sz w:val="17"/>
-          <w:szCs w:val="17"/>
-        </w:rPr>
-        <w:t>dialogue-gated</w:t>
-      </w:r>
-      <w:proofErr w:type="gramEnd"/>
-      <w:r>
-        <w:rPr>
-          <w:sz w:val="17"/>
-          <w:szCs w:val="17"/>
-        </w:rPr>
-        <w:t xml:space="preserve">. </w:t>
+        <w:t xml:space="preserve">Measured per EBU R 128 over the full programme, dialogue-gated. </w:t>
       </w:r>
       <w:r>
         <w:rPr>
@@ -3933,117 +4566,11 @@
           <w:sz w:val="17"/>
           <w:szCs w:val="17"/>
         </w:rPr>
-        <w:t xml:space="preserve">Lock date assumes archive clearance closes on time / </w:t>
-      </w:r>
-      <w:proofErr w:type="spellStart"/>
-      <w:r>
-        <w:rPr>
-          <w:sz w:val="17"/>
-          <w:szCs w:val="17"/>
-        </w:rPr>
-        <w:t>يفترض</w:t>
-      </w:r>
-      <w:proofErr w:type="spellEnd"/>
-      <w:r>
-        <w:rPr>
-          <w:sz w:val="17"/>
-          <w:szCs w:val="17"/>
-        </w:rPr>
-        <w:t xml:space="preserve"> </w:t>
-      </w:r>
-      <w:proofErr w:type="spellStart"/>
-      <w:r>
-        <w:rPr>
-          <w:sz w:val="17"/>
-          <w:szCs w:val="17"/>
-        </w:rPr>
-        <w:t>انتهاء</w:t>
-      </w:r>
-      <w:proofErr w:type="spellEnd"/>
-      <w:r>
-        <w:rPr>
-          <w:sz w:val="17"/>
-          <w:szCs w:val="17"/>
-        </w:rPr>
-        <w:t xml:space="preserve"> </w:t>
-      </w:r>
-      <w:proofErr w:type="spellStart"/>
-      <w:r>
-        <w:rPr>
-          <w:sz w:val="17"/>
-          <w:szCs w:val="17"/>
-        </w:rPr>
-        <w:t>تصاريح</w:t>
-      </w:r>
-      <w:proofErr w:type="spellEnd"/>
-      <w:r>
-        <w:rPr>
-          <w:sz w:val="17"/>
-          <w:szCs w:val="17"/>
-        </w:rPr>
-        <w:t xml:space="preserve"> </w:t>
-      </w:r>
-      <w:proofErr w:type="spellStart"/>
-      <w:r>
-        <w:rPr>
-          <w:sz w:val="17"/>
-          <w:szCs w:val="17"/>
-        </w:rPr>
-        <w:t>الأرشيف</w:t>
-      </w:r>
-      <w:proofErr w:type="spellEnd"/>
-      <w:r>
-        <w:rPr>
-          <w:sz w:val="17"/>
-          <w:szCs w:val="17"/>
-        </w:rPr>
-        <w:t xml:space="preserve"> </w:t>
-      </w:r>
-      <w:proofErr w:type="spellStart"/>
-      <w:r>
-        <w:rPr>
-          <w:sz w:val="17"/>
-          <w:szCs w:val="17"/>
-        </w:rPr>
-        <w:t>في</w:t>
-      </w:r>
-      <w:proofErr w:type="spellEnd"/>
-      <w:r>
-        <w:rPr>
-          <w:sz w:val="17"/>
-          <w:szCs w:val="17"/>
-        </w:rPr>
-        <w:t xml:space="preserve"> </w:t>
-      </w:r>
-      <w:proofErr w:type="spellStart"/>
-      <w:r>
-        <w:rPr>
-          <w:sz w:val="17"/>
-          <w:szCs w:val="17"/>
-        </w:rPr>
-        <w:t>موعدها</w:t>
-      </w:r>
-      <w:proofErr w:type="spellEnd"/>
-      <w:r>
-        <w:rPr>
-          <w:sz w:val="17"/>
-          <w:szCs w:val="17"/>
-        </w:rPr>
-        <w:t>.</w:t>
+        <w:t>Lock date assumes archive clearance closes on time / يفترض انتهاء تصاريح الأرشيف في موعدها.</w:t>
       </w:r>
     </w:p>
   </w:footnote>
 </w:footnotes>
-</file>
-
-<file path=word/header1.xml><?xml version="1.0" encoding="utf-8"?>
-<w:hdr xmlns:wpc="http://schemas.microsoft.com/office/word/2010/wordprocessingCanvas" xmlns:cx="http://schemas.microsoft.com/office/drawing/2014/chartex" xmlns:cx1="http://schemas.microsoft.com/office/drawing/2015/9/8/chartex" xmlns:cx2="http://schemas.microsoft.com/office/drawing/2015/10/21/chartex" xmlns:cx3="http://schemas.microsoft.com/office/drawing/2016/5/9/chartex" xmlns:cx4="http://schemas.microsoft.com/office/drawing/2016/5/10/chartex" xmlns:cx5="http://schemas.microsoft.com/office/drawing/2016/5/11/chartex" xmlns:cx6="http://schemas.microsoft.com/office/drawing/2016/5/12/chartex" xmlns:cx7="http://schemas.microsoft.com/office/drawing/2016/5/13/chartex" xmlns:cx8="http://schemas.microsoft.com/office/drawing/2016/5/14/chartex" xmlns:mc="http://schemas.openxmlformats.org/markup-compatibility/2006" xmlns:aink="http://schemas.microsoft.com/office/drawing/2016/ink" xmlns:am3d="http://schemas.microsoft.com/office/drawing/2017/model3d" xmlns:o="urn:schemas-microsoft-com:office:office" xmlns:oel="http://schemas.microsoft.com/office/2019/extlst" xmlns:r="http://schemas.openxmlformats.org/officeDocument/2006/relationships" xmlns:m="http://schemas.openxmlformats.org/officeDocument/2006/math" xmlns:v="urn:schemas-microsoft-com:vml" xmlns:wp14="http://schemas.microsoft.com/office/word/2010/wordprocessingDrawing" xmlns:wp="http://schemas.openxmlformats.org/drawingml/2006/wordprocessingDrawing" xmlns:w10="urn:schemas-microsoft-com:office:word" xmlns:w="http://schemas.openxmlformats.org/wordprocessingml/2006/main" xmlns:w14="http://schemas.microsoft.com/office/word/2010/wordml" xmlns:w15="http://schemas.microsoft.com/office/word/2012/wordml" xmlns:w16cex="http://schemas.microsoft.com/office/word/2018/wordml/cex" xmlns:w16cid="http://schemas.microsoft.com/office/word/2016/wordml/cid" xmlns:w16="http://schemas.microsoft.com/office/word/2018/wordml" xmlns:w16du="http://schemas.microsoft.com/office/word/2023/wordml/word16du" xmlns:w16sdtdh="http://schemas.microsoft.com/office/word/2020/wordml/sdtdatahash" xmlns:w16sdtfl="http://schemas.microsoft.com/office/word/2024/wordml/sdtformatlock" xmlns:w16se="http://schemas.microsoft.com/office/word/2015/wordml/symex" xmlns:wpg="http://schemas.microsoft.com/office/word/2010/wordprocessingGroup" xmlns:wpi="http://schemas.microsoft.com/office/word/2010/wordprocessingInk" xmlns:wne="http://schemas.microsoft.com/office/word/2006/wordml" xmlns:wps="http://schemas.microsoft.com/office/word/2010/wordprocessingShape" mc:Ignorable="w14 w15 w16se w16cid w16 w16cex w16sdtdh w16sdtfl w16du wp14">
-  <w:p>
-    <w:pPr>
-      <w:pStyle w:val="Header"/>
-    </w:pPr>
-  </w:p>
-</w:hdr>
 </file>
 
 <file path=word/header2.xml><?xml version="1.0" encoding="utf-8"?>
@@ -4128,16 +4655,6 @@
 </w:hdr>
 </file>
 
-<file path=word/header3.xml><?xml version="1.0" encoding="utf-8"?>
-<w:hdr xmlns:wpc="http://schemas.microsoft.com/office/word/2010/wordprocessingCanvas" xmlns:cx="http://schemas.microsoft.com/office/drawing/2014/chartex" xmlns:cx1="http://schemas.microsoft.com/office/drawing/2015/9/8/chartex" xmlns:cx2="http://schemas.microsoft.com/office/drawing/2015/10/21/chartex" xmlns:cx3="http://schemas.microsoft.com/office/drawing/2016/5/9/chartex" xmlns:cx4="http://schemas.microsoft.com/office/drawing/2016/5/10/chartex" xmlns:cx5="http://schemas.microsoft.com/office/drawing/2016/5/11/chartex" xmlns:cx6="http://schemas.microsoft.com/office/drawing/2016/5/12/chartex" xmlns:cx7="http://schemas.microsoft.com/office/drawing/2016/5/13/chartex" xmlns:cx8="http://schemas.microsoft.com/office/drawing/2016/5/14/chartex" xmlns:mc="http://schemas.openxmlformats.org/markup-compatibility/2006" xmlns:aink="http://schemas.microsoft.com/office/drawing/2016/ink" xmlns:am3d="http://schemas.microsoft.com/office/drawing/2017/model3d" xmlns:o="urn:schemas-microsoft-com:office:office" xmlns:oel="http://schemas.microsoft.com/office/2019/extlst" xmlns:r="http://schemas.openxmlformats.org/officeDocument/2006/relationships" xmlns:m="http://schemas.openxmlformats.org/officeDocument/2006/math" xmlns:v="urn:schemas-microsoft-com:vml" xmlns:wp14="http://schemas.microsoft.com/office/word/2010/wordprocessingDrawing" xmlns:wp="http://schemas.openxmlformats.org/drawingml/2006/wordprocessingDrawing" xmlns:w10="urn:schemas-microsoft-com:office:word" xmlns:w="http://schemas.openxmlformats.org/wordprocessingml/2006/main" xmlns:w14="http://schemas.microsoft.com/office/word/2010/wordml" xmlns:w15="http://schemas.microsoft.com/office/word/2012/wordml" xmlns:w16cex="http://schemas.microsoft.com/office/word/2018/wordml/cex" xmlns:w16cid="http://schemas.microsoft.com/office/word/2016/wordml/cid" xmlns:w16="http://schemas.microsoft.com/office/word/2018/wordml" xmlns:w16du="http://schemas.microsoft.com/office/word/2023/wordml/word16du" xmlns:w16sdtdh="http://schemas.microsoft.com/office/word/2020/wordml/sdtdatahash" xmlns:w16sdtfl="http://schemas.microsoft.com/office/word/2024/wordml/sdtformatlock" xmlns:w16se="http://schemas.microsoft.com/office/word/2015/wordml/symex" xmlns:wpg="http://schemas.microsoft.com/office/word/2010/wordprocessingGroup" xmlns:wpi="http://schemas.microsoft.com/office/word/2010/wordprocessingInk" xmlns:wne="http://schemas.microsoft.com/office/word/2006/wordml" xmlns:wps="http://schemas.microsoft.com/office/word/2010/wordprocessingShape" mc:Ignorable="w14 w15 w16se w16cid w16 w16cex w16sdtdh w16sdtfl w16du wp14">
-  <w:p>
-    <w:pPr>
-      <w:pStyle w:val="Header"/>
-    </w:pPr>
-  </w:p>
-</w:hdr>
-</file>
-
 <file path=word/header4.xml><?xml version="1.0" encoding="utf-8"?>
 <w:hdr xmlns:wpc="http://schemas.microsoft.com/office/word/2010/wordprocessingCanvas" xmlns:cx="http://schemas.microsoft.com/office/drawing/2014/chartex" xmlns:cx1="http://schemas.microsoft.com/office/drawing/2015/9/8/chartex" xmlns:cx2="http://schemas.microsoft.com/office/drawing/2015/10/21/chartex" xmlns:cx3="http://schemas.microsoft.com/office/drawing/2016/5/9/chartex" xmlns:cx4="http://schemas.microsoft.com/office/drawing/2016/5/10/chartex" xmlns:cx5="http://schemas.microsoft.com/office/drawing/2016/5/11/chartex" xmlns:cx6="http://schemas.microsoft.com/office/drawing/2016/5/12/chartex" xmlns:cx7="http://schemas.microsoft.com/office/drawing/2016/5/13/chartex" xmlns:cx8="http://schemas.microsoft.com/office/drawing/2016/5/14/chartex" xmlns:mc="http://schemas.openxmlformats.org/markup-compatibility/2006" xmlns:aink="http://schemas.microsoft.com/office/drawing/2016/ink" xmlns:am3d="http://schemas.microsoft.com/office/drawing/2017/model3d" xmlns:o="urn:schemas-microsoft-com:office:office" xmlns:oel="http://schemas.microsoft.com/office/2019/extlst" xmlns:r="http://schemas.openxmlformats.org/officeDocument/2006/relationships" xmlns:m="http://schemas.openxmlformats.org/officeDocument/2006/math" xmlns:v="urn:schemas-microsoft-com:vml" xmlns:wp14="http://schemas.microsoft.com/office/word/2010/wordprocessingDrawing" xmlns:wp="http://schemas.openxmlformats.org/drawingml/2006/wordprocessingDrawing" xmlns:w10="urn:schemas-microsoft-com:office:word" xmlns:w="http://schemas.openxmlformats.org/wordprocessingml/2006/main" xmlns:w14="http://schemas.microsoft.com/office/word/2010/wordml" xmlns:w15="http://schemas.microsoft.com/office/word/2012/wordml" xmlns:w16cex="http://schemas.microsoft.com/office/word/2018/wordml/cex" xmlns:w16cid="http://schemas.microsoft.com/office/word/2016/wordml/cid" xmlns:w16="http://schemas.microsoft.com/office/word/2018/wordml" xmlns:w16du="http://schemas.microsoft.com/office/word/2023/wordml/word16du" xmlns:w16sdtdh="http://schemas.microsoft.com/office/word/2020/wordml/sdtdatahash" xmlns:w16sdtfl="http://schemas.microsoft.com/office/word/2024/wordml/sdtformatlock" xmlns:w16se="http://schemas.microsoft.com/office/word/2015/wordml/symex" xmlns:wpg="http://schemas.microsoft.com/office/word/2010/wordprocessingGroup" xmlns:wpi="http://schemas.microsoft.com/office/word/2010/wordprocessingInk" xmlns:wne="http://schemas.microsoft.com/office/word/2006/wordml" xmlns:wps="http://schemas.microsoft.com/office/word/2010/wordprocessingShape" mc:Ignorable="w14 w15 w16se w16cid w16 w16cex w16sdtdh w16sdtfl w16du wp14">
   <w:p>
@@ -4148,6 +4665,12 @@
       <w:tabs>
         <w:tab w:val="right" w:pos="9026"/>
       </w:tabs>
+      <w:rPr>
+        <w:color w:val="5B6470"/>
+        <w:sz w:val="19"/>
+        <w:szCs w:val="19"/>
+        <w:rtl/>
+      </w:rPr>
     </w:pPr>
     <w:r>
       <w:rPr>
@@ -4215,6 +4738,31 @@
         <w:rtl/>
       </w:rPr>
       <w:t>استوديو نايل فريم</w:t>
+    </w:r>
+  </w:p>
+  <w:p>
+    <w:pPr>
+      <w:pStyle w:val="Heading1"/>
+      <w:rPr>
+        <w:b w:val="0"/>
+        <w:sz w:val="16"/>
+      </w:rPr>
+    </w:pPr>
+    <w:r>
+      <w:rPr>
+        <w:b w:val="0"/>
+        <w:sz w:val="16"/>
+      </w:rPr>
+      <w:t xml:space="preserve">Appendix / </w:t>
+    </w:r>
+    <w:r>
+      <w:rPr>
+        <w:rFonts w:ascii="Times New Roman" w:hAnsi="Times New Roman" w:cs="Times New Roman" w:hint="cs"/>
+        <w:b w:val="0"/>
+        <w:sz w:val="16"/>
+        <w:rtl/>
+      </w:rPr>
+      <w:t>ملحق</w:t>
     </w:r>
   </w:p>
 </w:hdr>
@@ -5103,6 +5651,27 @@
     <w:uiPriority w:val="99"/>
     <w:rsid w:val="008815AF"/>
   </w:style>
+  <w:style w:type="paragraph" w:styleId="Footer">
+    <w:name w:val="footer"/>
+    <w:basedOn w:val="Normal"/>
+    <w:link w:val="FooterChar"/>
+    <w:uiPriority w:val="99"/>
+    <w:unhideWhenUsed/>
+    <w:rsid w:val="00F55BE8"/>
+    <w:pPr>
+      <w:tabs>
+        <w:tab w:val="center" w:pos="4680"/>
+        <w:tab w:val="right" w:pos="9360"/>
+      </w:tabs>
+    </w:pPr>
+  </w:style>
+  <w:style w:type="character" w:customStyle="1" w:styleId="FooterChar">
+    <w:name w:val="Footer Char"/>
+    <w:basedOn w:val="DefaultParagraphFont"/>
+    <w:link w:val="Footer"/>
+    <w:uiPriority w:val="99"/>
+    <w:rsid w:val="00F55BE8"/>
+  </w:style>
 </w:styles>
 </file>
 

--- a/fixtures/docx-coverage.docx
+++ b/fixtures/docx-coverage.docx
@@ -3661,6 +3661,24 @@
         <w:bidi/>
         <w:spacing w:before="80" w:after="240"/>
         <w:jc w:val="both"/>
+        <w:rPr>
+          <w:rtl/>
+        </w:rPr>
+        <w:sectPr>
+          <w:headerReference w:type="default" r:id="rId16"/>
+          <w:footerReference w:type="default" r:id="rId17"/>
+          <w:pgSz w:w="16838" w:h="11906" w:orient="landscape"/>
+          <w:pgMar w:top="900" w:right="1000" w:bottom="900" w:left="1000" w:header="708" w:footer="708" w:gutter="0"/>
+          <w:cols w:space="720"/>
+          <w:docGrid w:linePitch="360"/>
+        </w:sectPr>
+      </w:pPr>
+    </w:p>
+    <w:p>
+      <w:pPr>
+        <w:bidi/>
+        <w:spacing w:before="80" w:after="240"/>
+        <w:jc w:val="both"/>
       </w:pPr>
       <w:r>
         <w:rPr>
@@ -3693,7 +3711,7 @@
                     <pic:cNvPicPr/>
                   </pic:nvPicPr>
                   <pic:blipFill>
-                    <a:blip r:embed="rId16" cstate="print">
+                    <a:blip r:embed="rId18" cstate="print">
                       <a:extLst>
                         <a:ext uri="{28A0092B-C50C-407E-A947-70E740481C1C}">
                           <a14:useLocalDpi xmlns:a14="http://schemas.microsoft.com/office/drawing/2010/main" val="0"/>
@@ -3783,7 +3801,7 @@
                     <pic:cNvPicPr/>
                   </pic:nvPicPr>
                   <pic:blipFill>
-                    <a:blip r:embed="rId16" cstate="print">
+                    <a:blip r:embed="rId18" cstate="print">
                       <a:extLst>
                         <a:ext uri="{28A0092B-C50C-407E-A947-70E740481C1C}">
                           <a14:useLocalDpi xmlns:a14="http://schemas.microsoft.com/office/drawing/2010/main" val="0"/>
@@ -3861,7 +3879,7 @@
                     <pic:cNvPicPr/>
                   </pic:nvPicPr>
                   <pic:blipFill>
-                    <a:blip r:embed="rId16" cstate="print">
+                    <a:blip r:embed="rId18" cstate="print">
                       <a:extLst>
                         <a:ext uri="{28A0092B-C50C-407E-A947-70E740481C1C}">
                           <a14:useLocalDpi xmlns:a14="http://schemas.microsoft.com/office/drawing/2010/main" val="0"/>
@@ -3939,7 +3957,7 @@
                     <pic:cNvPicPr/>
                   </pic:nvPicPr>
                   <pic:blipFill>
-                    <a:blip r:embed="rId16" cstate="print">
+                    <a:blip r:embed="rId18" cstate="print">
                       <a:extLst>
                         <a:ext uri="{28A0092B-C50C-407E-A947-70E740481C1C}">
                           <a14:useLocalDpi xmlns:a14="http://schemas.microsoft.com/office/drawing/2010/main" val="0"/>
@@ -3980,7 +3998,6 @@
     </w:p>
     <w:p>
       <w:pPr>
-        <w:pageBreakBefore/>
         <w:bidi/>
         <w:spacing w:before="80" w:after="240"/>
         <w:jc w:val="both"/>
@@ -3994,7 +4011,6 @@
           <w:rtl/>
           <w:lang w:val="ar-SA"/>
         </w:rPr>
-        <w:lastRenderedPageBreak/>
         <w:drawing>
           <wp:anchor distT="114300" distB="114300" distL="114300" distR="114300" simplePos="0" relativeHeight="251662336" behindDoc="1" locked="0" layoutInCell="1" allowOverlap="1" wp14:anchorId="18FBAC40" wp14:editId="620987FE">
             <wp:simplePos x="0" y="0"/>
@@ -4033,7 +4049,7 @@
                     <pic:cNvPicPr/>
                   </pic:nvPicPr>
                   <pic:blipFill>
-                    <a:blip r:embed="rId16" cstate="print">
+                    <a:blip r:embed="rId18" cstate="print">
                       <a:extLst>
                         <a:ext uri="{28A0092B-C50C-407E-A947-70E740481C1C}">
                           <a14:useLocalDpi xmlns:a14="http://schemas.microsoft.com/office/drawing/2010/main" val="0"/>
@@ -4111,7 +4127,7 @@
                     <pic:cNvPicPr/>
                   </pic:nvPicPr>
                   <pic:blipFill>
-                    <a:blip r:embed="rId16" cstate="print">
+                    <a:blip r:embed="rId18" cstate="print">
                       <a:extLst>
                         <a:ext uri="{28A0092B-C50C-407E-A947-70E740481C1C}">
                           <a14:useLocalDpi xmlns:a14="http://schemas.microsoft.com/office/drawing/2010/main" val="0"/>
@@ -4155,6 +4171,9 @@
         <w:bidi/>
         <w:spacing w:before="80" w:after="240"/>
         <w:jc w:val="both"/>
+        <w:rPr>
+          <w:rtl/>
+        </w:rPr>
       </w:pPr>
       <w:r>
         <w:rPr>
@@ -4200,7 +4219,7 @@
                     <pic:cNvPicPr/>
                   </pic:nvPicPr>
                   <pic:blipFill>
-                    <a:blip r:embed="rId16" cstate="print">
+                    <a:blip r:embed="rId18" cstate="print">
                       <a:extLst>
                         <a:ext uri="{28A0092B-C50C-407E-A947-70E740481C1C}">
                           <a14:useLocalDpi xmlns:a14="http://schemas.microsoft.com/office/drawing/2010/main" val="0"/>
@@ -4239,12 +4258,630 @@
         <w:t xml:space="preserve">التفاف عبر الصورة: النسخة الأولية أطول من المطلوب بإحدى عشرة دقيقة، ومعظم الزيادة في الفصل الثاني حيث تتكرر المقابلتان. اختصار مشهد المطبخ يوفّر نحو ست دقائق دون المساس بمواد الأرشيف. النسخة الأولية أطول من المطلوب بإحدى عشرة دقيقة، ومعظم الزيادة في الفصل الثاني حيث تتكرر المقابلتان. اختصار مشهد المطبخ يوفّر نحو ست دقائق دون المساس بمواد الأرشيف. النسخة الأولية أطول من المطلوب بإحدى عشرة دقيقة، ومعظم الزيادة في الفصل الثاني حيث تتكرر المقابلتان. اختصار مشهد المطبخ يوفّر نحو ست دقائق دون المساس بمواد الأرشيف. النسخة الأولية أطول من المطلوب بإحدى عشرة دقيقة، ومعظم الزيادة في الفصل الثاني حيث تتكرر المقابلتان. اختصار مشهد المطبخ يوفّر نحو ست دقائق دون المساس بمواد الأرشيف. </w:t>
       </w:r>
     </w:p>
+    <w:p>
+      <w:pPr>
+        <w:pageBreakBefore/>
+        <w:bidi/>
+        <w:spacing w:before="80" w:after="240"/>
+        <w:jc w:val="both"/>
+        <w:rPr>
+          <w:rtl/>
+        </w:rPr>
+        <w:sectPr>
+          <w:pgSz w:w="11906" w:h="16838"/>
+          <w:pgMar w:top="1000" w:right="900" w:bottom="1000" w:left="900" w:header="708" w:footer="708" w:gutter="0"/>
+          <w:cols w:space="720"/>
+          <w:docGrid w:linePitch="360"/>
+        </w:sectPr>
+      </w:pPr>
+    </w:p>
+    <w:p>
+      <w:pPr>
+        <w:pageBreakBefore/>
+        <w:bidi/>
+        <w:spacing w:before="80" w:after="240"/>
+        <w:jc w:val="both"/>
+        <w:rPr>
+          <w:rtl/>
+        </w:rPr>
+      </w:pPr>
+      <w:r>
+        <w:rPr>
+          <w:rtl/>
+        </w:rPr>
+        <w:lastRenderedPageBreak/>
+        <w:t xml:space="preserve">مخطط مضمن في سطره: تجاوزت الحلقة الرابعة خطتها بثلاث ساعات بسبب إعادة تصوير مشهد السوق، بينما تأخرت الحلقة السادسة لأن مواد الأرشيف لم تصل بعد. تجاوزت الحلقة الرابعة خطتها بثلاث ساعات بسبب إعادة تصوير مشهد السوق، بينما تأخرت الحلقة السادسة لأن مواد الأرشيف لم تصل بعد. تجاوزت الحلقة الرابعة خطتها بثلاث ساعات بسبب إعادة تصوير مشهد السوق، بينما تأخرت الحلقة السادسة لأن مواد الأرشيف لم تصل بعد. </w:t>
+      </w:r>
+    </w:p>
+    <w:p>
+      <w:pPr>
+        <w:bidi/>
+        <w:spacing w:before="80" w:after="240"/>
+        <w:jc w:val="center"/>
+        <w:rPr>
+          <w:rtl/>
+        </w:rPr>
+      </w:pPr>
+      <w:r>
+        <w:rPr>
+          <w:noProof/>
+        </w:rPr>
+        <w:drawing>
+          <wp:inline distT="0" distB="0" distL="0" distR="0" wp14:anchorId="7DE510E1" wp14:editId="61CF184E">
+            <wp:extent cx="4572000" cy="2743200"/>
+            <wp:effectExtent l="0" t="0" r="0" b="0"/>
+            <wp:docPr id="1934735282" name="Chart 1"/>
+            <wp:cNvGraphicFramePr/>
+            <a:graphic xmlns:a="http://schemas.openxmlformats.org/drawingml/2006/main">
+              <a:graphicData uri="http://schemas.openxmlformats.org/drawingml/2006/chart">
+                <c:chart xmlns:c="http://schemas.openxmlformats.org/drawingml/2006/chart" xmlns:r="http://schemas.openxmlformats.org/officeDocument/2006/relationships" r:id="rId19"/>
+              </a:graphicData>
+            </a:graphic>
+          </wp:inline>
+        </w:drawing>
+      </w:r>
+    </w:p>
+    <w:p>
+      <w:pPr>
+        <w:bidi/>
+        <w:spacing w:before="80" w:after="240"/>
+        <w:jc w:val="both"/>
+        <w:rPr>
+          <w:rtl/>
+        </w:rPr>
+        <w:sectPr>
+          <w:pgSz w:w="16838" w:h="11906" w:orient="landscape"/>
+          <w:pgMar w:top="900" w:right="1000" w:bottom="900" w:left="1000" w:header="708" w:footer="708" w:gutter="0"/>
+          <w:cols w:space="720"/>
+          <w:docGrid w:linePitch="360"/>
+        </w:sectPr>
+      </w:pPr>
+      <w:r>
+        <w:rPr>
+          <w:noProof/>
+          <w:rtl/>
+          <w:lang w:val="ar-SA"/>
+        </w:rPr>
+        <w:drawing>
+          <wp:anchor distT="114300" distB="114300" distL="114300" distR="114300" simplePos="0" relativeHeight="251665408" behindDoc="0" locked="0" layoutInCell="1" allowOverlap="1" wp14:anchorId="73CA5506" wp14:editId="54A5EA77">
+            <wp:simplePos x="6851015" y="4367530"/>
+            <wp:positionH relativeFrom="column">
+              <wp:align>left</wp:align>
+            </wp:positionH>
+            <wp:positionV relativeFrom="paragraph">
+              <wp:posOffset>76200</wp:posOffset>
+            </wp:positionV>
+            <wp:extent cx="3200400" cy="2057400"/>
+            <wp:effectExtent l="0" t="0" r="0" b="0"/>
+            <wp:wrapSquare wrapText="bothSides"/>
+            <wp:docPr id="1654089638" name="Chart 2"/>
+            <wp:cNvGraphicFramePr/>
+            <a:graphic xmlns:a="http://schemas.openxmlformats.org/drawingml/2006/main">
+              <a:graphicData uri="http://schemas.openxmlformats.org/drawingml/2006/chart">
+                <c:chart xmlns:c="http://schemas.openxmlformats.org/drawingml/2006/chart" xmlns:r="http://schemas.openxmlformats.org/officeDocument/2006/relationships" r:id="rId20"/>
+              </a:graphicData>
+            </a:graphic>
+          </wp:anchor>
+        </w:drawing>
+      </w:r>
+      <w:r>
+        <w:rPr>
+          <w:rtl/>
+        </w:rPr>
+        <w:t xml:space="preserve">مخطط بالتفاف مربع: تجاوزت الحلقة الرابعة خطتها بثلاث ساعات بسبب إعادة تصوير مشهد السوق، بينما تأخرت الحلقة السادسة لأن مواد الأرشيف لم تصل بعد. تجاوزت الحلقة الرابعة خطتها بثلاث ساعات بسبب إعادة تصوير مشهد السوق، بينما تأخرت الحلقة السادسة لأن مواد الأرشيف لم تصل بعد. تجاوزت الحلقة الرابعة خطتها بثلاث ساعات بسبب إعادة تصوير مشهد السوق، بينما تأخرت الحلقة السادسة لأن مواد الأرشيف لم تصل بعد. تجاوزت الحلقة الرابعة خطتها بثلاث ساعات بسبب إعادة تصوير مشهد السوق، بينما تأخرت الحلقة السادسة لأن مواد الأرشيف لم تصل بعد. تجاوزت الحلقة الرابعة خطتها بثلاث ساعات بسبب إعادة تصوير مشهد السوق، بينما تأخرت الحلقة السادسة لأن مواد الأرشيف لم تصل بعد. تجاوزت الحلقة الرابعة خطتها بثلاث ساعات بسبب إعادة تصوير مشهد السوق، بينما تأخرت الحلقة السادسة لأن مواد الأرشيف لم تصل بعد. </w:t>
+      </w:r>
+    </w:p>
+    <w:p>
+      <w:pPr>
+        <w:bidi/>
+        <w:spacing w:before="80" w:after="240"/>
+        <w:jc w:val="both"/>
+        <w:rPr>
+          <w:rtl/>
+        </w:rPr>
+      </w:pPr>
+    </w:p>
+    <w:p>
+      <w:pPr>
+        <w:bidi/>
+        <w:spacing w:before="80" w:after="240"/>
+        <w:jc w:val="both"/>
+        <w:rPr>
+          <w:b/>
+          <w:rtl/>
+        </w:rPr>
+      </w:pPr>
+      <w:r>
+        <w:rPr>
+          <w:b/>
+          <w:rtl/>
+        </w:rPr>
+        <w:t xml:space="preserve">8. </w:t>
+      </w:r>
+      <w:r>
+        <w:rPr>
+          <w:b/>
+        </w:rPr>
+        <w:t>Lists, headers and empty lines</w:t>
+      </w:r>
+      <w:r>
+        <w:rPr>
+          <w:b/>
+          <w:rtl/>
+        </w:rPr>
+        <w:t xml:space="preserve"> / القوائم والرؤوس والأسطر الفارغة</w:t>
+      </w:r>
+    </w:p>
+    <w:p>
+      <w:pPr>
+        <w:pStyle w:val="ListParagraph"/>
+        <w:numPr>
+          <w:ilvl w:val="0"/>
+          <w:numId w:val="4"/>
+        </w:numPr>
+        <w:bidi/>
+        <w:spacing w:before="80" w:after="240"/>
+        <w:jc w:val="both"/>
+        <w:rPr>
+          <w:b/>
+          <w:rtl/>
+        </w:rPr>
+      </w:pPr>
+      <w:r>
+        <w:rPr>
+          <w:b/>
+          <w:rtl/>
+        </w:rPr>
+        <w:t>الأول: التصوير</w:t>
+      </w:r>
+    </w:p>
+    <w:p>
+      <w:pPr>
+        <w:pStyle w:val="ListParagraph"/>
+        <w:numPr>
+          <w:ilvl w:val="0"/>
+          <w:numId w:val="4"/>
+        </w:numPr>
+        <w:bidi/>
+        <w:spacing w:before="80" w:after="240"/>
+        <w:jc w:val="both"/>
+        <w:rPr>
+          <w:b/>
+          <w:rtl/>
+        </w:rPr>
+      </w:pPr>
+      <w:r>
+        <w:rPr>
+          <w:b/>
+          <w:rtl/>
+        </w:rPr>
+        <w:t>الثاني: المونتاج</w:t>
+      </w:r>
+    </w:p>
+    <w:p>
+      <w:pPr>
+        <w:pStyle w:val="ListParagraph"/>
+        <w:numPr>
+          <w:ilvl w:val="0"/>
+          <w:numId w:val="4"/>
+        </w:numPr>
+        <w:bidi/>
+        <w:spacing w:before="80" w:after="240"/>
+        <w:jc w:val="both"/>
+        <w:rPr>
+          <w:b/>
+          <w:rtl/>
+        </w:rPr>
+      </w:pPr>
+      <w:r>
+        <w:rPr>
+          <w:b/>
+          <w:rtl/>
+        </w:rPr>
+        <w:t>الثالث: التسليم</w:t>
+      </w:r>
+    </w:p>
+    <w:p>
+      <w:pPr>
+        <w:bidi/>
+        <w:spacing w:before="80" w:after="240"/>
+        <w:jc w:val="both"/>
+        <w:rPr>
+          <w:b/>
+          <w:rtl/>
+        </w:rPr>
+      </w:pPr>
+      <w:r>
+        <w:rPr>
+          <w:b/>
+          <w:rtl/>
+        </w:rPr>
+        <w:t>فقرة عادية بين القوائم، لا ترقيم فيها.</w:t>
+      </w:r>
+    </w:p>
+    <w:p>
+      <w:pPr>
+        <w:pStyle w:val="ListParagraph"/>
+        <w:numPr>
+          <w:ilvl w:val="0"/>
+          <w:numId w:val="4"/>
+        </w:numPr>
+        <w:bidi/>
+        <w:spacing w:before="80" w:after="240"/>
+        <w:jc w:val="both"/>
+        <w:rPr>
+          <w:b/>
+          <w:rtl/>
+        </w:rPr>
+      </w:pPr>
+      <w:r>
+        <w:rPr>
+          <w:b/>
+          <w:rtl/>
+        </w:rPr>
+        <w:t>الخامس: الألوان</w:t>
+      </w:r>
+    </w:p>
+    <w:p>
+      <w:pPr>
+        <w:pStyle w:val="ListParagraph"/>
+        <w:numPr>
+          <w:ilvl w:val="0"/>
+          <w:numId w:val="4"/>
+        </w:numPr>
+        <w:bidi/>
+        <w:spacing w:before="80" w:after="240"/>
+        <w:jc w:val="both"/>
+        <w:rPr>
+          <w:b/>
+          <w:rtl/>
+        </w:rPr>
+      </w:pPr>
+      <w:r>
+        <w:rPr>
+          <w:b/>
+          <w:rtl/>
+        </w:rPr>
+        <w:t>السادس: الصوت</w:t>
+      </w:r>
+    </w:p>
+    <w:p>
+      <w:pPr>
+        <w:pStyle w:val="ListParagraph"/>
+        <w:numPr>
+          <w:ilvl w:val="0"/>
+          <w:numId w:val="5"/>
+        </w:numPr>
+        <w:bidi/>
+        <w:spacing w:before="80" w:after="240"/>
+        <w:jc w:val="both"/>
+        <w:rPr>
+          <w:b/>
+          <w:rtl/>
+        </w:rPr>
+      </w:pPr>
+      <w:r>
+        <w:rPr>
+          <w:b/>
+          <w:rtl/>
+        </w:rPr>
+        <w:t>قائمة جديدة: أولاً</w:t>
+      </w:r>
+    </w:p>
+    <w:p>
+      <w:pPr>
+        <w:pStyle w:val="ListParagraph"/>
+        <w:numPr>
+          <w:ilvl w:val="0"/>
+          <w:numId w:val="5"/>
+        </w:numPr>
+        <w:bidi/>
+        <w:spacing w:before="80" w:after="240"/>
+        <w:jc w:val="both"/>
+        <w:rPr>
+          <w:b/>
+          <w:rtl/>
+        </w:rPr>
+      </w:pPr>
+      <w:r>
+        <w:rPr>
+          <w:b/>
+          <w:rtl/>
+        </w:rPr>
+        <w:t>قائمة جديدة: ثانياً</w:t>
+      </w:r>
+    </w:p>
+    <w:p>
+      <w:pPr>
+        <w:bidi/>
+        <w:spacing w:before="80" w:after="240"/>
+        <w:jc w:val="both"/>
+        <w:rPr>
+          <w:b/>
+          <w:rtl/>
+        </w:rPr>
+      </w:pPr>
+      <w:r>
+        <w:rPr>
+          <w:b/>
+          <w:rtl/>
+        </w:rPr>
+        <w:t>جدول فيه خلية فارغة:</w:t>
+      </w:r>
+    </w:p>
+    <w:tbl>
+      <w:tblPr>
+        <w:bidiVisual/>
+        <w:tblW w:w="0" w:type="auto"/>
+        <w:tblBorders>
+          <w:top w:val="single" w:sz="4" w:space="0" w:color="auto"/>
+          <w:left w:val="single" w:sz="4" w:space="0" w:color="auto"/>
+          <w:bottom w:val="single" w:sz="4" w:space="0" w:color="auto"/>
+          <w:right w:val="single" w:sz="4" w:space="0" w:color="auto"/>
+          <w:insideH w:val="single" w:sz="4" w:space="0" w:color="auto"/>
+          <w:insideV w:val="single" w:sz="4" w:space="0" w:color="auto"/>
+        </w:tblBorders>
+        <w:tblLayout w:type="fixed"/>
+        <w:tblLook w:val="0000" w:firstRow="0" w:lastRow="0" w:firstColumn="0" w:lastColumn="0" w:noHBand="0" w:noVBand="0"/>
+      </w:tblPr>
+      <w:tblGrid>
+        <w:gridCol w:w="5026"/>
+        <w:gridCol w:w="5026"/>
+      </w:tblGrid>
+      <w:tr>
+        <w:tc>
+          <w:tcPr>
+            <w:tcW w:w="5026" w:type="dxa"/>
+          </w:tcPr>
+          <w:p>
+            <w:pPr>
+              <w:bidi/>
+              <w:spacing w:before="80" w:after="240"/>
+              <w:jc w:val="both"/>
+              <w:rPr>
+                <w:b/>
+                <w:rtl/>
+              </w:rPr>
+            </w:pPr>
+            <w:r>
+              <w:rPr>
+                <w:b/>
+                <w:rtl/>
+              </w:rPr>
+              <w:t>البند</w:t>
+            </w:r>
+          </w:p>
+        </w:tc>
+        <w:tc>
+          <w:tcPr>
+            <w:tcW w:w="5026" w:type="dxa"/>
+          </w:tcPr>
+          <w:p>
+            <w:pPr>
+              <w:bidi/>
+              <w:spacing w:before="80" w:after="240"/>
+              <w:jc w:val="both"/>
+              <w:rPr>
+                <w:b/>
+                <w:rtl/>
+              </w:rPr>
+            </w:pPr>
+            <w:r>
+              <w:rPr>
+                <w:b/>
+                <w:rtl/>
+              </w:rPr>
+              <w:t>الحالة</w:t>
+            </w:r>
+          </w:p>
+        </w:tc>
+      </w:tr>
+      <w:tr>
+        <w:tc>
+          <w:tcPr>
+            <w:tcW w:w="5026" w:type="dxa"/>
+          </w:tcPr>
+          <w:p>
+            <w:pPr>
+              <w:bidi/>
+              <w:spacing w:before="80" w:after="240"/>
+              <w:jc w:val="both"/>
+              <w:rPr>
+                <w:b/>
+                <w:rtl/>
+              </w:rPr>
+            </w:pPr>
+          </w:p>
+        </w:tc>
+        <w:tc>
+          <w:tcPr>
+            <w:tcW w:w="5026" w:type="dxa"/>
+          </w:tcPr>
+          <w:p>
+            <w:pPr>
+              <w:bidi/>
+              <w:spacing w:before="80" w:after="240"/>
+              <w:jc w:val="both"/>
+              <w:rPr>
+                <w:b/>
+                <w:rtl/>
+              </w:rPr>
+            </w:pPr>
+            <w:r>
+              <w:rPr>
+                <w:b/>
+                <w:rtl/>
+              </w:rPr>
+              <w:t>فارغ</w:t>
+            </w:r>
+          </w:p>
+        </w:tc>
+      </w:tr>
+      <w:tr>
+        <w:tc>
+          <w:tcPr>
+            <w:tcW w:w="5026" w:type="dxa"/>
+          </w:tcPr>
+          <w:p>
+            <w:pPr>
+              <w:bidi/>
+              <w:spacing w:before="80" w:after="240"/>
+              <w:jc w:val="both"/>
+              <w:rPr>
+                <w:b/>
+                <w:rtl/>
+              </w:rPr>
+            </w:pPr>
+            <w:r>
+              <w:rPr>
+                <w:b/>
+                <w:rtl/>
+              </w:rPr>
+              <w:t>المراجعة</w:t>
+            </w:r>
+          </w:p>
+        </w:tc>
+        <w:tc>
+          <w:tcPr>
+            <w:tcW w:w="5026" w:type="dxa"/>
+          </w:tcPr>
+          <w:p>
+            <w:pPr>
+              <w:bidi/>
+              <w:spacing w:before="80" w:after="240"/>
+              <w:jc w:val="both"/>
+              <w:rPr>
+                <w:b/>
+                <w:rtl/>
+              </w:rPr>
+            </w:pPr>
+            <w:r>
+              <w:rPr>
+                <w:b/>
+                <w:rtl/>
+              </w:rPr>
+              <w:t>تمت</w:t>
+            </w:r>
+          </w:p>
+        </w:tc>
+      </w:tr>
+    </w:tbl>
+    <w:p>
+      <w:pPr>
+        <w:bidi/>
+        <w:spacing w:before="80" w:after="240"/>
+        <w:jc w:val="both"/>
+        <w:rPr>
+          <w:b/>
+        </w:rPr>
+      </w:pPr>
+      <w:r>
+        <w:rPr>
+          <w:b/>
+          <w:noProof/>
+        </w:rPr>
+        <mc:AlternateContent>
+          <mc:Choice Requires="wps">
+            <w:drawing>
+              <wp:anchor distT="0" distB="0" distL="114300" distR="114300" simplePos="0" relativeHeight="251666432" behindDoc="0" locked="0" layoutInCell="1" allowOverlap="1" wp14:anchorId="44724B16" wp14:editId="4B91A801">
+                <wp:simplePos x="0" y="0"/>
+                <wp:positionH relativeFrom="column">
+                  <wp:posOffset>-275590</wp:posOffset>
+                </wp:positionH>
+                <wp:positionV relativeFrom="paragraph">
+                  <wp:posOffset>-1844040</wp:posOffset>
+                </wp:positionV>
+                <wp:extent cx="2921000" cy="914400"/>
+                <wp:effectExtent l="0" t="0" r="12700" b="19050"/>
+                <wp:wrapNone/>
+                <wp:docPr id="983238157" name="Arabic delivery note"/>
+                <wp:cNvGraphicFramePr/>
+                <a:graphic xmlns:a="http://schemas.openxmlformats.org/drawingml/2006/main">
+                  <a:graphicData uri="http://schemas.microsoft.com/office/word/2010/wordprocessingShape">
+                    <wps:wsp>
+                      <wps:cNvSpPr txBox="1"/>
+                      <wps:spPr>
+                        <a:xfrm>
+                          <a:off x="0" y="0"/>
+                          <a:ext cx="2921000" cy="914400"/>
+                        </a:xfrm>
+                        <a:prstGeom prst="rect">
+                          <a:avLst/>
+                        </a:prstGeom>
+                        <a:solidFill>
+                          <a:srgbClr val="E8F2E8"/>
+                        </a:solidFill>
+                        <a:ln w="6350">
+                          <a:solidFill>
+                            <a:srgbClr val="3A6128"/>
+                          </a:solidFill>
+                        </a:ln>
+                      </wps:spPr>
+                      <wps:txbx>
+                        <w:txbxContent>
+                          <w:p>
+                            <w:r>
+                              <w:rPr>
+                                <w:rtl/>
+                              </w:rPr>
+                              <w:t>صندوق ملاحظات: مراجعة التسليم</w:t>
+                            </w:r>
+                          </w:p>
+                          <w:p>
+                            <w:r>
+                              <w:t>English note: confirm the final delivery.</w:t>
+                            </w:r>
+                          </w:p>
+                        </w:txbxContent>
+                      </wps:txbx>
+                      <wps:bodyPr rot="0" spcFirstLastPara="0" vertOverflow="overflow" horzOverflow="overflow" vert="horz" wrap="square" lIns="91440" tIns="45720" rIns="91440" bIns="45720" numCol="1" spcCol="0" rtlCol="0" fromWordArt="0" anchor="t" anchorCtr="0" forceAA="0" compatLnSpc="1">
+                        <a:prstTxWarp prst="textNoShape">
+                          <a:avLst/>
+                        </a:prstTxWarp>
+                        <a:noAutofit/>
+                      </wps:bodyPr>
+                    </wps:wsp>
+                  </a:graphicData>
+                </a:graphic>
+              </wp:anchor>
+            </w:drawing>
+          </mc:Choice>
+          <mc:Fallback>
+            <w:pict>
+              <v:shapetype w14:anchorId="44724B16" id="_x0000_t202" coordsize="21600,21600" o:spt="202" path="m,l,21600r21600,l21600,xe">
+                <v:stroke joinstyle="miter"/>
+                <v:path gradientshapeok="t" o:connecttype="rect"/>
+              </v:shapetype>
+              <v:shape id="Arabic delivery note" o:spid="_x0000_s1026" type="#_x0000_t202" style="position:absolute;left:0;text-align:left;margin-left:-21.7pt;margin-top:-145.2pt;width:230pt;height:1in;z-index:251666432;visibility:visible;mso-wrap-style:square;mso-wrap-distance-left:9pt;mso-wrap-distance-top:0;mso-wrap-distance-right:9pt;mso-wrap-distance-bottom:0;mso-position-horizontal:absolute;mso-position-horizontal-relative:text;mso-position-vertical:absolute;mso-position-vertical-relative:text;v-text-anchor:top" o:gfxdata="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" fillcolor="#e8f2e8" strokecolor="#3a6128" strokeweight=".5pt">
+                <v:textbox>
+                  <w:txbxContent>
+                    <w:p>
+                      <w:r>
+                        <w:rPr>
+                          <w:rtl/>
+                        </w:rPr>
+                        <w:t>صندوق ملاحظات: مراجعة التسليم</w:t>
+                      </w:r>
+                    </w:p>
+                    <w:p>
+                      <w:r>
+                        <w:t>English note: confirm the final delivery.</w:t>
+                      </w:r>
+                    </w:p>
+                  </w:txbxContent>
+                </v:textbox>
+              </v:shape>
+            </w:pict>
+          </mc:Fallback>
+        </mc:AlternateContent>
+      </w:r>
+    </w:p>
     <w:sectPr>
-      <w:headerReference w:type="default" r:id="rId17"/>
-      <w:footerReference w:type="default" r:id="rId18"/>
-      <w:pgSz w:w="16838" w:h="11906" w:orient="landscape"/>
-      <w:pgMar w:top="900" w:right="1000" w:bottom="900" w:left="1000" w:header="708" w:footer="708" w:gutter="0"/>
+      <w:headerReference w:type="first" r:id="rId21"/>
+      <w:pgSz w:w="11906" w:h="16838"/>
+      <w:pgMar w:top="720" w:right="720" w:bottom="720" w:left="1134" w:header="708" w:footer="708" w:gutter="0"/>
       <w:cols w:space="720"/>
+      <w:titlePg/>
       <w:docGrid w:linePitch="360"/>
     </w:sectPr>
   </w:body>
@@ -4768,6 +5405,25 @@
 </w:hdr>
 </file>
 
+<file path=word/header5.xml><?xml version="1.0" encoding="utf-8"?>
+<w:hdr xmlns:wpc="http://schemas.microsoft.com/office/word/2010/wordprocessingCanvas" xmlns:cx="http://schemas.microsoft.com/office/drawing/2014/chartex" xmlns:cx1="http://schemas.microsoft.com/office/drawing/2015/9/8/chartex" xmlns:cx2="http://schemas.microsoft.com/office/drawing/2015/10/21/chartex" xmlns:cx3="http://schemas.microsoft.com/office/drawing/2016/5/9/chartex" xmlns:cx4="http://schemas.microsoft.com/office/drawing/2016/5/10/chartex" xmlns:cx5="http://schemas.microsoft.com/office/drawing/2016/5/11/chartex" xmlns:cx6="http://schemas.microsoft.com/office/drawing/2016/5/12/chartex" xmlns:cx7="http://schemas.microsoft.com/office/drawing/2016/5/13/chartex" xmlns:cx8="http://schemas.microsoft.com/office/drawing/2016/5/14/chartex" xmlns:mc="http://schemas.openxmlformats.org/markup-compatibility/2006" xmlns:aink="http://schemas.microsoft.com/office/drawing/2016/ink" xmlns:am3d="http://schemas.microsoft.com/office/drawing/2017/model3d" xmlns:o="urn:schemas-microsoft-com:office:office" xmlns:oel="http://schemas.microsoft.com/office/2019/extlst" xmlns:r="http://schemas.openxmlformats.org/officeDocument/2006/relationships" xmlns:m="http://schemas.openxmlformats.org/officeDocument/2006/math" xmlns:v="urn:schemas-microsoft-com:vml" xmlns:wp14="http://schemas.microsoft.com/office/word/2010/wordprocessingDrawing" xmlns:wp="http://schemas.openxmlformats.org/drawingml/2006/wordprocessingDrawing" xmlns:w10="urn:schemas-microsoft-com:office:word" xmlns:w="http://schemas.openxmlformats.org/wordprocessingml/2006/main" xmlns:w14="http://schemas.microsoft.com/office/word/2010/wordml" xmlns:w15="http://schemas.microsoft.com/office/word/2012/wordml" xmlns:w16cex="http://schemas.microsoft.com/office/word/2018/wordml/cex" xmlns:w16cid="http://schemas.microsoft.com/office/word/2016/wordml/cid" xmlns:w16="http://schemas.microsoft.com/office/word/2018/wordml" xmlns:w16du="http://schemas.microsoft.com/office/word/2023/wordml/word16du" xmlns:w16sdtdh="http://schemas.microsoft.com/office/word/2020/wordml/sdtdatahash" xmlns:w16sdtfl="http://schemas.microsoft.com/office/word/2024/wordml/sdtformatlock" xmlns:w16se="http://schemas.microsoft.com/office/word/2015/wordml/symex" xmlns:wpg="http://schemas.microsoft.com/office/word/2010/wordprocessingGroup" xmlns:wpi="http://schemas.microsoft.com/office/word/2010/wordprocessingInk" xmlns:wne="http://schemas.microsoft.com/office/word/2006/wordml" xmlns:wps="http://schemas.microsoft.com/office/word/2010/wordprocessingShape" mc:Ignorable="w14 w15 w16se w16cid w16 w16cex w16sdtdh w16sdtfl w16du wp14">
+  <w:p>
+    <w:pPr>
+      <w:pStyle w:val="Header"/>
+    </w:pPr>
+    <w:r>
+      <w:rPr>
+        <w:rtl/>
+      </w:rPr>
+      <w:t>رأس الصفحة الأولى</w:t>
+    </w:r>
+    <w:r>
+      <w:t xml:space="preserve"> · First-page header</w:t>
+    </w:r>
+  </w:p>
+</w:hdr>
+</file>
+
 <file path=word/numbering.xml><?xml version="1.0" encoding="utf-8"?>
 <w:numbering xmlns:wpc="http://schemas.microsoft.com/office/word/2010/wordprocessingCanvas" xmlns:cx="http://schemas.microsoft.com/office/drawing/2014/chartex" xmlns:cx1="http://schemas.microsoft.com/office/drawing/2015/9/8/chartex" xmlns:cx2="http://schemas.microsoft.com/office/drawing/2015/10/21/chartex" xmlns:cx3="http://schemas.microsoft.com/office/drawing/2016/5/9/chartex" xmlns:cx4="http://schemas.microsoft.com/office/drawing/2016/5/10/chartex" xmlns:cx5="http://schemas.microsoft.com/office/drawing/2016/5/11/chartex" xmlns:cx6="http://schemas.microsoft.com/office/drawing/2016/5/12/chartex" xmlns:cx7="http://schemas.microsoft.com/office/drawing/2016/5/13/chartex" xmlns:cx8="http://schemas.microsoft.com/office/drawing/2016/5/14/chartex" xmlns:mc="http://schemas.openxmlformats.org/markup-compatibility/2006" xmlns:aink="http://schemas.microsoft.com/office/drawing/2016/ink" xmlns:am3d="http://schemas.microsoft.com/office/drawing/2017/model3d" xmlns:o="urn:schemas-microsoft-com:office:office" xmlns:oel="http://schemas.microsoft.com/office/2019/extlst" xmlns:r="http://schemas.openxmlformats.org/officeDocument/2006/relationships" xmlns:m="http://schemas.openxmlformats.org/officeDocument/2006/math" xmlns:v="urn:schemas-microsoft-com:vml" xmlns:wp14="http://schemas.microsoft.com/office/word/2010/wordprocessingDrawing" xmlns:wp="http://schemas.openxmlformats.org/drawingml/2006/wordprocessingDrawing" xmlns:w10="urn:schemas-microsoft-com:office:word" xmlns:w="http://schemas.openxmlformats.org/wordprocessingml/2006/main" xmlns:w14="http://schemas.microsoft.com/office/word/2010/wordml" xmlns:w15="http://schemas.microsoft.com/office/word/2012/wordml" xmlns:w16cex="http://schemas.microsoft.com/office/word/2018/wordml/cex" xmlns:w16cid="http://schemas.microsoft.com/office/word/2016/wordml/cid" xmlns:w16="http://schemas.microsoft.com/office/word/2018/wordml" xmlns:w16du="http://schemas.microsoft.com/office/word/2023/wordml/word16du" xmlns:w16sdtdh="http://schemas.microsoft.com/office/word/2020/wordml/sdtdatahash" xmlns:w16sdtfl="http://schemas.microsoft.com/office/word/2024/wordml/sdtformatlock" xmlns:w16se="http://schemas.microsoft.com/office/word/2015/wordml/symex" xmlns:wpg="http://schemas.microsoft.com/office/word/2010/wordprocessingGroup" xmlns:wpi="http://schemas.microsoft.com/office/word/2010/wordprocessingInk" xmlns:wne="http://schemas.microsoft.com/office/word/2006/wordml" xmlns:wps="http://schemas.microsoft.com/office/word/2010/wordprocessingShape" mc:Ignorable="w14 w15 w16se w16cid w16 w16cex w16sdtdh w16sdtfl w16du wp14">
   <w:abstractNum w:abstractNumId="0" w15:restartNumberingAfterBreak="0">
@@ -4920,6 +5576,20 @@
     </w:lvl>
   </w:abstractNum>
   <w:abstractNum w:abstractNumId="2" w15:restartNumberingAfterBreak="0">
+    <w:nsid w:val="2AAE143F"/>
+    <w:multiLevelType w:val="singleLevel"/>
+    <w:tmpl w:val="0409000F"/>
+    <w:lvl w:ilvl="0">
+      <w:start w:val="1"/>
+      <w:numFmt w:val="decimal"/>
+      <w:lvlText w:val="%1."/>
+      <w:lvlJc w:val="left"/>
+      <w:pPr>
+        <w:ind w:left="720" w:hanging="360"/>
+      </w:pPr>
+    </w:lvl>
+  </w:abstractNum>
+  <w:abstractNum w:abstractNumId="3" w15:restartNumberingAfterBreak="0">
     <w:nsid w:val="5180740F"/>
     <w:multiLevelType w:val="hybridMultilevel"/>
     <w:tmpl w:val="52CAA81C"/>
@@ -4980,6 +5650,20 @@
       <w:lvlJc w:val="left"/>
     </w:lvl>
   </w:abstractNum>
+  <w:abstractNum w:abstractNumId="4" w15:restartNumberingAfterBreak="0">
+    <w:nsid w:val="6FF26F63"/>
+    <w:multiLevelType w:val="singleLevel"/>
+    <w:tmpl w:val="0409000F"/>
+    <w:lvl w:ilvl="0">
+      <w:start w:val="1"/>
+      <w:numFmt w:val="decimal"/>
+      <w:lvlText w:val="%1."/>
+      <w:lvlJc w:val="left"/>
+      <w:pPr>
+        <w:ind w:left="720" w:hanging="360"/>
+      </w:pPr>
+    </w:lvl>
+  </w:abstractNum>
   <w:num w:numId="1" w16cid:durableId="1323662278">
     <w:abstractNumId w:val="0"/>
     <w:lvlOverride w:ilvl="0">
@@ -4987,7 +5671,7 @@
     </w:lvlOverride>
   </w:num>
   <w:num w:numId="2" w16cid:durableId="838082740">
-    <w:abstractNumId w:val="2"/>
+    <w:abstractNumId w:val="3"/>
     <w:lvlOverride w:ilvl="0">
       <w:startOverride w:val="1"/>
     </w:lvlOverride>
@@ -4997,6 +5681,12 @@
     <w:lvlOverride w:ilvl="0">
       <w:startOverride w:val="1"/>
     </w:lvlOverride>
+  </w:num>
+  <w:num w:numId="4" w16cid:durableId="578054331">
+    <w:abstractNumId w:val="2"/>
+  </w:num>
+  <w:num w:numId="5" w16cid:durableId="1088191622">
+    <w:abstractNumId w:val="4"/>
   </w:num>
 </w:numbering>
 </file>
@@ -5675,6 +6365,1850 @@
 </w:styles>
 </file>
 
+<file path=word/charts/chart1.xml><?xml version="1.0" encoding="utf-8"?>
+<c:chartSpace xmlns:c="http://schemas.openxmlformats.org/drawingml/2006/chart" xmlns:a="http://schemas.openxmlformats.org/drawingml/2006/main" xmlns:r="http://schemas.openxmlformats.org/officeDocument/2006/relationships" xmlns:c16r2="http://schemas.microsoft.com/office/drawing/2015/06/chart">
+  <c:date1904 val="0"/>
+  <c:lang val="en-US"/>
+  <c:roundedCorners val="0"/>
+  <mc:AlternateContent xmlns:mc="http://schemas.openxmlformats.org/markup-compatibility/2006">
+    <mc:Choice xmlns:c14="http://schemas.microsoft.com/office/drawing/2007/8/2/chart" Requires="c14">
+      <c14:style val="102"/>
+    </mc:Choice>
+    <mc:Fallback>
+      <c:style val="2"/>
+    </mc:Fallback>
+  </mc:AlternateContent>
+  <c:chart>
+    <c:title>
+      <c:tx>
+        <c:rich>
+          <a:bodyPr rot="0" spcFirstLastPara="1" vertOverflow="ellipsis" vert="horz" wrap="square" anchor="ctr" anchorCtr="1"/>
+          <a:lstStyle/>
+          <a:p>
+            <a:pPr>
+              <a:defRPr sz="1400" b="0" i="0" u="none" strike="noStrike" kern="1200" spc="0" baseline="0">
+                <a:solidFill>
+                  <a:schemeClr val="tx1">
+                    <a:lumMod val="65000"/>
+                    <a:lumOff val="35000"/>
+                  </a:schemeClr>
+                </a:solidFill>
+                <a:latin typeface="+mn-lt"/>
+                <a:ea typeface="+mn-ea"/>
+                <a:cs typeface="+mn-cs"/>
+              </a:defRPr>
+            </a:pPr>
+            <a:r>
+              <a:rPr lang="ar-EG"/>
+              <a:t>الساعات المسجلة لكل حلقة</a:t>
+            </a:r>
+          </a:p>
+        </c:rich>
+      </c:tx>
+      <c:overlay val="0"/>
+      <c:spPr>
+        <a:noFill/>
+        <a:ln>
+          <a:noFill/>
+        </a:ln>
+        <a:effectLst/>
+      </c:spPr>
+      <c:txPr>
+        <a:bodyPr rot="0" spcFirstLastPara="1" vertOverflow="ellipsis" vert="horz" wrap="square" anchor="ctr" anchorCtr="1"/>
+        <a:lstStyle/>
+        <a:p>
+          <a:pPr>
+            <a:defRPr sz="1400" b="0" i="0" u="none" strike="noStrike" kern="1200" spc="0" baseline="0">
+              <a:solidFill>
+                <a:schemeClr val="tx1">
+                  <a:lumMod val="65000"/>
+                  <a:lumOff val="35000"/>
+                </a:schemeClr>
+              </a:solidFill>
+              <a:latin typeface="+mn-lt"/>
+              <a:ea typeface="+mn-ea"/>
+              <a:cs typeface="+mn-cs"/>
+            </a:defRPr>
+          </a:pPr>
+          <a:endParaRPr lang="en-US"/>
+        </a:p>
+      </c:txPr>
+    </c:title>
+    <c:autoTitleDeleted val="0"/>
+    <c:plotArea>
+      <c:layout/>
+      <c:barChart>
+        <c:barDir val="col"/>
+        <c:grouping val="clustered"/>
+        <c:varyColors val="0"/>
+        <c:ser>
+          <c:idx val="0"/>
+          <c:order val="0"/>
+          <c:tx>
+            <c:v>المسجّلة</c:v>
+          </c:tx>
+          <c:spPr>
+            <a:solidFill>
+              <a:schemeClr val="accent1"/>
+            </a:solidFill>
+            <a:ln>
+              <a:noFill/>
+            </a:ln>
+            <a:effectLst/>
+          </c:spPr>
+          <c:invertIfNegative val="0"/>
+          <c:cat>
+            <c:strLit>
+              <c:ptCount val="3"/>
+              <c:pt idx="0">
+                <c:v>الحلقة الرابعة</c:v>
+              </c:pt>
+              <c:pt idx="1">
+                <c:v>الحلقة الخامسة</c:v>
+              </c:pt>
+              <c:pt idx="2">
+                <c:v>الحلقة السادسة</c:v>
+              </c:pt>
+            </c:strLit>
+          </c:cat>
+          <c:val>
+            <c:numLit>
+              <c:formatCode>General</c:formatCode>
+              <c:ptCount val="3"/>
+              <c:pt idx="0">
+                <c:v>39</c:v>
+              </c:pt>
+              <c:pt idx="1">
+                <c:v>27</c:v>
+              </c:pt>
+              <c:pt idx="2">
+                <c:v>8</c:v>
+              </c:pt>
+            </c:numLit>
+          </c:val>
+          <c:extLst>
+            <c:ext xmlns:c16="http://schemas.microsoft.com/office/drawing/2014/chart" uri="{C3380CC4-5D6E-409C-BE32-E72D297353CC}">
+              <c16:uniqueId val="{00000000-841D-4596-A34C-CD883A61479A}"/>
+            </c:ext>
+          </c:extLst>
+        </c:ser>
+        <c:ser>
+          <c:idx val="1"/>
+          <c:order val="1"/>
+          <c:tx>
+            <c:v>المخطّطة</c:v>
+          </c:tx>
+          <c:spPr>
+            <a:solidFill>
+              <a:schemeClr val="accent2"/>
+            </a:solidFill>
+            <a:ln>
+              <a:noFill/>
+            </a:ln>
+            <a:effectLst/>
+          </c:spPr>
+          <c:invertIfNegative val="0"/>
+          <c:cat>
+            <c:strLit>
+              <c:ptCount val="3"/>
+              <c:pt idx="0">
+                <c:v>الحلقة الرابعة</c:v>
+              </c:pt>
+              <c:pt idx="1">
+                <c:v>الحلقة الخامسة</c:v>
+              </c:pt>
+              <c:pt idx="2">
+                <c:v>الحلقة السادسة</c:v>
+              </c:pt>
+            </c:strLit>
+          </c:cat>
+          <c:val>
+            <c:numLit>
+              <c:formatCode>General</c:formatCode>
+              <c:ptCount val="3"/>
+              <c:pt idx="0">
+                <c:v>42</c:v>
+              </c:pt>
+              <c:pt idx="1">
+                <c:v>40</c:v>
+              </c:pt>
+              <c:pt idx="2">
+                <c:v>38</c:v>
+              </c:pt>
+            </c:numLit>
+          </c:val>
+          <c:extLst>
+            <c:ext xmlns:c16="http://schemas.microsoft.com/office/drawing/2014/chart" uri="{C3380CC4-5D6E-409C-BE32-E72D297353CC}">
+              <c16:uniqueId val="{00000001-841D-4596-A34C-CD883A61479A}"/>
+            </c:ext>
+          </c:extLst>
+        </c:ser>
+        <c:dLbls>
+          <c:showLegendKey val="0"/>
+          <c:showVal val="0"/>
+          <c:showCatName val="0"/>
+          <c:showSerName val="0"/>
+          <c:showPercent val="0"/>
+          <c:showBubbleSize val="0"/>
+        </c:dLbls>
+        <c:gapWidth val="219"/>
+        <c:overlap val="-27"/>
+        <c:axId val="1301100607"/>
+        <c:axId val="1305027183"/>
+      </c:barChart>
+      <c:catAx>
+        <c:axId val="1301100607"/>
+        <c:scaling>
+          <c:orientation val="minMax"/>
+        </c:scaling>
+        <c:delete val="0"/>
+        <c:axPos val="b"/>
+        <c:numFmt formatCode="General" sourceLinked="1"/>
+        <c:majorTickMark val="none"/>
+        <c:minorTickMark val="none"/>
+        <c:tickLblPos val="nextTo"/>
+        <c:spPr>
+          <a:noFill/>
+          <a:ln w="9525" cap="flat" cmpd="sng" algn="ctr">
+            <a:solidFill>
+              <a:schemeClr val="tx1">
+                <a:lumMod val="15000"/>
+                <a:lumOff val="85000"/>
+              </a:schemeClr>
+            </a:solidFill>
+            <a:round/>
+          </a:ln>
+          <a:effectLst/>
+        </c:spPr>
+        <c:txPr>
+          <a:bodyPr rot="-60000000" spcFirstLastPara="1" vertOverflow="ellipsis" vert="horz" wrap="square" anchor="ctr" anchorCtr="1"/>
+          <a:lstStyle/>
+          <a:p>
+            <a:pPr>
+              <a:defRPr sz="900" b="0" i="0" u="none" strike="noStrike" kern="1200" baseline="0">
+                <a:solidFill>
+                  <a:schemeClr val="tx1">
+                    <a:lumMod val="65000"/>
+                    <a:lumOff val="35000"/>
+                  </a:schemeClr>
+                </a:solidFill>
+                <a:latin typeface="+mn-lt"/>
+                <a:ea typeface="+mn-ea"/>
+                <a:cs typeface="+mn-cs"/>
+              </a:defRPr>
+            </a:pPr>
+            <a:endParaRPr lang="en-US"/>
+          </a:p>
+        </c:txPr>
+        <c:crossAx val="1305027183"/>
+        <c:crosses val="autoZero"/>
+        <c:auto val="1"/>
+        <c:lblAlgn val="ctr"/>
+        <c:lblOffset val="100"/>
+        <c:noMultiLvlLbl val="0"/>
+      </c:catAx>
+      <c:valAx>
+        <c:axId val="1305027183"/>
+        <c:scaling>
+          <c:orientation val="minMax"/>
+        </c:scaling>
+        <c:delete val="0"/>
+        <c:axPos val="l"/>
+        <c:majorGridlines>
+          <c:spPr>
+            <a:ln w="9525" cap="flat" cmpd="sng" algn="ctr">
+              <a:solidFill>
+                <a:schemeClr val="tx1">
+                  <a:lumMod val="15000"/>
+                  <a:lumOff val="85000"/>
+                </a:schemeClr>
+              </a:solidFill>
+              <a:round/>
+            </a:ln>
+            <a:effectLst/>
+          </c:spPr>
+        </c:majorGridlines>
+        <c:numFmt formatCode="General" sourceLinked="1"/>
+        <c:majorTickMark val="none"/>
+        <c:minorTickMark val="none"/>
+        <c:tickLblPos val="nextTo"/>
+        <c:spPr>
+          <a:noFill/>
+          <a:ln>
+            <a:noFill/>
+          </a:ln>
+          <a:effectLst/>
+        </c:spPr>
+        <c:txPr>
+          <a:bodyPr rot="-60000000" spcFirstLastPara="1" vertOverflow="ellipsis" vert="horz" wrap="square" anchor="ctr" anchorCtr="1"/>
+          <a:lstStyle/>
+          <a:p>
+            <a:pPr>
+              <a:defRPr sz="900" b="0" i="0" u="none" strike="noStrike" kern="1200" baseline="0">
+                <a:solidFill>
+                  <a:schemeClr val="tx1">
+                    <a:lumMod val="65000"/>
+                    <a:lumOff val="35000"/>
+                  </a:schemeClr>
+                </a:solidFill>
+                <a:latin typeface="+mn-lt"/>
+                <a:ea typeface="+mn-ea"/>
+                <a:cs typeface="+mn-cs"/>
+              </a:defRPr>
+            </a:pPr>
+            <a:endParaRPr lang="en-US"/>
+          </a:p>
+        </c:txPr>
+        <c:crossAx val="1301100607"/>
+        <c:crosses val="autoZero"/>
+        <c:crossBetween val="between"/>
+      </c:valAx>
+      <c:spPr>
+        <a:noFill/>
+        <a:ln>
+          <a:noFill/>
+        </a:ln>
+        <a:effectLst/>
+      </c:spPr>
+    </c:plotArea>
+    <c:legend>
+      <c:legendPos val="b"/>
+      <c:overlay val="0"/>
+      <c:spPr>
+        <a:noFill/>
+        <a:ln>
+          <a:noFill/>
+        </a:ln>
+        <a:effectLst/>
+      </c:spPr>
+      <c:txPr>
+        <a:bodyPr rot="0" spcFirstLastPara="1" vertOverflow="ellipsis" vert="horz" wrap="square" anchor="ctr" anchorCtr="1"/>
+        <a:lstStyle/>
+        <a:p>
+          <a:pPr>
+            <a:defRPr sz="900" b="0" i="0" u="none" strike="noStrike" kern="1200" baseline="0">
+              <a:solidFill>
+                <a:schemeClr val="tx1">
+                  <a:lumMod val="65000"/>
+                  <a:lumOff val="35000"/>
+                </a:schemeClr>
+              </a:solidFill>
+              <a:latin typeface="+mn-lt"/>
+              <a:ea typeface="+mn-ea"/>
+              <a:cs typeface="+mn-cs"/>
+            </a:defRPr>
+          </a:pPr>
+          <a:endParaRPr lang="en-US"/>
+        </a:p>
+      </c:txPr>
+    </c:legend>
+    <c:plotVisOnly val="1"/>
+    <c:dispBlanksAs val="gap"/>
+    <c:showDLblsOverMax val="0"/>
+    <c:extLst>
+      <c:ext xmlns:c16r3="http://schemas.microsoft.com/office/drawing/2017/03/chart" uri="{56B9EC1D-385E-4148-901F-78D8002777C0}">
+        <c16r3:dataDisplayOptions16>
+          <c16r3:dispNaAsBlank val="1"/>
+        </c16r3:dataDisplayOptions16>
+      </c:ext>
+    </c:extLst>
+  </c:chart>
+  <c:spPr>
+    <a:solidFill>
+      <a:schemeClr val="bg1"/>
+    </a:solidFill>
+    <a:ln w="9525" cap="flat" cmpd="sng" algn="ctr">
+      <a:solidFill>
+        <a:schemeClr val="tx1">
+          <a:lumMod val="15000"/>
+          <a:lumOff val="85000"/>
+        </a:schemeClr>
+      </a:solidFill>
+      <a:round/>
+    </a:ln>
+    <a:effectLst/>
+  </c:spPr>
+  <c:txPr>
+    <a:bodyPr/>
+    <a:lstStyle/>
+    <a:p>
+      <a:pPr>
+        <a:defRPr/>
+      </a:pPr>
+      <a:endParaRPr lang="en-US"/>
+    </a:p>
+  </c:txPr>
+  <c:externalData r:id="rId3">
+    <c:autoUpdate val="0"/>
+  </c:externalData>
+</c:chartSpace>
+</file>
+
+<file path=word/charts/chart2.xml><?xml version="1.0" encoding="utf-8"?>
+<c:chartSpace xmlns:c="http://schemas.openxmlformats.org/drawingml/2006/chart" xmlns:a="http://schemas.openxmlformats.org/drawingml/2006/main" xmlns:r="http://schemas.openxmlformats.org/officeDocument/2006/relationships" xmlns:c16r2="http://schemas.microsoft.com/office/drawing/2015/06/chart">
+  <c:date1904 val="0"/>
+  <c:lang val="en-US"/>
+  <c:roundedCorners val="0"/>
+  <mc:AlternateContent xmlns:mc="http://schemas.openxmlformats.org/markup-compatibility/2006">
+    <mc:Choice xmlns:c14="http://schemas.microsoft.com/office/drawing/2007/8/2/chart" Requires="c14">
+      <c14:style val="102"/>
+    </mc:Choice>
+    <mc:Fallback>
+      <c:style val="2"/>
+    </mc:Fallback>
+  </mc:AlternateContent>
+  <c:chart>
+    <c:title>
+      <c:tx>
+        <c:rich>
+          <a:bodyPr rot="0" spcFirstLastPara="1" vertOverflow="ellipsis" vert="horz" wrap="square" anchor="ctr" anchorCtr="1"/>
+          <a:lstStyle/>
+          <a:p>
+            <a:pPr>
+              <a:defRPr sz="1400" b="0" i="0" u="none" strike="noStrike" kern="1200" spc="0" baseline="0">
+                <a:solidFill>
+                  <a:schemeClr val="tx1">
+                    <a:lumMod val="65000"/>
+                    <a:lumOff val="35000"/>
+                  </a:schemeClr>
+                </a:solidFill>
+                <a:latin typeface="+mn-lt"/>
+                <a:ea typeface="+mn-ea"/>
+                <a:cs typeface="+mn-cs"/>
+              </a:defRPr>
+            </a:pPr>
+            <a:r>
+              <a:rPr lang="ar-EG"/>
+              <a:t>الساعات المسجلة لكل حلقة</a:t>
+            </a:r>
+          </a:p>
+        </c:rich>
+      </c:tx>
+      <c:overlay val="0"/>
+      <c:spPr>
+        <a:noFill/>
+        <a:ln>
+          <a:noFill/>
+        </a:ln>
+        <a:effectLst/>
+      </c:spPr>
+      <c:txPr>
+        <a:bodyPr rot="0" spcFirstLastPara="1" vertOverflow="ellipsis" vert="horz" wrap="square" anchor="ctr" anchorCtr="1"/>
+        <a:lstStyle/>
+        <a:p>
+          <a:pPr>
+            <a:defRPr sz="1400" b="0" i="0" u="none" strike="noStrike" kern="1200" spc="0" baseline="0">
+              <a:solidFill>
+                <a:schemeClr val="tx1">
+                  <a:lumMod val="65000"/>
+                  <a:lumOff val="35000"/>
+                </a:schemeClr>
+              </a:solidFill>
+              <a:latin typeface="+mn-lt"/>
+              <a:ea typeface="+mn-ea"/>
+              <a:cs typeface="+mn-cs"/>
+            </a:defRPr>
+          </a:pPr>
+          <a:endParaRPr lang="en-US"/>
+        </a:p>
+      </c:txPr>
+    </c:title>
+    <c:autoTitleDeleted val="0"/>
+    <c:plotArea>
+      <c:layout/>
+      <c:barChart>
+        <c:barDir val="col"/>
+        <c:grouping val="clustered"/>
+        <c:varyColors val="0"/>
+        <c:ser>
+          <c:idx val="0"/>
+          <c:order val="0"/>
+          <c:tx>
+            <c:v>المسجّلة</c:v>
+          </c:tx>
+          <c:spPr>
+            <a:solidFill>
+              <a:schemeClr val="accent1"/>
+            </a:solidFill>
+            <a:ln>
+              <a:noFill/>
+            </a:ln>
+            <a:effectLst/>
+          </c:spPr>
+          <c:invertIfNegative val="0"/>
+          <c:cat>
+            <c:strLit>
+              <c:ptCount val="3"/>
+              <c:pt idx="0">
+                <c:v>الحلقة الرابعة</c:v>
+              </c:pt>
+              <c:pt idx="1">
+                <c:v>الحلقة الخامسة</c:v>
+              </c:pt>
+              <c:pt idx="2">
+                <c:v>الحلقة السادسة</c:v>
+              </c:pt>
+            </c:strLit>
+          </c:cat>
+          <c:val>
+            <c:numLit>
+              <c:formatCode>General</c:formatCode>
+              <c:ptCount val="3"/>
+              <c:pt idx="0">
+                <c:v>39</c:v>
+              </c:pt>
+              <c:pt idx="1">
+                <c:v>27</c:v>
+              </c:pt>
+              <c:pt idx="2">
+                <c:v>8</c:v>
+              </c:pt>
+            </c:numLit>
+          </c:val>
+          <c:extLst>
+            <c:ext xmlns:c16="http://schemas.microsoft.com/office/drawing/2014/chart" uri="{C3380CC4-5D6E-409C-BE32-E72D297353CC}">
+              <c16:uniqueId val="{00000000-C9F1-42E2-B72E-552B20429953}"/>
+            </c:ext>
+          </c:extLst>
+        </c:ser>
+        <c:ser>
+          <c:idx val="1"/>
+          <c:order val="1"/>
+          <c:tx>
+            <c:v>المخطّطة</c:v>
+          </c:tx>
+          <c:spPr>
+            <a:solidFill>
+              <a:schemeClr val="accent2"/>
+            </a:solidFill>
+            <a:ln>
+              <a:noFill/>
+            </a:ln>
+            <a:effectLst/>
+          </c:spPr>
+          <c:invertIfNegative val="0"/>
+          <c:cat>
+            <c:strLit>
+              <c:ptCount val="3"/>
+              <c:pt idx="0">
+                <c:v>الحلقة الرابعة</c:v>
+              </c:pt>
+              <c:pt idx="1">
+                <c:v>الحلقة الخامسة</c:v>
+              </c:pt>
+              <c:pt idx="2">
+                <c:v>الحلقة السادسة</c:v>
+              </c:pt>
+            </c:strLit>
+          </c:cat>
+          <c:val>
+            <c:numLit>
+              <c:formatCode>General</c:formatCode>
+              <c:ptCount val="3"/>
+              <c:pt idx="0">
+                <c:v>42</c:v>
+              </c:pt>
+              <c:pt idx="1">
+                <c:v>40</c:v>
+              </c:pt>
+              <c:pt idx="2">
+                <c:v>38</c:v>
+              </c:pt>
+            </c:numLit>
+          </c:val>
+          <c:extLst>
+            <c:ext xmlns:c16="http://schemas.microsoft.com/office/drawing/2014/chart" uri="{C3380CC4-5D6E-409C-BE32-E72D297353CC}">
+              <c16:uniqueId val="{00000001-C9F1-42E2-B72E-552B20429953}"/>
+            </c:ext>
+          </c:extLst>
+        </c:ser>
+        <c:dLbls>
+          <c:showLegendKey val="0"/>
+          <c:showVal val="0"/>
+          <c:showCatName val="0"/>
+          <c:showSerName val="0"/>
+          <c:showPercent val="0"/>
+          <c:showBubbleSize val="0"/>
+        </c:dLbls>
+        <c:gapWidth val="219"/>
+        <c:overlap val="-27"/>
+        <c:axId val="1331339391"/>
+        <c:axId val="1305108783"/>
+      </c:barChart>
+      <c:catAx>
+        <c:axId val="1331339391"/>
+        <c:scaling>
+          <c:orientation val="minMax"/>
+        </c:scaling>
+        <c:delete val="0"/>
+        <c:axPos val="b"/>
+        <c:numFmt formatCode="General" sourceLinked="1"/>
+        <c:majorTickMark val="none"/>
+        <c:minorTickMark val="none"/>
+        <c:tickLblPos val="nextTo"/>
+        <c:spPr>
+          <a:noFill/>
+          <a:ln w="9525" cap="flat" cmpd="sng" algn="ctr">
+            <a:solidFill>
+              <a:schemeClr val="tx1">
+                <a:lumMod val="15000"/>
+                <a:lumOff val="85000"/>
+              </a:schemeClr>
+            </a:solidFill>
+            <a:round/>
+          </a:ln>
+          <a:effectLst/>
+        </c:spPr>
+        <c:txPr>
+          <a:bodyPr rot="-60000000" spcFirstLastPara="1" vertOverflow="ellipsis" vert="horz" wrap="square" anchor="ctr" anchorCtr="1"/>
+          <a:lstStyle/>
+          <a:p>
+            <a:pPr>
+              <a:defRPr sz="900" b="0" i="0" u="none" strike="noStrike" kern="1200" baseline="0">
+                <a:solidFill>
+                  <a:schemeClr val="tx1">
+                    <a:lumMod val="65000"/>
+                    <a:lumOff val="35000"/>
+                  </a:schemeClr>
+                </a:solidFill>
+                <a:latin typeface="+mn-lt"/>
+                <a:ea typeface="+mn-ea"/>
+                <a:cs typeface="+mn-cs"/>
+              </a:defRPr>
+            </a:pPr>
+            <a:endParaRPr lang="en-US"/>
+          </a:p>
+        </c:txPr>
+        <c:crossAx val="1305108783"/>
+        <c:crosses val="autoZero"/>
+        <c:auto val="1"/>
+        <c:lblAlgn val="ctr"/>
+        <c:lblOffset val="100"/>
+        <c:noMultiLvlLbl val="0"/>
+      </c:catAx>
+      <c:valAx>
+        <c:axId val="1305108783"/>
+        <c:scaling>
+          <c:orientation val="minMax"/>
+        </c:scaling>
+        <c:delete val="0"/>
+        <c:axPos val="l"/>
+        <c:majorGridlines>
+          <c:spPr>
+            <a:ln w="9525" cap="flat" cmpd="sng" algn="ctr">
+              <a:solidFill>
+                <a:schemeClr val="tx1">
+                  <a:lumMod val="15000"/>
+                  <a:lumOff val="85000"/>
+                </a:schemeClr>
+              </a:solidFill>
+              <a:round/>
+            </a:ln>
+            <a:effectLst/>
+          </c:spPr>
+        </c:majorGridlines>
+        <c:numFmt formatCode="General" sourceLinked="1"/>
+        <c:majorTickMark val="none"/>
+        <c:minorTickMark val="none"/>
+        <c:tickLblPos val="nextTo"/>
+        <c:spPr>
+          <a:noFill/>
+          <a:ln>
+            <a:noFill/>
+          </a:ln>
+          <a:effectLst/>
+        </c:spPr>
+        <c:txPr>
+          <a:bodyPr rot="-60000000" spcFirstLastPara="1" vertOverflow="ellipsis" vert="horz" wrap="square" anchor="ctr" anchorCtr="1"/>
+          <a:lstStyle/>
+          <a:p>
+            <a:pPr>
+              <a:defRPr sz="900" b="0" i="0" u="none" strike="noStrike" kern="1200" baseline="0">
+                <a:solidFill>
+                  <a:schemeClr val="tx1">
+                    <a:lumMod val="65000"/>
+                    <a:lumOff val="35000"/>
+                  </a:schemeClr>
+                </a:solidFill>
+                <a:latin typeface="+mn-lt"/>
+                <a:ea typeface="+mn-ea"/>
+                <a:cs typeface="+mn-cs"/>
+              </a:defRPr>
+            </a:pPr>
+            <a:endParaRPr lang="en-US"/>
+          </a:p>
+        </c:txPr>
+        <c:crossAx val="1331339391"/>
+        <c:crosses val="autoZero"/>
+        <c:crossBetween val="between"/>
+      </c:valAx>
+      <c:spPr>
+        <a:noFill/>
+        <a:ln>
+          <a:noFill/>
+        </a:ln>
+        <a:effectLst/>
+      </c:spPr>
+    </c:plotArea>
+    <c:legend>
+      <c:legendPos val="b"/>
+      <c:overlay val="0"/>
+      <c:spPr>
+        <a:noFill/>
+        <a:ln>
+          <a:noFill/>
+        </a:ln>
+        <a:effectLst/>
+      </c:spPr>
+      <c:txPr>
+        <a:bodyPr rot="0" spcFirstLastPara="1" vertOverflow="ellipsis" vert="horz" wrap="square" anchor="ctr" anchorCtr="1"/>
+        <a:lstStyle/>
+        <a:p>
+          <a:pPr>
+            <a:defRPr sz="900" b="0" i="0" u="none" strike="noStrike" kern="1200" baseline="0">
+              <a:solidFill>
+                <a:schemeClr val="tx1">
+                  <a:lumMod val="65000"/>
+                  <a:lumOff val="35000"/>
+                </a:schemeClr>
+              </a:solidFill>
+              <a:latin typeface="+mn-lt"/>
+              <a:ea typeface="+mn-ea"/>
+              <a:cs typeface="+mn-cs"/>
+            </a:defRPr>
+          </a:pPr>
+          <a:endParaRPr lang="en-US"/>
+        </a:p>
+      </c:txPr>
+    </c:legend>
+    <c:plotVisOnly val="1"/>
+    <c:dispBlanksAs val="gap"/>
+    <c:showDLblsOverMax val="0"/>
+    <c:extLst>
+      <c:ext xmlns:c16r3="http://schemas.microsoft.com/office/drawing/2017/03/chart" uri="{56B9EC1D-385E-4148-901F-78D8002777C0}">
+        <c16r3:dataDisplayOptions16>
+          <c16r3:dispNaAsBlank val="1"/>
+        </c16r3:dataDisplayOptions16>
+      </c:ext>
+    </c:extLst>
+  </c:chart>
+  <c:spPr>
+    <a:solidFill>
+      <a:schemeClr val="bg1"/>
+    </a:solidFill>
+    <a:ln w="9525" cap="flat" cmpd="sng" algn="ctr">
+      <a:solidFill>
+        <a:schemeClr val="tx1">
+          <a:lumMod val="15000"/>
+          <a:lumOff val="85000"/>
+        </a:schemeClr>
+      </a:solidFill>
+      <a:round/>
+    </a:ln>
+    <a:effectLst/>
+  </c:spPr>
+  <c:txPr>
+    <a:bodyPr/>
+    <a:lstStyle/>
+    <a:p>
+      <a:pPr>
+        <a:defRPr/>
+      </a:pPr>
+      <a:endParaRPr lang="en-US"/>
+    </a:p>
+  </c:txPr>
+  <c:externalData r:id="rId3">
+    <c:autoUpdate val="0"/>
+  </c:externalData>
+</c:chartSpace>
+</file>
+
+<file path=word/charts/colors1.xml><?xml version="1.0" encoding="utf-8"?>
+<cs:colorStyle xmlns:cs="http://schemas.microsoft.com/office/drawing/2012/chartStyle" xmlns:a="http://schemas.openxmlformats.org/drawingml/2006/main" meth="cycle" id="10">
+  <a:schemeClr val="accent1"/>
+  <a:schemeClr val="accent2"/>
+  <a:schemeClr val="accent3"/>
+  <a:schemeClr val="accent4"/>
+  <a:schemeClr val="accent5"/>
+  <a:schemeClr val="accent6"/>
+  <cs:variation/>
+  <cs:variation>
+    <a:lumMod val="60000"/>
+  </cs:variation>
+  <cs:variation>
+    <a:lumMod val="80000"/>
+    <a:lumOff val="20000"/>
+  </cs:variation>
+  <cs:variation>
+    <a:lumMod val="80000"/>
+  </cs:variation>
+  <cs:variation>
+    <a:lumMod val="60000"/>
+    <a:lumOff val="40000"/>
+  </cs:variation>
+  <cs:variation>
+    <a:lumMod val="50000"/>
+  </cs:variation>
+  <cs:variation>
+    <a:lumMod val="70000"/>
+    <a:lumOff val="30000"/>
+  </cs:variation>
+  <cs:variation>
+    <a:lumMod val="70000"/>
+  </cs:variation>
+  <cs:variation>
+    <a:lumMod val="50000"/>
+    <a:lumOff val="50000"/>
+  </cs:variation>
+</cs:colorStyle>
+</file>
+
+<file path=word/charts/colors2.xml><?xml version="1.0" encoding="utf-8"?>
+<cs:colorStyle xmlns:cs="http://schemas.microsoft.com/office/drawing/2012/chartStyle" xmlns:a="http://schemas.openxmlformats.org/drawingml/2006/main" meth="cycle" id="10">
+  <a:schemeClr val="accent1"/>
+  <a:schemeClr val="accent2"/>
+  <a:schemeClr val="accent3"/>
+  <a:schemeClr val="accent4"/>
+  <a:schemeClr val="accent5"/>
+  <a:schemeClr val="accent6"/>
+  <cs:variation/>
+  <cs:variation>
+    <a:lumMod val="60000"/>
+  </cs:variation>
+  <cs:variation>
+    <a:lumMod val="80000"/>
+    <a:lumOff val="20000"/>
+  </cs:variation>
+  <cs:variation>
+    <a:lumMod val="80000"/>
+  </cs:variation>
+  <cs:variation>
+    <a:lumMod val="60000"/>
+    <a:lumOff val="40000"/>
+  </cs:variation>
+  <cs:variation>
+    <a:lumMod val="50000"/>
+  </cs:variation>
+  <cs:variation>
+    <a:lumMod val="70000"/>
+    <a:lumOff val="30000"/>
+  </cs:variation>
+  <cs:variation>
+    <a:lumMod val="70000"/>
+  </cs:variation>
+  <cs:variation>
+    <a:lumMod val="50000"/>
+    <a:lumOff val="50000"/>
+  </cs:variation>
+</cs:colorStyle>
+</file>
+
+<file path=word/charts/style1.xml><?xml version="1.0" encoding="utf-8"?>
+<cs:chartStyle xmlns:cs="http://schemas.microsoft.com/office/drawing/2012/chartStyle" xmlns:a="http://schemas.openxmlformats.org/drawingml/2006/main" id="201">
+  <cs:axisTitle>
+    <cs:lnRef idx="0"/>
+    <cs:fillRef idx="0"/>
+    <cs:effectRef idx="0"/>
+    <cs:fontRef idx="minor">
+      <a:schemeClr val="tx1">
+        <a:lumMod val="65000"/>
+        <a:lumOff val="35000"/>
+      </a:schemeClr>
+    </cs:fontRef>
+    <cs:defRPr sz="1000" kern="1200"/>
+  </cs:axisTitle>
+  <cs:categoryAxis>
+    <cs:lnRef idx="0"/>
+    <cs:fillRef idx="0"/>
+    <cs:effectRef idx="0"/>
+    <cs:fontRef idx="minor">
+      <a:schemeClr val="tx1">
+        <a:lumMod val="65000"/>
+        <a:lumOff val="35000"/>
+      </a:schemeClr>
+    </cs:fontRef>
+    <cs:spPr>
+      <a:ln w="9525" cap="flat" cmpd="sng" algn="ctr">
+        <a:solidFill>
+          <a:schemeClr val="tx1">
+            <a:lumMod val="15000"/>
+            <a:lumOff val="85000"/>
+          </a:schemeClr>
+        </a:solidFill>
+        <a:round/>
+      </a:ln>
+    </cs:spPr>
+    <cs:defRPr sz="900" kern="1200"/>
+  </cs:categoryAxis>
+  <cs:chartArea mods="allowNoFillOverride allowNoLineOverride">
+    <cs:lnRef idx="0"/>
+    <cs:fillRef idx="0"/>
+    <cs:effectRef idx="0"/>
+    <cs:fontRef idx="minor">
+      <a:schemeClr val="tx1"/>
+    </cs:fontRef>
+    <cs:spPr>
+      <a:solidFill>
+        <a:schemeClr val="bg1"/>
+      </a:solidFill>
+      <a:ln w="9525" cap="flat" cmpd="sng" algn="ctr">
+        <a:solidFill>
+          <a:schemeClr val="tx1">
+            <a:lumMod val="15000"/>
+            <a:lumOff val="85000"/>
+          </a:schemeClr>
+        </a:solidFill>
+        <a:round/>
+      </a:ln>
+    </cs:spPr>
+    <cs:defRPr sz="1000" kern="1200"/>
+  </cs:chartArea>
+  <cs:dataLabel>
+    <cs:lnRef idx="0"/>
+    <cs:fillRef idx="0"/>
+    <cs:effectRef idx="0"/>
+    <cs:fontRef idx="minor">
+      <a:schemeClr val="tx1">
+        <a:lumMod val="75000"/>
+        <a:lumOff val="25000"/>
+      </a:schemeClr>
+    </cs:fontRef>
+    <cs:defRPr sz="900" kern="1200"/>
+  </cs:dataLabel>
+  <cs:dataLabelCallout>
+    <cs:lnRef idx="0"/>
+    <cs:fillRef idx="0"/>
+    <cs:effectRef idx="0"/>
+    <cs:fontRef idx="minor">
+      <a:schemeClr val="dk1">
+        <a:lumMod val="65000"/>
+        <a:lumOff val="35000"/>
+      </a:schemeClr>
+    </cs:fontRef>
+    <cs:spPr>
+      <a:solidFill>
+        <a:schemeClr val="lt1"/>
+      </a:solidFill>
+      <a:ln>
+        <a:solidFill>
+          <a:schemeClr val="dk1">
+            <a:lumMod val="25000"/>
+            <a:lumOff val="75000"/>
+          </a:schemeClr>
+        </a:solidFill>
+      </a:ln>
+    </cs:spPr>
+    <cs:defRPr sz="900" kern="1200"/>
+    <cs:bodyPr rot="0" spcFirstLastPara="1" vertOverflow="clip" horzOverflow="clip" vert="horz" wrap="square" lIns="36576" tIns="18288" rIns="36576" bIns="18288" anchor="ctr" anchorCtr="1">
+      <a:spAutoFit/>
+    </cs:bodyPr>
+  </cs:dataLabelCallout>
+  <cs:dataPoint>
+    <cs:lnRef idx="0"/>
+    <cs:fillRef idx="1">
+      <cs:styleClr val="auto"/>
+    </cs:fillRef>
+    <cs:effectRef idx="0"/>
+    <cs:fontRef idx="minor">
+      <a:schemeClr val="tx1"/>
+    </cs:fontRef>
+  </cs:dataPoint>
+  <cs:dataPoint3D>
+    <cs:lnRef idx="0"/>
+    <cs:fillRef idx="1">
+      <cs:styleClr val="auto"/>
+    </cs:fillRef>
+    <cs:effectRef idx="0"/>
+    <cs:fontRef idx="minor">
+      <a:schemeClr val="tx1"/>
+    </cs:fontRef>
+  </cs:dataPoint3D>
+  <cs:dataPointLine>
+    <cs:lnRef idx="0">
+      <cs:styleClr val="auto"/>
+    </cs:lnRef>
+    <cs:fillRef idx="1"/>
+    <cs:effectRef idx="0"/>
+    <cs:fontRef idx="minor">
+      <a:schemeClr val="tx1"/>
+    </cs:fontRef>
+    <cs:spPr>
+      <a:ln w="28575" cap="rnd">
+        <a:solidFill>
+          <a:schemeClr val="phClr"/>
+        </a:solidFill>
+        <a:round/>
+      </a:ln>
+    </cs:spPr>
+  </cs:dataPointLine>
+  <cs:dataPointMarker>
+    <cs:lnRef idx="0">
+      <cs:styleClr val="auto"/>
+    </cs:lnRef>
+    <cs:fillRef idx="1">
+      <cs:styleClr val="auto"/>
+    </cs:fillRef>
+    <cs:effectRef idx="0"/>
+    <cs:fontRef idx="minor">
+      <a:schemeClr val="tx1"/>
+    </cs:fontRef>
+    <cs:spPr>
+      <a:ln w="9525">
+        <a:solidFill>
+          <a:schemeClr val="phClr"/>
+        </a:solidFill>
+      </a:ln>
+    </cs:spPr>
+  </cs:dataPointMarker>
+  <cs:dataPointMarkerLayout symbol="circle" size="5"/>
+  <cs:dataPointWireframe>
+    <cs:lnRef idx="0">
+      <cs:styleClr val="auto"/>
+    </cs:lnRef>
+    <cs:fillRef idx="1"/>
+    <cs:effectRef idx="0"/>
+    <cs:fontRef idx="minor">
+      <a:schemeClr val="tx1"/>
+    </cs:fontRef>
+    <cs:spPr>
+      <a:ln w="9525" cap="rnd">
+        <a:solidFill>
+          <a:schemeClr val="phClr"/>
+        </a:solidFill>
+        <a:round/>
+      </a:ln>
+    </cs:spPr>
+  </cs:dataPointWireframe>
+  <cs:dataTable>
+    <cs:lnRef idx="0"/>
+    <cs:fillRef idx="0"/>
+    <cs:effectRef idx="0"/>
+    <cs:fontRef idx="minor">
+      <a:schemeClr val="tx1">
+        <a:lumMod val="65000"/>
+        <a:lumOff val="35000"/>
+      </a:schemeClr>
+    </cs:fontRef>
+    <cs:spPr>
+      <a:noFill/>
+      <a:ln w="9525" cap="flat" cmpd="sng" algn="ctr">
+        <a:solidFill>
+          <a:schemeClr val="tx1">
+            <a:lumMod val="15000"/>
+            <a:lumOff val="85000"/>
+          </a:schemeClr>
+        </a:solidFill>
+        <a:round/>
+      </a:ln>
+    </cs:spPr>
+    <cs:defRPr sz="900" kern="1200"/>
+  </cs:dataTable>
+  <cs:downBar>
+    <cs:lnRef idx="0"/>
+    <cs:fillRef idx="0"/>
+    <cs:effectRef idx="0"/>
+    <cs:fontRef idx="minor">
+      <a:schemeClr val="dk1"/>
+    </cs:fontRef>
+    <cs:spPr>
+      <a:solidFill>
+        <a:schemeClr val="dk1">
+          <a:lumMod val="65000"/>
+          <a:lumOff val="35000"/>
+        </a:schemeClr>
+      </a:solidFill>
+      <a:ln w="9525">
+        <a:solidFill>
+          <a:schemeClr val="tx1">
+            <a:lumMod val="65000"/>
+            <a:lumOff val="35000"/>
+          </a:schemeClr>
+        </a:solidFill>
+      </a:ln>
+    </cs:spPr>
+  </cs:downBar>
+  <cs:dropLine>
+    <cs:lnRef idx="0"/>
+    <cs:fillRef idx="0"/>
+    <cs:effectRef idx="0"/>
+    <cs:fontRef idx="minor">
+      <a:schemeClr val="tx1"/>
+    </cs:fontRef>
+    <cs:spPr>
+      <a:ln w="9525" cap="flat" cmpd="sng" algn="ctr">
+        <a:solidFill>
+          <a:schemeClr val="tx1">
+            <a:lumMod val="35000"/>
+            <a:lumOff val="65000"/>
+          </a:schemeClr>
+        </a:solidFill>
+        <a:round/>
+      </a:ln>
+    </cs:spPr>
+  </cs:dropLine>
+  <cs:errorBar>
+    <cs:lnRef idx="0"/>
+    <cs:fillRef idx="0"/>
+    <cs:effectRef idx="0"/>
+    <cs:fontRef idx="minor">
+      <a:schemeClr val="tx1"/>
+    </cs:fontRef>
+    <cs:spPr>
+      <a:ln w="9525" cap="flat" cmpd="sng" algn="ctr">
+        <a:solidFill>
+          <a:schemeClr val="tx1">
+            <a:lumMod val="65000"/>
+            <a:lumOff val="35000"/>
+          </a:schemeClr>
+        </a:solidFill>
+        <a:round/>
+      </a:ln>
+    </cs:spPr>
+  </cs:errorBar>
+  <cs:floor>
+    <cs:lnRef idx="0"/>
+    <cs:fillRef idx="0"/>
+    <cs:effectRef idx="0"/>
+    <cs:fontRef idx="minor">
+      <a:schemeClr val="tx1"/>
+    </cs:fontRef>
+    <cs:spPr>
+      <a:noFill/>
+      <a:ln>
+        <a:noFill/>
+      </a:ln>
+    </cs:spPr>
+  </cs:floor>
+  <cs:gridlineMajor>
+    <cs:lnRef idx="0"/>
+    <cs:fillRef idx="0"/>
+    <cs:effectRef idx="0"/>
+    <cs:fontRef idx="minor">
+      <a:schemeClr val="tx1"/>
+    </cs:fontRef>
+    <cs:spPr>
+      <a:ln w="9525" cap="flat" cmpd="sng" algn="ctr">
+        <a:solidFill>
+          <a:schemeClr val="tx1">
+            <a:lumMod val="15000"/>
+            <a:lumOff val="85000"/>
+          </a:schemeClr>
+        </a:solidFill>
+        <a:round/>
+      </a:ln>
+    </cs:spPr>
+  </cs:gridlineMajor>
+  <cs:gridlineMinor>
+    <cs:lnRef idx="0"/>
+    <cs:fillRef idx="0"/>
+    <cs:effectRef idx="0"/>
+    <cs:fontRef idx="minor">
+      <a:schemeClr val="tx1"/>
+    </cs:fontRef>
+    <cs:spPr>
+      <a:ln w="9525" cap="flat" cmpd="sng" algn="ctr">
+        <a:solidFill>
+          <a:schemeClr val="tx1">
+            <a:lumMod val="5000"/>
+            <a:lumOff val="95000"/>
+          </a:schemeClr>
+        </a:solidFill>
+        <a:round/>
+      </a:ln>
+    </cs:spPr>
+  </cs:gridlineMinor>
+  <cs:hiLoLine>
+    <cs:lnRef idx="0"/>
+    <cs:fillRef idx="0"/>
+    <cs:effectRef idx="0"/>
+    <cs:fontRef idx="minor">
+      <a:schemeClr val="tx1"/>
+    </cs:fontRef>
+    <cs:spPr>
+      <a:ln w="9525" cap="flat" cmpd="sng" algn="ctr">
+        <a:solidFill>
+          <a:schemeClr val="tx1">
+            <a:lumMod val="75000"/>
+            <a:lumOff val="25000"/>
+          </a:schemeClr>
+        </a:solidFill>
+        <a:round/>
+      </a:ln>
+    </cs:spPr>
+  </cs:hiLoLine>
+  <cs:leaderLine>
+    <cs:lnRef idx="0"/>
+    <cs:fillRef idx="0"/>
+    <cs:effectRef idx="0"/>
+    <cs:fontRef idx="minor">
+      <a:schemeClr val="tx1"/>
+    </cs:fontRef>
+    <cs:spPr>
+      <a:ln w="9525" cap="flat" cmpd="sng" algn="ctr">
+        <a:solidFill>
+          <a:schemeClr val="tx1">
+            <a:lumMod val="35000"/>
+            <a:lumOff val="65000"/>
+          </a:schemeClr>
+        </a:solidFill>
+        <a:round/>
+      </a:ln>
+    </cs:spPr>
+  </cs:leaderLine>
+  <cs:legend>
+    <cs:lnRef idx="0"/>
+    <cs:fillRef idx="0"/>
+    <cs:effectRef idx="0"/>
+    <cs:fontRef idx="minor">
+      <a:schemeClr val="tx1">
+        <a:lumMod val="65000"/>
+        <a:lumOff val="35000"/>
+      </a:schemeClr>
+    </cs:fontRef>
+    <cs:defRPr sz="900" kern="1200"/>
+  </cs:legend>
+  <cs:plotArea mods="allowNoFillOverride allowNoLineOverride">
+    <cs:lnRef idx="0"/>
+    <cs:fillRef idx="0"/>
+    <cs:effectRef idx="0"/>
+    <cs:fontRef idx="minor">
+      <a:schemeClr val="tx1"/>
+    </cs:fontRef>
+  </cs:plotArea>
+  <cs:plotArea3D mods="allowNoFillOverride allowNoLineOverride">
+    <cs:lnRef idx="0"/>
+    <cs:fillRef idx="0"/>
+    <cs:effectRef idx="0"/>
+    <cs:fontRef idx="minor">
+      <a:schemeClr val="tx1"/>
+    </cs:fontRef>
+  </cs:plotArea3D>
+  <cs:seriesAxis>
+    <cs:lnRef idx="0"/>
+    <cs:fillRef idx="0"/>
+    <cs:effectRef idx="0"/>
+    <cs:fontRef idx="minor">
+      <a:schemeClr val="tx1">
+        <a:lumMod val="65000"/>
+        <a:lumOff val="35000"/>
+      </a:schemeClr>
+    </cs:fontRef>
+    <cs:defRPr sz="900" kern="1200"/>
+  </cs:seriesAxis>
+  <cs:seriesLine>
+    <cs:lnRef idx="0"/>
+    <cs:fillRef idx="0"/>
+    <cs:effectRef idx="0"/>
+    <cs:fontRef idx="minor">
+      <a:schemeClr val="tx1"/>
+    </cs:fontRef>
+    <cs:spPr>
+      <a:ln w="9525" cap="flat" cmpd="sng" algn="ctr">
+        <a:solidFill>
+          <a:schemeClr val="tx1">
+            <a:lumMod val="35000"/>
+            <a:lumOff val="65000"/>
+          </a:schemeClr>
+        </a:solidFill>
+        <a:round/>
+      </a:ln>
+    </cs:spPr>
+  </cs:seriesLine>
+  <cs:title>
+    <cs:lnRef idx="0"/>
+    <cs:fillRef idx="0"/>
+    <cs:effectRef idx="0"/>
+    <cs:fontRef idx="minor">
+      <a:schemeClr val="tx1">
+        <a:lumMod val="65000"/>
+        <a:lumOff val="35000"/>
+      </a:schemeClr>
+    </cs:fontRef>
+    <cs:defRPr sz="1400" b="0" kern="1200" spc="0" baseline="0"/>
+  </cs:title>
+  <cs:trendline>
+    <cs:lnRef idx="0">
+      <cs:styleClr val="auto"/>
+    </cs:lnRef>
+    <cs:fillRef idx="0"/>
+    <cs:effectRef idx="0"/>
+    <cs:fontRef idx="minor">
+      <a:schemeClr val="tx1"/>
+    </cs:fontRef>
+    <cs:spPr>
+      <a:ln w="19050" cap="rnd">
+        <a:solidFill>
+          <a:schemeClr val="phClr"/>
+        </a:solidFill>
+        <a:prstDash val="sysDot"/>
+      </a:ln>
+    </cs:spPr>
+  </cs:trendline>
+  <cs:trendlineLabel>
+    <cs:lnRef idx="0"/>
+    <cs:fillRef idx="0"/>
+    <cs:effectRef idx="0"/>
+    <cs:fontRef idx="minor">
+      <a:schemeClr val="tx1">
+        <a:lumMod val="65000"/>
+        <a:lumOff val="35000"/>
+      </a:schemeClr>
+    </cs:fontRef>
+    <cs:defRPr sz="900" kern="1200"/>
+  </cs:trendlineLabel>
+  <cs:upBar>
+    <cs:lnRef idx="0"/>
+    <cs:fillRef idx="0"/>
+    <cs:effectRef idx="0"/>
+    <cs:fontRef idx="minor">
+      <a:schemeClr val="dk1"/>
+    </cs:fontRef>
+    <cs:spPr>
+      <a:solidFill>
+        <a:schemeClr val="lt1"/>
+      </a:solidFill>
+      <a:ln w="9525">
+        <a:solidFill>
+          <a:schemeClr val="tx1">
+            <a:lumMod val="15000"/>
+            <a:lumOff val="85000"/>
+          </a:schemeClr>
+        </a:solidFill>
+      </a:ln>
+    </cs:spPr>
+  </cs:upBar>
+  <cs:valueAxis>
+    <cs:lnRef idx="0"/>
+    <cs:fillRef idx="0"/>
+    <cs:effectRef idx="0"/>
+    <cs:fontRef idx="minor">
+      <a:schemeClr val="tx1">
+        <a:lumMod val="65000"/>
+        <a:lumOff val="35000"/>
+      </a:schemeClr>
+    </cs:fontRef>
+    <cs:defRPr sz="900" kern="1200"/>
+  </cs:valueAxis>
+  <cs:wall>
+    <cs:lnRef idx="0"/>
+    <cs:fillRef idx="0"/>
+    <cs:effectRef idx="0"/>
+    <cs:fontRef idx="minor">
+      <a:schemeClr val="tx1"/>
+    </cs:fontRef>
+    <cs:spPr>
+      <a:noFill/>
+      <a:ln>
+        <a:noFill/>
+      </a:ln>
+    </cs:spPr>
+  </cs:wall>
+</cs:chartStyle>
+</file>
+
+<file path=word/charts/style2.xml><?xml version="1.0" encoding="utf-8"?>
+<cs:chartStyle xmlns:cs="http://schemas.microsoft.com/office/drawing/2012/chartStyle" xmlns:a="http://schemas.openxmlformats.org/drawingml/2006/main" id="201">
+  <cs:axisTitle>
+    <cs:lnRef idx="0"/>
+    <cs:fillRef idx="0"/>
+    <cs:effectRef idx="0"/>
+    <cs:fontRef idx="minor">
+      <a:schemeClr val="tx1">
+        <a:lumMod val="65000"/>
+        <a:lumOff val="35000"/>
+      </a:schemeClr>
+    </cs:fontRef>
+    <cs:defRPr sz="1000" kern="1200"/>
+  </cs:axisTitle>
+  <cs:categoryAxis>
+    <cs:lnRef idx="0"/>
+    <cs:fillRef idx="0"/>
+    <cs:effectRef idx="0"/>
+    <cs:fontRef idx="minor">
+      <a:schemeClr val="tx1">
+        <a:lumMod val="65000"/>
+        <a:lumOff val="35000"/>
+      </a:schemeClr>
+    </cs:fontRef>
+    <cs:spPr>
+      <a:ln w="9525" cap="flat" cmpd="sng" algn="ctr">
+        <a:solidFill>
+          <a:schemeClr val="tx1">
+            <a:lumMod val="15000"/>
+            <a:lumOff val="85000"/>
+          </a:schemeClr>
+        </a:solidFill>
+        <a:round/>
+      </a:ln>
+    </cs:spPr>
+    <cs:defRPr sz="900" kern="1200"/>
+  </cs:categoryAxis>
+  <cs:chartArea mods="allowNoFillOverride allowNoLineOverride">
+    <cs:lnRef idx="0"/>
+    <cs:fillRef idx="0"/>
+    <cs:effectRef idx="0"/>
+    <cs:fontRef idx="minor">
+      <a:schemeClr val="tx1"/>
+    </cs:fontRef>
+    <cs:spPr>
+      <a:solidFill>
+        <a:schemeClr val="bg1"/>
+      </a:solidFill>
+      <a:ln w="9525" cap="flat" cmpd="sng" algn="ctr">
+        <a:solidFill>
+          <a:schemeClr val="tx1">
+            <a:lumMod val="15000"/>
+            <a:lumOff val="85000"/>
+          </a:schemeClr>
+        </a:solidFill>
+        <a:round/>
+      </a:ln>
+    </cs:spPr>
+    <cs:defRPr sz="1000" kern="1200"/>
+  </cs:chartArea>
+  <cs:dataLabel>
+    <cs:lnRef idx="0"/>
+    <cs:fillRef idx="0"/>
+    <cs:effectRef idx="0"/>
+    <cs:fontRef idx="minor">
+      <a:schemeClr val="tx1">
+        <a:lumMod val="75000"/>
+        <a:lumOff val="25000"/>
+      </a:schemeClr>
+    </cs:fontRef>
+    <cs:defRPr sz="900" kern="1200"/>
+  </cs:dataLabel>
+  <cs:dataLabelCallout>
+    <cs:lnRef idx="0"/>
+    <cs:fillRef idx="0"/>
+    <cs:effectRef idx="0"/>
+    <cs:fontRef idx="minor">
+      <a:schemeClr val="dk1">
+        <a:lumMod val="65000"/>
+        <a:lumOff val="35000"/>
+      </a:schemeClr>
+    </cs:fontRef>
+    <cs:spPr>
+      <a:solidFill>
+        <a:schemeClr val="lt1"/>
+      </a:solidFill>
+      <a:ln>
+        <a:solidFill>
+          <a:schemeClr val="dk1">
+            <a:lumMod val="25000"/>
+            <a:lumOff val="75000"/>
+          </a:schemeClr>
+        </a:solidFill>
+      </a:ln>
+    </cs:spPr>
+    <cs:defRPr sz="900" kern="1200"/>
+    <cs:bodyPr rot="0" spcFirstLastPara="1" vertOverflow="clip" horzOverflow="clip" vert="horz" wrap="square" lIns="36576" tIns="18288" rIns="36576" bIns="18288" anchor="ctr" anchorCtr="1">
+      <a:spAutoFit/>
+    </cs:bodyPr>
+  </cs:dataLabelCallout>
+  <cs:dataPoint>
+    <cs:lnRef idx="0"/>
+    <cs:fillRef idx="1">
+      <cs:styleClr val="auto"/>
+    </cs:fillRef>
+    <cs:effectRef idx="0"/>
+    <cs:fontRef idx="minor">
+      <a:schemeClr val="tx1"/>
+    </cs:fontRef>
+  </cs:dataPoint>
+  <cs:dataPoint3D>
+    <cs:lnRef idx="0"/>
+    <cs:fillRef idx="1">
+      <cs:styleClr val="auto"/>
+    </cs:fillRef>
+    <cs:effectRef idx="0"/>
+    <cs:fontRef idx="minor">
+      <a:schemeClr val="tx1"/>
+    </cs:fontRef>
+  </cs:dataPoint3D>
+  <cs:dataPointLine>
+    <cs:lnRef idx="0">
+      <cs:styleClr val="auto"/>
+    </cs:lnRef>
+    <cs:fillRef idx="1"/>
+    <cs:effectRef idx="0"/>
+    <cs:fontRef idx="minor">
+      <a:schemeClr val="tx1"/>
+    </cs:fontRef>
+    <cs:spPr>
+      <a:ln w="28575" cap="rnd">
+        <a:solidFill>
+          <a:schemeClr val="phClr"/>
+        </a:solidFill>
+        <a:round/>
+      </a:ln>
+    </cs:spPr>
+  </cs:dataPointLine>
+  <cs:dataPointMarker>
+    <cs:lnRef idx="0">
+      <cs:styleClr val="auto"/>
+    </cs:lnRef>
+    <cs:fillRef idx="1">
+      <cs:styleClr val="auto"/>
+    </cs:fillRef>
+    <cs:effectRef idx="0"/>
+    <cs:fontRef idx="minor">
+      <a:schemeClr val="tx1"/>
+    </cs:fontRef>
+    <cs:spPr>
+      <a:ln w="9525">
+        <a:solidFill>
+          <a:schemeClr val="phClr"/>
+        </a:solidFill>
+      </a:ln>
+    </cs:spPr>
+  </cs:dataPointMarker>
+  <cs:dataPointMarkerLayout symbol="circle" size="5"/>
+  <cs:dataPointWireframe>
+    <cs:lnRef idx="0">
+      <cs:styleClr val="auto"/>
+    </cs:lnRef>
+    <cs:fillRef idx="1"/>
+    <cs:effectRef idx="0"/>
+    <cs:fontRef idx="minor">
+      <a:schemeClr val="tx1"/>
+    </cs:fontRef>
+    <cs:spPr>
+      <a:ln w="9525" cap="rnd">
+        <a:solidFill>
+          <a:schemeClr val="phClr"/>
+        </a:solidFill>
+        <a:round/>
+      </a:ln>
+    </cs:spPr>
+  </cs:dataPointWireframe>
+  <cs:dataTable>
+    <cs:lnRef idx="0"/>
+    <cs:fillRef idx="0"/>
+    <cs:effectRef idx="0"/>
+    <cs:fontRef idx="minor">
+      <a:schemeClr val="tx1">
+        <a:lumMod val="65000"/>
+        <a:lumOff val="35000"/>
+      </a:schemeClr>
+    </cs:fontRef>
+    <cs:spPr>
+      <a:noFill/>
+      <a:ln w="9525" cap="flat" cmpd="sng" algn="ctr">
+        <a:solidFill>
+          <a:schemeClr val="tx1">
+            <a:lumMod val="15000"/>
+            <a:lumOff val="85000"/>
+          </a:schemeClr>
+        </a:solidFill>
+        <a:round/>
+      </a:ln>
+    </cs:spPr>
+    <cs:defRPr sz="900" kern="1200"/>
+  </cs:dataTable>
+  <cs:downBar>
+    <cs:lnRef idx="0"/>
+    <cs:fillRef idx="0"/>
+    <cs:effectRef idx="0"/>
+    <cs:fontRef idx="minor">
+      <a:schemeClr val="dk1"/>
+    </cs:fontRef>
+    <cs:spPr>
+      <a:solidFill>
+        <a:schemeClr val="dk1">
+          <a:lumMod val="65000"/>
+          <a:lumOff val="35000"/>
+        </a:schemeClr>
+      </a:solidFill>
+      <a:ln w="9525">
+        <a:solidFill>
+          <a:schemeClr val="tx1">
+            <a:lumMod val="65000"/>
+            <a:lumOff val="35000"/>
+          </a:schemeClr>
+        </a:solidFill>
+      </a:ln>
+    </cs:spPr>
+  </cs:downBar>
+  <cs:dropLine>
+    <cs:lnRef idx="0"/>
+    <cs:fillRef idx="0"/>
+    <cs:effectRef idx="0"/>
+    <cs:fontRef idx="minor">
+      <a:schemeClr val="tx1"/>
+    </cs:fontRef>
+    <cs:spPr>
+      <a:ln w="9525" cap="flat" cmpd="sng" algn="ctr">
+        <a:solidFill>
+          <a:schemeClr val="tx1">
+            <a:lumMod val="35000"/>
+            <a:lumOff val="65000"/>
+          </a:schemeClr>
+        </a:solidFill>
+        <a:round/>
+      </a:ln>
+    </cs:spPr>
+  </cs:dropLine>
+  <cs:errorBar>
+    <cs:lnRef idx="0"/>
+    <cs:fillRef idx="0"/>
+    <cs:effectRef idx="0"/>
+    <cs:fontRef idx="minor">
+      <a:schemeClr val="tx1"/>
+    </cs:fontRef>
+    <cs:spPr>
+      <a:ln w="9525" cap="flat" cmpd="sng" algn="ctr">
+        <a:solidFill>
+          <a:schemeClr val="tx1">
+            <a:lumMod val="65000"/>
+            <a:lumOff val="35000"/>
+          </a:schemeClr>
+        </a:solidFill>
+        <a:round/>
+      </a:ln>
+    </cs:spPr>
+  </cs:errorBar>
+  <cs:floor>
+    <cs:lnRef idx="0"/>
+    <cs:fillRef idx="0"/>
+    <cs:effectRef idx="0"/>
+    <cs:fontRef idx="minor">
+      <a:schemeClr val="tx1"/>
+    </cs:fontRef>
+    <cs:spPr>
+      <a:noFill/>
+      <a:ln>
+        <a:noFill/>
+      </a:ln>
+    </cs:spPr>
+  </cs:floor>
+  <cs:gridlineMajor>
+    <cs:lnRef idx="0"/>
+    <cs:fillRef idx="0"/>
+    <cs:effectRef idx="0"/>
+    <cs:fontRef idx="minor">
+      <a:schemeClr val="tx1"/>
+    </cs:fontRef>
+    <cs:spPr>
+      <a:ln w="9525" cap="flat" cmpd="sng" algn="ctr">
+        <a:solidFill>
+          <a:schemeClr val="tx1">
+            <a:lumMod val="15000"/>
+            <a:lumOff val="85000"/>
+          </a:schemeClr>
+        </a:solidFill>
+        <a:round/>
+      </a:ln>
+    </cs:spPr>
+  </cs:gridlineMajor>
+  <cs:gridlineMinor>
+    <cs:lnRef idx="0"/>
+    <cs:fillRef idx="0"/>
+    <cs:effectRef idx="0"/>
+    <cs:fontRef idx="minor">
+      <a:schemeClr val="tx1"/>
+    </cs:fontRef>
+    <cs:spPr>
+      <a:ln w="9525" cap="flat" cmpd="sng" algn="ctr">
+        <a:solidFill>
+          <a:schemeClr val="tx1">
+            <a:lumMod val="5000"/>
+            <a:lumOff val="95000"/>
+          </a:schemeClr>
+        </a:solidFill>
+        <a:round/>
+      </a:ln>
+    </cs:spPr>
+  </cs:gridlineMinor>
+  <cs:hiLoLine>
+    <cs:lnRef idx="0"/>
+    <cs:fillRef idx="0"/>
+    <cs:effectRef idx="0"/>
+    <cs:fontRef idx="minor">
+      <a:schemeClr val="tx1"/>
+    </cs:fontRef>
+    <cs:spPr>
+      <a:ln w="9525" cap="flat" cmpd="sng" algn="ctr">
+        <a:solidFill>
+          <a:schemeClr val="tx1">
+            <a:lumMod val="75000"/>
+            <a:lumOff val="25000"/>
+          </a:schemeClr>
+        </a:solidFill>
+        <a:round/>
+      </a:ln>
+    </cs:spPr>
+  </cs:hiLoLine>
+  <cs:leaderLine>
+    <cs:lnRef idx="0"/>
+    <cs:fillRef idx="0"/>
+    <cs:effectRef idx="0"/>
+    <cs:fontRef idx="minor">
+      <a:schemeClr val="tx1"/>
+    </cs:fontRef>
+    <cs:spPr>
+      <a:ln w="9525" cap="flat" cmpd="sng" algn="ctr">
+        <a:solidFill>
+          <a:schemeClr val="tx1">
+            <a:lumMod val="35000"/>
+            <a:lumOff val="65000"/>
+          </a:schemeClr>
+        </a:solidFill>
+        <a:round/>
+      </a:ln>
+    </cs:spPr>
+  </cs:leaderLine>
+  <cs:legend>
+    <cs:lnRef idx="0"/>
+    <cs:fillRef idx="0"/>
+    <cs:effectRef idx="0"/>
+    <cs:fontRef idx="minor">
+      <a:schemeClr val="tx1">
+        <a:lumMod val="65000"/>
+        <a:lumOff val="35000"/>
+      </a:schemeClr>
+    </cs:fontRef>
+    <cs:defRPr sz="900" kern="1200"/>
+  </cs:legend>
+  <cs:plotArea mods="allowNoFillOverride allowNoLineOverride">
+    <cs:lnRef idx="0"/>
+    <cs:fillRef idx="0"/>
+    <cs:effectRef idx="0"/>
+    <cs:fontRef idx="minor">
+      <a:schemeClr val="tx1"/>
+    </cs:fontRef>
+  </cs:plotArea>
+  <cs:plotArea3D mods="allowNoFillOverride allowNoLineOverride">
+    <cs:lnRef idx="0"/>
+    <cs:fillRef idx="0"/>
+    <cs:effectRef idx="0"/>
+    <cs:fontRef idx="minor">
+      <a:schemeClr val="tx1"/>
+    </cs:fontRef>
+  </cs:plotArea3D>
+  <cs:seriesAxis>
+    <cs:lnRef idx="0"/>
+    <cs:fillRef idx="0"/>
+    <cs:effectRef idx="0"/>
+    <cs:fontRef idx="minor">
+      <a:schemeClr val="tx1">
+        <a:lumMod val="65000"/>
+        <a:lumOff val="35000"/>
+      </a:schemeClr>
+    </cs:fontRef>
+    <cs:defRPr sz="900" kern="1200"/>
+  </cs:seriesAxis>
+  <cs:seriesLine>
+    <cs:lnRef idx="0"/>
+    <cs:fillRef idx="0"/>
+    <cs:effectRef idx="0"/>
+    <cs:fontRef idx="minor">
+      <a:schemeClr val="tx1"/>
+    </cs:fontRef>
+    <cs:spPr>
+      <a:ln w="9525" cap="flat" cmpd="sng" algn="ctr">
+        <a:solidFill>
+          <a:schemeClr val="tx1">
+            <a:lumMod val="35000"/>
+            <a:lumOff val="65000"/>
+          </a:schemeClr>
+        </a:solidFill>
+        <a:round/>
+      </a:ln>
+    </cs:spPr>
+  </cs:seriesLine>
+  <cs:title>
+    <cs:lnRef idx="0"/>
+    <cs:fillRef idx="0"/>
+    <cs:effectRef idx="0"/>
+    <cs:fontRef idx="minor">
+      <a:schemeClr val="tx1">
+        <a:lumMod val="65000"/>
+        <a:lumOff val="35000"/>
+      </a:schemeClr>
+    </cs:fontRef>
+    <cs:defRPr sz="1400" b="0" kern="1200" spc="0" baseline="0"/>
+  </cs:title>
+  <cs:trendline>
+    <cs:lnRef idx="0">
+      <cs:styleClr val="auto"/>
+    </cs:lnRef>
+    <cs:fillRef idx="0"/>
+    <cs:effectRef idx="0"/>
+    <cs:fontRef idx="minor">
+      <a:schemeClr val="tx1"/>
+    </cs:fontRef>
+    <cs:spPr>
+      <a:ln w="19050" cap="rnd">
+        <a:solidFill>
+          <a:schemeClr val="phClr"/>
+        </a:solidFill>
+        <a:prstDash val="sysDot"/>
+      </a:ln>
+    </cs:spPr>
+  </cs:trendline>
+  <cs:trendlineLabel>
+    <cs:lnRef idx="0"/>
+    <cs:fillRef idx="0"/>
+    <cs:effectRef idx="0"/>
+    <cs:fontRef idx="minor">
+      <a:schemeClr val="tx1">
+        <a:lumMod val="65000"/>
+        <a:lumOff val="35000"/>
+      </a:schemeClr>
+    </cs:fontRef>
+    <cs:defRPr sz="900" kern="1200"/>
+  </cs:trendlineLabel>
+  <cs:upBar>
+    <cs:lnRef idx="0"/>
+    <cs:fillRef idx="0"/>
+    <cs:effectRef idx="0"/>
+    <cs:fontRef idx="minor">
+      <a:schemeClr val="dk1"/>
+    </cs:fontRef>
+    <cs:spPr>
+      <a:solidFill>
+        <a:schemeClr val="lt1"/>
+      </a:solidFill>
+      <a:ln w="9525">
+        <a:solidFill>
+          <a:schemeClr val="tx1">
+            <a:lumMod val="15000"/>
+            <a:lumOff val="85000"/>
+          </a:schemeClr>
+        </a:solidFill>
+      </a:ln>
+    </cs:spPr>
+  </cs:upBar>
+  <cs:valueAxis>
+    <cs:lnRef idx="0"/>
+    <cs:fillRef idx="0"/>
+    <cs:effectRef idx="0"/>
+    <cs:fontRef idx="minor">
+      <a:schemeClr val="tx1">
+        <a:lumMod val="65000"/>
+        <a:lumOff val="35000"/>
+      </a:schemeClr>
+    </cs:fontRef>
+    <cs:defRPr sz="900" kern="1200"/>
+  </cs:valueAxis>
+  <cs:wall>
+    <cs:lnRef idx="0"/>
+    <cs:fillRef idx="0"/>
+    <cs:effectRef idx="0"/>
+    <cs:fontRef idx="minor">
+      <a:schemeClr val="tx1"/>
+    </cs:fontRef>
+    <cs:spPr>
+      <a:noFill/>
+      <a:ln>
+        <a:noFill/>
+      </a:ln>
+    </cs:spPr>
+  </cs:wall>
+</cs:chartStyle>
+</file>
+
 <file path=word/theme/theme1.xml><?xml version="1.0" encoding="utf-8"?>
 <a:theme xmlns:a="http://schemas.openxmlformats.org/drawingml/2006/main" name="Office Theme">
   <a:themeElements>

--- a/fixtures/docx-coverage.docx
+++ b/fixtures/docx-coverage.docx
@@ -4773,6 +4773,7 @@
         <w:jc w:val="both"/>
         <w:rPr>
           <w:b/>
+          <w:rtl/>
         </w:rPr>
       </w:pPr>
       <w:r>
@@ -4875,11 +4876,5365 @@
           </mc:Fallback>
         </mc:AlternateContent>
       </w:r>
+      <w:r>
+        <w:rPr>
+          <w:b/>
+          <w:noProof/>
+        </w:rPr>
+        <mc:AlternateContent>
+          <mc:Choice Requires="wps">
+            <w:drawing>
+              <wp:anchor distT="0" distB="0" distL="114300" distR="114300" simplePos="0" relativeHeight="251667456" behindDoc="0" locked="0" layoutInCell="1" allowOverlap="1" wp14:anchorId="3F4F0434" wp14:editId="466196AC">
+                <wp:simplePos x="0" y="0"/>
+                <wp:positionH relativeFrom="column">
+                  <wp:posOffset>-148590</wp:posOffset>
+                </wp:positionH>
+                <wp:positionV relativeFrom="paragraph">
+                  <wp:posOffset>-4552950</wp:posOffset>
+                </wp:positionV>
+                <wp:extent cx="2540000" cy="889000"/>
+                <wp:effectExtent l="0" t="0" r="0" b="6350"/>
+                <wp:wrapNone/>
+                <wp:docPr id="1133805404" name="Text Box 2" descr="case:nofill-noline"/>
+                <wp:cNvGraphicFramePr/>
+                <a:graphic xmlns:a="http://schemas.openxmlformats.org/drawingml/2006/main">
+                  <a:graphicData uri="http://schemas.microsoft.com/office/word/2010/wordprocessingShape">
+                    <wps:wsp>
+                      <wps:cNvSpPr txBox="1"/>
+                      <wps:spPr>
+                        <a:xfrm>
+                          <a:off x="0" y="0"/>
+                          <a:ext cx="2540000" cy="889000"/>
+                        </a:xfrm>
+                        <a:prstGeom prst="rect">
+                          <a:avLst/>
+                        </a:prstGeom>
+                        <a:noFill/>
+                        <a:ln w="6350">
+                          <a:noFill/>
+                        </a:ln>
+                        <a:extLst>
+                          <a:ext uri="{91240B29-F687-4F45-9708-019B960494DF}">
+                            <a14:hiddenLine xmlns:a14="http://schemas.microsoft.com/office/drawing/2010/main" w="6350">
+                              <a:solidFill>
+                                <a:prstClr val="black"/>
+                              </a:solidFill>
+                            </a14:hiddenLine>
+                          </a:ext>
+                        </a:extLst>
+                      </wps:spPr>
+                      <wps:txbx>
+                        <w:txbxContent>
+                          <w:p>
+                            <w:pPr>
+                              <w:rPr>
+                                <w:sz w:val="20"/>
+                              </w:rPr>
+                            </w:pPr>
+                            <w:r>
+                              <w:rPr>
+                                <w:sz w:val="20"/>
+                                <w:rtl/>
+                              </w:rPr>
+                              <w:t>صندوق بلا تعبئة ولا حد: مراجعة التسليم</w:t>
+                            </w:r>
+                          </w:p>
+                          <w:p>
+                            <w:pPr>
+                              <w:rPr>
+                                <w:sz w:val="20"/>
+                              </w:rPr>
+                            </w:pPr>
+                            <w:r>
+                              <w:rPr>
+                                <w:sz w:val="20"/>
+                              </w:rPr>
+                              <w:t>No fill, no outline: confirm the archive copy before the handover.</w:t>
+                            </w:r>
+                          </w:p>
+                        </w:txbxContent>
+                      </wps:txbx>
+                      <wps:bodyPr rot="0" spcFirstLastPara="0" vertOverflow="overflow" horzOverflow="overflow" vert="horz" wrap="square" lIns="91440" tIns="45720" rIns="91440" bIns="45720" numCol="1" spcCol="0" rtlCol="0" fromWordArt="0" anchor="t" anchorCtr="0" forceAA="0" compatLnSpc="1">
+                        <a:prstTxWarp prst="textNoShape">
+                          <a:avLst/>
+                        </a:prstTxWarp>
+                        <a:noAutofit/>
+                      </wps:bodyPr>
+                    </wps:wsp>
+                  </a:graphicData>
+                </a:graphic>
+              </wp:anchor>
+            </w:drawing>
+          </mc:Choice>
+          <mc:Fallback>
+            <w:pict>
+              <v:shape w14:anchorId="3F4F0434" id="Text Box 2" o:spid="_x0000_s1027" type="#_x0000_t202" alt="case:nofill-noline" style="position:absolute;left:0;text-align:left;margin-left:-11.7pt;margin-top:-358.5pt;width:200pt;height:70pt;z-index:251667456;visibility:visible;mso-wrap-style:square;mso-wrap-distance-left:9pt;mso-wrap-distance-top:0;mso-wrap-distance-right:9pt;mso-wrap-distance-bottom:0;mso-position-horizontal:absolute;mso-position-horizontal-relative:text;mso-position-vertical:absolute;mso-position-vertical-relative:text;v-text-anchor:top" o:gfxdata="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" filled="f" stroked="f" strokeweight=".5pt">
+                <v:textbox>
+                  <w:txbxContent>
+                    <w:p>
+                      <w:pPr>
+                        <w:rPr>
+                          <w:sz w:val="20"/>
+                        </w:rPr>
+                      </w:pPr>
+                      <w:r>
+                        <w:rPr>
+                          <w:sz w:val="20"/>
+                          <w:rtl/>
+                        </w:rPr>
+                        <w:t>صندوق بلا تعبئة ولا حد: مراجعة التسليم</w:t>
+                      </w:r>
+                    </w:p>
+                    <w:p>
+                      <w:pPr>
+                        <w:rPr>
+                          <w:sz w:val="20"/>
+                        </w:rPr>
+                      </w:pPr>
+                      <w:r>
+                        <w:rPr>
+                          <w:sz w:val="20"/>
+                        </w:rPr>
+                        <w:t>No fill, no outline: confirm the archive copy before the handover.</w:t>
+                      </w:r>
+                    </w:p>
+                  </w:txbxContent>
+                </v:textbox>
+              </v:shape>
+            </w:pict>
+          </mc:Fallback>
+        </mc:AlternateContent>
+      </w:r>
+    </w:p>
+    <w:p>
+      <w:pPr>
+        <w:rPr>
+          <w:b/>
+          <w:rtl/>
+        </w:rPr>
+      </w:pPr>
+      <w:r>
+        <w:rPr>
+          <w:b/>
+          <w:rtl/>
+        </w:rPr>
+        <w:br w:type="page"/>
+      </w:r>
+    </w:p>
+    <w:p>
+      <w:pPr>
+        <w:bidi/>
+        <w:rPr>
+          <w:rtl/>
+        </w:rPr>
+      </w:pPr>
+      <w:r>
+        <w:rPr>
+          <w:b/>
+          <w:sz w:val="28"/>
+          <w:rtl/>
+        </w:rPr>
+        <w:lastRenderedPageBreak/>
+        <w:t xml:space="preserve">8. </w:t>
+      </w:r>
+      <w:r>
+        <w:rPr>
+          <w:b/>
+          <w:sz w:val="28"/>
+        </w:rPr>
+        <w:t>Text-box fills and geometry</w:t>
+      </w:r>
+      <w:r>
+        <w:rPr>
+          <w:b/>
+          <w:sz w:val="28"/>
+          <w:rtl/>
+        </w:rPr>
+        <w:t xml:space="preserve"> / تعبئة الصناديق وأشكالها</w:t>
+      </w:r>
+    </w:p>
+    <w:p>
+      <w:pPr>
+        <w:bidi/>
+        <w:spacing w:before="80" w:after="240"/>
+        <w:jc w:val="both"/>
+        <w:rPr>
+          <w:b/>
+          <w:rtl/>
+        </w:rPr>
+      </w:pPr>
+      <w:r>
+        <w:rPr>
+          <w:b/>
+        </w:rPr>
+        <w:t>Native Word shape coverage</w:t>
+      </w:r>
+      <w:r>
+        <w:rPr>
+          <w:b/>
+          <w:rtl/>
+        </w:rPr>
+        <w:t xml:space="preserve"> / حالات أصلية من وورد</w:t>
+      </w:r>
+    </w:p>
+    <w:p>
+      <w:pPr>
+        <w:bidi/>
+        <w:spacing w:before="80" w:after="240"/>
+        <w:jc w:val="both"/>
+        <w:rPr>
+          <w:b/>
+          <w:rtl/>
+        </w:rPr>
+      </w:pPr>
+      <w:r>
+        <w:rPr>
+          <w:b/>
+          <w:noProof/>
+          <w:rtl/>
+          <w:lang w:val="ar-SA"/>
+        </w:rPr>
+        <mc:AlternateContent>
+          <mc:Choice Requires="wps">
+            <w:drawing>
+              <wp:anchor distT="0" distB="0" distL="114300" distR="114300" simplePos="0" relativeHeight="251673600" behindDoc="0" locked="1" layoutInCell="1" allowOverlap="1" wp14:anchorId="225EAFC5" wp14:editId="4FE1158C">
+                <wp:simplePos x="0" y="0"/>
+                <wp:positionH relativeFrom="page">
+                  <wp:posOffset>3911600</wp:posOffset>
+                </wp:positionH>
+                <wp:positionV relativeFrom="page">
+                  <wp:posOffset>6286500</wp:posOffset>
+                </wp:positionV>
+                <wp:extent cx="1397000" cy="1778000"/>
+                <wp:effectExtent l="0" t="0" r="12700" b="12700"/>
+                <wp:wrapNone/>
+                <wp:docPr id="534160978" name="TBRoundTall" descr="TBRoundTall: Tall round / مستدير طويل"/>
+                <wp:cNvGraphicFramePr/>
+                <a:graphic xmlns:a="http://schemas.openxmlformats.org/drawingml/2006/main">
+                  <a:graphicData uri="http://schemas.microsoft.com/office/word/2010/wordprocessingShape">
+                    <wps:wsp>
+                      <wps:cNvSpPr/>
+                      <wps:spPr>
+                        <a:xfrm>
+                          <a:off x="0" y="0"/>
+                          <a:ext cx="1397000" cy="1778000"/>
+                        </a:xfrm>
+                        <a:prstGeom prst="roundRect">
+                          <a:avLst>
+                            <a:gd name="adj" fmla="val 45000"/>
+                          </a:avLst>
+                        </a:prstGeom>
+                        <a:solidFill>
+                          <a:srgbClr val="E8F2E8"/>
+                        </a:solidFill>
+                        <a:ln w="19050">
+                          <a:solidFill>
+                            <a:srgbClr val="3A6128"/>
+                          </a:solidFill>
+                        </a:ln>
+                      </wps:spPr>
+                      <wps:style>
+                        <a:lnRef idx="2">
+                          <a:schemeClr val="accent1">
+                            <a:shade val="15000"/>
+                          </a:schemeClr>
+                        </a:lnRef>
+                        <a:fillRef idx="1">
+                          <a:schemeClr val="accent1"/>
+                        </a:fillRef>
+                        <a:effectRef idx="0">
+                          <a:schemeClr val="accent1"/>
+                        </a:effectRef>
+                        <a:fontRef idx="minor">
+                          <a:schemeClr val="lt1"/>
+                        </a:fontRef>
+                      </wps:style>
+                      <wps:txbx>
+                        <w:txbxContent>
+                          <w:p>
+                            <w:pPr>
+                              <w:jc w:val="center"/>
+                              <w:rPr>
+                                <w:color w:val="000000"/>
+                                <w:sz w:val="24"/>
+                                <w:szCs w:val="24"/>
+                              </w:rPr>
+                            </w:pPr>
+                            <w:r>
+                              <w:rPr>
+                                <w:color w:val="000000"/>
+                                <w:sz w:val="24"/>
+                                <w:szCs w:val="24"/>
+                              </w:rPr>
+                              <w:t>TBRoundTall</w:t>
+                            </w:r>
+                          </w:p>
+                          <w:p>
+                            <w:pPr>
+                              <w:jc w:val="center"/>
+                              <w:rPr>
+                                <w:color w:val="000000"/>
+                                <w:sz w:val="24"/>
+                                <w:szCs w:val="24"/>
+                              </w:rPr>
+                            </w:pPr>
+                            <w:r>
+                              <w:rPr>
+                                <w:color w:val="000000"/>
+                                <w:sz w:val="24"/>
+                                <w:szCs w:val="24"/>
+                              </w:rPr>
+                              <w:t xml:space="preserve">Tall round / </w:t>
+                            </w:r>
+                            <w:r>
+                              <w:rPr>
+                                <w:color w:val="000000"/>
+                                <w:sz w:val="24"/>
+                                <w:szCs w:val="24"/>
+                                <w:rtl/>
+                              </w:rPr>
+                              <w:t>مستدير طويل</w:t>
+                            </w:r>
+                          </w:p>
+                        </w:txbxContent>
+                      </wps:txbx>
+                      <wps:bodyPr rot="0" spcFirstLastPara="0" vertOverflow="overflow" horzOverflow="overflow" vert="horz" wrap="square" lIns="91440" tIns="45720" rIns="91440" bIns="45720" numCol="1" spcCol="0" rtlCol="0" fromWordArt="0" anchor="t" anchorCtr="0" forceAA="0" compatLnSpc="1">
+                        <a:prstTxWarp prst="textNoShape">
+                          <a:avLst/>
+                        </a:prstTxWarp>
+                        <a:noAutofit/>
+                      </wps:bodyPr>
+                    </wps:wsp>
+                  </a:graphicData>
+                </a:graphic>
+              </wp:anchor>
+            </w:drawing>
+          </mc:Choice>
+          <mc:Fallback>
+            <w:pict>
+              <v:roundrect w14:anchorId="225EAFC5" id="TBRoundTall" o:spid="_x0000_s1028" alt="TBRoundTall: Tall round / مستدير طويل" style="position:absolute;left:0;text-align:left;margin-left:308pt;margin-top:495pt;width:110pt;height:140pt;z-index:251673600;visibility:visible;mso-wrap-style:square;mso-wrap-distance-left:9pt;mso-wrap-distance-top:0;mso-wrap-distance-right:9pt;mso-wrap-distance-bottom:0;mso-position-horizontal:absolute;mso-position-horizontal-relative:page;mso-position-vertical:absolute;mso-position-vertical-relative:page;v-text-anchor:top" arcsize="29491f" o:gfxdata="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" fillcolor="#e8f2e8" strokecolor="#3a6128" strokeweight="1.5pt">
+                <v:stroke joinstyle="miter"/>
+                <v:textbox>
+                  <w:txbxContent>
+                    <w:p>
+                      <w:pPr>
+                        <w:jc w:val="center"/>
+                        <w:rPr>
+                          <w:color w:val="000000"/>
+                          <w:sz w:val="24"/>
+                          <w:szCs w:val="24"/>
+                        </w:rPr>
+                      </w:pPr>
+                      <w:r>
+                        <w:rPr>
+                          <w:color w:val="000000"/>
+                          <w:sz w:val="24"/>
+                          <w:szCs w:val="24"/>
+                        </w:rPr>
+                        <w:t>TBRoundTall</w:t>
+                      </w:r>
+                    </w:p>
+                    <w:p>
+                      <w:pPr>
+                        <w:jc w:val="center"/>
+                        <w:rPr>
+                          <w:color w:val="000000"/>
+                          <w:sz w:val="24"/>
+                          <w:szCs w:val="24"/>
+                        </w:rPr>
+                      </w:pPr>
+                      <w:r>
+                        <w:rPr>
+                          <w:color w:val="000000"/>
+                          <w:sz w:val="24"/>
+                          <w:szCs w:val="24"/>
+                        </w:rPr>
+                        <w:t xml:space="preserve">Tall round / </w:t>
+                      </w:r>
+                      <w:r>
+                        <w:rPr>
+                          <w:color w:val="000000"/>
+                          <w:sz w:val="24"/>
+                          <w:szCs w:val="24"/>
+                          <w:rtl/>
+                        </w:rPr>
+                        <w:t>مستدير طويل</w:t>
+                      </w:r>
+                    </w:p>
+                  </w:txbxContent>
+                </v:textbox>
+                <w10:wrap anchorx="page" anchory="page"/>
+                <w10:anchorlock/>
+              </v:roundrect>
+            </w:pict>
+          </mc:Fallback>
+        </mc:AlternateContent>
+      </w:r>
+      <w:r>
+        <w:rPr>
+          <w:b/>
+          <w:noProof/>
+          <w:rtl/>
+          <w:lang w:val="ar-SA"/>
+        </w:rPr>
+        <mc:AlternateContent>
+          <mc:Choice Requires="wps">
+            <w:drawing>
+              <wp:anchor distT="0" distB="0" distL="114300" distR="114300" simplePos="0" relativeHeight="251672576" behindDoc="0" locked="1" layoutInCell="1" allowOverlap="1" wp14:anchorId="0906CAF7" wp14:editId="0581A0D2">
+                <wp:simplePos x="0" y="0"/>
+                <wp:positionH relativeFrom="page">
+                  <wp:posOffset>609600</wp:posOffset>
+                </wp:positionH>
+                <wp:positionV relativeFrom="page">
+                  <wp:posOffset>6286500</wp:posOffset>
+                </wp:positionV>
+                <wp:extent cx="2794000" cy="1524000"/>
+                <wp:effectExtent l="0" t="0" r="25400" b="19050"/>
+                <wp:wrapNone/>
+                <wp:docPr id="1002774700" name="TBRoundWide" descr="TBRoundWide: Wide round / مستدير عريض"/>
+                <wp:cNvGraphicFramePr/>
+                <a:graphic xmlns:a="http://schemas.openxmlformats.org/drawingml/2006/main">
+                  <a:graphicData uri="http://schemas.microsoft.com/office/word/2010/wordprocessingShape">
+                    <wps:wsp>
+                      <wps:cNvSpPr/>
+                      <wps:spPr>
+                        <a:xfrm>
+                          <a:off x="0" y="0"/>
+                          <a:ext cx="2794000" cy="1524000"/>
+                        </a:xfrm>
+                        <a:prstGeom prst="roundRect">
+                          <a:avLst>
+                            <a:gd name="adj" fmla="val 10000"/>
+                          </a:avLst>
+                        </a:prstGeom>
+                        <a:solidFill>
+                          <a:srgbClr val="E8F2E8"/>
+                        </a:solidFill>
+                        <a:ln w="19050">
+                          <a:solidFill>
+                            <a:srgbClr val="3A6128"/>
+                          </a:solidFill>
+                        </a:ln>
+                      </wps:spPr>
+                      <wps:style>
+                        <a:lnRef idx="2">
+                          <a:schemeClr val="accent1">
+                            <a:shade val="15000"/>
+                          </a:schemeClr>
+                        </a:lnRef>
+                        <a:fillRef idx="1">
+                          <a:schemeClr val="accent1"/>
+                        </a:fillRef>
+                        <a:effectRef idx="0">
+                          <a:schemeClr val="accent1"/>
+                        </a:effectRef>
+                        <a:fontRef idx="minor">
+                          <a:schemeClr val="lt1"/>
+                        </a:fontRef>
+                      </wps:style>
+                      <wps:txbx>
+                        <w:txbxContent>
+                          <w:p>
+                            <w:pPr>
+                              <w:jc w:val="center"/>
+                              <w:rPr>
+                                <w:color w:val="000000"/>
+                                <w:sz w:val="24"/>
+                                <w:szCs w:val="24"/>
+                              </w:rPr>
+                            </w:pPr>
+                            <w:r>
+                              <w:rPr>
+                                <w:color w:val="000000"/>
+                                <w:sz w:val="24"/>
+                                <w:szCs w:val="24"/>
+                              </w:rPr>
+                              <w:t>TBRoundWide</w:t>
+                            </w:r>
+                          </w:p>
+                          <w:p>
+                            <w:pPr>
+                              <w:jc w:val="center"/>
+                              <w:rPr>
+                                <w:color w:val="000000"/>
+                                <w:sz w:val="24"/>
+                                <w:szCs w:val="24"/>
+                              </w:rPr>
+                            </w:pPr>
+                            <w:r>
+                              <w:rPr>
+                                <w:color w:val="000000"/>
+                                <w:sz w:val="24"/>
+                                <w:szCs w:val="24"/>
+                              </w:rPr>
+                              <w:t xml:space="preserve">Wide round / </w:t>
+                            </w:r>
+                            <w:r>
+                              <w:rPr>
+                                <w:color w:val="000000"/>
+                                <w:sz w:val="24"/>
+                                <w:szCs w:val="24"/>
+                                <w:rtl/>
+                              </w:rPr>
+                              <w:t>مستدير عريض</w:t>
+                            </w:r>
+                          </w:p>
+                        </w:txbxContent>
+                      </wps:txbx>
+                      <wps:bodyPr rot="0" spcFirstLastPara="0" vertOverflow="overflow" horzOverflow="overflow" vert="horz" wrap="square" lIns="91440" tIns="45720" rIns="91440" bIns="45720" numCol="1" spcCol="0" rtlCol="0" fromWordArt="0" anchor="t" anchorCtr="0" forceAA="0" compatLnSpc="1">
+                        <a:prstTxWarp prst="textNoShape">
+                          <a:avLst/>
+                        </a:prstTxWarp>
+                        <a:noAutofit/>
+                      </wps:bodyPr>
+                    </wps:wsp>
+                  </a:graphicData>
+                </a:graphic>
+              </wp:anchor>
+            </w:drawing>
+          </mc:Choice>
+          <mc:Fallback>
+            <w:pict>
+              <v:roundrect w14:anchorId="0906CAF7" id="TBRoundWide" o:spid="_x0000_s1029" alt="TBRoundWide: Wide round / مستدير عريض" style="position:absolute;left:0;text-align:left;margin-left:48pt;margin-top:495pt;width:220pt;height:120pt;z-index:251672576;visibility:visible;mso-wrap-style:square;mso-wrap-distance-left:9pt;mso-wrap-distance-top:0;mso-wrap-distance-right:9pt;mso-wrap-distance-bottom:0;mso-position-horizontal:absolute;mso-position-horizontal-relative:page;mso-position-vertical:absolute;mso-position-vertical-relative:page;v-text-anchor:top" arcsize="6554f" o:gfxdata="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" fillcolor="#e8f2e8" strokecolor="#3a6128" strokeweight="1.5pt">
+                <v:stroke joinstyle="miter"/>
+                <v:textbox>
+                  <w:txbxContent>
+                    <w:p>
+                      <w:pPr>
+                        <w:jc w:val="center"/>
+                        <w:rPr>
+                          <w:color w:val="000000"/>
+                          <w:sz w:val="24"/>
+                          <w:szCs w:val="24"/>
+                        </w:rPr>
+                      </w:pPr>
+                      <w:r>
+                        <w:rPr>
+                          <w:color w:val="000000"/>
+                          <w:sz w:val="24"/>
+                          <w:szCs w:val="24"/>
+                        </w:rPr>
+                        <w:t>TBRoundWide</w:t>
+                      </w:r>
+                    </w:p>
+                    <w:p>
+                      <w:pPr>
+                        <w:jc w:val="center"/>
+                        <w:rPr>
+                          <w:color w:val="000000"/>
+                          <w:sz w:val="24"/>
+                          <w:szCs w:val="24"/>
+                        </w:rPr>
+                      </w:pPr>
+                      <w:r>
+                        <w:rPr>
+                          <w:color w:val="000000"/>
+                          <w:sz w:val="24"/>
+                          <w:szCs w:val="24"/>
+                        </w:rPr>
+                        <w:t xml:space="preserve">Wide round / </w:t>
+                      </w:r>
+                      <w:r>
+                        <w:rPr>
+                          <w:color w:val="000000"/>
+                          <w:sz w:val="24"/>
+                          <w:szCs w:val="24"/>
+                          <w:rtl/>
+                        </w:rPr>
+                        <w:t>مستدير عريض</w:t>
+                      </w:r>
+                    </w:p>
+                  </w:txbxContent>
+                </v:textbox>
+                <w10:wrap anchorx="page" anchory="page"/>
+                <w10:anchorlock/>
+              </v:roundrect>
+            </w:pict>
+          </mc:Fallback>
+        </mc:AlternateContent>
+      </w:r>
+      <w:r>
+        <w:rPr>
+          <w:b/>
+          <w:noProof/>
+          <w:rtl/>
+          <w:lang w:val="ar-SA"/>
+        </w:rPr>
+        <mc:AlternateContent>
+          <mc:Choice Requires="wps">
+            <w:drawing>
+              <wp:anchor distT="0" distB="0" distL="114300" distR="114300" simplePos="0" relativeHeight="251671552" behindDoc="0" locked="1" layoutInCell="1" allowOverlap="1" wp14:anchorId="6C392A0D" wp14:editId="62CD023B">
+                <wp:simplePos x="0" y="0"/>
+                <wp:positionH relativeFrom="page">
+                  <wp:posOffset>3911600</wp:posOffset>
+                </wp:positionH>
+                <wp:positionV relativeFrom="page">
+                  <wp:posOffset>3937000</wp:posOffset>
+                </wp:positionV>
+                <wp:extent cx="2794000" cy="1524000"/>
+                <wp:effectExtent l="0" t="0" r="25400" b="19050"/>
+                <wp:wrapNone/>
+                <wp:docPr id="1207403533" name="TBCombined" descr="TBCombined: Rounded gradient / مستدير ومتدرج"/>
+                <wp:cNvGraphicFramePr/>
+                <a:graphic xmlns:a="http://schemas.openxmlformats.org/drawingml/2006/main">
+                  <a:graphicData uri="http://schemas.microsoft.com/office/word/2010/wordprocessingShape">
+                    <wps:wsp>
+                      <wps:cNvSpPr/>
+                      <wps:spPr>
+                        <a:xfrm>
+                          <a:off x="0" y="0"/>
+                          <a:ext cx="2794000" cy="1524000"/>
+                        </a:xfrm>
+                        <a:prstGeom prst="roundRect">
+                          <a:avLst>
+                            <a:gd name="adj" fmla="val 35000"/>
+                          </a:avLst>
+                        </a:prstGeom>
+                        <a:gradFill flip="none" rotWithShape="1">
+                          <a:gsLst>
+                            <a:gs pos="0">
+                              <a:srgbClr val="CBDCEA"/>
+                            </a:gs>
+                            <a:gs pos="100000">
+                              <a:srgbClr val="C0D8B4"/>
+                            </a:gs>
+                          </a:gsLst>
+                          <a:lin ang="5400000" scaled="1"/>
+                          <a:tileRect/>
+                        </a:gradFill>
+                        <a:ln w="19050">
+                          <a:solidFill>
+                            <a:srgbClr val="3A6128"/>
+                          </a:solidFill>
+                        </a:ln>
+                      </wps:spPr>
+                      <wps:style>
+                        <a:lnRef idx="2">
+                          <a:schemeClr val="accent1">
+                            <a:shade val="15000"/>
+                          </a:schemeClr>
+                        </a:lnRef>
+                        <a:fillRef idx="1">
+                          <a:schemeClr val="accent1"/>
+                        </a:fillRef>
+                        <a:effectRef idx="0">
+                          <a:schemeClr val="accent1"/>
+                        </a:effectRef>
+                        <a:fontRef idx="minor">
+                          <a:schemeClr val="lt1"/>
+                        </a:fontRef>
+                      </wps:style>
+                      <wps:txbx>
+                        <w:txbxContent>
+                          <w:p>
+                            <w:pPr>
+                              <w:jc w:val="center"/>
+                              <w:rPr>
+                                <w:color w:val="000000"/>
+                                <w:sz w:val="24"/>
+                                <w:szCs w:val="24"/>
+                              </w:rPr>
+                            </w:pPr>
+                            <w:r>
+                              <w:rPr>
+                                <w:color w:val="000000"/>
+                                <w:sz w:val="24"/>
+                                <w:szCs w:val="24"/>
+                              </w:rPr>
+                              <w:t>TBCombined</w:t>
+                            </w:r>
+                          </w:p>
+                          <w:p>
+                            <w:pPr>
+                              <w:jc w:val="center"/>
+                              <w:rPr>
+                                <w:color w:val="000000"/>
+                                <w:sz w:val="24"/>
+                                <w:szCs w:val="24"/>
+                              </w:rPr>
+                            </w:pPr>
+                            <w:r>
+                              <w:rPr>
+                                <w:color w:val="000000"/>
+                                <w:sz w:val="24"/>
+                                <w:szCs w:val="24"/>
+                              </w:rPr>
+                              <w:t xml:space="preserve">Rounded gradient / </w:t>
+                            </w:r>
+                            <w:r>
+                              <w:rPr>
+                                <w:color w:val="000000"/>
+                                <w:sz w:val="24"/>
+                                <w:szCs w:val="24"/>
+                                <w:rtl/>
+                              </w:rPr>
+                              <w:t>مستدير ومتدرج</w:t>
+                            </w:r>
+                          </w:p>
+                        </w:txbxContent>
+                      </wps:txbx>
+                      <wps:bodyPr rot="0" spcFirstLastPara="0" vertOverflow="overflow" horzOverflow="overflow" vert="horz" wrap="square" lIns="91440" tIns="45720" rIns="91440" bIns="45720" numCol="1" spcCol="0" rtlCol="0" fromWordArt="0" anchor="ctr" anchorCtr="0" forceAA="0" compatLnSpc="1">
+                        <a:prstTxWarp prst="textNoShape">
+                          <a:avLst/>
+                        </a:prstTxWarp>
+                        <a:noAutofit/>
+                      </wps:bodyPr>
+                    </wps:wsp>
+                  </a:graphicData>
+                </a:graphic>
+              </wp:anchor>
+            </w:drawing>
+          </mc:Choice>
+          <mc:Fallback>
+            <w:pict>
+              <v:roundrect w14:anchorId="6C392A0D" id="TBCombined" o:spid="_x0000_s1030" alt="TBCombined: Rounded gradient / مستدير ومتدرج" style="position:absolute;left:0;text-align:left;margin-left:308pt;margin-top:310pt;width:220pt;height:120pt;z-index:251671552;visibility:visible;mso-wrap-style:square;mso-wrap-distance-left:9pt;mso-wrap-distance-top:0;mso-wrap-distance-right:9pt;mso-wrap-distance-bottom:0;mso-position-horizontal:absolute;mso-position-horizontal-relative:page;mso-position-vertical:absolute;mso-position-vertical-relative:page;v-text-anchor:middle" arcsize="22937f" o:gfxdata="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" fillcolor="#cbdcea" strokecolor="#3a6128" strokeweight="1.5pt">
+                <v:fill color2="#c0d8b4" rotate="t" focus="100%" type="gradient"/>
+                <v:stroke joinstyle="miter"/>
+                <v:textbox>
+                  <w:txbxContent>
+                    <w:p>
+                      <w:pPr>
+                        <w:jc w:val="center"/>
+                        <w:rPr>
+                          <w:color w:val="000000"/>
+                          <w:sz w:val="24"/>
+                          <w:szCs w:val="24"/>
+                        </w:rPr>
+                      </w:pPr>
+                      <w:r>
+                        <w:rPr>
+                          <w:color w:val="000000"/>
+                          <w:sz w:val="24"/>
+                          <w:szCs w:val="24"/>
+                        </w:rPr>
+                        <w:t>TBCombined</w:t>
+                      </w:r>
+                    </w:p>
+                    <w:p>
+                      <w:pPr>
+                        <w:jc w:val="center"/>
+                        <w:rPr>
+                          <w:color w:val="000000"/>
+                          <w:sz w:val="24"/>
+                          <w:szCs w:val="24"/>
+                        </w:rPr>
+                      </w:pPr>
+                      <w:r>
+                        <w:rPr>
+                          <w:color w:val="000000"/>
+                          <w:sz w:val="24"/>
+                          <w:szCs w:val="24"/>
+                        </w:rPr>
+                        <w:t xml:space="preserve">Rounded gradient / </w:t>
+                      </w:r>
+                      <w:r>
+                        <w:rPr>
+                          <w:color w:val="000000"/>
+                          <w:sz w:val="24"/>
+                          <w:szCs w:val="24"/>
+                          <w:rtl/>
+                        </w:rPr>
+                        <w:t>مستدير ومتدرج</w:t>
+                      </w:r>
+                    </w:p>
+                  </w:txbxContent>
+                </v:textbox>
+                <w10:wrap anchorx="page" anchory="page"/>
+                <w10:anchorlock/>
+              </v:roundrect>
+            </w:pict>
+          </mc:Fallback>
+        </mc:AlternateContent>
+      </w:r>
+      <w:r>
+        <w:rPr>
+          <w:b/>
+          <w:noProof/>
+          <w:rtl/>
+          <w:lang w:val="ar-SA"/>
+        </w:rPr>
+        <mc:AlternateContent>
+          <mc:Choice Requires="wps">
+            <w:drawing>
+              <wp:anchor distT="0" distB="0" distL="114300" distR="114300" simplePos="0" relativeHeight="251670528" behindDoc="0" locked="1" layoutInCell="1" allowOverlap="1" wp14:anchorId="45416CA9" wp14:editId="04AE07AB">
+                <wp:simplePos x="0" y="0"/>
+                <wp:positionH relativeFrom="page">
+                  <wp:posOffset>609600</wp:posOffset>
+                </wp:positionH>
+                <wp:positionV relativeFrom="page">
+                  <wp:posOffset>3937000</wp:posOffset>
+                </wp:positionV>
+                <wp:extent cx="2794000" cy="1524000"/>
+                <wp:effectExtent l="0" t="0" r="25400" b="19050"/>
+                <wp:wrapNone/>
+                <wp:docPr id="2043770672" name="TBPicture" descr="TBPicture: Picture fill / تعبئة بصورة"/>
+                <wp:cNvGraphicFramePr/>
+                <a:graphic xmlns:a="http://schemas.openxmlformats.org/drawingml/2006/main">
+                  <a:graphicData uri="http://schemas.microsoft.com/office/word/2010/wordprocessingShape">
+                    <wps:wsp>
+                      <wps:cNvSpPr/>
+                      <wps:spPr>
+                        <a:xfrm>
+                          <a:off x="0" y="0"/>
+                          <a:ext cx="2794000" cy="1524000"/>
+                        </a:xfrm>
+                        <a:prstGeom prst="rect">
+                          <a:avLst/>
+                        </a:prstGeom>
+                        <a:blipFill>
+                          <a:blip r:embed="rId8"/>
+                          <a:stretch>
+                            <a:fillRect/>
+                          </a:stretch>
+                        </a:blipFill>
+                        <a:ln w="19050">
+                          <a:solidFill>
+                            <a:srgbClr val="3A6128"/>
+                          </a:solidFill>
+                        </a:ln>
+                      </wps:spPr>
+                      <wps:style>
+                        <a:lnRef idx="2">
+                          <a:schemeClr val="accent1">
+                            <a:shade val="15000"/>
+                          </a:schemeClr>
+                        </a:lnRef>
+                        <a:fillRef idx="1">
+                          <a:schemeClr val="accent1"/>
+                        </a:fillRef>
+                        <a:effectRef idx="0">
+                          <a:schemeClr val="accent1"/>
+                        </a:effectRef>
+                        <a:fontRef idx="minor">
+                          <a:schemeClr val="lt1"/>
+                        </a:fontRef>
+                      </wps:style>
+                      <wps:txbx>
+                        <w:txbxContent>
+                          <w:p>
+                            <w:pPr>
+                              <w:jc w:val="center"/>
+                              <w:rPr>
+                                <w:color w:val="000000"/>
+                                <w:sz w:val="24"/>
+                                <w:szCs w:val="24"/>
+                              </w:rPr>
+                            </w:pPr>
+                            <w:r>
+                              <w:rPr>
+                                <w:color w:val="000000"/>
+                                <w:sz w:val="24"/>
+                                <w:szCs w:val="24"/>
+                              </w:rPr>
+                              <w:t>TBPicture</w:t>
+                            </w:r>
+                          </w:p>
+                          <w:p>
+                            <w:pPr>
+                              <w:jc w:val="center"/>
+                              <w:rPr>
+                                <w:color w:val="000000"/>
+                                <w:sz w:val="24"/>
+                                <w:szCs w:val="24"/>
+                              </w:rPr>
+                            </w:pPr>
+                            <w:r>
+                              <w:rPr>
+                                <w:color w:val="000000"/>
+                                <w:sz w:val="24"/>
+                                <w:szCs w:val="24"/>
+                              </w:rPr>
+                              <w:t xml:space="preserve">Picture fill / </w:t>
+                            </w:r>
+                            <w:r>
+                              <w:rPr>
+                                <w:color w:val="000000"/>
+                                <w:sz w:val="24"/>
+                                <w:szCs w:val="24"/>
+                                <w:rtl/>
+                              </w:rPr>
+                              <w:t>تعبئة بصورة</w:t>
+                            </w:r>
+                          </w:p>
+                        </w:txbxContent>
+                      </wps:txbx>
+                      <wps:bodyPr rot="0" spcFirstLastPara="0" vertOverflow="overflow" horzOverflow="overflow" vert="horz" wrap="square" lIns="91440" tIns="45720" rIns="91440" bIns="45720" numCol="1" spcCol="0" rtlCol="0" fromWordArt="0" anchor="t" anchorCtr="0" forceAA="0" compatLnSpc="1">
+                        <a:prstTxWarp prst="textNoShape">
+                          <a:avLst/>
+                        </a:prstTxWarp>
+                        <a:noAutofit/>
+                      </wps:bodyPr>
+                    </wps:wsp>
+                  </a:graphicData>
+                </a:graphic>
+              </wp:anchor>
+            </w:drawing>
+          </mc:Choice>
+          <mc:Fallback>
+            <w:pict>
+              <v:rect w14:anchorId="45416CA9" id="TBPicture" o:spid="_x0000_s1031" alt="TBPicture: Picture fill / تعبئة بصورة" style="position:absolute;left:0;text-align:left;margin-left:48pt;margin-top:310pt;width:220pt;height:120pt;z-index:251670528;visibility:visible;mso-wrap-style:square;mso-wrap-distance-left:9pt;mso-wrap-distance-top:0;mso-wrap-distance-right:9pt;mso-wrap-distance-bottom:0;mso-position-horizontal:absolute;mso-position-horizontal-relative:page;mso-position-vertical:absolute;mso-position-vertical-relative:page;v-text-anchor:top" o:gfxdata="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" strokecolor="#3a6128" strokeweight="1.5pt">
+                <v:fill r:id="rId21" o:title=" تعبئة بصورة" recolor="t" rotate="t" type="frame"/>
+                <v:textbox>
+                  <w:txbxContent>
+                    <w:p>
+                      <w:pPr>
+                        <w:jc w:val="center"/>
+                        <w:rPr>
+                          <w:color w:val="000000"/>
+                          <w:sz w:val="24"/>
+                          <w:szCs w:val="24"/>
+                        </w:rPr>
+                      </w:pPr>
+                      <w:r>
+                        <w:rPr>
+                          <w:color w:val="000000"/>
+                          <w:sz w:val="24"/>
+                          <w:szCs w:val="24"/>
+                        </w:rPr>
+                        <w:t>TBPicture</w:t>
+                      </w:r>
+                    </w:p>
+                    <w:p>
+                      <w:pPr>
+                        <w:jc w:val="center"/>
+                        <w:rPr>
+                          <w:color w:val="000000"/>
+                          <w:sz w:val="24"/>
+                          <w:szCs w:val="24"/>
+                        </w:rPr>
+                      </w:pPr>
+                      <w:r>
+                        <w:rPr>
+                          <w:color w:val="000000"/>
+                          <w:sz w:val="24"/>
+                          <w:szCs w:val="24"/>
+                        </w:rPr>
+                        <w:t xml:space="preserve">Picture fill / </w:t>
+                      </w:r>
+                      <w:r>
+                        <w:rPr>
+                          <w:color w:val="000000"/>
+                          <w:sz w:val="24"/>
+                          <w:szCs w:val="24"/>
+                          <w:rtl/>
+                        </w:rPr>
+                        <w:t>تعبئة بصورة</w:t>
+                      </w:r>
+                    </w:p>
+                  </w:txbxContent>
+                </v:textbox>
+                <w10:wrap anchorx="page" anchory="page"/>
+                <w10:anchorlock/>
+              </v:rect>
+            </w:pict>
+          </mc:Fallback>
+        </mc:AlternateContent>
+      </w:r>
+      <w:r>
+        <w:rPr>
+          <w:b/>
+          <w:noProof/>
+          <w:rtl/>
+          <w:lang w:val="ar-SA"/>
+        </w:rPr>
+        <mc:AlternateContent>
+          <mc:Choice Requires="wps">
+            <w:drawing>
+              <wp:anchor distT="0" distB="0" distL="114300" distR="114300" simplePos="0" relativeHeight="251669504" behindDoc="0" locked="1" layoutInCell="1" allowOverlap="1" wp14:anchorId="1ED035EB" wp14:editId="5414101E">
+                <wp:simplePos x="0" y="0"/>
+                <wp:positionH relativeFrom="page">
+                  <wp:posOffset>3911600</wp:posOffset>
+                </wp:positionH>
+                <wp:positionV relativeFrom="page">
+                  <wp:posOffset>1587500</wp:posOffset>
+                </wp:positionV>
+                <wp:extent cx="2794000" cy="1524000"/>
+                <wp:effectExtent l="0" t="0" r="25400" b="19050"/>
+                <wp:wrapNone/>
+                <wp:docPr id="301416173" name="TBPattern" descr="TBPattern: Pattern note / تعبئة منقوشة"/>
+                <wp:cNvGraphicFramePr/>
+                <a:graphic xmlns:a="http://schemas.openxmlformats.org/drawingml/2006/main">
+                  <a:graphicData uri="http://schemas.microsoft.com/office/word/2010/wordprocessingShape">
+                    <wps:wsp>
+                      <wps:cNvSpPr/>
+                      <wps:spPr>
+                        <a:xfrm>
+                          <a:off x="0" y="0"/>
+                          <a:ext cx="2794000" cy="1524000"/>
+                        </a:xfrm>
+                        <a:prstGeom prst="rect">
+                          <a:avLst/>
+                        </a:prstGeom>
+                        <a:pattFill prst="ltDnDiag">
+                          <a:fgClr>
+                            <a:srgbClr val="80B0D0"/>
+                          </a:fgClr>
+                          <a:bgClr>
+                            <a:srgbClr val="FFFFFF"/>
+                          </a:bgClr>
+                        </a:pattFill>
+                        <a:ln w="19050">
+                          <a:solidFill>
+                            <a:srgbClr val="3A6128"/>
+                          </a:solidFill>
+                        </a:ln>
+                      </wps:spPr>
+                      <wps:style>
+                        <a:lnRef idx="2">
+                          <a:schemeClr val="accent1">
+                            <a:shade val="15000"/>
+                          </a:schemeClr>
+                        </a:lnRef>
+                        <a:fillRef idx="1">
+                          <a:schemeClr val="accent1"/>
+                        </a:fillRef>
+                        <a:effectRef idx="0">
+                          <a:schemeClr val="accent1"/>
+                        </a:effectRef>
+                        <a:fontRef idx="minor">
+                          <a:schemeClr val="lt1"/>
+                        </a:fontRef>
+                      </wps:style>
+                      <wps:txbx>
+                        <w:txbxContent>
+                          <w:p>
+                            <w:pPr>
+                              <w:jc w:val="center"/>
+                              <w:rPr>
+                                <w:color w:val="000000"/>
+                                <w:sz w:val="24"/>
+                                <w:szCs w:val="24"/>
+                              </w:rPr>
+                            </w:pPr>
+                            <w:r>
+                              <w:rPr>
+                                <w:color w:val="000000"/>
+                                <w:sz w:val="24"/>
+                                <w:szCs w:val="24"/>
+                              </w:rPr>
+                              <w:t>TBPattern</w:t>
+                            </w:r>
+                          </w:p>
+                          <w:p>
+                            <w:pPr>
+                              <w:jc w:val="center"/>
+                              <w:rPr>
+                                <w:color w:val="000000"/>
+                                <w:sz w:val="24"/>
+                                <w:szCs w:val="24"/>
+                              </w:rPr>
+                            </w:pPr>
+                            <w:r>
+                              <w:rPr>
+                                <w:color w:val="000000"/>
+                                <w:sz w:val="24"/>
+                                <w:szCs w:val="24"/>
+                              </w:rPr>
+                              <w:t xml:space="preserve">Pattern note / </w:t>
+                            </w:r>
+                            <w:r>
+                              <w:rPr>
+                                <w:color w:val="000000"/>
+                                <w:sz w:val="24"/>
+                                <w:szCs w:val="24"/>
+                                <w:rtl/>
+                              </w:rPr>
+                              <w:t>تعبئة منقوشة</w:t>
+                            </w:r>
+                          </w:p>
+                        </w:txbxContent>
+                      </wps:txbx>
+                      <wps:bodyPr rot="0" spcFirstLastPara="0" vertOverflow="overflow" horzOverflow="overflow" vert="horz" wrap="square" lIns="91440" tIns="45720" rIns="91440" bIns="45720" numCol="1" spcCol="0" rtlCol="0" fromWordArt="0" anchor="t" anchorCtr="0" forceAA="0" compatLnSpc="1">
+                        <a:prstTxWarp prst="textNoShape">
+                          <a:avLst/>
+                        </a:prstTxWarp>
+                        <a:noAutofit/>
+                      </wps:bodyPr>
+                    </wps:wsp>
+                  </a:graphicData>
+                </a:graphic>
+              </wp:anchor>
+            </w:drawing>
+          </mc:Choice>
+          <mc:Fallback>
+            <w:pict>
+              <v:rect w14:anchorId="1ED035EB" id="TBPattern" o:spid="_x0000_s1032" alt="TBPattern: Pattern note / تعبئة منقوشة" style="position:absolute;left:0;text-align:left;margin-left:308pt;margin-top:125pt;width:220pt;height:120pt;z-index:251669504;visibility:visible;mso-wrap-style:square;mso-wrap-distance-left:9pt;mso-wrap-distance-top:0;mso-wrap-distance-right:9pt;mso-wrap-distance-bottom:0;mso-position-horizontal:absolute;mso-position-horizontal-relative:page;mso-position-vertical:absolute;mso-position-vertical-relative:page;v-text-anchor:top" o:gfxdata="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" fillcolor="#80b0d0" strokecolor="#3a6128" strokeweight="1.5pt">
+                <v:fill r:id="rId22" o:title="" type="pattern"/>
+                <v:textbox>
+                  <w:txbxContent>
+                    <w:p>
+                      <w:pPr>
+                        <w:jc w:val="center"/>
+                        <w:rPr>
+                          <w:color w:val="000000"/>
+                          <w:sz w:val="24"/>
+                          <w:szCs w:val="24"/>
+                        </w:rPr>
+                      </w:pPr>
+                      <w:r>
+                        <w:rPr>
+                          <w:color w:val="000000"/>
+                          <w:sz w:val="24"/>
+                          <w:szCs w:val="24"/>
+                        </w:rPr>
+                        <w:t>TBPattern</w:t>
+                      </w:r>
+                    </w:p>
+                    <w:p>
+                      <w:pPr>
+                        <w:jc w:val="center"/>
+                        <w:rPr>
+                          <w:color w:val="000000"/>
+                          <w:sz w:val="24"/>
+                          <w:szCs w:val="24"/>
+                        </w:rPr>
+                      </w:pPr>
+                      <w:r>
+                        <w:rPr>
+                          <w:color w:val="000000"/>
+                          <w:sz w:val="24"/>
+                          <w:szCs w:val="24"/>
+                        </w:rPr>
+                        <w:t xml:space="preserve">Pattern note / </w:t>
+                      </w:r>
+                      <w:r>
+                        <w:rPr>
+                          <w:color w:val="000000"/>
+                          <w:sz w:val="24"/>
+                          <w:szCs w:val="24"/>
+                          <w:rtl/>
+                        </w:rPr>
+                        <w:t>تعبئة منقوشة</w:t>
+                      </w:r>
+                    </w:p>
+                  </w:txbxContent>
+                </v:textbox>
+                <w10:wrap anchorx="page" anchory="page"/>
+                <w10:anchorlock/>
+              </v:rect>
+            </w:pict>
+          </mc:Fallback>
+        </mc:AlternateContent>
+      </w:r>
+      <w:r>
+        <w:rPr>
+          <w:b/>
+          <w:noProof/>
+          <w:rtl/>
+          <w:lang w:val="ar-SA"/>
+        </w:rPr>
+        <mc:AlternateContent>
+          <mc:Choice Requires="wps">
+            <w:drawing>
+              <wp:anchor distT="0" distB="0" distL="114300" distR="114300" simplePos="0" relativeHeight="251668480" behindDoc="0" locked="1" layoutInCell="1" allowOverlap="1" wp14:anchorId="3803C5DE" wp14:editId="0D27D6AD">
+                <wp:simplePos x="0" y="0"/>
+                <wp:positionH relativeFrom="page">
+                  <wp:posOffset>609600</wp:posOffset>
+                </wp:positionH>
+                <wp:positionV relativeFrom="page">
+                  <wp:posOffset>1587500</wp:posOffset>
+                </wp:positionV>
+                <wp:extent cx="2794000" cy="1524000"/>
+                <wp:effectExtent l="0" t="0" r="25400" b="19050"/>
+                <wp:wrapNone/>
+                <wp:docPr id="1985668445" name="TBGradient" descr="TBGradient: Gradient note / تعبئة متدرجة"/>
+                <wp:cNvGraphicFramePr/>
+                <a:graphic xmlns:a="http://schemas.openxmlformats.org/drawingml/2006/main">
+                  <a:graphicData uri="http://schemas.microsoft.com/office/word/2010/wordprocessingShape">
+                    <wps:wsp>
+                      <wps:cNvSpPr/>
+                      <wps:spPr>
+                        <a:xfrm>
+                          <a:off x="0" y="0"/>
+                          <a:ext cx="2794000" cy="1524000"/>
+                        </a:xfrm>
+                        <a:prstGeom prst="rect">
+                          <a:avLst/>
+                        </a:prstGeom>
+                        <a:gradFill flip="none" rotWithShape="1">
+                          <a:gsLst>
+                            <a:gs pos="0">
+                              <a:srgbClr val="CBDCEA"/>
+                            </a:gs>
+                            <a:gs pos="100000">
+                              <a:srgbClr val="C0D8B4"/>
+                            </a:gs>
+                          </a:gsLst>
+                          <a:lin ang="5400000" scaled="1"/>
+                          <a:tileRect/>
+                        </a:gradFill>
+                        <a:ln w="19050">
+                          <a:solidFill>
+                            <a:srgbClr val="3A6128"/>
+                          </a:solidFill>
+                        </a:ln>
+                      </wps:spPr>
+                      <wps:style>
+                        <a:lnRef idx="2">
+                          <a:schemeClr val="accent1">
+                            <a:shade val="15000"/>
+                          </a:schemeClr>
+                        </a:lnRef>
+                        <a:fillRef idx="1">
+                          <a:schemeClr val="accent1"/>
+                        </a:fillRef>
+                        <a:effectRef idx="0">
+                          <a:schemeClr val="accent1"/>
+                        </a:effectRef>
+                        <a:fontRef idx="minor">
+                          <a:schemeClr val="lt1"/>
+                        </a:fontRef>
+                      </wps:style>
+                      <wps:txbx>
+                        <w:txbxContent>
+                          <w:p>
+                            <w:pPr>
+                              <w:jc w:val="center"/>
+                              <w:rPr>
+                                <w:color w:val="000000"/>
+                                <w:sz w:val="24"/>
+                                <w:szCs w:val="24"/>
+                              </w:rPr>
+                            </w:pPr>
+                            <w:r>
+                              <w:rPr>
+                                <w:color w:val="000000"/>
+                                <w:sz w:val="24"/>
+                                <w:szCs w:val="24"/>
+                              </w:rPr>
+                              <w:t>TBGradient</w:t>
+                            </w:r>
+                          </w:p>
+                          <w:p>
+                            <w:pPr>
+                              <w:jc w:val="center"/>
+                              <w:rPr>
+                                <w:color w:val="000000"/>
+                                <w:sz w:val="24"/>
+                                <w:szCs w:val="24"/>
+                              </w:rPr>
+                            </w:pPr>
+                            <w:r>
+                              <w:rPr>
+                                <w:color w:val="000000"/>
+                                <w:sz w:val="24"/>
+                                <w:szCs w:val="24"/>
+                              </w:rPr>
+                              <w:t xml:space="preserve">Gradient note / </w:t>
+                            </w:r>
+                            <w:r>
+                              <w:rPr>
+                                <w:color w:val="000000"/>
+                                <w:sz w:val="24"/>
+                                <w:szCs w:val="24"/>
+                                <w:rtl/>
+                              </w:rPr>
+                              <w:t>تعبئة متدرجة</w:t>
+                            </w:r>
+                          </w:p>
+                        </w:txbxContent>
+                      </wps:txbx>
+                      <wps:bodyPr rot="0" spcFirstLastPara="0" vertOverflow="overflow" horzOverflow="overflow" vert="horz" wrap="square" lIns="91440" tIns="45720" rIns="91440" bIns="45720" numCol="1" spcCol="0" rtlCol="0" fromWordArt="0" anchor="t" anchorCtr="0" forceAA="0" compatLnSpc="1">
+                        <a:prstTxWarp prst="textNoShape">
+                          <a:avLst/>
+                        </a:prstTxWarp>
+                        <a:noAutofit/>
+                      </wps:bodyPr>
+                    </wps:wsp>
+                  </a:graphicData>
+                </a:graphic>
+              </wp:anchor>
+            </w:drawing>
+          </mc:Choice>
+          <mc:Fallback>
+            <w:pict>
+              <v:rect w14:anchorId="3803C5DE" id="TBGradient" o:spid="_x0000_s1033" alt="TBGradient: Gradient note / تعبئة متدرجة" style="position:absolute;left:0;text-align:left;margin-left:48pt;margin-top:125pt;width:220pt;height:120pt;z-index:251668480;visibility:visible;mso-wrap-style:square;mso-wrap-distance-left:9pt;mso-wrap-distance-top:0;mso-wrap-distance-right:9pt;mso-wrap-distance-bottom:0;mso-position-horizontal:absolute;mso-position-horizontal-relative:page;mso-position-vertical:absolute;mso-position-vertical-relative:page;v-text-anchor:top" o:gfxdata="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" fillcolor="#cbdcea" strokecolor="#3a6128" strokeweight="1.5pt">
+                <v:fill color2="#c0d8b4" rotate="t" focus="100%" type="gradient"/>
+                <v:textbox>
+                  <w:txbxContent>
+                    <w:p>
+                      <w:pPr>
+                        <w:jc w:val="center"/>
+                        <w:rPr>
+                          <w:color w:val="000000"/>
+                          <w:sz w:val="24"/>
+                          <w:szCs w:val="24"/>
+                        </w:rPr>
+                      </w:pPr>
+                      <w:r>
+                        <w:rPr>
+                          <w:color w:val="000000"/>
+                          <w:sz w:val="24"/>
+                          <w:szCs w:val="24"/>
+                        </w:rPr>
+                        <w:t>TBGradient</w:t>
+                      </w:r>
+                    </w:p>
+                    <w:p>
+                      <w:pPr>
+                        <w:jc w:val="center"/>
+                        <w:rPr>
+                          <w:color w:val="000000"/>
+                          <w:sz w:val="24"/>
+                          <w:szCs w:val="24"/>
+                        </w:rPr>
+                      </w:pPr>
+                      <w:r>
+                        <w:rPr>
+                          <w:color w:val="000000"/>
+                          <w:sz w:val="24"/>
+                          <w:szCs w:val="24"/>
+                        </w:rPr>
+                        <w:t xml:space="preserve">Gradient note / </w:t>
+                      </w:r>
+                      <w:r>
+                        <w:rPr>
+                          <w:color w:val="000000"/>
+                          <w:sz w:val="24"/>
+                          <w:szCs w:val="24"/>
+                          <w:rtl/>
+                        </w:rPr>
+                        <w:t>تعبئة متدرجة</w:t>
+                      </w:r>
+                    </w:p>
+                  </w:txbxContent>
+                </v:textbox>
+                <w10:wrap anchorx="page" anchory="page"/>
+                <w10:anchorlock/>
+              </v:rect>
+            </w:pict>
+          </mc:Fallback>
+        </mc:AlternateContent>
+      </w:r>
+    </w:p>
+    <w:p>
+      <w:pPr>
+        <w:rPr>
+          <w:b/>
+          <w:rtl/>
+        </w:rPr>
+      </w:pPr>
+      <w:r>
+        <w:rPr>
+          <w:b/>
+          <w:rtl/>
+        </w:rPr>
+        <w:br w:type="page"/>
+      </w:r>
+    </w:p>
+    <w:p>
+      <w:pPr>
+        <w:bidi/>
+        <w:rPr>
+          <w:rtl/>
+        </w:rPr>
+      </w:pPr>
+      <w:r>
+        <w:rPr>
+          <w:b/>
+          <w:sz w:val="28"/>
+          <w:rtl/>
+        </w:rPr>
+        <w:lastRenderedPageBreak/>
+        <w:t xml:space="preserve">9. </w:t>
+      </w:r>
+      <w:r>
+        <w:rPr>
+          <w:b/>
+          <w:sz w:val="28"/>
+        </w:rPr>
+        <w:t>Text-box placement</w:t>
+      </w:r>
+      <w:r>
+        <w:rPr>
+          <w:b/>
+          <w:sz w:val="28"/>
+          <w:rtl/>
+        </w:rPr>
+        <w:t xml:space="preserve"> / موضع النص والصندوق</w:t>
+      </w:r>
+    </w:p>
+    <w:p>
+      <w:pPr>
+        <w:bidi/>
+        <w:spacing w:before="80" w:after="240"/>
+        <w:jc w:val="both"/>
+        <w:rPr>
+          <w:b/>
+          <w:rtl/>
+        </w:rPr>
+      </w:pPr>
+      <w:r>
+        <w:rPr>
+          <w:b/>
+        </w:rPr>
+        <w:t>Native Word shape coverage</w:t>
+      </w:r>
+      <w:r>
+        <w:rPr>
+          <w:b/>
+          <w:rtl/>
+        </w:rPr>
+        <w:t xml:space="preserve"> / حالات أصلية من وورد</w:t>
+      </w:r>
+    </w:p>
+    <w:p>
+      <w:pPr>
+        <w:bidi/>
+        <w:spacing w:before="80" w:after="240"/>
+        <w:jc w:val="both"/>
+        <w:rPr>
+          <w:b/>
+          <w:rtl/>
+        </w:rPr>
+      </w:pPr>
+      <w:r>
+        <w:rPr>
+          <w:b/>
+          <w:noProof/>
+          <w:rtl/>
+          <w:lang w:val="ar-SA"/>
+        </w:rPr>
+        <mc:AlternateContent>
+          <mc:Choice Requires="wps">
+            <w:drawing>
+              <wp:anchor distT="0" distB="0" distL="114300" distR="114300" simplePos="0" relativeHeight="251679744" behindDoc="0" locked="1" layoutInCell="1" allowOverlap="1" wp14:anchorId="54AEBD1D" wp14:editId="49D47F45">
+                <wp:simplePos x="0" y="0"/>
+                <wp:positionH relativeFrom="page">
+                  <wp:posOffset>3911600</wp:posOffset>
+                </wp:positionH>
+                <wp:positionV relativeFrom="page">
+                  <wp:posOffset>6286500</wp:posOffset>
+                </wp:positionV>
+                <wp:extent cx="2794000" cy="1524000"/>
+                <wp:effectExtent l="0" t="0" r="25400" b="19050"/>
+                <wp:wrapNone/>
+                <wp:docPr id="1561313950" name="TBDash" descr="TBDash: Dashed border / حد متقطع"/>
+                <wp:cNvGraphicFramePr/>
+                <a:graphic xmlns:a="http://schemas.openxmlformats.org/drawingml/2006/main">
+                  <a:graphicData uri="http://schemas.microsoft.com/office/word/2010/wordprocessingShape">
+                    <wps:wsp>
+                      <wps:cNvSpPr/>
+                      <wps:spPr>
+                        <a:xfrm>
+                          <a:off x="0" y="0"/>
+                          <a:ext cx="2794000" cy="1524000"/>
+                        </a:xfrm>
+                        <a:prstGeom prst="rect">
+                          <a:avLst/>
+                        </a:prstGeom>
+                        <a:solidFill>
+                          <a:srgbClr val="E8F2E8"/>
+                        </a:solidFill>
+                        <a:ln w="19050">
+                          <a:solidFill>
+                            <a:srgbClr val="3A6128"/>
+                          </a:solidFill>
+                          <a:prstDash val="dash"/>
+                        </a:ln>
+                      </wps:spPr>
+                      <wps:style>
+                        <a:lnRef idx="2">
+                          <a:schemeClr val="accent1">
+                            <a:shade val="15000"/>
+                          </a:schemeClr>
+                        </a:lnRef>
+                        <a:fillRef idx="1">
+                          <a:schemeClr val="accent1"/>
+                        </a:fillRef>
+                        <a:effectRef idx="0">
+                          <a:schemeClr val="accent1"/>
+                        </a:effectRef>
+                        <a:fontRef idx="minor">
+                          <a:schemeClr val="lt1"/>
+                        </a:fontRef>
+                      </wps:style>
+                      <wps:txbx>
+                        <w:txbxContent>
+                          <w:p>
+                            <w:pPr>
+                              <w:jc w:val="center"/>
+                              <w:rPr>
+                                <w:color w:val="000000"/>
+                                <w:sz w:val="24"/>
+                                <w:szCs w:val="24"/>
+                              </w:rPr>
+                            </w:pPr>
+                            <w:r>
+                              <w:rPr>
+                                <w:color w:val="000000"/>
+                                <w:sz w:val="24"/>
+                                <w:szCs w:val="24"/>
+                              </w:rPr>
+                              <w:t>TBDash</w:t>
+                            </w:r>
+                          </w:p>
+                          <w:p>
+                            <w:pPr>
+                              <w:jc w:val="center"/>
+                              <w:rPr>
+                                <w:color w:val="000000"/>
+                                <w:sz w:val="24"/>
+                                <w:szCs w:val="24"/>
+                              </w:rPr>
+                            </w:pPr>
+                            <w:r>
+                              <w:rPr>
+                                <w:color w:val="000000"/>
+                                <w:sz w:val="24"/>
+                                <w:szCs w:val="24"/>
+                              </w:rPr>
+                              <w:t xml:space="preserve">Dashed border / </w:t>
+                            </w:r>
+                            <w:r>
+                              <w:rPr>
+                                <w:color w:val="000000"/>
+                                <w:sz w:val="24"/>
+                                <w:szCs w:val="24"/>
+                                <w:rtl/>
+                              </w:rPr>
+                              <w:t>حد متقطع</w:t>
+                            </w:r>
+                          </w:p>
+                        </w:txbxContent>
+                      </wps:txbx>
+                      <wps:bodyPr rot="0" spcFirstLastPara="0" vertOverflow="overflow" horzOverflow="overflow" vert="horz" wrap="square" lIns="91440" tIns="45720" rIns="91440" bIns="45720" numCol="1" spcCol="0" rtlCol="0" fromWordArt="0" anchor="t" anchorCtr="0" forceAA="0" compatLnSpc="1">
+                        <a:prstTxWarp prst="textNoShape">
+                          <a:avLst/>
+                        </a:prstTxWarp>
+                        <a:noAutofit/>
+                      </wps:bodyPr>
+                    </wps:wsp>
+                  </a:graphicData>
+                </a:graphic>
+              </wp:anchor>
+            </w:drawing>
+          </mc:Choice>
+          <mc:Fallback>
+            <w:pict>
+              <v:rect w14:anchorId="54AEBD1D" id="TBDash" o:spid="_x0000_s1034" alt="TBDash: Dashed border / حد متقطع" style="position:absolute;left:0;text-align:left;margin-left:308pt;margin-top:495pt;width:220pt;height:120pt;z-index:251679744;visibility:visible;mso-wrap-style:square;mso-wrap-distance-left:9pt;mso-wrap-distance-top:0;mso-wrap-distance-right:9pt;mso-wrap-distance-bottom:0;mso-position-horizontal:absolute;mso-position-horizontal-relative:page;mso-position-vertical:absolute;mso-position-vertical-relative:page;v-text-anchor:top" o:gfxdata="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" fillcolor="#e8f2e8" strokecolor="#3a6128" strokeweight="1.5pt">
+                <v:stroke dashstyle="dash"/>
+                <v:textbox>
+                  <w:txbxContent>
+                    <w:p>
+                      <w:pPr>
+                        <w:jc w:val="center"/>
+                        <w:rPr>
+                          <w:color w:val="000000"/>
+                          <w:sz w:val="24"/>
+                          <w:szCs w:val="24"/>
+                        </w:rPr>
+                      </w:pPr>
+                      <w:r>
+                        <w:rPr>
+                          <w:color w:val="000000"/>
+                          <w:sz w:val="24"/>
+                          <w:szCs w:val="24"/>
+                        </w:rPr>
+                        <w:t>TBDash</w:t>
+                      </w:r>
+                    </w:p>
+                    <w:p>
+                      <w:pPr>
+                        <w:jc w:val="center"/>
+                        <w:rPr>
+                          <w:color w:val="000000"/>
+                          <w:sz w:val="24"/>
+                          <w:szCs w:val="24"/>
+                        </w:rPr>
+                      </w:pPr>
+                      <w:r>
+                        <w:rPr>
+                          <w:color w:val="000000"/>
+                          <w:sz w:val="24"/>
+                          <w:szCs w:val="24"/>
+                        </w:rPr>
+                        <w:t xml:space="preserve">Dashed border / </w:t>
+                      </w:r>
+                      <w:r>
+                        <w:rPr>
+                          <w:color w:val="000000"/>
+                          <w:sz w:val="24"/>
+                          <w:szCs w:val="24"/>
+                          <w:rtl/>
+                        </w:rPr>
+                        <w:t>حد متقطع</w:t>
+                      </w:r>
+                    </w:p>
+                  </w:txbxContent>
+                </v:textbox>
+                <w10:wrap anchorx="page" anchory="page"/>
+                <w10:anchorlock/>
+              </v:rect>
+            </w:pict>
+          </mc:Fallback>
+        </mc:AlternateContent>
+      </w:r>
+      <w:r>
+        <w:rPr>
+          <w:b/>
+          <w:noProof/>
+          <w:rtl/>
+          <w:lang w:val="ar-SA"/>
+        </w:rPr>
+        <mc:AlternateContent>
+          <mc:Choice Requires="wps">
+            <w:drawing>
+              <wp:anchor distT="0" distB="0" distL="114300" distR="114300" simplePos="0" relativeHeight="251678720" behindDoc="0" locked="1" layoutInCell="1" allowOverlap="1" wp14:anchorId="28432DBF" wp14:editId="457BAB49">
+                <wp:simplePos x="0" y="0"/>
+                <wp:positionH relativeFrom="page">
+                  <wp:posOffset>609600</wp:posOffset>
+                </wp:positionH>
+                <wp:positionV relativeFrom="page">
+                  <wp:posOffset>6286500</wp:posOffset>
+                </wp:positionV>
+                <wp:extent cx="2794000" cy="1524000"/>
+                <wp:effectExtent l="0" t="0" r="25400" b="19050"/>
+                <wp:wrapNone/>
+                <wp:docPr id="942221683" name="TBBottom" descr="TBBottom: Bottom note / نص في الأسفل"/>
+                <wp:cNvGraphicFramePr/>
+                <a:graphic xmlns:a="http://schemas.openxmlformats.org/drawingml/2006/main">
+                  <a:graphicData uri="http://schemas.microsoft.com/office/word/2010/wordprocessingShape">
+                    <wps:wsp>
+                      <wps:cNvSpPr/>
+                      <wps:spPr>
+                        <a:xfrm>
+                          <a:off x="0" y="0"/>
+                          <a:ext cx="2794000" cy="1524000"/>
+                        </a:xfrm>
+                        <a:prstGeom prst="rect">
+                          <a:avLst/>
+                        </a:prstGeom>
+                        <a:solidFill>
+                          <a:srgbClr val="E8F2E8"/>
+                        </a:solidFill>
+                        <a:ln w="19050">
+                          <a:solidFill>
+                            <a:srgbClr val="3A6128"/>
+                          </a:solidFill>
+                        </a:ln>
+                      </wps:spPr>
+                      <wps:style>
+                        <a:lnRef idx="2">
+                          <a:schemeClr val="accent1">
+                            <a:shade val="15000"/>
+                          </a:schemeClr>
+                        </a:lnRef>
+                        <a:fillRef idx="1">
+                          <a:schemeClr val="accent1"/>
+                        </a:fillRef>
+                        <a:effectRef idx="0">
+                          <a:schemeClr val="accent1"/>
+                        </a:effectRef>
+                        <a:fontRef idx="minor">
+                          <a:schemeClr val="lt1"/>
+                        </a:fontRef>
+                      </wps:style>
+                      <wps:txbx>
+                        <w:txbxContent>
+                          <w:p>
+                            <w:pPr>
+                              <w:jc w:val="center"/>
+                              <w:rPr>
+                                <w:color w:val="000000"/>
+                                <w:sz w:val="24"/>
+                                <w:szCs w:val="24"/>
+                              </w:rPr>
+                            </w:pPr>
+                            <w:r>
+                              <w:rPr>
+                                <w:color w:val="000000"/>
+                                <w:sz w:val="24"/>
+                                <w:szCs w:val="24"/>
+                              </w:rPr>
+                              <w:t>TBBottom</w:t>
+                            </w:r>
+                          </w:p>
+                          <w:p>
+                            <w:pPr>
+                              <w:jc w:val="center"/>
+                              <w:rPr>
+                                <w:color w:val="000000"/>
+                                <w:sz w:val="24"/>
+                                <w:szCs w:val="24"/>
+                              </w:rPr>
+                            </w:pPr>
+                            <w:r>
+                              <w:rPr>
+                                <w:color w:val="000000"/>
+                                <w:sz w:val="24"/>
+                                <w:szCs w:val="24"/>
+                              </w:rPr>
+                              <w:t xml:space="preserve">Bottom note / </w:t>
+                            </w:r>
+                            <w:r>
+                              <w:rPr>
+                                <w:color w:val="000000"/>
+                                <w:sz w:val="24"/>
+                                <w:szCs w:val="24"/>
+                                <w:rtl/>
+                              </w:rPr>
+                              <w:t>نص في الأسفل</w:t>
+                            </w:r>
+                          </w:p>
+                        </w:txbxContent>
+                      </wps:txbx>
+                      <wps:bodyPr rot="0" spcFirstLastPara="0" vertOverflow="overflow" horzOverflow="overflow" vert="horz" wrap="square" lIns="91440" tIns="45720" rIns="91440" bIns="45720" numCol="1" spcCol="0" rtlCol="0" fromWordArt="0" anchor="b" anchorCtr="0" forceAA="0" compatLnSpc="1">
+                        <a:prstTxWarp prst="textNoShape">
+                          <a:avLst/>
+                        </a:prstTxWarp>
+                        <a:noAutofit/>
+                      </wps:bodyPr>
+                    </wps:wsp>
+                  </a:graphicData>
+                </a:graphic>
+              </wp:anchor>
+            </w:drawing>
+          </mc:Choice>
+          <mc:Fallback>
+            <w:pict>
+              <v:rect w14:anchorId="28432DBF" id="TBBottom" o:spid="_x0000_s1035" alt="TBBottom: Bottom note / نص في الأسفل" style="position:absolute;left:0;text-align:left;margin-left:48pt;margin-top:495pt;width:220pt;height:120pt;z-index:251678720;visibility:visible;mso-wrap-style:square;mso-wrap-distance-left:9pt;mso-wrap-distance-top:0;mso-wrap-distance-right:9pt;mso-wrap-distance-bottom:0;mso-position-horizontal:absolute;mso-position-horizontal-relative:page;mso-position-vertical:absolute;mso-position-vertical-relative:page;v-text-anchor:bottom" o:gfxdata="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" fillcolor="#e8f2e8" strokecolor="#3a6128" strokeweight="1.5pt">
+                <v:textbox>
+                  <w:txbxContent>
+                    <w:p>
+                      <w:pPr>
+                        <w:jc w:val="center"/>
+                        <w:rPr>
+                          <w:color w:val="000000"/>
+                          <w:sz w:val="24"/>
+                          <w:szCs w:val="24"/>
+                        </w:rPr>
+                      </w:pPr>
+                      <w:r>
+                        <w:rPr>
+                          <w:color w:val="000000"/>
+                          <w:sz w:val="24"/>
+                          <w:szCs w:val="24"/>
+                        </w:rPr>
+                        <w:t>TBBottom</w:t>
+                      </w:r>
+                    </w:p>
+                    <w:p>
+                      <w:pPr>
+                        <w:jc w:val="center"/>
+                        <w:rPr>
+                          <w:color w:val="000000"/>
+                          <w:sz w:val="24"/>
+                          <w:szCs w:val="24"/>
+                        </w:rPr>
+                      </w:pPr>
+                      <w:r>
+                        <w:rPr>
+                          <w:color w:val="000000"/>
+                          <w:sz w:val="24"/>
+                          <w:szCs w:val="24"/>
+                        </w:rPr>
+                        <w:t xml:space="preserve">Bottom note / </w:t>
+                      </w:r>
+                      <w:r>
+                        <w:rPr>
+                          <w:color w:val="000000"/>
+                          <w:sz w:val="24"/>
+                          <w:szCs w:val="24"/>
+                          <w:rtl/>
+                        </w:rPr>
+                        <w:t>نص في الأسفل</w:t>
+                      </w:r>
+                    </w:p>
+                  </w:txbxContent>
+                </v:textbox>
+                <w10:wrap anchorx="page" anchory="page"/>
+                <w10:anchorlock/>
+              </v:rect>
+            </w:pict>
+          </mc:Fallback>
+        </mc:AlternateContent>
+      </w:r>
+      <w:r>
+        <w:rPr>
+          <w:b/>
+          <w:noProof/>
+          <w:rtl/>
+          <w:lang w:val="ar-SA"/>
+        </w:rPr>
+        <mc:AlternateContent>
+          <mc:Choice Requires="wps">
+            <w:drawing>
+              <wp:anchor distT="0" distB="0" distL="114300" distR="114300" simplePos="0" relativeHeight="251677696" behindDoc="0" locked="1" layoutInCell="1" allowOverlap="1" wp14:anchorId="52BC8E4C" wp14:editId="6878017F">
+                <wp:simplePos x="0" y="0"/>
+                <wp:positionH relativeFrom="page">
+                  <wp:posOffset>3911600</wp:posOffset>
+                </wp:positionH>
+                <wp:positionV relativeFrom="page">
+                  <wp:posOffset>3937000</wp:posOffset>
+                </wp:positionV>
+                <wp:extent cx="2794000" cy="1524000"/>
+                <wp:effectExtent l="0" t="0" r="25400" b="19050"/>
+                <wp:wrapNone/>
+                <wp:docPr id="921833081" name="TBMiddle" descr="TBMiddle: Middle note / نص في الوسط"/>
+                <wp:cNvGraphicFramePr/>
+                <a:graphic xmlns:a="http://schemas.openxmlformats.org/drawingml/2006/main">
+                  <a:graphicData uri="http://schemas.microsoft.com/office/word/2010/wordprocessingShape">
+                    <wps:wsp>
+                      <wps:cNvSpPr/>
+                      <wps:spPr>
+                        <a:xfrm>
+                          <a:off x="0" y="0"/>
+                          <a:ext cx="2794000" cy="1524000"/>
+                        </a:xfrm>
+                        <a:prstGeom prst="rect">
+                          <a:avLst/>
+                        </a:prstGeom>
+                        <a:solidFill>
+                          <a:srgbClr val="E8F2E8"/>
+                        </a:solidFill>
+                        <a:ln w="19050">
+                          <a:solidFill>
+                            <a:srgbClr val="3A6128"/>
+                          </a:solidFill>
+                        </a:ln>
+                      </wps:spPr>
+                      <wps:style>
+                        <a:lnRef idx="2">
+                          <a:schemeClr val="accent1">
+                            <a:shade val="15000"/>
+                          </a:schemeClr>
+                        </a:lnRef>
+                        <a:fillRef idx="1">
+                          <a:schemeClr val="accent1"/>
+                        </a:fillRef>
+                        <a:effectRef idx="0">
+                          <a:schemeClr val="accent1"/>
+                        </a:effectRef>
+                        <a:fontRef idx="minor">
+                          <a:schemeClr val="lt1"/>
+                        </a:fontRef>
+                      </wps:style>
+                      <wps:txbx>
+                        <w:txbxContent>
+                          <w:p>
+                            <w:pPr>
+                              <w:jc w:val="center"/>
+                              <w:rPr>
+                                <w:color w:val="000000"/>
+                                <w:sz w:val="24"/>
+                                <w:szCs w:val="24"/>
+                              </w:rPr>
+                            </w:pPr>
+                            <w:r>
+                              <w:rPr>
+                                <w:color w:val="000000"/>
+                                <w:sz w:val="24"/>
+                                <w:szCs w:val="24"/>
+                              </w:rPr>
+                              <w:t>TBMiddle</w:t>
+                            </w:r>
+                          </w:p>
+                          <w:p>
+                            <w:pPr>
+                              <w:jc w:val="center"/>
+                              <w:rPr>
+                                <w:color w:val="000000"/>
+                                <w:sz w:val="24"/>
+                                <w:szCs w:val="24"/>
+                              </w:rPr>
+                            </w:pPr>
+                            <w:r>
+                              <w:rPr>
+                                <w:color w:val="000000"/>
+                                <w:sz w:val="24"/>
+                                <w:szCs w:val="24"/>
+                              </w:rPr>
+                              <w:t xml:space="preserve">Middle note / </w:t>
+                            </w:r>
+                            <w:r>
+                              <w:rPr>
+                                <w:color w:val="000000"/>
+                                <w:sz w:val="24"/>
+                                <w:szCs w:val="24"/>
+                                <w:rtl/>
+                              </w:rPr>
+                              <w:t>نص في الوسط</w:t>
+                            </w:r>
+                          </w:p>
+                        </w:txbxContent>
+                      </wps:txbx>
+                      <wps:bodyPr rot="0" spcFirstLastPara="0" vertOverflow="overflow" horzOverflow="overflow" vert="horz" wrap="square" lIns="91440" tIns="45720" rIns="91440" bIns="45720" numCol="1" spcCol="0" rtlCol="0" fromWordArt="0" anchor="ctr" anchorCtr="0" forceAA="0" compatLnSpc="1">
+                        <a:prstTxWarp prst="textNoShape">
+                          <a:avLst/>
+                        </a:prstTxWarp>
+                        <a:noAutofit/>
+                      </wps:bodyPr>
+                    </wps:wsp>
+                  </a:graphicData>
+                </a:graphic>
+              </wp:anchor>
+            </w:drawing>
+          </mc:Choice>
+          <mc:Fallback>
+            <w:pict>
+              <v:rect w14:anchorId="52BC8E4C" id="TBMiddle" o:spid="_x0000_s1036" alt="TBMiddle: Middle note / نص في الوسط" style="position:absolute;left:0;text-align:left;margin-left:308pt;margin-top:310pt;width:220pt;height:120pt;z-index:251677696;visibility:visible;mso-wrap-style:square;mso-wrap-distance-left:9pt;mso-wrap-distance-top:0;mso-wrap-distance-right:9pt;mso-wrap-distance-bottom:0;mso-position-horizontal:absolute;mso-position-horizontal-relative:page;mso-position-vertical:absolute;mso-position-vertical-relative:page;v-text-anchor:middle" o:gfxdata="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" fillcolor="#e8f2e8" strokecolor="#3a6128" strokeweight="1.5pt">
+                <v:textbox>
+                  <w:txbxContent>
+                    <w:p>
+                      <w:pPr>
+                        <w:jc w:val="center"/>
+                        <w:rPr>
+                          <w:color w:val="000000"/>
+                          <w:sz w:val="24"/>
+                          <w:szCs w:val="24"/>
+                        </w:rPr>
+                      </w:pPr>
+                      <w:r>
+                        <w:rPr>
+                          <w:color w:val="000000"/>
+                          <w:sz w:val="24"/>
+                          <w:szCs w:val="24"/>
+                        </w:rPr>
+                        <w:t>TBMiddle</w:t>
+                      </w:r>
+                    </w:p>
+                    <w:p>
+                      <w:pPr>
+                        <w:jc w:val="center"/>
+                        <w:rPr>
+                          <w:color w:val="000000"/>
+                          <w:sz w:val="24"/>
+                          <w:szCs w:val="24"/>
+                        </w:rPr>
+                      </w:pPr>
+                      <w:r>
+                        <w:rPr>
+                          <w:color w:val="000000"/>
+                          <w:sz w:val="24"/>
+                          <w:szCs w:val="24"/>
+                        </w:rPr>
+                        <w:t xml:space="preserve">Middle note / </w:t>
+                      </w:r>
+                      <w:r>
+                        <w:rPr>
+                          <w:color w:val="000000"/>
+                          <w:sz w:val="24"/>
+                          <w:szCs w:val="24"/>
+                          <w:rtl/>
+                        </w:rPr>
+                        <w:t>نص في الوسط</w:t>
+                      </w:r>
+                    </w:p>
+                  </w:txbxContent>
+                </v:textbox>
+                <w10:wrap anchorx="page" anchory="page"/>
+                <w10:anchorlock/>
+              </v:rect>
+            </w:pict>
+          </mc:Fallback>
+        </mc:AlternateContent>
+      </w:r>
+      <w:r>
+        <w:rPr>
+          <w:b/>
+          <w:noProof/>
+          <w:rtl/>
+          <w:lang w:val="ar-SA"/>
+        </w:rPr>
+        <mc:AlternateContent>
+          <mc:Choice Requires="wps">
+            <w:drawing>
+              <wp:anchor distT="0" distB="0" distL="114300" distR="114300" simplePos="0" relativeHeight="251676672" behindDoc="0" locked="1" layoutInCell="1" allowOverlap="1" wp14:anchorId="17C98253" wp14:editId="405C5034">
+                <wp:simplePos x="0" y="0"/>
+                <wp:positionH relativeFrom="page">
+                  <wp:posOffset>609600</wp:posOffset>
+                </wp:positionH>
+                <wp:positionV relativeFrom="page">
+                  <wp:posOffset>3937000</wp:posOffset>
+                </wp:positionV>
+                <wp:extent cx="2794000" cy="1524000"/>
+                <wp:effectExtent l="171450" t="533400" r="215900" b="533400"/>
+                <wp:wrapNone/>
+                <wp:docPr id="1721843789" name="TBRotated" descr="TBRotated: Delivery 25 / التسليم قريب"/>
+                <wp:cNvGraphicFramePr/>
+                <a:graphic xmlns:a="http://schemas.openxmlformats.org/drawingml/2006/main">
+                  <a:graphicData uri="http://schemas.microsoft.com/office/word/2010/wordprocessingShape">
+                    <wps:wsp>
+                      <wps:cNvSpPr/>
+                      <wps:spPr>
+                        <a:xfrm rot="1500000">
+                          <a:off x="0" y="0"/>
+                          <a:ext cx="2794000" cy="1524000"/>
+                        </a:xfrm>
+                        <a:prstGeom prst="rect">
+                          <a:avLst/>
+                        </a:prstGeom>
+                        <a:solidFill>
+                          <a:srgbClr val="E8F2E8"/>
+                        </a:solidFill>
+                        <a:ln w="19050">
+                          <a:solidFill>
+                            <a:srgbClr val="3A6128"/>
+                          </a:solidFill>
+                        </a:ln>
+                      </wps:spPr>
+                      <wps:style>
+                        <a:lnRef idx="2">
+                          <a:schemeClr val="accent1">
+                            <a:shade val="15000"/>
+                          </a:schemeClr>
+                        </a:lnRef>
+                        <a:fillRef idx="1">
+                          <a:schemeClr val="accent1"/>
+                        </a:fillRef>
+                        <a:effectRef idx="0">
+                          <a:schemeClr val="accent1"/>
+                        </a:effectRef>
+                        <a:fontRef idx="minor">
+                          <a:schemeClr val="lt1"/>
+                        </a:fontRef>
+                      </wps:style>
+                      <wps:txbx>
+                        <w:txbxContent>
+                          <w:p>
+                            <w:pPr>
+                              <w:jc w:val="center"/>
+                              <w:rPr>
+                                <w:color w:val="000000"/>
+                                <w:sz w:val="24"/>
+                                <w:szCs w:val="24"/>
+                              </w:rPr>
+                            </w:pPr>
+                            <w:r>
+                              <w:rPr>
+                                <w:color w:val="000000"/>
+                                <w:sz w:val="24"/>
+                                <w:szCs w:val="24"/>
+                              </w:rPr>
+                              <w:t>TBRotated</w:t>
+                            </w:r>
+                          </w:p>
+                          <w:p>
+                            <w:pPr>
+                              <w:jc w:val="center"/>
+                              <w:rPr>
+                                <w:color w:val="000000"/>
+                                <w:sz w:val="24"/>
+                                <w:szCs w:val="24"/>
+                              </w:rPr>
+                            </w:pPr>
+                            <w:r>
+                              <w:rPr>
+                                <w:color w:val="000000"/>
+                                <w:sz w:val="24"/>
+                                <w:szCs w:val="24"/>
+                              </w:rPr>
+                              <w:t xml:space="preserve">Delivery 25 / </w:t>
+                            </w:r>
+                            <w:r>
+                              <w:rPr>
+                                <w:color w:val="000000"/>
+                                <w:sz w:val="24"/>
+                                <w:szCs w:val="24"/>
+                                <w:rtl/>
+                              </w:rPr>
+                              <w:t>التسليم قريب</w:t>
+                            </w:r>
+                          </w:p>
+                        </w:txbxContent>
+                      </wps:txbx>
+                      <wps:bodyPr rot="0" spcFirstLastPara="0" vertOverflow="overflow" horzOverflow="overflow" vert="horz" wrap="square" lIns="91440" tIns="45720" rIns="91440" bIns="45720" numCol="1" spcCol="0" rtlCol="0" fromWordArt="0" anchor="t" anchorCtr="0" forceAA="0" compatLnSpc="1">
+                        <a:prstTxWarp prst="textNoShape">
+                          <a:avLst/>
+                        </a:prstTxWarp>
+                        <a:noAutofit/>
+                      </wps:bodyPr>
+                    </wps:wsp>
+                  </a:graphicData>
+                </a:graphic>
+              </wp:anchor>
+            </w:drawing>
+          </mc:Choice>
+          <mc:Fallback>
+            <w:pict>
+              <v:rect w14:anchorId="17C98253" id="TBRotated" o:spid="_x0000_s1037" alt="TBRotated: Delivery 25 / التسليم قريب" style="position:absolute;left:0;text-align:left;margin-left:48pt;margin-top:310pt;width:220pt;height:120pt;rotation:25;z-index:251676672;visibility:visible;mso-wrap-style:square;mso-wrap-distance-left:9pt;mso-wrap-distance-top:0;mso-wrap-distance-right:9pt;mso-wrap-distance-bottom:0;mso-position-horizontal:absolute;mso-position-horizontal-relative:page;mso-position-vertical:absolute;mso-position-vertical-relative:page;v-text-anchor:top" o:gfxdata="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" fillcolor="#e8f2e8" strokecolor="#3a6128" strokeweight="1.5pt">
+                <v:textbox>
+                  <w:txbxContent>
+                    <w:p>
+                      <w:pPr>
+                        <w:jc w:val="center"/>
+                        <w:rPr>
+                          <w:color w:val="000000"/>
+                          <w:sz w:val="24"/>
+                          <w:szCs w:val="24"/>
+                        </w:rPr>
+                      </w:pPr>
+                      <w:r>
+                        <w:rPr>
+                          <w:color w:val="000000"/>
+                          <w:sz w:val="24"/>
+                          <w:szCs w:val="24"/>
+                        </w:rPr>
+                        <w:t>TBRotated</w:t>
+                      </w:r>
+                    </w:p>
+                    <w:p>
+                      <w:pPr>
+                        <w:jc w:val="center"/>
+                        <w:rPr>
+                          <w:color w:val="000000"/>
+                          <w:sz w:val="24"/>
+                          <w:szCs w:val="24"/>
+                        </w:rPr>
+                      </w:pPr>
+                      <w:r>
+                        <w:rPr>
+                          <w:color w:val="000000"/>
+                          <w:sz w:val="24"/>
+                          <w:szCs w:val="24"/>
+                        </w:rPr>
+                        <w:t xml:space="preserve">Delivery 25 / </w:t>
+                      </w:r>
+                      <w:r>
+                        <w:rPr>
+                          <w:color w:val="000000"/>
+                          <w:sz w:val="24"/>
+                          <w:szCs w:val="24"/>
+                          <w:rtl/>
+                        </w:rPr>
+                        <w:t>التسليم قريب</w:t>
+                      </w:r>
+                    </w:p>
+                  </w:txbxContent>
+                </v:textbox>
+                <w10:wrap anchorx="page" anchory="page"/>
+                <w10:anchorlock/>
+              </v:rect>
+            </w:pict>
+          </mc:Fallback>
+        </mc:AlternateContent>
+      </w:r>
+      <w:r>
+        <w:rPr>
+          <w:b/>
+          <w:noProof/>
+          <w:rtl/>
+          <w:lang w:val="ar-SA"/>
+        </w:rPr>
+        <mc:AlternateContent>
+          <mc:Choice Requires="wps">
+            <w:drawing>
+              <wp:anchor distT="0" distB="0" distL="114300" distR="114300" simplePos="0" relativeHeight="251675648" behindDoc="0" locked="1" layoutInCell="1" allowOverlap="1" wp14:anchorId="4F6AF99E" wp14:editId="455965E5">
+                <wp:simplePos x="0" y="0"/>
+                <wp:positionH relativeFrom="page">
+                  <wp:posOffset>3911600</wp:posOffset>
+                </wp:positionH>
+                <wp:positionV relativeFrom="page">
+                  <wp:posOffset>1587500</wp:posOffset>
+                </wp:positionV>
+                <wp:extent cx="1397000" cy="1778000"/>
+                <wp:effectExtent l="0" t="0" r="12700" b="12700"/>
+                <wp:wrapNone/>
+                <wp:docPr id="1515309977" name="TBOvalTall" descr="TBOvalTall: Tall oval / بيضاوي طويل"/>
+                <wp:cNvGraphicFramePr/>
+                <a:graphic xmlns:a="http://schemas.openxmlformats.org/drawingml/2006/main">
+                  <a:graphicData uri="http://schemas.microsoft.com/office/word/2010/wordprocessingShape">
+                    <wps:wsp>
+                      <wps:cNvSpPr/>
+                      <wps:spPr>
+                        <a:xfrm>
+                          <a:off x="0" y="0"/>
+                          <a:ext cx="1397000" cy="1778000"/>
+                        </a:xfrm>
+                        <a:prstGeom prst="ellipse">
+                          <a:avLst/>
+                        </a:prstGeom>
+                        <a:solidFill>
+                          <a:srgbClr val="E8F2E8"/>
+                        </a:solidFill>
+                        <a:ln w="19050">
+                          <a:solidFill>
+                            <a:srgbClr val="3A6128"/>
+                          </a:solidFill>
+                        </a:ln>
+                      </wps:spPr>
+                      <wps:style>
+                        <a:lnRef idx="2">
+                          <a:schemeClr val="accent1">
+                            <a:shade val="15000"/>
+                          </a:schemeClr>
+                        </a:lnRef>
+                        <a:fillRef idx="1">
+                          <a:schemeClr val="accent1"/>
+                        </a:fillRef>
+                        <a:effectRef idx="0">
+                          <a:schemeClr val="accent1"/>
+                        </a:effectRef>
+                        <a:fontRef idx="minor">
+                          <a:schemeClr val="lt1"/>
+                        </a:fontRef>
+                      </wps:style>
+                      <wps:txbx>
+                        <w:txbxContent>
+                          <w:p>
+                            <w:pPr>
+                              <w:jc w:val="center"/>
+                              <w:rPr>
+                                <w:color w:val="000000"/>
+                                <w:sz w:val="24"/>
+                                <w:szCs w:val="24"/>
+                              </w:rPr>
+                            </w:pPr>
+                            <w:r>
+                              <w:rPr>
+                                <w:color w:val="000000"/>
+                                <w:sz w:val="24"/>
+                                <w:szCs w:val="24"/>
+                              </w:rPr>
+                              <w:t>TBOvalTall</w:t>
+                            </w:r>
+                          </w:p>
+                          <w:p>
+                            <w:pPr>
+                              <w:jc w:val="center"/>
+                              <w:rPr>
+                                <w:color w:val="000000"/>
+                                <w:sz w:val="24"/>
+                                <w:szCs w:val="24"/>
+                              </w:rPr>
+                            </w:pPr>
+                            <w:r>
+                              <w:rPr>
+                                <w:color w:val="000000"/>
+                                <w:sz w:val="24"/>
+                                <w:szCs w:val="24"/>
+                              </w:rPr>
+                              <w:t xml:space="preserve">Tall oval / </w:t>
+                            </w:r>
+                            <w:r>
+                              <w:rPr>
+                                <w:color w:val="000000"/>
+                                <w:sz w:val="24"/>
+                                <w:szCs w:val="24"/>
+                                <w:rtl/>
+                              </w:rPr>
+                              <w:t>بيضاوي طويل</w:t>
+                            </w:r>
+                          </w:p>
+                        </w:txbxContent>
+                      </wps:txbx>
+                      <wps:bodyPr rot="0" spcFirstLastPara="0" vertOverflow="overflow" horzOverflow="overflow" vert="horz" wrap="square" lIns="91440" tIns="45720" rIns="91440" bIns="45720" numCol="1" spcCol="0" rtlCol="0" fromWordArt="0" anchor="t" anchorCtr="0" forceAA="0" compatLnSpc="1">
+                        <a:prstTxWarp prst="textNoShape">
+                          <a:avLst/>
+                        </a:prstTxWarp>
+                        <a:noAutofit/>
+                      </wps:bodyPr>
+                    </wps:wsp>
+                  </a:graphicData>
+                </a:graphic>
+              </wp:anchor>
+            </w:drawing>
+          </mc:Choice>
+          <mc:Fallback>
+            <w:pict>
+              <v:oval w14:anchorId="4F6AF99E" id="TBOvalTall" o:spid="_x0000_s1038" alt="TBOvalTall: Tall oval / بيضاوي طويل" style="position:absolute;left:0;text-align:left;margin-left:308pt;margin-top:125pt;width:110pt;height:140pt;z-index:251675648;visibility:visible;mso-wrap-style:square;mso-wrap-distance-left:9pt;mso-wrap-distance-top:0;mso-wrap-distance-right:9pt;mso-wrap-distance-bottom:0;mso-position-horizontal:absolute;mso-position-horizontal-relative:page;mso-position-vertical:absolute;mso-position-vertical-relative:page;v-text-anchor:top" o:gfxdata="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" fillcolor="#e8f2e8" strokecolor="#3a6128" strokeweight="1.5pt">
+                <v:stroke joinstyle="miter"/>
+                <v:textbox>
+                  <w:txbxContent>
+                    <w:p>
+                      <w:pPr>
+                        <w:jc w:val="center"/>
+                        <w:rPr>
+                          <w:color w:val="000000"/>
+                          <w:sz w:val="24"/>
+                          <w:szCs w:val="24"/>
+                        </w:rPr>
+                      </w:pPr>
+                      <w:r>
+                        <w:rPr>
+                          <w:color w:val="000000"/>
+                          <w:sz w:val="24"/>
+                          <w:szCs w:val="24"/>
+                        </w:rPr>
+                        <w:t>TBOvalTall</w:t>
+                      </w:r>
+                    </w:p>
+                    <w:p>
+                      <w:pPr>
+                        <w:jc w:val="center"/>
+                        <w:rPr>
+                          <w:color w:val="000000"/>
+                          <w:sz w:val="24"/>
+                          <w:szCs w:val="24"/>
+                        </w:rPr>
+                      </w:pPr>
+                      <w:r>
+                        <w:rPr>
+                          <w:color w:val="000000"/>
+                          <w:sz w:val="24"/>
+                          <w:szCs w:val="24"/>
+                        </w:rPr>
+                        <w:t xml:space="preserve">Tall oval / </w:t>
+                      </w:r>
+                      <w:r>
+                        <w:rPr>
+                          <w:color w:val="000000"/>
+                          <w:sz w:val="24"/>
+                          <w:szCs w:val="24"/>
+                          <w:rtl/>
+                        </w:rPr>
+                        <w:t>بيضاوي طويل</w:t>
+                      </w:r>
+                    </w:p>
+                  </w:txbxContent>
+                </v:textbox>
+                <w10:wrap anchorx="page" anchory="page"/>
+                <w10:anchorlock/>
+              </v:oval>
+            </w:pict>
+          </mc:Fallback>
+        </mc:AlternateContent>
+      </w:r>
+      <w:r>
+        <w:rPr>
+          <w:b/>
+          <w:noProof/>
+          <w:rtl/>
+          <w:lang w:val="ar-SA"/>
+        </w:rPr>
+        <mc:AlternateContent>
+          <mc:Choice Requires="wps">
+            <w:drawing>
+              <wp:anchor distT="0" distB="0" distL="114300" distR="114300" simplePos="0" relativeHeight="251674624" behindDoc="0" locked="1" layoutInCell="1" allowOverlap="1" wp14:anchorId="1BFD15E7" wp14:editId="065CC7DA">
+                <wp:simplePos x="0" y="0"/>
+                <wp:positionH relativeFrom="page">
+                  <wp:posOffset>609600</wp:posOffset>
+                </wp:positionH>
+                <wp:positionV relativeFrom="page">
+                  <wp:posOffset>1587500</wp:posOffset>
+                </wp:positionV>
+                <wp:extent cx="2794000" cy="1524000"/>
+                <wp:effectExtent l="0" t="0" r="25400" b="19050"/>
+                <wp:wrapNone/>
+                <wp:docPr id="2047462279" name="TBOvalWide" descr="TBOvalWide: Wide oval / بيضاوي عريض"/>
+                <wp:cNvGraphicFramePr/>
+                <a:graphic xmlns:a="http://schemas.openxmlformats.org/drawingml/2006/main">
+                  <a:graphicData uri="http://schemas.microsoft.com/office/word/2010/wordprocessingShape">
+                    <wps:wsp>
+                      <wps:cNvSpPr/>
+                      <wps:spPr>
+                        <a:xfrm>
+                          <a:off x="0" y="0"/>
+                          <a:ext cx="2794000" cy="1524000"/>
+                        </a:xfrm>
+                        <a:prstGeom prst="ellipse">
+                          <a:avLst/>
+                        </a:prstGeom>
+                        <a:solidFill>
+                          <a:srgbClr val="E8F2E8"/>
+                        </a:solidFill>
+                        <a:ln w="19050">
+                          <a:solidFill>
+                            <a:srgbClr val="3A6128"/>
+                          </a:solidFill>
+                        </a:ln>
+                      </wps:spPr>
+                      <wps:style>
+                        <a:lnRef idx="2">
+                          <a:schemeClr val="accent1">
+                            <a:shade val="15000"/>
+                          </a:schemeClr>
+                        </a:lnRef>
+                        <a:fillRef idx="1">
+                          <a:schemeClr val="accent1"/>
+                        </a:fillRef>
+                        <a:effectRef idx="0">
+                          <a:schemeClr val="accent1"/>
+                        </a:effectRef>
+                        <a:fontRef idx="minor">
+                          <a:schemeClr val="lt1"/>
+                        </a:fontRef>
+                      </wps:style>
+                      <wps:txbx>
+                        <w:txbxContent>
+                          <w:p>
+                            <w:pPr>
+                              <w:jc w:val="center"/>
+                              <w:rPr>
+                                <w:color w:val="000000"/>
+                                <w:sz w:val="24"/>
+                                <w:szCs w:val="24"/>
+                              </w:rPr>
+                            </w:pPr>
+                            <w:r>
+                              <w:rPr>
+                                <w:color w:val="000000"/>
+                                <w:sz w:val="24"/>
+                                <w:szCs w:val="24"/>
+                              </w:rPr>
+                              <w:t>TBOvalWide</w:t>
+                            </w:r>
+                          </w:p>
+                          <w:p>
+                            <w:pPr>
+                              <w:jc w:val="center"/>
+                              <w:rPr>
+                                <w:color w:val="000000"/>
+                                <w:sz w:val="24"/>
+                                <w:szCs w:val="24"/>
+                              </w:rPr>
+                            </w:pPr>
+                            <w:r>
+                              <w:rPr>
+                                <w:color w:val="000000"/>
+                                <w:sz w:val="24"/>
+                                <w:szCs w:val="24"/>
+                              </w:rPr>
+                              <w:t xml:space="preserve">Wide oval / </w:t>
+                            </w:r>
+                            <w:r>
+                              <w:rPr>
+                                <w:color w:val="000000"/>
+                                <w:sz w:val="24"/>
+                                <w:szCs w:val="24"/>
+                                <w:rtl/>
+                              </w:rPr>
+                              <w:t>بيضاوي عريض</w:t>
+                            </w:r>
+                          </w:p>
+                        </w:txbxContent>
+                      </wps:txbx>
+                      <wps:bodyPr rot="0" spcFirstLastPara="0" vertOverflow="overflow" horzOverflow="overflow" vert="horz" wrap="square" lIns="91440" tIns="45720" rIns="91440" bIns="45720" numCol="1" spcCol="0" rtlCol="0" fromWordArt="0" anchor="t" anchorCtr="0" forceAA="0" compatLnSpc="1">
+                        <a:prstTxWarp prst="textNoShape">
+                          <a:avLst/>
+                        </a:prstTxWarp>
+                        <a:noAutofit/>
+                      </wps:bodyPr>
+                    </wps:wsp>
+                  </a:graphicData>
+                </a:graphic>
+              </wp:anchor>
+            </w:drawing>
+          </mc:Choice>
+          <mc:Fallback>
+            <w:pict>
+              <v:oval w14:anchorId="1BFD15E7" id="TBOvalWide" o:spid="_x0000_s1039" alt="TBOvalWide: Wide oval / بيضاوي عريض" style="position:absolute;left:0;text-align:left;margin-left:48pt;margin-top:125pt;width:220pt;height:120pt;z-index:251674624;visibility:visible;mso-wrap-style:square;mso-wrap-distance-left:9pt;mso-wrap-distance-top:0;mso-wrap-distance-right:9pt;mso-wrap-distance-bottom:0;mso-position-horizontal:absolute;mso-position-horizontal-relative:page;mso-position-vertical:absolute;mso-position-vertical-relative:page;v-text-anchor:top" o:gfxdata="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" fillcolor="#e8f2e8" strokecolor="#3a6128" strokeweight="1.5pt">
+                <v:stroke joinstyle="miter"/>
+                <v:textbox>
+                  <w:txbxContent>
+                    <w:p>
+                      <w:pPr>
+                        <w:jc w:val="center"/>
+                        <w:rPr>
+                          <w:color w:val="000000"/>
+                          <w:sz w:val="24"/>
+                          <w:szCs w:val="24"/>
+                        </w:rPr>
+                      </w:pPr>
+                      <w:r>
+                        <w:rPr>
+                          <w:color w:val="000000"/>
+                          <w:sz w:val="24"/>
+                          <w:szCs w:val="24"/>
+                        </w:rPr>
+                        <w:t>TBOvalWide</w:t>
+                      </w:r>
+                    </w:p>
+                    <w:p>
+                      <w:pPr>
+                        <w:jc w:val="center"/>
+                        <w:rPr>
+                          <w:color w:val="000000"/>
+                          <w:sz w:val="24"/>
+                          <w:szCs w:val="24"/>
+                        </w:rPr>
+                      </w:pPr>
+                      <w:r>
+                        <w:rPr>
+                          <w:color w:val="000000"/>
+                          <w:sz w:val="24"/>
+                          <w:szCs w:val="24"/>
+                        </w:rPr>
+                        <w:t xml:space="preserve">Wide oval / </w:t>
+                      </w:r>
+                      <w:r>
+                        <w:rPr>
+                          <w:color w:val="000000"/>
+                          <w:sz w:val="24"/>
+                          <w:szCs w:val="24"/>
+                          <w:rtl/>
+                        </w:rPr>
+                        <w:t>بيضاوي عريض</w:t>
+                      </w:r>
+                    </w:p>
+                  </w:txbxContent>
+                </v:textbox>
+                <w10:wrap anchorx="page" anchory="page"/>
+                <w10:anchorlock/>
+              </v:oval>
+            </w:pict>
+          </mc:Fallback>
+        </mc:AlternateContent>
+      </w:r>
+    </w:p>
+    <w:p>
+      <w:pPr>
+        <w:rPr>
+          <w:b/>
+          <w:rtl/>
+        </w:rPr>
+      </w:pPr>
+      <w:r>
+        <w:rPr>
+          <w:b/>
+          <w:rtl/>
+        </w:rPr>
+        <w:br w:type="page"/>
+      </w:r>
+    </w:p>
+    <w:p>
+      <w:pPr>
+        <w:bidi/>
+        <w:rPr>
+          <w:rtl/>
+        </w:rPr>
+      </w:pPr>
+      <w:r>
+        <w:rPr>
+          <w:b/>
+          <w:sz w:val="28"/>
+          <w:rtl/>
+        </w:rPr>
+        <w:lastRenderedPageBreak/>
+        <w:t xml:space="preserve">10. </w:t>
+      </w:r>
+      <w:r>
+        <w:rPr>
+          <w:b/>
+          <w:sz w:val="28"/>
+        </w:rPr>
+        <w:t>Text-box sizing</w:t>
+      </w:r>
+      <w:r>
+        <w:rPr>
+          <w:b/>
+          <w:sz w:val="28"/>
+          <w:rtl/>
+        </w:rPr>
+        <w:t xml:space="preserve"> / حجم الصناديق</w:t>
+      </w:r>
+    </w:p>
+    <w:p>
+      <w:pPr>
+        <w:bidi/>
+        <w:spacing w:before="80" w:after="240"/>
+        <w:jc w:val="both"/>
+        <w:rPr>
+          <w:b/>
+          <w:rtl/>
+        </w:rPr>
+      </w:pPr>
+      <w:r>
+        <w:rPr>
+          <w:b/>
+        </w:rPr>
+        <w:t>Native Word shape coverage</w:t>
+      </w:r>
+      <w:r>
+        <w:rPr>
+          <w:b/>
+          <w:rtl/>
+        </w:rPr>
+        <w:t xml:space="preserve"> / حالات أصلية من وورد</w:t>
+      </w:r>
+    </w:p>
+    <w:p>
+      <w:pPr>
+        <w:bidi/>
+        <w:spacing w:before="80" w:after="240"/>
+        <w:jc w:val="both"/>
+        <w:rPr>
+          <w:b/>
+          <w:rtl/>
+        </w:rPr>
+      </w:pPr>
+      <w:r>
+        <w:rPr>
+          <w:b/>
+          <w:noProof/>
+          <w:rtl/>
+          <w:lang w:val="ar-SA"/>
+        </w:rPr>
+        <mc:AlternateContent>
+          <mc:Choice Requires="wps">
+            <w:drawing>
+              <wp:anchor distT="0" distB="0" distL="114300" distR="114300" simplePos="0" relativeHeight="251684864" behindDoc="0" locked="1" layoutInCell="1" allowOverlap="1" wp14:anchorId="10B461AA" wp14:editId="2084EC4D">
+                <wp:simplePos x="0" y="0"/>
+                <wp:positionH relativeFrom="page">
+                  <wp:posOffset>609600</wp:posOffset>
+                </wp:positionH>
+                <wp:positionV relativeFrom="page">
+                  <wp:posOffset>6286500</wp:posOffset>
+                </wp:positionV>
+                <wp:extent cx="2794000" cy="508000"/>
+                <wp:effectExtent l="0" t="0" r="25400" b="19050"/>
+                <wp:wrapNone/>
+                <wp:docPr id="965607033" name="TBAutoArabic" descr="TBAutoArabic: هذا نص عربي طويل لاختبار تغيير حجم الصندوق تلقائيا مع الحفاظ على حجم الخط وظهور جميع تعليمات التسليم. هذا نص عربي طويل لاختبار تغيير حجم الصندوق تلقائيا مع الحفاظ على حجم الخط وظهور جميع تعليمات التسليم. "/>
+                <wp:cNvGraphicFramePr/>
+                <a:graphic xmlns:a="http://schemas.openxmlformats.org/drawingml/2006/main">
+                  <a:graphicData uri="http://schemas.microsoft.com/office/word/2010/wordprocessingShape">
+                    <wps:wsp>
+                      <wps:cNvSpPr/>
+                      <wps:spPr>
+                        <a:xfrm>
+                          <a:off x="0" y="0"/>
+                          <a:ext cx="2794000" cy="508000"/>
+                        </a:xfrm>
+                        <a:prstGeom prst="rect">
+                          <a:avLst/>
+                        </a:prstGeom>
+                        <a:solidFill>
+                          <a:srgbClr val="E8F2E8"/>
+                        </a:solidFill>
+                        <a:ln w="19050">
+                          <a:solidFill>
+                            <a:srgbClr val="3A6128"/>
+                          </a:solidFill>
+                        </a:ln>
+                      </wps:spPr>
+                      <wps:style>
+                        <a:lnRef idx="2">
+                          <a:schemeClr val="accent1">
+                            <a:shade val="15000"/>
+                          </a:schemeClr>
+                        </a:lnRef>
+                        <a:fillRef idx="1">
+                          <a:schemeClr val="accent1"/>
+                        </a:fillRef>
+                        <a:effectRef idx="0">
+                          <a:schemeClr val="accent1"/>
+                        </a:effectRef>
+                        <a:fontRef idx="minor">
+                          <a:schemeClr val="lt1"/>
+                        </a:fontRef>
+                      </wps:style>
+                      <wps:txbx>
+                        <w:txbxContent>
+                          <w:p>
+                            <w:pPr>
+                              <w:bidi/>
+                              <w:jc w:val="center"/>
+                              <w:rPr>
+                                <w:color w:val="000000"/>
+                                <w:sz w:val="24"/>
+                                <w:szCs w:val="24"/>
+                              </w:rPr>
+                            </w:pPr>
+                            <w:r>
+                              <w:rPr>
+                                <w:color w:val="000000"/>
+                                <w:sz w:val="24"/>
+                                <w:szCs w:val="24"/>
+                              </w:rPr>
+                              <w:t>TBAutoArabic</w:t>
+                            </w:r>
+                          </w:p>
+                          <w:p>
+                            <w:pPr>
+                              <w:bidi/>
+                              <w:jc w:val="center"/>
+                              <w:rPr>
+                                <w:color w:val="000000"/>
+                                <w:sz w:val="24"/>
+                                <w:szCs w:val="24"/>
+                              </w:rPr>
+                            </w:pPr>
+                            <w:r>
+                              <w:rPr>
+                                <w:color w:val="000000"/>
+                                <w:sz w:val="24"/>
+                                <w:szCs w:val="24"/>
+                                <w:rtl/>
+                              </w:rPr>
+                              <w:t>هذا نص عربي طويل لاختبار تغيير حجم الصندوق تلقائيا مع الحفاظ على حجم الخط وظهور جميع تعليمات التسليم. هذا نص عربي طويل لاختبار تغيير حجم الصندوق تلقائيا مع الحفاظ على حجم الخط وظهور جميع تعليمات التسليم</w:t>
+                            </w:r>
+                            <w:r>
+                              <w:rPr>
+                                <w:color w:val="000000"/>
+                                <w:sz w:val="24"/>
+                                <w:szCs w:val="24"/>
+                              </w:rPr>
+                              <w:t xml:space="preserve">. </w:t>
+                            </w:r>
+                          </w:p>
+                        </w:txbxContent>
+                      </wps:txbx>
+                      <wps:bodyPr rot="0" spcFirstLastPara="0" vertOverflow="overflow" horzOverflow="overflow" vert="horz" wrap="square" lIns="91440" tIns="45720" rIns="91440" bIns="45720" numCol="1" spcCol="0" rtlCol="0" fromWordArt="0" anchor="t" anchorCtr="0" forceAA="0" compatLnSpc="1">
+                        <a:prstTxWarp prst="textNoShape">
+                          <a:avLst/>
+                        </a:prstTxWarp>
+                        <a:spAutoFit/>
+                      </wps:bodyPr>
+                    </wps:wsp>
+                  </a:graphicData>
+                </a:graphic>
+              </wp:anchor>
+            </w:drawing>
+          </mc:Choice>
+          <mc:Fallback>
+            <w:pict>
+              <v:rect w14:anchorId="10B461AA" id="TBAutoArabic" o:spid="_x0000_s1040" alt="TBAutoArabic: هذا نص عربي طويل لاختبار تغيير حجم الصندوق تلقائيا مع الحفاظ على حجم الخط وظهور جميع تعليمات التسليم. هذا نص عربي طويل لاختبار تغيير حجم الصندوق تلقائيا مع الحفاظ على حجم الخط وظهور جميع تعليمات التسليم. " style="position:absolute;left:0;text-align:left;margin-left:48pt;margin-top:495pt;width:220pt;height:40pt;z-index:251684864;visibility:visible;mso-wrap-style:square;mso-wrap-distance-left:9pt;mso-wrap-distance-top:0;mso-wrap-distance-right:9pt;mso-wrap-distance-bottom:0;mso-position-horizontal:absolute;mso-position-horizontal-relative:page;mso-position-vertical:absolute;mso-position-vertical-relative:page;v-text-anchor:top" o:gfxdata="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" fillcolor="#e8f2e8" strokecolor="#3a6128" strokeweight="1.5pt">
+                <v:textbox style="mso-fit-shape-to-text:t">
+                  <w:txbxContent>
+                    <w:p>
+                      <w:pPr>
+                        <w:bidi/>
+                        <w:jc w:val="center"/>
+                        <w:rPr>
+                          <w:color w:val="000000"/>
+                          <w:sz w:val="24"/>
+                          <w:szCs w:val="24"/>
+                        </w:rPr>
+                      </w:pPr>
+                      <w:r>
+                        <w:rPr>
+                          <w:color w:val="000000"/>
+                          <w:sz w:val="24"/>
+                          <w:szCs w:val="24"/>
+                        </w:rPr>
+                        <w:t>TBAutoArabic</w:t>
+                      </w:r>
+                    </w:p>
+                    <w:p>
+                      <w:pPr>
+                        <w:bidi/>
+                        <w:jc w:val="center"/>
+                        <w:rPr>
+                          <w:color w:val="000000"/>
+                          <w:sz w:val="24"/>
+                          <w:szCs w:val="24"/>
+                        </w:rPr>
+                      </w:pPr>
+                      <w:r>
+                        <w:rPr>
+                          <w:color w:val="000000"/>
+                          <w:sz w:val="24"/>
+                          <w:szCs w:val="24"/>
+                          <w:rtl/>
+                        </w:rPr>
+                        <w:t>هذا نص عربي طويل لاختبار تغيير حجم الصندوق تلقائيا مع الحفاظ على حجم الخط وظهور جميع تعليمات التسليم. هذا نص عربي طويل لاختبار تغيير حجم الصندوق تلقائيا مع الحفاظ على حجم الخط وظهور جميع تعليمات التسليم</w:t>
+                      </w:r>
+                      <w:r>
+                        <w:rPr>
+                          <w:color w:val="000000"/>
+                          <w:sz w:val="24"/>
+                          <w:szCs w:val="24"/>
+                        </w:rPr>
+                        <w:t xml:space="preserve">. </w:t>
+                      </w:r>
+                    </w:p>
+                  </w:txbxContent>
+                </v:textbox>
+                <w10:wrap anchorx="page" anchory="page"/>
+                <w10:anchorlock/>
+              </v:rect>
+            </w:pict>
+          </mc:Fallback>
+        </mc:AlternateContent>
+      </w:r>
+      <w:r>
+        <w:rPr>
+          <w:b/>
+          <w:noProof/>
+          <w:rtl/>
+          <w:lang w:val="ar-SA"/>
+        </w:rPr>
+        <mc:AlternateContent>
+          <mc:Choice Requires="wps">
+            <w:drawing>
+              <wp:anchor distT="0" distB="0" distL="114300" distR="114300" simplePos="0" relativeHeight="251683840" behindDoc="0" locked="1" layoutInCell="1" allowOverlap="1" wp14:anchorId="7E71F287" wp14:editId="347E8331">
+                <wp:simplePos x="0" y="0"/>
+                <wp:positionH relativeFrom="page">
+                  <wp:posOffset>3911600</wp:posOffset>
+                </wp:positionH>
+                <wp:positionV relativeFrom="page">
+                  <wp:posOffset>3937000</wp:posOffset>
+                </wp:positionV>
+                <wp:extent cx="2794000" cy="1778000"/>
+                <wp:effectExtent l="0" t="0" r="25400" b="15240"/>
+                <wp:wrapNone/>
+                <wp:docPr id="1520520596" name="TBAutoShort" descr="TBAutoShort: Short note."/>
+                <wp:cNvGraphicFramePr/>
+                <a:graphic xmlns:a="http://schemas.openxmlformats.org/drawingml/2006/main">
+                  <a:graphicData uri="http://schemas.microsoft.com/office/word/2010/wordprocessingShape">
+                    <wps:wsp>
+                      <wps:cNvSpPr/>
+                      <wps:spPr>
+                        <a:xfrm>
+                          <a:off x="0" y="0"/>
+                          <a:ext cx="2794000" cy="1778000"/>
+                        </a:xfrm>
+                        <a:prstGeom prst="rect">
+                          <a:avLst/>
+                        </a:prstGeom>
+                        <a:solidFill>
+                          <a:srgbClr val="E8F2E8"/>
+                        </a:solidFill>
+                        <a:ln w="19050">
+                          <a:solidFill>
+                            <a:srgbClr val="3A6128"/>
+                          </a:solidFill>
+                        </a:ln>
+                      </wps:spPr>
+                      <wps:style>
+                        <a:lnRef idx="2">
+                          <a:schemeClr val="accent1">
+                            <a:shade val="15000"/>
+                          </a:schemeClr>
+                        </a:lnRef>
+                        <a:fillRef idx="1">
+                          <a:schemeClr val="accent1"/>
+                        </a:fillRef>
+                        <a:effectRef idx="0">
+                          <a:schemeClr val="accent1"/>
+                        </a:effectRef>
+                        <a:fontRef idx="minor">
+                          <a:schemeClr val="lt1"/>
+                        </a:fontRef>
+                      </wps:style>
+                      <wps:txbx>
+                        <w:txbxContent>
+                          <w:p>
+                            <w:pPr>
+                              <w:jc w:val="center"/>
+                              <w:rPr>
+                                <w:color w:val="000000"/>
+                                <w:sz w:val="24"/>
+                                <w:szCs w:val="24"/>
+                              </w:rPr>
+                            </w:pPr>
+                            <w:r>
+                              <w:rPr>
+                                <w:color w:val="000000"/>
+                                <w:sz w:val="24"/>
+                                <w:szCs w:val="24"/>
+                              </w:rPr>
+                              <w:t>TBAutoShort</w:t>
+                            </w:r>
+                          </w:p>
+                          <w:p>
+                            <w:pPr>
+                              <w:jc w:val="center"/>
+                              <w:rPr>
+                                <w:color w:val="000000"/>
+                                <w:sz w:val="24"/>
+                                <w:szCs w:val="24"/>
+                              </w:rPr>
+                            </w:pPr>
+                            <w:r>
+                              <w:rPr>
+                                <w:color w:val="000000"/>
+                                <w:sz w:val="24"/>
+                                <w:szCs w:val="24"/>
+                              </w:rPr>
+                              <w:t>Short note.</w:t>
+                            </w:r>
+                          </w:p>
+                        </w:txbxContent>
+                      </wps:txbx>
+                      <wps:bodyPr rot="0" spcFirstLastPara="0" vertOverflow="overflow" horzOverflow="overflow" vert="horz" wrap="square" lIns="91440" tIns="45720" rIns="91440" bIns="45720" numCol="1" spcCol="0" rtlCol="0" fromWordArt="0" anchor="t" anchorCtr="0" forceAA="0" compatLnSpc="1">
+                        <a:prstTxWarp prst="textNoShape">
+                          <a:avLst/>
+                        </a:prstTxWarp>
+                        <a:spAutoFit/>
+                      </wps:bodyPr>
+                    </wps:wsp>
+                  </a:graphicData>
+                </a:graphic>
+              </wp:anchor>
+            </w:drawing>
+          </mc:Choice>
+          <mc:Fallback>
+            <w:pict>
+              <v:rect w14:anchorId="7E71F287" id="TBAutoShort" o:spid="_x0000_s1041" alt="TBAutoShort: Short note." style="position:absolute;left:0;text-align:left;margin-left:308pt;margin-top:310pt;width:220pt;height:140pt;z-index:251683840;visibility:visible;mso-wrap-style:square;mso-wrap-distance-left:9pt;mso-wrap-distance-top:0;mso-wrap-distance-right:9pt;mso-wrap-distance-bottom:0;mso-position-horizontal:absolute;mso-position-horizontal-relative:page;mso-position-vertical:absolute;mso-position-vertical-relative:page;v-text-anchor:top" o:gfxdata="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" fillcolor="#e8f2e8" strokecolor="#3a6128" strokeweight="1.5pt">
+                <v:textbox style="mso-fit-shape-to-text:t">
+                  <w:txbxContent>
+                    <w:p>
+                      <w:pPr>
+                        <w:jc w:val="center"/>
+                        <w:rPr>
+                          <w:color w:val="000000"/>
+                          <w:sz w:val="24"/>
+                          <w:szCs w:val="24"/>
+                        </w:rPr>
+                      </w:pPr>
+                      <w:r>
+                        <w:rPr>
+                          <w:color w:val="000000"/>
+                          <w:sz w:val="24"/>
+                          <w:szCs w:val="24"/>
+                        </w:rPr>
+                        <w:t>TBAutoShort</w:t>
+                      </w:r>
+                    </w:p>
+                    <w:p>
+                      <w:pPr>
+                        <w:jc w:val="center"/>
+                        <w:rPr>
+                          <w:color w:val="000000"/>
+                          <w:sz w:val="24"/>
+                          <w:szCs w:val="24"/>
+                        </w:rPr>
+                      </w:pPr>
+                      <w:r>
+                        <w:rPr>
+                          <w:color w:val="000000"/>
+                          <w:sz w:val="24"/>
+                          <w:szCs w:val="24"/>
+                        </w:rPr>
+                        <w:t>Short note.</w:t>
+                      </w:r>
+                    </w:p>
+                  </w:txbxContent>
+                </v:textbox>
+                <w10:wrap anchorx="page" anchory="page"/>
+                <w10:anchorlock/>
+              </v:rect>
+            </w:pict>
+          </mc:Fallback>
+        </mc:AlternateContent>
+      </w:r>
+      <w:r>
+        <w:rPr>
+          <w:b/>
+          <w:noProof/>
+          <w:rtl/>
+          <w:lang w:val="ar-SA"/>
+        </w:rPr>
+        <mc:AlternateContent>
+          <mc:Choice Requires="wps">
+            <w:drawing>
+              <wp:anchor distT="0" distB="0" distL="114300" distR="114300" simplePos="0" relativeHeight="251682816" behindDoc="0" locked="1" layoutInCell="1" allowOverlap="1" wp14:anchorId="31933066" wp14:editId="68E54711">
+                <wp:simplePos x="0" y="0"/>
+                <wp:positionH relativeFrom="page">
+                  <wp:posOffset>609600</wp:posOffset>
+                </wp:positionH>
+                <wp:positionV relativeFrom="page">
+                  <wp:posOffset>3937000</wp:posOffset>
+                </wp:positionV>
+                <wp:extent cx="2794000" cy="508000"/>
+                <wp:effectExtent l="0" t="0" r="25400" b="26670"/>
+                <wp:wrapNone/>
+                <wp:docPr id="863395449" name="TBAutoLong" descr="TBAutoLong: Native Word resizes this note while keeping Arial twelve point. The border must surround every line of the delivery instructions. Native Word resizes this note while keeping Arial twelve point. The border must surround every line of the delivery instructions. "/>
+                <wp:cNvGraphicFramePr/>
+                <a:graphic xmlns:a="http://schemas.openxmlformats.org/drawingml/2006/main">
+                  <a:graphicData uri="http://schemas.microsoft.com/office/word/2010/wordprocessingShape">
+                    <wps:wsp>
+                      <wps:cNvSpPr/>
+                      <wps:spPr>
+                        <a:xfrm>
+                          <a:off x="0" y="0"/>
+                          <a:ext cx="2794000" cy="508000"/>
+                        </a:xfrm>
+                        <a:prstGeom prst="rect">
+                          <a:avLst/>
+                        </a:prstGeom>
+                        <a:solidFill>
+                          <a:srgbClr val="E8F2E8"/>
+                        </a:solidFill>
+                        <a:ln w="19050">
+                          <a:solidFill>
+                            <a:srgbClr val="3A6128"/>
+                          </a:solidFill>
+                        </a:ln>
+                      </wps:spPr>
+                      <wps:style>
+                        <a:lnRef idx="2">
+                          <a:schemeClr val="accent1">
+                            <a:shade val="15000"/>
+                          </a:schemeClr>
+                        </a:lnRef>
+                        <a:fillRef idx="1">
+                          <a:schemeClr val="accent1"/>
+                        </a:fillRef>
+                        <a:effectRef idx="0">
+                          <a:schemeClr val="accent1"/>
+                        </a:effectRef>
+                        <a:fontRef idx="minor">
+                          <a:schemeClr val="lt1"/>
+                        </a:fontRef>
+                      </wps:style>
+                      <wps:txbx>
+                        <w:txbxContent>
+                          <w:p>
+                            <w:pPr>
+                              <w:jc w:val="center"/>
+                              <w:rPr>
+                                <w:color w:val="000000"/>
+                                <w:sz w:val="24"/>
+                                <w:szCs w:val="24"/>
+                              </w:rPr>
+                            </w:pPr>
+                            <w:r>
+                              <w:rPr>
+                                <w:color w:val="000000"/>
+                                <w:sz w:val="24"/>
+                                <w:szCs w:val="24"/>
+                              </w:rPr>
+                              <w:t>TBAutoLong</w:t>
+                            </w:r>
+                          </w:p>
+                          <w:p>
+                            <w:pPr>
+                              <w:jc w:val="center"/>
+                              <w:rPr>
+                                <w:color w:val="000000"/>
+                                <w:sz w:val="24"/>
+                                <w:szCs w:val="24"/>
+                              </w:rPr>
+                            </w:pPr>
+                            <w:r>
+                              <w:rPr>
+                                <w:color w:val="000000"/>
+                                <w:sz w:val="24"/>
+                                <w:szCs w:val="24"/>
+                              </w:rPr>
+                              <w:t xml:space="preserve">Native Word resizes this note while keeping Arial twelve point. The border must surround every line of the delivery instructions. Native Word resizes this note while keeping Arial twelve point. The border must surround every line of the delivery instructions. </w:t>
+                            </w:r>
+                          </w:p>
+                        </w:txbxContent>
+                      </wps:txbx>
+                      <wps:bodyPr rot="0" spcFirstLastPara="0" vertOverflow="overflow" horzOverflow="overflow" vert="horz" wrap="square" lIns="91440" tIns="45720" rIns="91440" bIns="45720" numCol="1" spcCol="0" rtlCol="0" fromWordArt="0" anchor="t" anchorCtr="0" forceAA="0" compatLnSpc="1">
+                        <a:prstTxWarp prst="textNoShape">
+                          <a:avLst/>
+                        </a:prstTxWarp>
+                        <a:spAutoFit/>
+                      </wps:bodyPr>
+                    </wps:wsp>
+                  </a:graphicData>
+                </a:graphic>
+              </wp:anchor>
+            </w:drawing>
+          </mc:Choice>
+          <mc:Fallback>
+            <w:pict>
+              <v:rect w14:anchorId="31933066" id="TBAutoLong" o:spid="_x0000_s1042" alt="TBAutoLong: Native Word resizes this note while keeping Arial twelve point. The border must surround every line of the delivery instructions. Native Word resizes this note while keeping Arial twelve point. The border must surround every line of the delivery instructions. " style="position:absolute;left:0;text-align:left;margin-left:48pt;margin-top:310pt;width:220pt;height:40pt;z-index:251682816;visibility:visible;mso-wrap-style:square;mso-wrap-distance-left:9pt;mso-wrap-distance-top:0;mso-wrap-distance-right:9pt;mso-wrap-distance-bottom:0;mso-position-horizontal:absolute;mso-position-horizontal-relative:page;mso-position-vertical:absolute;mso-position-vertical-relative:page;v-text-anchor:top" o:gfxdata="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" fillcolor="#e8f2e8" strokecolor="#3a6128" strokeweight="1.5pt">
+                <v:textbox style="mso-fit-shape-to-text:t">
+                  <w:txbxContent>
+                    <w:p>
+                      <w:pPr>
+                        <w:jc w:val="center"/>
+                        <w:rPr>
+                          <w:color w:val="000000"/>
+                          <w:sz w:val="24"/>
+                          <w:szCs w:val="24"/>
+                        </w:rPr>
+                      </w:pPr>
+                      <w:r>
+                        <w:rPr>
+                          <w:color w:val="000000"/>
+                          <w:sz w:val="24"/>
+                          <w:szCs w:val="24"/>
+                        </w:rPr>
+                        <w:t>TBAutoLong</w:t>
+                      </w:r>
+                    </w:p>
+                    <w:p>
+                      <w:pPr>
+                        <w:jc w:val="center"/>
+                        <w:rPr>
+                          <w:color w:val="000000"/>
+                          <w:sz w:val="24"/>
+                          <w:szCs w:val="24"/>
+                        </w:rPr>
+                      </w:pPr>
+                      <w:r>
+                        <w:rPr>
+                          <w:color w:val="000000"/>
+                          <w:sz w:val="24"/>
+                          <w:szCs w:val="24"/>
+                        </w:rPr>
+                        <w:t xml:space="preserve">Native Word resizes this note while keeping Arial twelve point. The border must surround every line of the delivery instructions. Native Word resizes this note while keeping Arial twelve point. The border must surround every line of the delivery instructions. </w:t>
+                      </w:r>
+                    </w:p>
+                  </w:txbxContent>
+                </v:textbox>
+                <w10:wrap anchorx="page" anchory="page"/>
+                <w10:anchorlock/>
+              </v:rect>
+            </w:pict>
+          </mc:Fallback>
+        </mc:AlternateContent>
+      </w:r>
+      <w:r>
+        <w:rPr>
+          <w:b/>
+          <w:noProof/>
+          <w:rtl/>
+          <w:lang w:val="ar-SA"/>
+        </w:rPr>
+        <mc:AlternateContent>
+          <mc:Choice Requires="wps">
+            <w:drawing>
+              <wp:anchor distT="0" distB="0" distL="114300" distR="114300" simplePos="0" relativeHeight="251681792" behindDoc="0" locked="1" layoutInCell="1" allowOverlap="1" wp14:anchorId="09981B82" wp14:editId="00500A9E">
+                <wp:simplePos x="0" y="0"/>
+                <wp:positionH relativeFrom="page">
+                  <wp:posOffset>3911600</wp:posOffset>
+                </wp:positionH>
+                <wp:positionV relativeFrom="page">
+                  <wp:posOffset>1587500</wp:posOffset>
+                </wp:positionV>
+                <wp:extent cx="2794000" cy="508000"/>
+                <wp:effectExtent l="0" t="0" r="25400" b="25400"/>
+                <wp:wrapNone/>
+                <wp:docPr id="1601514313" name="TBFixedOverflow" descr="TBFixedOverflow: Native Word resizes this note while keeping Arial twelve point. The border must surround every line of the delivery instructions. Native Word resizes this note while keeping Arial twelve point. The border must surround every line of the delivery instructions. "/>
+                <wp:cNvGraphicFramePr/>
+                <a:graphic xmlns:a="http://schemas.openxmlformats.org/drawingml/2006/main">
+                  <a:graphicData uri="http://schemas.microsoft.com/office/word/2010/wordprocessingShape">
+                    <wps:wsp>
+                      <wps:cNvSpPr/>
+                      <wps:spPr>
+                        <a:xfrm>
+                          <a:off x="0" y="0"/>
+                          <a:ext cx="2794000" cy="508000"/>
+                        </a:xfrm>
+                        <a:prstGeom prst="rect">
+                          <a:avLst/>
+                        </a:prstGeom>
+                        <a:solidFill>
+                          <a:srgbClr val="E8F2E8"/>
+                        </a:solidFill>
+                        <a:ln w="19050">
+                          <a:solidFill>
+                            <a:srgbClr val="3A6128"/>
+                          </a:solidFill>
+                        </a:ln>
+                      </wps:spPr>
+                      <wps:style>
+                        <a:lnRef idx="2">
+                          <a:schemeClr val="accent1">
+                            <a:shade val="15000"/>
+                          </a:schemeClr>
+                        </a:lnRef>
+                        <a:fillRef idx="1">
+                          <a:schemeClr val="accent1"/>
+                        </a:fillRef>
+                        <a:effectRef idx="0">
+                          <a:schemeClr val="accent1"/>
+                        </a:effectRef>
+                        <a:fontRef idx="minor">
+                          <a:schemeClr val="lt1"/>
+                        </a:fontRef>
+                      </wps:style>
+                      <wps:txbx>
+                        <w:txbxContent>
+                          <w:p>
+                            <w:pPr>
+                              <w:jc w:val="center"/>
+                              <w:rPr>
+                                <w:color w:val="000000"/>
+                                <w:sz w:val="24"/>
+                                <w:szCs w:val="24"/>
+                              </w:rPr>
+                            </w:pPr>
+                            <w:r>
+                              <w:rPr>
+                                <w:color w:val="000000"/>
+                                <w:sz w:val="24"/>
+                                <w:szCs w:val="24"/>
+                              </w:rPr>
+                              <w:t>TBFixedOverflow</w:t>
+                            </w:r>
+                          </w:p>
+                          <w:p>
+                            <w:pPr>
+                              <w:jc w:val="center"/>
+                              <w:rPr>
+                                <w:color w:val="000000"/>
+                                <w:sz w:val="24"/>
+                                <w:szCs w:val="24"/>
+                              </w:rPr>
+                            </w:pPr>
+                            <w:r>
+                              <w:rPr>
+                                <w:color w:val="000000"/>
+                                <w:sz w:val="24"/>
+                                <w:szCs w:val="24"/>
+                              </w:rPr>
+                              <w:t xml:space="preserve">Native Word resizes this note while keeping Arial twelve point. The border must surround every line of the delivery instructions. Native Word resizes this note while keeping Arial twelve point. The border must surround every line of the delivery instructions. </w:t>
+                            </w:r>
+                          </w:p>
+                        </w:txbxContent>
+                      </wps:txbx>
+                      <wps:bodyPr rot="0" spcFirstLastPara="0" vertOverflow="overflow" horzOverflow="overflow" vert="horz" wrap="square" lIns="91440" tIns="45720" rIns="91440" bIns="45720" numCol="1" spcCol="0" rtlCol="0" fromWordArt="0" anchor="t" anchorCtr="0" forceAA="0" compatLnSpc="1">
+                        <a:prstTxWarp prst="textNoShape">
+                          <a:avLst/>
+                        </a:prstTxWarp>
+                        <a:noAutofit/>
+                      </wps:bodyPr>
+                    </wps:wsp>
+                  </a:graphicData>
+                </a:graphic>
+              </wp:anchor>
+            </w:drawing>
+          </mc:Choice>
+          <mc:Fallback>
+            <w:pict>
+              <v:rect w14:anchorId="09981B82" id="TBFixedOverflow" o:spid="_x0000_s1043" alt="TBFixedOverflow: Native Word resizes this note while keeping Arial twelve point. The border must surround every line of the delivery instructions. Native Word resizes this note while keeping Arial twelve point. The border must surround every line of the delivery instructions. " style="position:absolute;left:0;text-align:left;margin-left:308pt;margin-top:125pt;width:220pt;height:40pt;z-index:251681792;visibility:visible;mso-wrap-style:square;mso-wrap-distance-left:9pt;mso-wrap-distance-top:0;mso-wrap-distance-right:9pt;mso-wrap-distance-bottom:0;mso-position-horizontal:absolute;mso-position-horizontal-relative:page;mso-position-vertical:absolute;mso-position-vertical-relative:page;v-text-anchor:top" o:gfxdata="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" fillcolor="#e8f2e8" strokecolor="#3a6128" strokeweight="1.5pt">
+                <v:textbox>
+                  <w:txbxContent>
+                    <w:p>
+                      <w:pPr>
+                        <w:jc w:val="center"/>
+                        <w:rPr>
+                          <w:color w:val="000000"/>
+                          <w:sz w:val="24"/>
+                          <w:szCs w:val="24"/>
+                        </w:rPr>
+                      </w:pPr>
+                      <w:r>
+                        <w:rPr>
+                          <w:color w:val="000000"/>
+                          <w:sz w:val="24"/>
+                          <w:szCs w:val="24"/>
+                        </w:rPr>
+                        <w:t>TBFixedOverflow</w:t>
+                      </w:r>
+                    </w:p>
+                    <w:p>
+                      <w:pPr>
+                        <w:jc w:val="center"/>
+                        <w:rPr>
+                          <w:color w:val="000000"/>
+                          <w:sz w:val="24"/>
+                          <w:szCs w:val="24"/>
+                        </w:rPr>
+                      </w:pPr>
+                      <w:r>
+                        <w:rPr>
+                          <w:color w:val="000000"/>
+                          <w:sz w:val="24"/>
+                          <w:szCs w:val="24"/>
+                        </w:rPr>
+                        <w:t xml:space="preserve">Native Word resizes this note while keeping Arial twelve point. The border must surround every line of the delivery instructions. Native Word resizes this note while keeping Arial twelve point. The border must surround every line of the delivery instructions. </w:t>
+                      </w:r>
+                    </w:p>
+                  </w:txbxContent>
+                </v:textbox>
+                <w10:wrap anchorx="page" anchory="page"/>
+                <w10:anchorlock/>
+              </v:rect>
+            </w:pict>
+          </mc:Fallback>
+        </mc:AlternateContent>
+      </w:r>
+      <w:r>
+        <w:rPr>
+          <w:b/>
+          <w:noProof/>
+          <w:rtl/>
+          <w:lang w:val="ar-SA"/>
+        </w:rPr>
+        <mc:AlternateContent>
+          <mc:Choice Requires="wps">
+            <w:drawing>
+              <wp:anchor distT="0" distB="0" distL="114300" distR="114300" simplePos="0" relativeHeight="251680768" behindDoc="0" locked="1" layoutInCell="1" allowOverlap="1" wp14:anchorId="660B1A92" wp14:editId="2119AE0C">
+                <wp:simplePos x="0" y="0"/>
+                <wp:positionH relativeFrom="page">
+                  <wp:posOffset>609600</wp:posOffset>
+                </wp:positionH>
+                <wp:positionV relativeFrom="page">
+                  <wp:posOffset>1587500</wp:posOffset>
+                </wp:positionV>
+                <wp:extent cx="1905000" cy="762000"/>
+                <wp:effectExtent l="0" t="0" r="10160" b="19050"/>
+                <wp:wrapNone/>
+                <wp:docPr id="761419719" name="TBNoWrap" descr="TBNoWrap: Single line delivery label 2026"/>
+                <wp:cNvGraphicFramePr/>
+                <a:graphic xmlns:a="http://schemas.openxmlformats.org/drawingml/2006/main">
+                  <a:graphicData uri="http://schemas.microsoft.com/office/word/2010/wordprocessingShape">
+                    <wps:wsp>
+                      <wps:cNvSpPr/>
+                      <wps:spPr>
+                        <a:xfrm>
+                          <a:off x="0" y="0"/>
+                          <a:ext cx="1905000" cy="762000"/>
+                        </a:xfrm>
+                        <a:prstGeom prst="rect">
+                          <a:avLst/>
+                        </a:prstGeom>
+                        <a:solidFill>
+                          <a:srgbClr val="E8F2E8"/>
+                        </a:solidFill>
+                        <a:ln w="19050">
+                          <a:solidFill>
+                            <a:srgbClr val="3A6128"/>
+                          </a:solidFill>
+                        </a:ln>
+                      </wps:spPr>
+                      <wps:style>
+                        <a:lnRef idx="2">
+                          <a:schemeClr val="accent1">
+                            <a:shade val="15000"/>
+                          </a:schemeClr>
+                        </a:lnRef>
+                        <a:fillRef idx="1">
+                          <a:schemeClr val="accent1"/>
+                        </a:fillRef>
+                        <a:effectRef idx="0">
+                          <a:schemeClr val="accent1"/>
+                        </a:effectRef>
+                        <a:fontRef idx="minor">
+                          <a:schemeClr val="lt1"/>
+                        </a:fontRef>
+                      </wps:style>
+                      <wps:txbx>
+                        <w:txbxContent>
+                          <w:p>
+                            <w:pPr>
+                              <w:jc w:val="center"/>
+                              <w:rPr>
+                                <w:color w:val="000000"/>
+                                <w:sz w:val="24"/>
+                                <w:szCs w:val="24"/>
+                              </w:rPr>
+                            </w:pPr>
+                            <w:r>
+                              <w:rPr>
+                                <w:color w:val="000000"/>
+                                <w:sz w:val="24"/>
+                                <w:szCs w:val="24"/>
+                              </w:rPr>
+                              <w:t>TBNoWrap</w:t>
+                            </w:r>
+                          </w:p>
+                          <w:p>
+                            <w:pPr>
+                              <w:jc w:val="center"/>
+                              <w:rPr>
+                                <w:color w:val="000000"/>
+                                <w:sz w:val="24"/>
+                                <w:szCs w:val="24"/>
+                              </w:rPr>
+                            </w:pPr>
+                            <w:r>
+                              <w:rPr>
+                                <w:color w:val="000000"/>
+                                <w:sz w:val="24"/>
+                                <w:szCs w:val="24"/>
+                              </w:rPr>
+                              <w:t>Single line delivery label 2026</w:t>
+                            </w:r>
+                          </w:p>
+                        </w:txbxContent>
+                      </wps:txbx>
+                      <wps:bodyPr rot="0" spcFirstLastPara="0" vertOverflow="overflow" horzOverflow="overflow" vert="horz" wrap="none" lIns="91440" tIns="45720" rIns="91440" bIns="45720" numCol="1" spcCol="0" rtlCol="0" fromWordArt="0" anchor="t" anchorCtr="0" forceAA="0" compatLnSpc="1">
+                        <a:prstTxWarp prst="textNoShape">
+                          <a:avLst/>
+                        </a:prstTxWarp>
+                        <a:noAutofit/>
+                      </wps:bodyPr>
+                    </wps:wsp>
+                  </a:graphicData>
+                </a:graphic>
+              </wp:anchor>
+            </w:drawing>
+          </mc:Choice>
+          <mc:Fallback>
+            <w:pict>
+              <v:rect w14:anchorId="660B1A92" id="TBNoWrap" o:spid="_x0000_s1044" alt="TBNoWrap: Single line delivery label 2026" style="position:absolute;left:0;text-align:left;margin-left:48pt;margin-top:125pt;width:150pt;height:60pt;z-index:251680768;visibility:visible;mso-wrap-style:none;mso-wrap-distance-left:9pt;mso-wrap-distance-top:0;mso-wrap-distance-right:9pt;mso-wrap-distance-bottom:0;mso-position-horizontal:absolute;mso-position-horizontal-relative:page;mso-position-vertical:absolute;mso-position-vertical-relative:page;v-text-anchor:top" o:gfxdata="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" fillcolor="#e8f2e8" strokecolor="#3a6128" strokeweight="1.5pt">
+                <v:textbox>
+                  <w:txbxContent>
+                    <w:p>
+                      <w:pPr>
+                        <w:jc w:val="center"/>
+                        <w:rPr>
+                          <w:color w:val="000000"/>
+                          <w:sz w:val="24"/>
+                          <w:szCs w:val="24"/>
+                        </w:rPr>
+                      </w:pPr>
+                      <w:r>
+                        <w:rPr>
+                          <w:color w:val="000000"/>
+                          <w:sz w:val="24"/>
+                          <w:szCs w:val="24"/>
+                        </w:rPr>
+                        <w:t>TBNoWrap</w:t>
+                      </w:r>
+                    </w:p>
+                    <w:p>
+                      <w:pPr>
+                        <w:jc w:val="center"/>
+                        <w:rPr>
+                          <w:color w:val="000000"/>
+                          <w:sz w:val="24"/>
+                          <w:szCs w:val="24"/>
+                        </w:rPr>
+                      </w:pPr>
+                      <w:r>
+                        <w:rPr>
+                          <w:color w:val="000000"/>
+                          <w:sz w:val="24"/>
+                          <w:szCs w:val="24"/>
+                        </w:rPr>
+                        <w:t>Single line delivery label 2026</w:t>
+                      </w:r>
+                    </w:p>
+                  </w:txbxContent>
+                </v:textbox>
+                <w10:wrap anchorx="page" anchory="page"/>
+                <w10:anchorlock/>
+              </v:rect>
+            </w:pict>
+          </mc:Fallback>
+        </mc:AlternateContent>
+      </w:r>
+    </w:p>
+    <w:p>
+      <w:pPr>
+        <w:bidi/>
+        <w:spacing w:before="80" w:after="240"/>
+        <w:jc w:val="both"/>
+        <w:rPr>
+          <w:b/>
+          <w:rtl/>
+        </w:rPr>
+      </w:pPr>
+    </w:p>
+    <w:p>
+      <w:pPr>
+        <w:bidi/>
+        <w:spacing w:before="80" w:after="240"/>
+        <w:jc w:val="both"/>
+        <w:rPr>
+          <w:b/>
+          <w:rtl/>
+        </w:rPr>
+      </w:pPr>
+    </w:p>
+    <w:p>
+      <w:pPr>
+        <w:bidi/>
+        <w:spacing w:before="80" w:after="240"/>
+        <w:jc w:val="both"/>
+        <w:rPr>
+          <w:b/>
+          <w:rtl/>
+        </w:rPr>
+      </w:pPr>
+    </w:p>
+    <w:tbl>
+      <w:tblPr>
+        <w:tblStyle w:val="GridTable4-Accent1"/>
+        <w:bidiVisual/>
+        <w:tblW w:w="10052" w:type="dxa"/>
+        <w:tblInd w:w="-5" w:type="dxa"/>
+        <w:tblLayout w:type="fixed"/>
+        <w:tblLook w:val="0420" w:firstRow="1" w:lastRow="0" w:firstColumn="0" w:lastColumn="0" w:noHBand="0" w:noVBand="1"/>
+      </w:tblPr>
+      <w:tblGrid>
+        <w:gridCol w:w="3350"/>
+        <w:gridCol w:w="3351"/>
+        <w:gridCol w:w="3351"/>
+      </w:tblGrid>
+      <w:tr>
+        <w:trPr>
+          <w:cnfStyle w:val="100000000000" w:firstRow="1" w:lastRow="0" w:firstColumn="0" w:lastColumn="0" w:oddVBand="0" w:evenVBand="0" w:oddHBand="0" w:evenHBand="0" w:firstRowFirstColumn="0" w:firstRowLastColumn="0" w:lastRowFirstColumn="0" w:lastRowLastColumn="0"/>
+        </w:trPr>
+        <w:tc>
+          <w:tcPr>
+            <w:tcW w:w="3350" w:type="dxa"/>
+          </w:tcPr>
+          <w:p>
+            <w:pPr>
+              <w:bidi/>
+              <w:spacing w:before="80" w:after="240"/>
+              <w:jc w:val="both"/>
+              <w:rPr>
+                <w:b w:val="0"/>
+                <w:rtl/>
+              </w:rPr>
+            </w:pPr>
+            <w:r>
+              <w:rPr>
+                <w:b w:val="0"/>
+              </w:rPr>
+              <w:t>Region</w:t>
+            </w:r>
+          </w:p>
+        </w:tc>
+        <w:tc>
+          <w:tcPr>
+            <w:tcW w:w="3351" w:type="dxa"/>
+          </w:tcPr>
+          <w:p>
+            <w:pPr>
+              <w:bidi/>
+              <w:spacing w:before="80" w:after="240"/>
+              <w:jc w:val="both"/>
+              <w:rPr>
+                <w:b w:val="0"/>
+                <w:rtl/>
+              </w:rPr>
+            </w:pPr>
+            <w:r>
+              <w:rPr>
+                <w:b w:val="0"/>
+              </w:rPr>
+              <w:t>Q1</w:t>
+            </w:r>
+          </w:p>
+        </w:tc>
+        <w:tc>
+          <w:tcPr>
+            <w:tcW w:w="3351" w:type="dxa"/>
+          </w:tcPr>
+          <w:p>
+            <w:pPr>
+              <w:bidi/>
+              <w:spacing w:before="80" w:after="240"/>
+              <w:jc w:val="both"/>
+              <w:rPr>
+                <w:b w:val="0"/>
+                <w:rtl/>
+              </w:rPr>
+            </w:pPr>
+            <w:r>
+              <w:rPr>
+                <w:b w:val="0"/>
+              </w:rPr>
+              <w:t>Q2</w:t>
+            </w:r>
+          </w:p>
+        </w:tc>
+      </w:tr>
+      <w:tr>
+        <w:trPr>
+          <w:cnfStyle w:val="000000100000" w:firstRow="0" w:lastRow="0" w:firstColumn="0" w:lastColumn="0" w:oddVBand="0" w:evenVBand="0" w:oddHBand="1" w:evenHBand="0" w:firstRowFirstColumn="0" w:firstRowLastColumn="0" w:lastRowFirstColumn="0" w:lastRowLastColumn="0"/>
+        </w:trPr>
+        <w:tc>
+          <w:tcPr>
+            <w:tcW w:w="3350" w:type="dxa"/>
+          </w:tcPr>
+          <w:p>
+            <w:pPr>
+              <w:bidi/>
+              <w:spacing w:before="80" w:after="240"/>
+              <w:jc w:val="both"/>
+              <w:rPr>
+                <w:b/>
+                <w:rtl/>
+              </w:rPr>
+            </w:pPr>
+            <w:r>
+              <w:rPr>
+                <w:b/>
+              </w:rPr>
+              <w:t>Cairo</w:t>
+            </w:r>
+          </w:p>
+        </w:tc>
+        <w:tc>
+          <w:tcPr>
+            <w:tcW w:w="3351" w:type="dxa"/>
+            <w:tcBorders>
+              <w:top w:val="single" w:sz="4" w:space="0" w:color="156082" w:themeColor="accent1"/>
+            </w:tcBorders>
+            <w:shd w:val="clear" w:color="auto" w:fill="00FF00"/>
+          </w:tcPr>
+          <w:p>
+            <w:pPr>
+              <w:bidi/>
+              <w:spacing w:before="80" w:after="240"/>
+              <w:jc w:val="both"/>
+              <w:rPr>
+                <w:b/>
+                <w:rtl/>
+              </w:rPr>
+            </w:pPr>
+            <w:r>
+              <w:rPr>
+                <w:b/>
+                <w:rtl/>
+              </w:rPr>
+              <w:t>120</w:t>
+            </w:r>
+          </w:p>
+        </w:tc>
+        <w:tc>
+          <w:tcPr>
+            <w:tcW w:w="3351" w:type="dxa"/>
+          </w:tcPr>
+          <w:p>
+            <w:pPr>
+              <w:bidi/>
+              <w:spacing w:before="80" w:after="240"/>
+              <w:jc w:val="both"/>
+              <w:rPr>
+                <w:b/>
+                <w:rtl/>
+              </w:rPr>
+            </w:pPr>
+            <w:r>
+              <w:rPr>
+                <w:b/>
+                <w:rtl/>
+              </w:rPr>
+              <w:t>140</w:t>
+            </w:r>
+          </w:p>
+        </w:tc>
+      </w:tr>
+      <w:tr>
+        <w:tc>
+          <w:tcPr>
+            <w:tcW w:w="3350" w:type="dxa"/>
+          </w:tcPr>
+          <w:p>
+            <w:pPr>
+              <w:bidi/>
+              <w:spacing w:before="80" w:after="240"/>
+              <w:jc w:val="both"/>
+              <w:rPr>
+                <w:b/>
+                <w:rtl/>
+              </w:rPr>
+            </w:pPr>
+            <w:r>
+              <w:rPr>
+                <w:b/>
+              </w:rPr>
+              <w:t>Riyadh</w:t>
+            </w:r>
+          </w:p>
+        </w:tc>
+        <w:tc>
+          <w:tcPr>
+            <w:tcW w:w="3351" w:type="dxa"/>
+          </w:tcPr>
+          <w:p>
+            <w:pPr>
+              <w:bidi/>
+              <w:spacing w:before="80" w:after="240"/>
+              <w:jc w:val="both"/>
+              <w:rPr>
+                <w:b/>
+                <w:rtl/>
+              </w:rPr>
+            </w:pPr>
+            <w:r>
+              <w:rPr>
+                <w:b/>
+                <w:rtl/>
+              </w:rPr>
+              <w:t>95</w:t>
+            </w:r>
+          </w:p>
+        </w:tc>
+        <w:tc>
+          <w:tcPr>
+            <w:tcW w:w="3351" w:type="dxa"/>
+          </w:tcPr>
+          <w:p>
+            <w:pPr>
+              <w:bidi/>
+              <w:spacing w:before="80" w:after="240"/>
+              <w:jc w:val="both"/>
+              <w:rPr>
+                <w:b/>
+                <w:rtl/>
+              </w:rPr>
+            </w:pPr>
+            <w:r>
+              <w:rPr>
+                <w:b/>
+                <w:rtl/>
+              </w:rPr>
+              <w:t>110</w:t>
+            </w:r>
+          </w:p>
+        </w:tc>
+      </w:tr>
+      <w:tr>
+        <w:trPr>
+          <w:cnfStyle w:val="000000100000" w:firstRow="0" w:lastRow="0" w:firstColumn="0" w:lastColumn="0" w:oddVBand="0" w:evenVBand="0" w:oddHBand="1" w:evenHBand="0" w:firstRowFirstColumn="0" w:firstRowLastColumn="0" w:lastRowFirstColumn="0" w:lastRowLastColumn="0"/>
+        </w:trPr>
+        <w:tc>
+          <w:tcPr>
+            <w:tcW w:w="3350" w:type="dxa"/>
+            <w:vMerge w:val="restart"/>
+          </w:tcPr>
+          <w:p>
+            <w:pPr>
+              <w:bidi/>
+              <w:spacing w:before="80" w:after="240"/>
+              <w:jc w:val="both"/>
+              <w:rPr>
+                <w:b/>
+                <w:rtl/>
+              </w:rPr>
+            </w:pPr>
+            <w:r>
+              <w:rPr>
+                <w:b/>
+              </w:rPr>
+              <w:t>Tunis</w:t>
+            </w:r>
+          </w:p>
+          <w:p>
+            <w:pPr>
+              <w:bidi/>
+              <w:spacing w:before="80" w:after="240"/>
+              <w:jc w:val="both"/>
+              <w:rPr>
+                <w:b/>
+                <w:rtl/>
+              </w:rPr>
+            </w:pPr>
+            <w:r>
+              <w:rPr>
+                <w:b/>
+              </w:rPr>
+              <w:t>Amman</w:t>
+            </w:r>
+          </w:p>
+        </w:tc>
+        <w:tc>
+          <w:tcPr>
+            <w:tcW w:w="3351" w:type="dxa"/>
+          </w:tcPr>
+          <w:p>
+            <w:pPr>
+              <w:bidi/>
+              <w:spacing w:before="80" w:after="240"/>
+              <w:jc w:val="both"/>
+              <w:rPr>
+                <w:b/>
+                <w:rtl/>
+              </w:rPr>
+            </w:pPr>
+            <w:r>
+              <w:rPr>
+                <w:b/>
+                <w:rtl/>
+              </w:rPr>
+              <w:t>60</w:t>
+            </w:r>
+          </w:p>
+        </w:tc>
+        <w:tc>
+          <w:tcPr>
+            <w:tcW w:w="3351" w:type="dxa"/>
+          </w:tcPr>
+          <w:p>
+            <w:pPr>
+              <w:bidi/>
+              <w:spacing w:before="80" w:after="240"/>
+              <w:jc w:val="both"/>
+              <w:rPr>
+                <w:b/>
+                <w:rtl/>
+              </w:rPr>
+            </w:pPr>
+            <w:r>
+              <w:rPr>
+                <w:b/>
+                <w:rtl/>
+              </w:rPr>
+              <w:t>72</w:t>
+            </w:r>
+          </w:p>
+        </w:tc>
+      </w:tr>
+      <w:tr>
+        <w:tc>
+          <w:tcPr>
+            <w:tcW w:w="3350" w:type="dxa"/>
+            <w:vMerge/>
+          </w:tcPr>
+          <w:p>
+            <w:pPr>
+              <w:bidi/>
+              <w:spacing w:before="80" w:after="240"/>
+              <w:jc w:val="both"/>
+              <w:rPr>
+                <w:b/>
+                <w:rtl/>
+              </w:rPr>
+            </w:pPr>
+          </w:p>
+        </w:tc>
+        <w:tc>
+          <w:tcPr>
+            <w:tcW w:w="3351" w:type="dxa"/>
+          </w:tcPr>
+          <w:p>
+            <w:pPr>
+              <w:bidi/>
+              <w:spacing w:before="80" w:after="240"/>
+              <w:jc w:val="both"/>
+              <w:rPr>
+                <w:b/>
+                <w:rtl/>
+              </w:rPr>
+            </w:pPr>
+            <w:r>
+              <w:rPr>
+                <w:b/>
+                <w:rtl/>
+              </w:rPr>
+              <w:t>48</w:t>
+            </w:r>
+          </w:p>
+        </w:tc>
+        <w:tc>
+          <w:tcPr>
+            <w:tcW w:w="3351" w:type="dxa"/>
+          </w:tcPr>
+          <w:p>
+            <w:pPr>
+              <w:bidi/>
+              <w:spacing w:before="80" w:after="240"/>
+              <w:jc w:val="both"/>
+              <w:rPr>
+                <w:b/>
+                <w:rtl/>
+              </w:rPr>
+            </w:pPr>
+            <w:r>
+              <w:rPr>
+                <w:b/>
+                <w:rtl/>
+              </w:rPr>
+              <w:t>55</w:t>
+            </w:r>
+          </w:p>
+        </w:tc>
+      </w:tr>
+      <w:tr>
+        <w:trPr>
+          <w:cnfStyle w:val="000000100000" w:firstRow="0" w:lastRow="0" w:firstColumn="0" w:lastColumn="0" w:oddVBand="0" w:evenVBand="0" w:oddHBand="1" w:evenHBand="0" w:firstRowFirstColumn="0" w:firstRowLastColumn="0" w:lastRowFirstColumn="0" w:lastRowLastColumn="0"/>
+        </w:trPr>
+        <w:tc>
+          <w:tcPr>
+            <w:tcW w:w="3350" w:type="dxa"/>
+          </w:tcPr>
+          <w:p>
+            <w:pPr>
+              <w:bidi/>
+              <w:spacing w:before="80" w:after="240"/>
+              <w:jc w:val="both"/>
+              <w:rPr>
+                <w:b/>
+                <w:rtl/>
+              </w:rPr>
+            </w:pPr>
+            <w:r>
+              <w:rPr>
+                <w:b/>
+              </w:rPr>
+              <w:t>Doha</w:t>
+            </w:r>
+          </w:p>
+        </w:tc>
+        <w:tc>
+          <w:tcPr>
+            <w:tcW w:w="3351" w:type="dxa"/>
+          </w:tcPr>
+          <w:p>
+            <w:pPr>
+              <w:bidi/>
+              <w:spacing w:before="80" w:after="240"/>
+              <w:jc w:val="both"/>
+              <w:rPr>
+                <w:b/>
+                <w:rtl/>
+              </w:rPr>
+            </w:pPr>
+            <w:r>
+              <w:rPr>
+                <w:b/>
+                <w:rtl/>
+              </w:rPr>
+              <w:t>33</w:t>
+            </w:r>
+          </w:p>
+        </w:tc>
+        <w:tc>
+          <w:tcPr>
+            <w:tcW w:w="3351" w:type="dxa"/>
+          </w:tcPr>
+          <w:p>
+            <w:pPr>
+              <w:bidi/>
+              <w:spacing w:before="80" w:after="240"/>
+              <w:jc w:val="both"/>
+              <w:rPr>
+                <w:b/>
+                <w:rtl/>
+              </w:rPr>
+            </w:pPr>
+            <w:r>
+              <w:rPr>
+                <w:b/>
+                <w:rtl/>
+              </w:rPr>
+              <w:t>41</w:t>
+            </w:r>
+          </w:p>
+        </w:tc>
+      </w:tr>
+    </w:tbl>
+    <w:p>
+      <w:pPr>
+        <w:bidi/>
+        <w:rPr>
+          <w:rtl/>
+        </w:rPr>
+      </w:pPr>
+      <w:r>
+        <w:rPr>
+          <w:color w:val="156082" w:themeColor="accent1"/>
+          <w:sz w:val="24"/>
+        </w:rPr>
+        <w:t>Theme ink base</w:t>
+      </w:r>
+      <w:r>
+        <w:rPr>
+          <w:color w:val="156082" w:themeColor="accent1"/>
+          <w:sz w:val="24"/>
+          <w:rtl/>
+        </w:rPr>
+        <w:t xml:space="preserve"> العربية</w:t>
+      </w:r>
+    </w:p>
+    <w:p>
+      <w:pPr>
+        <w:bidi/>
+        <w:rPr>
+          <w:rtl/>
+        </w:rPr>
+      </w:pPr>
+      <w:r>
+        <w:rPr>
+          <w:color w:val="0F4761" w:themeColor="accent1" w:themeShade="BF"/>
+          <w:sz w:val="24"/>
+        </w:rPr>
+        <w:t>Theme ink shade 25</w:t>
+      </w:r>
+      <w:r>
+        <w:rPr>
+          <w:color w:val="0F4761" w:themeColor="accent1" w:themeShade="BF"/>
+          <w:sz w:val="24"/>
+          <w:rtl/>
+        </w:rPr>
+        <w:t xml:space="preserve"> العربية</w:t>
+      </w:r>
+    </w:p>
+    <w:p>
+      <w:pPr>
+        <w:bidi/>
+        <w:rPr>
+          <w:rtl/>
+        </w:rPr>
+      </w:pPr>
+      <w:r>
+        <w:rPr>
+          <w:color w:val="45B0E1" w:themeColor="accent1" w:themeTint="99"/>
+          <w:sz w:val="24"/>
+        </w:rPr>
+        <w:t>Theme ink tint 40</w:t>
+      </w:r>
+      <w:r>
+        <w:rPr>
+          <w:color w:val="45B0E1" w:themeColor="accent1" w:themeTint="99"/>
+          <w:sz w:val="24"/>
+          <w:rtl/>
+        </w:rPr>
+        <w:t xml:space="preserve"> العربية</w:t>
+      </w:r>
+    </w:p>
+    <w:p>
+      <w:pPr>
+        <w:bidi/>
+        <w:rPr>
+          <w:rtl/>
+        </w:rPr>
+      </w:pPr>
+      <w:r>
+        <w:rPr>
+          <w:color w:val="0A2F40" w:themeColor="accent1" w:themeShade="7F"/>
+          <w:sz w:val="24"/>
+        </w:rPr>
+        <w:t>Theme ink shade 50</w:t>
+      </w:r>
+      <w:r>
+        <w:rPr>
+          <w:color w:val="0A2F40" w:themeColor="accent1" w:themeShade="7F"/>
+          <w:sz w:val="24"/>
+          <w:rtl/>
+        </w:rPr>
+        <w:t xml:space="preserve"> العربية</w:t>
+      </w:r>
+    </w:p>
+    <w:p>
+      <w:pPr>
+        <w:bidi/>
+        <w:rPr>
+          <w:rtl/>
+        </w:rPr>
+      </w:pPr>
+      <w:r>
+        <w:rPr>
+          <w:color w:val="C1E4F5" w:themeColor="accent1" w:themeTint="33"/>
+          <w:sz w:val="24"/>
+        </w:rPr>
+        <w:t>Theme ink tint 80</w:t>
+      </w:r>
+      <w:r>
+        <w:rPr>
+          <w:color w:val="C1E4F5" w:themeColor="accent1" w:themeTint="33"/>
+          <w:sz w:val="24"/>
+          <w:rtl/>
+        </w:rPr>
+        <w:t xml:space="preserve"> العربية</w:t>
+      </w:r>
+    </w:p>
+    <w:p>
+      <w:pPr>
+        <w:bidi/>
+        <w:spacing w:before="80" w:after="240"/>
+        <w:jc w:val="both"/>
+        <w:rPr>
+          <w:b/>
+          <w:rtl/>
+        </w:rPr>
+        <w:sectPr>
+          <w:headerReference w:type="first" r:id="rId23"/>
+          <w:pgSz w:w="11906" w:h="16838"/>
+          <w:pgMar w:top="720" w:right="720" w:bottom="720" w:left="1134" w:header="708" w:footer="708" w:gutter="0"/>
+          <w:cols w:space="720"/>
+          <w:titlePg/>
+          <w:docGrid w:linePitch="360"/>
+        </w:sectPr>
+      </w:pPr>
+    </w:p>
+    <w:p>
+      <w:pPr>
+        <w:bidi/>
+        <w:rPr>
+          <w:sz w:val="24"/>
+          <w:rtl/>
+        </w:rPr>
+      </w:pPr>
+      <w:r>
+        <w:rPr>
+          <w:noProof/>
+          <w:sz w:val="24"/>
+        </w:rPr>
+        <w:lastRenderedPageBreak/>
+        <w:drawing>
+          <wp:anchor distT="0" distB="0" distL="114300" distR="114300" simplePos="0" relativeHeight="251692032" behindDoc="0" locked="0" layoutInCell="1" allowOverlap="1" wp14:anchorId="248246F5" wp14:editId="31928549">
+            <wp:simplePos x="0" y="0"/>
+            <wp:positionH relativeFrom="column">
+              <wp:posOffset>254000</wp:posOffset>
+            </wp:positionH>
+            <wp:positionV relativeFrom="paragraph">
+              <wp:posOffset>4826000</wp:posOffset>
+            </wp:positionV>
+            <wp:extent cx="889000" cy="571500"/>
+            <wp:effectExtent l="0" t="0" r="120650" b="95250"/>
+            <wp:wrapNone/>
+            <wp:docPr id="1532199428" name="Picture 26" descr="Word effect anchored picture"/>
+            <wp:cNvGraphicFramePr/>
+            <a:graphic xmlns:a="http://schemas.openxmlformats.org/drawingml/2006/main">
+              <a:graphicData uri="http://schemas.openxmlformats.org/drawingml/2006/picture">
+                <pic:pic xmlns:pic="http://schemas.openxmlformats.org/drawingml/2006/picture">
+                  <pic:nvPicPr>
+                    <pic:cNvPr id="1532199428" name="Picture 26" descr="Word effect anchored picture"/>
+                    <pic:cNvPicPr/>
+                  </pic:nvPicPr>
+                  <pic:blipFill>
+                    <a:blip r:embed="rId24" cstate="print">
+                      <a:extLst>
+                        <a:ext uri="{28A0092B-C50C-407E-A947-70E740481C1C}">
+                          <a14:useLocalDpi xmlns:a14="http://schemas.microsoft.com/office/drawing/2010/main" val="0"/>
+                        </a:ext>
+                      </a:extLst>
+                    </a:blip>
+                    <a:stretch>
+                      <a:fillRect/>
+                    </a:stretch>
+                  </pic:blipFill>
+                  <pic:spPr>
+                    <a:xfrm>
+                      <a:off x="0" y="0"/>
+                      <a:ext cx="889000" cy="571500"/>
+                    </a:xfrm>
+                    <a:prstGeom prst="rect">
+                      <a:avLst/>
+                    </a:prstGeom>
+                    <a:effectLst>
+                      <a:outerShdw blurRad="38100" dist="81320" dir="2319592" rotWithShape="0">
+                        <a:srgbClr val="000000">
+                          <a:alpha val="60000"/>
+                        </a:srgbClr>
+                      </a:outerShdw>
+                    </a:effectLst>
+                  </pic:spPr>
+                </pic:pic>
+              </a:graphicData>
+            </a:graphic>
+            <wp14:sizeRelH relativeFrom="margin">
+              <wp14:pctWidth>0</wp14:pctWidth>
+            </wp14:sizeRelH>
+            <wp14:sizeRelV relativeFrom="margin">
+              <wp14:pctHeight>0</wp14:pctHeight>
+            </wp14:sizeRelV>
+          </wp:anchor>
+        </w:drawing>
+      </w:r>
+      <w:r>
+        <w:rPr>
+          <w:noProof/>
+          <w:sz w:val="24"/>
+        </w:rPr>
+        <mc:AlternateContent>
+          <mc:Choice Requires="wps">
+            <w:drawing>
+              <wp:anchor distT="0" distB="0" distL="114300" distR="114300" simplePos="0" relativeHeight="251691008" behindDoc="0" locked="0" layoutInCell="1" allowOverlap="1" wp14:anchorId="535CDBDB" wp14:editId="67052FB1">
+                <wp:simplePos x="0" y="0"/>
+                <wp:positionH relativeFrom="column">
+                  <wp:posOffset>3365500</wp:posOffset>
+                </wp:positionH>
+                <wp:positionV relativeFrom="paragraph">
+                  <wp:posOffset>3175000</wp:posOffset>
+                </wp:positionV>
+                <wp:extent cx="2540000" cy="762000"/>
+                <wp:effectExtent l="57150" t="266700" r="165100" b="361950"/>
+                <wp:wrapNone/>
+                <wp:docPr id="1636626333" name="Word effect rotated shadow"/>
+                <wp:cNvGraphicFramePr/>
+                <a:graphic xmlns:a="http://schemas.openxmlformats.org/drawingml/2006/main">
+                  <a:graphicData uri="http://schemas.microsoft.com/office/word/2010/wordprocessingShape">
+                    <wps:wsp>
+                      <wps:cNvSpPr/>
+                      <wps:spPr>
+                        <a:xfrm rot="720000">
+                          <a:off x="0" y="0"/>
+                          <a:ext cx="2540000" cy="762000"/>
+                        </a:xfrm>
+                        <a:prstGeom prst="rect">
+                          <a:avLst/>
+                        </a:prstGeom>
+                        <a:solidFill>
+                          <a:srgbClr val="156082"/>
+                        </a:solidFill>
+                        <a:ln w="19050" cap="flat" cmpd="sng" algn="ctr">
+                          <a:noFill/>
+                          <a:prstDash val="solid"/>
+                          <a:miter lim="800000"/>
+                        </a:ln>
+                        <a:effectLst>
+                          <a:outerShdw blurRad="38100" dist="81320" dir="2319592" rotWithShape="0">
+                            <a:srgbClr val="000000">
+                              <a:alpha val="60000"/>
+                            </a:srgbClr>
+                          </a:outerShdw>
+                        </a:effectLst>
+                        <a:extLst>
+                          <a:ext uri="{91240B29-F687-4F45-9708-019B960494DF}">
+                            <a14:hiddenLine xmlns:a14="http://schemas.microsoft.com/office/drawing/2010/main" w="19050" cap="flat" cmpd="sng" algn="ctr">
+                              <a:solidFill>
+                                <a:schemeClr val="accent1">
+                                  <a:shade val="15000"/>
+                                </a:schemeClr>
+                              </a:solidFill>
+                              <a:prstDash val="solid"/>
+                              <a:miter lim="800000"/>
+                            </a14:hiddenLine>
+                          </a:ext>
+                        </a:extLst>
+                      </wps:spPr>
+                      <wps:style>
+                        <a:lnRef idx="2">
+                          <a:schemeClr val="accent1">
+                            <a:shade val="15000"/>
+                          </a:schemeClr>
+                        </a:lnRef>
+                        <a:fillRef idx="1">
+                          <a:schemeClr val="accent1"/>
+                        </a:fillRef>
+                        <a:effectRef idx="0">
+                          <a:schemeClr val="accent1"/>
+                        </a:effectRef>
+                        <a:fontRef idx="minor">
+                          <a:schemeClr val="lt1"/>
+                        </a:fontRef>
+                      </wps:style>
+                      <wps:txbx>
+                        <w:txbxContent>
+                          <w:p>
+                            <w:pPr>
+                              <w:jc w:val="center"/>
+                              <w:rPr>
+                                <w:color w:val="FFFFFF"/>
+                                <w:sz w:val="24"/>
+                                <w:szCs w:val="24"/>
+                              </w:rPr>
+                            </w:pPr>
+                            <w:r>
+                              <w:rPr>
+                                <w:color w:val="FFFFFF"/>
+                                <w:sz w:val="24"/>
+                                <w:szCs w:val="24"/>
+                              </w:rPr>
+                              <w:t>Word effect rotated shadow</w:t>
+                            </w:r>
+                          </w:p>
+                          <w:p>
+                            <w:pPr>
+                              <w:jc w:val="center"/>
+                              <w:rPr>
+                                <w:color w:val="FFFFFF"/>
+                                <w:sz w:val="24"/>
+                                <w:szCs w:val="24"/>
+                              </w:rPr>
+                            </w:pPr>
+                            <w:r>
+                              <w:rPr>
+                                <w:color w:val="FFFFFF"/>
+                                <w:sz w:val="24"/>
+                                <w:szCs w:val="24"/>
+                                <w:rtl/>
+                              </w:rPr>
+                              <w:t>تأثير مشترك</w:t>
+                            </w:r>
+                          </w:p>
+                        </w:txbxContent>
+                      </wps:txbx>
+                      <wps:bodyPr rot="0" spcFirstLastPara="0" vertOverflow="overflow" horzOverflow="overflow" vert="horz" wrap="square" lIns="91440" tIns="45720" rIns="91440" bIns="45720" numCol="1" spcCol="0" rtlCol="0" fromWordArt="0" anchor="ctr" anchorCtr="0" forceAA="0" compatLnSpc="1">
+                        <a:prstTxWarp prst="textNoShape">
+                          <a:avLst/>
+                        </a:prstTxWarp>
+                        <a:noAutofit/>
+                      </wps:bodyPr>
+                    </wps:wsp>
+                  </a:graphicData>
+                </a:graphic>
+              </wp:anchor>
+            </w:drawing>
+          </mc:Choice>
+          <mc:Fallback>
+            <w:pict>
+              <v:rect w14:anchorId="535CDBDB" id="Word effect rotated shadow" o:spid="_x0000_s1045" style="position:absolute;left:0;text-align:left;margin-left:265pt;margin-top:250pt;width:200pt;height:60pt;rotation:12;z-index:251691008;visibility:visible;mso-wrap-style:square;mso-wrap-distance-left:9pt;mso-wrap-distance-top:0;mso-wrap-distance-right:9pt;mso-wrap-distance-bottom:0;mso-position-horizontal:absolute;mso-position-horizontal-relative:text;mso-position-vertical:absolute;mso-position-vertical-relative:text;v-text-anchor:middle" o:gfxdata="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" fillcolor="#156082" stroked="f" strokecolor="#030e13 [484]" strokeweight="1.5pt">
+                <v:shadow on="t" color="black" opacity="39321f" origin=",.5" offset="5pt,4pt"/>
+                <v:textbox>
+                  <w:txbxContent>
+                    <w:p>
+                      <w:pPr>
+                        <w:jc w:val="center"/>
+                        <w:rPr>
+                          <w:color w:val="FFFFFF"/>
+                          <w:sz w:val="24"/>
+                          <w:szCs w:val="24"/>
+                        </w:rPr>
+                      </w:pPr>
+                      <w:r>
+                        <w:rPr>
+                          <w:color w:val="FFFFFF"/>
+                          <w:sz w:val="24"/>
+                          <w:szCs w:val="24"/>
+                        </w:rPr>
+                        <w:t>Word effect rotated shadow</w:t>
+                      </w:r>
+                    </w:p>
+                    <w:p>
+                      <w:pPr>
+                        <w:jc w:val="center"/>
+                        <w:rPr>
+                          <w:color w:val="FFFFFF"/>
+                          <w:sz w:val="24"/>
+                          <w:szCs w:val="24"/>
+                        </w:rPr>
+                      </w:pPr>
+                      <w:r>
+                        <w:rPr>
+                          <w:color w:val="FFFFFF"/>
+                          <w:sz w:val="24"/>
+                          <w:szCs w:val="24"/>
+                          <w:rtl/>
+                        </w:rPr>
+                        <w:t>تأثير مشترك</w:t>
+                      </w:r>
+                    </w:p>
+                  </w:txbxContent>
+                </v:textbox>
+              </v:rect>
+            </w:pict>
+          </mc:Fallback>
+        </mc:AlternateContent>
+      </w:r>
+      <w:r>
+        <w:rPr>
+          <w:noProof/>
+          <w:sz w:val="24"/>
+        </w:rPr>
+        <mc:AlternateContent>
+          <mc:Choice Requires="wps">
+            <w:drawing>
+              <wp:anchor distT="0" distB="0" distL="114300" distR="114300" simplePos="0" relativeHeight="251689984" behindDoc="0" locked="0" layoutInCell="1" allowOverlap="1" wp14:anchorId="4FF263D3" wp14:editId="50BCE634">
+                <wp:simplePos x="0" y="0"/>
+                <wp:positionH relativeFrom="column">
+                  <wp:posOffset>254000</wp:posOffset>
+                </wp:positionH>
+                <wp:positionV relativeFrom="paragraph">
+                  <wp:posOffset>3175000</wp:posOffset>
+                </wp:positionV>
+                <wp:extent cx="2540000" cy="762000"/>
+                <wp:effectExtent l="19050" t="0" r="12700" b="457200"/>
+                <wp:wrapNone/>
+                <wp:docPr id="603769522" name="Word effect reflection"/>
+                <wp:cNvGraphicFramePr/>
+                <a:graphic xmlns:a="http://schemas.openxmlformats.org/drawingml/2006/main">
+                  <a:graphicData uri="http://schemas.microsoft.com/office/word/2010/wordprocessingShape">
+                    <wps:wsp>
+                      <wps:cNvSpPr/>
+                      <wps:spPr>
+                        <a:xfrm>
+                          <a:off x="0" y="0"/>
+                          <a:ext cx="2540000" cy="762000"/>
+                        </a:xfrm>
+                        <a:prstGeom prst="rect">
+                          <a:avLst/>
+                        </a:prstGeom>
+                        <a:solidFill>
+                          <a:srgbClr val="156082"/>
+                        </a:solidFill>
+                        <a:ln w="19050" cap="flat" cmpd="sng" algn="ctr">
+                          <a:noFill/>
+                          <a:prstDash val="solid"/>
+                          <a:miter lim="800000"/>
+                        </a:ln>
+                        <a:effectLst>
+                          <a:reflection blurRad="6350" stA="50000" endA="300" endPos="55000" dir="5400000" sy="-100000" algn="bl" rotWithShape="0"/>
+                        </a:effectLst>
+                        <a:extLst>
+                          <a:ext uri="{91240B29-F687-4F45-9708-019B960494DF}">
+                            <a14:hiddenLine xmlns:a14="http://schemas.microsoft.com/office/drawing/2010/main" w="19050" cap="flat" cmpd="sng" algn="ctr">
+                              <a:solidFill>
+                                <a:schemeClr val="accent1">
+                                  <a:shade val="15000"/>
+                                </a:schemeClr>
+                              </a:solidFill>
+                              <a:prstDash val="solid"/>
+                              <a:miter lim="800000"/>
+                            </a14:hiddenLine>
+                          </a:ext>
+                        </a:extLst>
+                      </wps:spPr>
+                      <wps:style>
+                        <a:lnRef idx="2">
+                          <a:schemeClr val="accent1">
+                            <a:shade val="15000"/>
+                          </a:schemeClr>
+                        </a:lnRef>
+                        <a:fillRef idx="1">
+                          <a:schemeClr val="accent1"/>
+                        </a:fillRef>
+                        <a:effectRef idx="0">
+                          <a:schemeClr val="accent1"/>
+                        </a:effectRef>
+                        <a:fontRef idx="minor">
+                          <a:schemeClr val="lt1"/>
+                        </a:fontRef>
+                      </wps:style>
+                      <wps:txbx>
+                        <w:txbxContent>
+                          <w:p>
+                            <w:pPr>
+                              <w:jc w:val="center"/>
+                              <w:rPr>
+                                <w:color w:val="FFFFFF"/>
+                                <w:sz w:val="24"/>
+                                <w:szCs w:val="24"/>
+                              </w:rPr>
+                            </w:pPr>
+                            <w:r>
+                              <w:rPr>
+                                <w:color w:val="FFFFFF"/>
+                                <w:sz w:val="24"/>
+                                <w:szCs w:val="24"/>
+                              </w:rPr>
+                              <w:t>Word effect reflection</w:t>
+                            </w:r>
+                          </w:p>
+                          <w:p>
+                            <w:pPr>
+                              <w:jc w:val="center"/>
+                              <w:rPr>
+                                <w:color w:val="FFFFFF"/>
+                                <w:sz w:val="24"/>
+                                <w:szCs w:val="24"/>
+                              </w:rPr>
+                            </w:pPr>
+                            <w:r>
+                              <w:rPr>
+                                <w:color w:val="FFFFFF"/>
+                                <w:sz w:val="24"/>
+                                <w:szCs w:val="24"/>
+                                <w:rtl/>
+                              </w:rPr>
+                              <w:t>تأثير مشترك</w:t>
+                            </w:r>
+                          </w:p>
+                        </w:txbxContent>
+                      </wps:txbx>
+                      <wps:bodyPr rot="0" spcFirstLastPara="0" vertOverflow="overflow" horzOverflow="overflow" vert="horz" wrap="square" lIns="91440" tIns="45720" rIns="91440" bIns="45720" numCol="1" spcCol="0" rtlCol="0" fromWordArt="0" anchor="ctr" anchorCtr="0" forceAA="0" compatLnSpc="1">
+                        <a:prstTxWarp prst="textNoShape">
+                          <a:avLst/>
+                        </a:prstTxWarp>
+                        <a:noAutofit/>
+                      </wps:bodyPr>
+                    </wps:wsp>
+                  </a:graphicData>
+                </a:graphic>
+              </wp:anchor>
+            </w:drawing>
+          </mc:Choice>
+          <mc:Fallback>
+            <w:pict>
+              <v:rect w14:anchorId="4FF263D3" id="Word effect reflection" o:spid="_x0000_s1046" style="position:absolute;left:0;text-align:left;margin-left:20pt;margin-top:250pt;width:200pt;height:60pt;z-index:251689984;visibility:visible;mso-wrap-style:square;mso-wrap-distance-left:9pt;mso-wrap-distance-top:0;mso-wrap-distance-right:9pt;mso-wrap-distance-bottom:0;mso-position-horizontal:absolute;mso-position-horizontal-relative:text;mso-position-vertical:absolute;mso-position-vertical-relative:text;v-text-anchor:middle" o:gfxdata="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" fillcolor="#156082" stroked="f" strokecolor="#030e13 [484]" strokeweight="1.5pt">
+                <v:textbox>
+                  <w:txbxContent>
+                    <w:p>
+                      <w:pPr>
+                        <w:jc w:val="center"/>
+                        <w:rPr>
+                          <w:color w:val="FFFFFF"/>
+                          <w:sz w:val="24"/>
+                          <w:szCs w:val="24"/>
+                        </w:rPr>
+                      </w:pPr>
+                      <w:r>
+                        <w:rPr>
+                          <w:color w:val="FFFFFF"/>
+                          <w:sz w:val="24"/>
+                          <w:szCs w:val="24"/>
+                        </w:rPr>
+                        <w:t>Word effect reflection</w:t>
+                      </w:r>
+                    </w:p>
+                    <w:p>
+                      <w:pPr>
+                        <w:jc w:val="center"/>
+                        <w:rPr>
+                          <w:color w:val="FFFFFF"/>
+                          <w:sz w:val="24"/>
+                          <w:szCs w:val="24"/>
+                        </w:rPr>
+                      </w:pPr>
+                      <w:r>
+                        <w:rPr>
+                          <w:color w:val="FFFFFF"/>
+                          <w:sz w:val="24"/>
+                          <w:szCs w:val="24"/>
+                          <w:rtl/>
+                        </w:rPr>
+                        <w:t>تأثير مشترك</w:t>
+                      </w:r>
+                    </w:p>
+                  </w:txbxContent>
+                </v:textbox>
+              </v:rect>
+            </w:pict>
+          </mc:Fallback>
+        </mc:AlternateContent>
+      </w:r>
+      <w:r>
+        <w:rPr>
+          <w:noProof/>
+          <w:sz w:val="24"/>
+        </w:rPr>
+        <mc:AlternateContent>
+          <mc:Choice Requires="wps">
+            <w:drawing>
+              <wp:anchor distT="0" distB="0" distL="114300" distR="114300" simplePos="0" relativeHeight="251688960" behindDoc="0" locked="0" layoutInCell="1" allowOverlap="1" wp14:anchorId="0157FD93" wp14:editId="730BF9AC">
+                <wp:simplePos x="0" y="0"/>
+                <wp:positionH relativeFrom="column">
+                  <wp:posOffset>3365500</wp:posOffset>
+                </wp:positionH>
+                <wp:positionV relativeFrom="paragraph">
+                  <wp:posOffset>1905000</wp:posOffset>
+                </wp:positionV>
+                <wp:extent cx="2540000" cy="762000"/>
+                <wp:effectExtent l="0" t="0" r="0" b="0"/>
+                <wp:wrapNone/>
+                <wp:docPr id="1932337079" name="Word effect soft edge"/>
+                <wp:cNvGraphicFramePr/>
+                <a:graphic xmlns:a="http://schemas.openxmlformats.org/drawingml/2006/main">
+                  <a:graphicData uri="http://schemas.microsoft.com/office/word/2010/wordprocessingShape">
+                    <wps:wsp>
+                      <wps:cNvSpPr/>
+                      <wps:spPr>
+                        <a:xfrm>
+                          <a:off x="0" y="0"/>
+                          <a:ext cx="2540000" cy="762000"/>
+                        </a:xfrm>
+                        <a:prstGeom prst="rect">
+                          <a:avLst/>
+                        </a:prstGeom>
+                        <a:solidFill>
+                          <a:srgbClr val="156082"/>
+                        </a:solidFill>
+                        <a:ln w="19050" cap="flat" cmpd="sng" algn="ctr">
+                          <a:noFill/>
+                          <a:prstDash val="solid"/>
+                          <a:miter lim="800000"/>
+                        </a:ln>
+                        <a:effectLst>
+                          <a:softEdge rad="63500"/>
+                        </a:effectLst>
+                        <a:extLst>
+                          <a:ext uri="{91240B29-F687-4F45-9708-019B960494DF}">
+                            <a14:hiddenLine xmlns:a14="http://schemas.microsoft.com/office/drawing/2010/main" w="19050" cap="flat" cmpd="sng" algn="ctr">
+                              <a:solidFill>
+                                <a:schemeClr val="accent1">
+                                  <a:shade val="15000"/>
+                                </a:schemeClr>
+                              </a:solidFill>
+                              <a:prstDash val="solid"/>
+                              <a:miter lim="800000"/>
+                            </a14:hiddenLine>
+                          </a:ext>
+                        </a:extLst>
+                      </wps:spPr>
+                      <wps:style>
+                        <a:lnRef idx="2">
+                          <a:schemeClr val="accent1">
+                            <a:shade val="15000"/>
+                          </a:schemeClr>
+                        </a:lnRef>
+                        <a:fillRef idx="1">
+                          <a:schemeClr val="accent1"/>
+                        </a:fillRef>
+                        <a:effectRef idx="0">
+                          <a:schemeClr val="accent1"/>
+                        </a:effectRef>
+                        <a:fontRef idx="minor">
+                          <a:schemeClr val="lt1"/>
+                        </a:fontRef>
+                      </wps:style>
+                      <wps:txbx>
+                        <w:txbxContent>
+                          <w:p>
+                            <w:pPr>
+                              <w:jc w:val="center"/>
+                              <w:rPr>
+                                <w:color w:val="FFFFFF"/>
+                                <w:sz w:val="24"/>
+                                <w:szCs w:val="24"/>
+                              </w:rPr>
+                            </w:pPr>
+                            <w:r>
+                              <w:rPr>
+                                <w:color w:val="FFFFFF"/>
+                                <w:sz w:val="24"/>
+                                <w:szCs w:val="24"/>
+                              </w:rPr>
+                              <w:t>Word effect soft edge</w:t>
+                            </w:r>
+                          </w:p>
+                          <w:p>
+                            <w:pPr>
+                              <w:jc w:val="center"/>
+                              <w:rPr>
+                                <w:color w:val="FFFFFF"/>
+                                <w:sz w:val="24"/>
+                                <w:szCs w:val="24"/>
+                              </w:rPr>
+                            </w:pPr>
+                            <w:r>
+                              <w:rPr>
+                                <w:color w:val="FFFFFF"/>
+                                <w:sz w:val="24"/>
+                                <w:szCs w:val="24"/>
+                                <w:rtl/>
+                              </w:rPr>
+                              <w:t>تأثير مشترك</w:t>
+                            </w:r>
+                          </w:p>
+                        </w:txbxContent>
+                      </wps:txbx>
+                      <wps:bodyPr rot="0" spcFirstLastPara="0" vertOverflow="overflow" horzOverflow="overflow" vert="horz" wrap="square" lIns="91440" tIns="45720" rIns="91440" bIns="45720" numCol="1" spcCol="0" rtlCol="0" fromWordArt="0" anchor="ctr" anchorCtr="0" forceAA="0" compatLnSpc="1">
+                        <a:prstTxWarp prst="textNoShape">
+                          <a:avLst/>
+                        </a:prstTxWarp>
+                        <a:noAutofit/>
+                      </wps:bodyPr>
+                    </wps:wsp>
+                  </a:graphicData>
+                </a:graphic>
+              </wp:anchor>
+            </w:drawing>
+          </mc:Choice>
+          <mc:Fallback>
+            <w:pict>
+              <v:rect w14:anchorId="0157FD93" id="Word effect soft edge" o:spid="_x0000_s1047" style="position:absolute;left:0;text-align:left;margin-left:265pt;margin-top:150pt;width:200pt;height:60pt;z-index:251688960;visibility:visible;mso-wrap-style:square;mso-wrap-distance-left:9pt;mso-wrap-distance-top:0;mso-wrap-distance-right:9pt;mso-wrap-distance-bottom:0;mso-position-horizontal:absolute;mso-position-horizontal-relative:text;mso-position-vertical:absolute;mso-position-vertical-relative:text;v-text-anchor:middle" o:gfxdata="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" fillcolor="#156082" stroked="f" strokecolor="#030e13 [484]" strokeweight="1.5pt">
+                <v:textbox>
+                  <w:txbxContent>
+                    <w:p>
+                      <w:pPr>
+                        <w:jc w:val="center"/>
+                        <w:rPr>
+                          <w:color w:val="FFFFFF"/>
+                          <w:sz w:val="24"/>
+                          <w:szCs w:val="24"/>
+                        </w:rPr>
+                      </w:pPr>
+                      <w:r>
+                        <w:rPr>
+                          <w:color w:val="FFFFFF"/>
+                          <w:sz w:val="24"/>
+                          <w:szCs w:val="24"/>
+                        </w:rPr>
+                        <w:t>Word effect soft edge</w:t>
+                      </w:r>
+                    </w:p>
+                    <w:p>
+                      <w:pPr>
+                        <w:jc w:val="center"/>
+                        <w:rPr>
+                          <w:color w:val="FFFFFF"/>
+                          <w:sz w:val="24"/>
+                          <w:szCs w:val="24"/>
+                        </w:rPr>
+                      </w:pPr>
+                      <w:r>
+                        <w:rPr>
+                          <w:color w:val="FFFFFF"/>
+                          <w:sz w:val="24"/>
+                          <w:szCs w:val="24"/>
+                          <w:rtl/>
+                        </w:rPr>
+                        <w:t>تأثير مشترك</w:t>
+                      </w:r>
+                    </w:p>
+                  </w:txbxContent>
+                </v:textbox>
+              </v:rect>
+            </w:pict>
+          </mc:Fallback>
+        </mc:AlternateContent>
+      </w:r>
+      <w:r>
+        <w:rPr>
+          <w:noProof/>
+          <w:sz w:val="24"/>
+        </w:rPr>
+        <mc:AlternateContent>
+          <mc:Choice Requires="wps">
+            <w:drawing>
+              <wp:anchor distT="0" distB="0" distL="114300" distR="114300" simplePos="0" relativeHeight="251687936" behindDoc="0" locked="0" layoutInCell="1" allowOverlap="1" wp14:anchorId="52DE65E2" wp14:editId="776FB71E">
+                <wp:simplePos x="0" y="0"/>
+                <wp:positionH relativeFrom="column">
+                  <wp:posOffset>254000</wp:posOffset>
+                </wp:positionH>
+                <wp:positionV relativeFrom="paragraph">
+                  <wp:posOffset>1905000</wp:posOffset>
+                </wp:positionV>
+                <wp:extent cx="2540000" cy="762000"/>
+                <wp:effectExtent l="76200" t="76200" r="69850" b="76200"/>
+                <wp:wrapNone/>
+                <wp:docPr id="771625604" name="Word effect glow"/>
+                <wp:cNvGraphicFramePr/>
+                <a:graphic xmlns:a="http://schemas.openxmlformats.org/drawingml/2006/main">
+                  <a:graphicData uri="http://schemas.microsoft.com/office/word/2010/wordprocessingShape">
+                    <wps:wsp>
+                      <wps:cNvSpPr/>
+                      <wps:spPr>
+                        <a:xfrm>
+                          <a:off x="0" y="0"/>
+                          <a:ext cx="2540000" cy="762000"/>
+                        </a:xfrm>
+                        <a:prstGeom prst="rect">
+                          <a:avLst/>
+                        </a:prstGeom>
+                        <a:solidFill>
+                          <a:srgbClr val="156082"/>
+                        </a:solidFill>
+                        <a:ln w="19050" cap="flat" cmpd="sng" algn="ctr">
+                          <a:noFill/>
+                          <a:prstDash val="solid"/>
+                          <a:miter lim="800000"/>
+                        </a:ln>
+                        <a:effectLst>
+                          <a:glow rad="76200">
+                            <a:srgbClr val="DC780A">
+                              <a:alpha val="80000"/>
+                            </a:srgbClr>
+                          </a:glow>
+                        </a:effectLst>
+                        <a:extLst>
+                          <a:ext uri="{91240B29-F687-4F45-9708-019B960494DF}">
+                            <a14:hiddenLine xmlns:a14="http://schemas.microsoft.com/office/drawing/2010/main" w="19050" cap="flat" cmpd="sng" algn="ctr">
+                              <a:solidFill>
+                                <a:schemeClr val="accent1">
+                                  <a:shade val="15000"/>
+                                </a:schemeClr>
+                              </a:solidFill>
+                              <a:prstDash val="solid"/>
+                              <a:miter lim="800000"/>
+                            </a14:hiddenLine>
+                          </a:ext>
+                        </a:extLst>
+                      </wps:spPr>
+                      <wps:style>
+                        <a:lnRef idx="2">
+                          <a:schemeClr val="accent1">
+                            <a:shade val="15000"/>
+                          </a:schemeClr>
+                        </a:lnRef>
+                        <a:fillRef idx="1">
+                          <a:schemeClr val="accent1"/>
+                        </a:fillRef>
+                        <a:effectRef idx="0">
+                          <a:schemeClr val="accent1"/>
+                        </a:effectRef>
+                        <a:fontRef idx="minor">
+                          <a:schemeClr val="lt1"/>
+                        </a:fontRef>
+                      </wps:style>
+                      <wps:txbx>
+                        <w:txbxContent>
+                          <w:p>
+                            <w:pPr>
+                              <w:jc w:val="center"/>
+                              <w:rPr>
+                                <w:color w:val="FFFFFF"/>
+                                <w:sz w:val="24"/>
+                                <w:szCs w:val="24"/>
+                              </w:rPr>
+                            </w:pPr>
+                            <w:r>
+                              <w:rPr>
+                                <w:color w:val="FFFFFF"/>
+                                <w:sz w:val="24"/>
+                                <w:szCs w:val="24"/>
+                              </w:rPr>
+                              <w:t>Word effect glow</w:t>
+                            </w:r>
+                          </w:p>
+                          <w:p>
+                            <w:pPr>
+                              <w:jc w:val="center"/>
+                              <w:rPr>
+                                <w:color w:val="FFFFFF"/>
+                                <w:sz w:val="24"/>
+                                <w:szCs w:val="24"/>
+                              </w:rPr>
+                            </w:pPr>
+                            <w:r>
+                              <w:rPr>
+                                <w:color w:val="FFFFFF"/>
+                                <w:sz w:val="24"/>
+                                <w:szCs w:val="24"/>
+                                <w:rtl/>
+                              </w:rPr>
+                              <w:t>تأثير مشترك</w:t>
+                            </w:r>
+                          </w:p>
+                        </w:txbxContent>
+                      </wps:txbx>
+                      <wps:bodyPr rot="0" spcFirstLastPara="0" vertOverflow="overflow" horzOverflow="overflow" vert="horz" wrap="square" lIns="91440" tIns="45720" rIns="91440" bIns="45720" numCol="1" spcCol="0" rtlCol="0" fromWordArt="0" anchor="ctr" anchorCtr="0" forceAA="0" compatLnSpc="1">
+                        <a:prstTxWarp prst="textNoShape">
+                          <a:avLst/>
+                        </a:prstTxWarp>
+                        <a:noAutofit/>
+                      </wps:bodyPr>
+                    </wps:wsp>
+                  </a:graphicData>
+                </a:graphic>
+              </wp:anchor>
+            </w:drawing>
+          </mc:Choice>
+          <mc:Fallback>
+            <w:pict>
+              <v:rect w14:anchorId="52DE65E2" id="Word effect glow" o:spid="_x0000_s1048" style="position:absolute;left:0;text-align:left;margin-left:20pt;margin-top:150pt;width:200pt;height:60pt;z-index:251687936;visibility:visible;mso-wrap-style:square;mso-wrap-distance-left:9pt;mso-wrap-distance-top:0;mso-wrap-distance-right:9pt;mso-wrap-distance-bottom:0;mso-position-horizontal:absolute;mso-position-horizontal-relative:text;mso-position-vertical:absolute;mso-position-vertical-relative:text;v-text-anchor:middle" o:gfxdata="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" fillcolor="#156082" stroked="f" strokecolor="#030e13 [484]" strokeweight="1.5pt">
+                <v:textbox>
+                  <w:txbxContent>
+                    <w:p>
+                      <w:pPr>
+                        <w:jc w:val="center"/>
+                        <w:rPr>
+                          <w:color w:val="FFFFFF"/>
+                          <w:sz w:val="24"/>
+                          <w:szCs w:val="24"/>
+                        </w:rPr>
+                      </w:pPr>
+                      <w:r>
+                        <w:rPr>
+                          <w:color w:val="FFFFFF"/>
+                          <w:sz w:val="24"/>
+                          <w:szCs w:val="24"/>
+                        </w:rPr>
+                        <w:t>Word effect glow</w:t>
+                      </w:r>
+                    </w:p>
+                    <w:p>
+                      <w:pPr>
+                        <w:jc w:val="center"/>
+                        <w:rPr>
+                          <w:color w:val="FFFFFF"/>
+                          <w:sz w:val="24"/>
+                          <w:szCs w:val="24"/>
+                        </w:rPr>
+                      </w:pPr>
+                      <w:r>
+                        <w:rPr>
+                          <w:color w:val="FFFFFF"/>
+                          <w:sz w:val="24"/>
+                          <w:szCs w:val="24"/>
+                          <w:rtl/>
+                        </w:rPr>
+                        <w:t>تأثير مشترك</w:t>
+                      </w:r>
+                    </w:p>
+                  </w:txbxContent>
+                </v:textbox>
+              </v:rect>
+            </w:pict>
+          </mc:Fallback>
+        </mc:AlternateContent>
+      </w:r>
+      <w:r>
+        <w:rPr>
+          <w:noProof/>
+          <w:sz w:val="24"/>
+        </w:rPr>
+        <mc:AlternateContent>
+          <mc:Choice Requires="wps">
+            <w:drawing>
+              <wp:anchor distT="0" distB="0" distL="114300" distR="114300" simplePos="0" relativeHeight="251686912" behindDoc="0" locked="0" layoutInCell="1" allowOverlap="1" wp14:anchorId="14D6AAAE" wp14:editId="5E2BAC22">
+                <wp:simplePos x="0" y="0"/>
+                <wp:positionH relativeFrom="column">
+                  <wp:posOffset>3365500</wp:posOffset>
+                </wp:positionH>
+                <wp:positionV relativeFrom="paragraph">
+                  <wp:posOffset>635000</wp:posOffset>
+                </wp:positionV>
+                <wp:extent cx="2540000" cy="762000"/>
+                <wp:effectExtent l="0" t="0" r="0" b="0"/>
+                <wp:wrapNone/>
+                <wp:docPr id="748777857" name="Word effect inner shadow"/>
+                <wp:cNvGraphicFramePr/>
+                <a:graphic xmlns:a="http://schemas.openxmlformats.org/drawingml/2006/main">
+                  <a:graphicData uri="http://schemas.microsoft.com/office/word/2010/wordprocessingShape">
+                    <wps:wsp>
+                      <wps:cNvSpPr/>
+                      <wps:spPr>
+                        <a:xfrm>
+                          <a:off x="0" y="0"/>
+                          <a:ext cx="2540000" cy="762000"/>
+                        </a:xfrm>
+                        <a:prstGeom prst="rect">
+                          <a:avLst/>
+                        </a:prstGeom>
+                        <a:solidFill>
+                          <a:srgbClr val="156082"/>
+                        </a:solidFill>
+                        <a:ln w="19050" cap="flat" cmpd="sng" algn="ctr">
+                          <a:noFill/>
+                          <a:prstDash val="solid"/>
+                          <a:miter lim="800000"/>
+                        </a:ln>
+                        <a:effectLst>
+                          <a:innerShdw blurRad="38100" dist="81320" dir="2319588">
+                            <a:srgbClr val="000000">
+                              <a:alpha val="60000"/>
+                            </a:srgbClr>
+                          </a:innerShdw>
+                        </a:effectLst>
+                        <a:extLst>
+                          <a:ext uri="{91240B29-F687-4F45-9708-019B960494DF}">
+                            <a14:hiddenLine xmlns:a14="http://schemas.microsoft.com/office/drawing/2010/main" w="19050" cap="flat" cmpd="sng" algn="ctr">
+                              <a:solidFill>
+                                <a:schemeClr val="accent1">
+                                  <a:shade val="15000"/>
+                                </a:schemeClr>
+                              </a:solidFill>
+                              <a:prstDash val="solid"/>
+                              <a:miter lim="800000"/>
+                            </a14:hiddenLine>
+                          </a:ext>
+                        </a:extLst>
+                      </wps:spPr>
+                      <wps:style>
+                        <a:lnRef idx="2">
+                          <a:schemeClr val="accent1">
+                            <a:shade val="15000"/>
+                          </a:schemeClr>
+                        </a:lnRef>
+                        <a:fillRef idx="1">
+                          <a:schemeClr val="accent1"/>
+                        </a:fillRef>
+                        <a:effectRef idx="0">
+                          <a:schemeClr val="accent1"/>
+                        </a:effectRef>
+                        <a:fontRef idx="minor">
+                          <a:schemeClr val="lt1"/>
+                        </a:fontRef>
+                      </wps:style>
+                      <wps:txbx>
+                        <w:txbxContent>
+                          <w:p>
+                            <w:pPr>
+                              <w:jc w:val="center"/>
+                              <w:rPr>
+                                <w:color w:val="FFFFFF"/>
+                                <w:sz w:val="24"/>
+                                <w:szCs w:val="24"/>
+                              </w:rPr>
+                            </w:pPr>
+                            <w:r>
+                              <w:rPr>
+                                <w:color w:val="FFFFFF"/>
+                                <w:sz w:val="24"/>
+                                <w:szCs w:val="24"/>
+                              </w:rPr>
+                              <w:t>Word effect inner shadow</w:t>
+                            </w:r>
+                          </w:p>
+                          <w:p>
+                            <w:pPr>
+                              <w:jc w:val="center"/>
+                              <w:rPr>
+                                <w:color w:val="FFFFFF"/>
+                                <w:sz w:val="24"/>
+                                <w:szCs w:val="24"/>
+                              </w:rPr>
+                            </w:pPr>
+                            <w:r>
+                              <w:rPr>
+                                <w:color w:val="FFFFFF"/>
+                                <w:sz w:val="24"/>
+                                <w:szCs w:val="24"/>
+                                <w:rtl/>
+                              </w:rPr>
+                              <w:t>تأثير مشترك</w:t>
+                            </w:r>
+                          </w:p>
+                        </w:txbxContent>
+                      </wps:txbx>
+                      <wps:bodyPr rot="0" spcFirstLastPara="0" vertOverflow="overflow" horzOverflow="overflow" vert="horz" wrap="square" lIns="91440" tIns="45720" rIns="91440" bIns="45720" numCol="1" spcCol="0" rtlCol="0" fromWordArt="0" anchor="ctr" anchorCtr="0" forceAA="0" compatLnSpc="1">
+                        <a:prstTxWarp prst="textNoShape">
+                          <a:avLst/>
+                        </a:prstTxWarp>
+                        <a:noAutofit/>
+                      </wps:bodyPr>
+                    </wps:wsp>
+                  </a:graphicData>
+                </a:graphic>
+              </wp:anchor>
+            </w:drawing>
+          </mc:Choice>
+          <mc:Fallback>
+            <w:pict>
+              <v:rect w14:anchorId="14D6AAAE" id="Word effect inner shadow" o:spid="_x0000_s1049" style="position:absolute;left:0;text-align:left;margin-left:265pt;margin-top:50pt;width:200pt;height:60pt;z-index:251686912;visibility:visible;mso-wrap-style:square;mso-wrap-distance-left:9pt;mso-wrap-distance-top:0;mso-wrap-distance-right:9pt;mso-wrap-distance-bottom:0;mso-position-horizontal:absolute;mso-position-horizontal-relative:text;mso-position-vertical:absolute;mso-position-vertical-relative:text;v-text-anchor:middle" o:gfxdata="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" fillcolor="#156082" stroked="f" strokecolor="#030e13 [484]" strokeweight="1.5pt">
+                <v:textbox>
+                  <w:txbxContent>
+                    <w:p>
+                      <w:pPr>
+                        <w:jc w:val="center"/>
+                        <w:rPr>
+                          <w:color w:val="FFFFFF"/>
+                          <w:sz w:val="24"/>
+                          <w:szCs w:val="24"/>
+                        </w:rPr>
+                      </w:pPr>
+                      <w:r>
+                        <w:rPr>
+                          <w:color w:val="FFFFFF"/>
+                          <w:sz w:val="24"/>
+                          <w:szCs w:val="24"/>
+                        </w:rPr>
+                        <w:t>Word effect inner shadow</w:t>
+                      </w:r>
+                    </w:p>
+                    <w:p>
+                      <w:pPr>
+                        <w:jc w:val="center"/>
+                        <w:rPr>
+                          <w:color w:val="FFFFFF"/>
+                          <w:sz w:val="24"/>
+                          <w:szCs w:val="24"/>
+                        </w:rPr>
+                      </w:pPr>
+                      <w:r>
+                        <w:rPr>
+                          <w:color w:val="FFFFFF"/>
+                          <w:sz w:val="24"/>
+                          <w:szCs w:val="24"/>
+                          <w:rtl/>
+                        </w:rPr>
+                        <w:t>تأثير مشترك</w:t>
+                      </w:r>
+                    </w:p>
+                  </w:txbxContent>
+                </v:textbox>
+              </v:rect>
+            </w:pict>
+          </mc:Fallback>
+        </mc:AlternateContent>
+      </w:r>
+      <w:r>
+        <w:rPr>
+          <w:noProof/>
+          <w:sz w:val="24"/>
+        </w:rPr>
+        <mc:AlternateContent>
+          <mc:Choice Requires="wps">
+            <w:drawing>
+              <wp:anchor distT="0" distB="0" distL="114300" distR="114300" simplePos="0" relativeHeight="251685888" behindDoc="0" locked="0" layoutInCell="1" allowOverlap="1" wp14:anchorId="2AC8524B" wp14:editId="7C9EEC93">
+                <wp:simplePos x="0" y="0"/>
+                <wp:positionH relativeFrom="column">
+                  <wp:posOffset>254000</wp:posOffset>
+                </wp:positionH>
+                <wp:positionV relativeFrom="paragraph">
+                  <wp:posOffset>635000</wp:posOffset>
+                </wp:positionV>
+                <wp:extent cx="2540000" cy="762000"/>
+                <wp:effectExtent l="0" t="0" r="107950" b="95250"/>
+                <wp:wrapNone/>
+                <wp:docPr id="34557444" name="Word effect outer shadow"/>
+                <wp:cNvGraphicFramePr/>
+                <a:graphic xmlns:a="http://schemas.openxmlformats.org/drawingml/2006/main">
+                  <a:graphicData uri="http://schemas.microsoft.com/office/word/2010/wordprocessingShape">
+                    <wps:wsp>
+                      <wps:cNvSpPr/>
+                      <wps:spPr>
+                        <a:xfrm>
+                          <a:off x="0" y="0"/>
+                          <a:ext cx="2540000" cy="762000"/>
+                        </a:xfrm>
+                        <a:prstGeom prst="rect">
+                          <a:avLst/>
+                        </a:prstGeom>
+                        <a:solidFill>
+                          <a:srgbClr val="156082"/>
+                        </a:solidFill>
+                        <a:ln w="19050" cap="flat" cmpd="sng" algn="ctr">
+                          <a:noFill/>
+                          <a:prstDash val="solid"/>
+                          <a:miter lim="800000"/>
+                        </a:ln>
+                        <a:effectLst>
+                          <a:outerShdw blurRad="38100" dist="81320" dir="2319592" rotWithShape="0">
+                            <a:srgbClr val="000000">
+                              <a:alpha val="60000"/>
+                            </a:srgbClr>
+                          </a:outerShdw>
+                        </a:effectLst>
+                        <a:extLst>
+                          <a:ext uri="{91240B29-F687-4F45-9708-019B960494DF}">
+                            <a14:hiddenLine xmlns:a14="http://schemas.microsoft.com/office/drawing/2010/main" w="19050" cap="flat" cmpd="sng" algn="ctr">
+                              <a:solidFill>
+                                <a:schemeClr val="accent1">
+                                  <a:shade val="15000"/>
+                                </a:schemeClr>
+                              </a:solidFill>
+                              <a:prstDash val="solid"/>
+                              <a:miter lim="800000"/>
+                            </a14:hiddenLine>
+                          </a:ext>
+                        </a:extLst>
+                      </wps:spPr>
+                      <wps:style>
+                        <a:lnRef idx="2">
+                          <a:schemeClr val="accent1">
+                            <a:shade val="15000"/>
+                          </a:schemeClr>
+                        </a:lnRef>
+                        <a:fillRef idx="1">
+                          <a:schemeClr val="accent1"/>
+                        </a:fillRef>
+                        <a:effectRef idx="0">
+                          <a:schemeClr val="accent1"/>
+                        </a:effectRef>
+                        <a:fontRef idx="minor">
+                          <a:schemeClr val="lt1"/>
+                        </a:fontRef>
+                      </wps:style>
+                      <wps:txbx>
+                        <w:txbxContent>
+                          <w:p>
+                            <w:pPr>
+                              <w:jc w:val="center"/>
+                              <w:rPr>
+                                <w:color w:val="FFFFFF"/>
+                                <w:sz w:val="24"/>
+                                <w:szCs w:val="24"/>
+                              </w:rPr>
+                            </w:pPr>
+                            <w:r>
+                              <w:rPr>
+                                <w:color w:val="FFFFFF"/>
+                                <w:sz w:val="24"/>
+                                <w:szCs w:val="24"/>
+                              </w:rPr>
+                              <w:t>Word effect outer shadow</w:t>
+                            </w:r>
+                          </w:p>
+                          <w:p>
+                            <w:pPr>
+                              <w:jc w:val="center"/>
+                              <w:rPr>
+                                <w:color w:val="FFFFFF"/>
+                                <w:sz w:val="24"/>
+                                <w:szCs w:val="24"/>
+                              </w:rPr>
+                            </w:pPr>
+                            <w:r>
+                              <w:rPr>
+                                <w:color w:val="FFFFFF"/>
+                                <w:sz w:val="24"/>
+                                <w:szCs w:val="24"/>
+                                <w:rtl/>
+                              </w:rPr>
+                              <w:t>تأثير مشترك</w:t>
+                            </w:r>
+                          </w:p>
+                        </w:txbxContent>
+                      </wps:txbx>
+                      <wps:bodyPr rot="0" spcFirstLastPara="0" vertOverflow="overflow" horzOverflow="overflow" vert="horz" wrap="square" lIns="91440" tIns="45720" rIns="91440" bIns="45720" numCol="1" spcCol="0" rtlCol="0" fromWordArt="0" anchor="ctr" anchorCtr="0" forceAA="0" compatLnSpc="1">
+                        <a:prstTxWarp prst="textNoShape">
+                          <a:avLst/>
+                        </a:prstTxWarp>
+                        <a:noAutofit/>
+                      </wps:bodyPr>
+                    </wps:wsp>
+                  </a:graphicData>
+                </a:graphic>
+              </wp:anchor>
+            </w:drawing>
+          </mc:Choice>
+          <mc:Fallback>
+            <w:pict>
+              <v:rect w14:anchorId="2AC8524B" id="Word effect outer shadow" o:spid="_x0000_s1050" style="position:absolute;left:0;text-align:left;margin-left:20pt;margin-top:50pt;width:200pt;height:60pt;z-index:251685888;visibility:visible;mso-wrap-style:square;mso-wrap-distance-left:9pt;mso-wrap-distance-top:0;mso-wrap-distance-right:9pt;mso-wrap-distance-bottom:0;mso-position-horizontal:absolute;mso-position-horizontal-relative:text;mso-position-vertical:absolute;mso-position-vertical-relative:text;v-text-anchor:middle" o:gfxdata="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" fillcolor="#156082" stroked="f" strokecolor="#030e13 [484]" strokeweight="1.5pt">
+                <v:shadow on="t" color="black" opacity="39321f" origin=",.5" offset="5pt,4pt"/>
+                <v:textbox>
+                  <w:txbxContent>
+                    <w:p>
+                      <w:pPr>
+                        <w:jc w:val="center"/>
+                        <w:rPr>
+                          <w:color w:val="FFFFFF"/>
+                          <w:sz w:val="24"/>
+                          <w:szCs w:val="24"/>
+                        </w:rPr>
+                      </w:pPr>
+                      <w:r>
+                        <w:rPr>
+                          <w:color w:val="FFFFFF"/>
+                          <w:sz w:val="24"/>
+                          <w:szCs w:val="24"/>
+                        </w:rPr>
+                        <w:t>Word effect outer shadow</w:t>
+                      </w:r>
+                    </w:p>
+                    <w:p>
+                      <w:pPr>
+                        <w:jc w:val="center"/>
+                        <w:rPr>
+                          <w:color w:val="FFFFFF"/>
+                          <w:sz w:val="24"/>
+                          <w:szCs w:val="24"/>
+                        </w:rPr>
+                      </w:pPr>
+                      <w:r>
+                        <w:rPr>
+                          <w:color w:val="FFFFFF"/>
+                          <w:sz w:val="24"/>
+                          <w:szCs w:val="24"/>
+                          <w:rtl/>
+                        </w:rPr>
+                        <w:t>تأثير مشترك</w:t>
+                      </w:r>
+                    </w:p>
+                  </w:txbxContent>
+                </v:textbox>
+              </v:rect>
+            </w:pict>
+          </mc:Fallback>
+        </mc:AlternateContent>
+      </w:r>
+      <w:r>
+        <w:rPr>
+          <w:sz w:val="24"/>
+        </w:rPr>
+        <w:t>Shared drawing effects</w:t>
+      </w:r>
+      <w:r>
+        <w:rPr>
+          <w:sz w:val="24"/>
+          <w:rtl/>
+        </w:rPr>
+        <w:t xml:space="preserve"> / تأثيرات الرسم</w:t>
+      </w:r>
+    </w:p>
+    <w:p>
+      <w:pPr>
+        <w:bidi/>
+        <w:spacing w:before="80" w:after="240"/>
+        <w:jc w:val="both"/>
+        <w:rPr>
+          <w:b/>
+          <w:rtl/>
+        </w:rPr>
+      </w:pPr>
+      <w:r>
+        <w:rPr>
+          <w:b/>
+          <w:noProof/>
+          <w:rtl/>
+          <w:lang w:val="ar-SA"/>
+        </w:rPr>
+        <w:drawing>
+          <wp:inline distT="0" distB="0" distL="0" distR="0" wp14:anchorId="0A9DFD97" wp14:editId="4AD6E817">
+            <wp:extent cx="635000" cy="406400"/>
+            <wp:effectExtent l="0" t="0" r="107950" b="88900"/>
+            <wp:docPr id="1359790364" name="Picture 27" descr="Word effect block picture"/>
+            <wp:cNvGraphicFramePr/>
+            <a:graphic xmlns:a="http://schemas.openxmlformats.org/drawingml/2006/main">
+              <a:graphicData uri="http://schemas.openxmlformats.org/drawingml/2006/picture">
+                <pic:pic xmlns:pic="http://schemas.openxmlformats.org/drawingml/2006/picture">
+                  <pic:nvPicPr>
+                    <pic:cNvPr id="1359790364" name="Picture 27" descr="Word effect block picture"/>
+                    <pic:cNvPicPr/>
+                  </pic:nvPicPr>
+                  <pic:blipFill>
+                    <a:blip r:embed="rId25" cstate="print">
+                      <a:extLst>
+                        <a:ext uri="{28A0092B-C50C-407E-A947-70E740481C1C}">
+                          <a14:useLocalDpi xmlns:a14="http://schemas.microsoft.com/office/drawing/2010/main" val="0"/>
+                        </a:ext>
+                      </a:extLst>
+                    </a:blip>
+                    <a:stretch>
+                      <a:fillRect/>
+                    </a:stretch>
+                  </pic:blipFill>
+                  <pic:spPr>
+                    <a:xfrm>
+                      <a:off x="0" y="0"/>
+                      <a:ext cx="635000" cy="406400"/>
+                    </a:xfrm>
+                    <a:prstGeom prst="rect">
+                      <a:avLst/>
+                    </a:prstGeom>
+                    <a:effectLst>
+                      <a:outerShdw blurRad="38100" dist="81320" dir="2319592" rotWithShape="0">
+                        <a:srgbClr val="000000">
+                          <a:alpha val="60000"/>
+                        </a:srgbClr>
+                      </a:outerShdw>
+                    </a:effectLst>
+                  </pic:spPr>
+                </pic:pic>
+              </a:graphicData>
+            </a:graphic>
+          </wp:inline>
+        </w:drawing>
+      </w:r>
+    </w:p>
+    <w:p>
+      <w:pPr>
+        <w:bidi/>
+        <w:spacing w:before="80" w:after="240"/>
+        <w:jc w:val="both"/>
+        <w:rPr>
+          <w:b/>
+          <w:rtl/>
+        </w:rPr>
+      </w:pPr>
+      <w:r>
+        <w:rPr>
+          <w:b/>
+        </w:rPr>
+        <w:t>Word effect inline badge</w:t>
+      </w:r>
+      <w:r>
+        <w:rPr>
+          <w:b/>
+          <w:rtl/>
+        </w:rPr>
+        <w:t xml:space="preserve"> </w:t>
+      </w:r>
+      <w:r>
+        <w:rPr>
+          <w:b/>
+          <w:noProof/>
+          <w:rtl/>
+          <w:lang w:val="ar-SA"/>
+        </w:rPr>
+        <w:drawing>
+          <wp:inline distT="0" distB="0" distL="0" distR="0" wp14:anchorId="5B0D6A0C" wp14:editId="142E2F3D">
+            <wp:extent cx="635000" cy="406400"/>
+            <wp:effectExtent l="76200" t="76200" r="69850" b="69850"/>
+            <wp:docPr id="1841024563" name="Picture 28" descr="Word effect inline picture"/>
+            <wp:cNvGraphicFramePr/>
+            <a:graphic xmlns:a="http://schemas.openxmlformats.org/drawingml/2006/main">
+              <a:graphicData uri="http://schemas.openxmlformats.org/drawingml/2006/picture">
+                <pic:pic xmlns:pic="http://schemas.openxmlformats.org/drawingml/2006/picture">
+                  <pic:nvPicPr>
+                    <pic:cNvPr id="1841024563" name="Picture 28" descr="Word effect inline picture"/>
+                    <pic:cNvPicPr/>
+                  </pic:nvPicPr>
+                  <pic:blipFill>
+                    <a:blip r:embed="rId25" cstate="print">
+                      <a:extLst>
+                        <a:ext uri="{28A0092B-C50C-407E-A947-70E740481C1C}">
+                          <a14:useLocalDpi xmlns:a14="http://schemas.microsoft.com/office/drawing/2010/main" val="0"/>
+                        </a:ext>
+                      </a:extLst>
+                    </a:blip>
+                    <a:stretch>
+                      <a:fillRect/>
+                    </a:stretch>
+                  </pic:blipFill>
+                  <pic:spPr>
+                    <a:xfrm>
+                      <a:off x="0" y="0"/>
+                      <a:ext cx="635000" cy="406400"/>
+                    </a:xfrm>
+                    <a:prstGeom prst="rect">
+                      <a:avLst/>
+                    </a:prstGeom>
+                    <a:effectLst>
+                      <a:glow rad="76200">
+                        <a:srgbClr val="DC780A">
+                          <a:alpha val="80000"/>
+                        </a:srgbClr>
+                      </a:glow>
+                    </a:effectLst>
+                  </pic:spPr>
+                </pic:pic>
+              </a:graphicData>
+            </a:graphic>
+          </wp:inline>
+        </w:drawing>
+      </w:r>
+    </w:p>
+    <w:p>
+      <w:pPr>
+        <w:bidi/>
+        <w:spacing w:before="80" w:after="240"/>
+        <w:jc w:val="both"/>
+        <w:rPr>
+          <w:b/>
+        </w:rPr>
+      </w:pPr>
     </w:p>
     <w:sectPr>
-      <w:headerReference w:type="first" r:id="rId21"/>
-      <w:pgSz w:w="11906" w:h="16838"/>
-      <w:pgMar w:top="720" w:right="720" w:bottom="720" w:left="1134" w:header="708" w:footer="708" w:gutter="0"/>
+      <w:pgSz w:w="12240" w:h="15840"/>
+      <w:pgMar w:top="1080" w:right="1080" w:bottom="1080" w:left="1080" w:header="708" w:footer="708" w:gutter="0"/>
       <w:cols w:space="720"/>
       <w:titlePg/>
       <w:docGrid w:linePitch="360"/>
@@ -6361,6 +11716,79 @@
     <w:link w:val="Footer"/>
     <w:uiPriority w:val="99"/>
     <w:rsid w:val="00F55BE8"/>
+  </w:style>
+  <w:style w:type="table" w:styleId="GridTable4-Accent1">
+    <w:name w:val="Grid Table 4 Accent 1"/>
+    <w:basedOn w:val="TableNormal"/>
+    <w:uiPriority w:val="49"/>
+    <w:rsid w:val="00536E2B"/>
+    <w:tblPr>
+      <w:tblStyleRowBandSize w:val="1"/>
+      <w:tblStyleColBandSize w:val="1"/>
+      <w:tblBorders>
+        <w:top w:val="single" w:sz="4" w:space="0" w:color="45B0E1" w:themeColor="accent1" w:themeTint="99"/>
+        <w:left w:val="single" w:sz="4" w:space="0" w:color="45B0E1" w:themeColor="accent1" w:themeTint="99"/>
+        <w:bottom w:val="single" w:sz="4" w:space="0" w:color="45B0E1" w:themeColor="accent1" w:themeTint="99"/>
+        <w:right w:val="single" w:sz="4" w:space="0" w:color="45B0E1" w:themeColor="accent1" w:themeTint="99"/>
+        <w:insideH w:val="single" w:sz="4" w:space="0" w:color="45B0E1" w:themeColor="accent1" w:themeTint="99"/>
+        <w:insideV w:val="single" w:sz="4" w:space="0" w:color="45B0E1" w:themeColor="accent1" w:themeTint="99"/>
+      </w:tblBorders>
+    </w:tblPr>
+    <w:tblStylePr w:type="firstRow">
+      <w:rPr>
+        <w:b/>
+        <w:bCs/>
+        <w:color w:val="FFFFFF" w:themeColor="background1"/>
+      </w:rPr>
+      <w:tblPr/>
+      <w:tcPr>
+        <w:tcBorders>
+          <w:top w:val="single" w:sz="4" w:space="0" w:color="156082" w:themeColor="accent1"/>
+          <w:left w:val="single" w:sz="4" w:space="0" w:color="156082" w:themeColor="accent1"/>
+          <w:bottom w:val="single" w:sz="4" w:space="0" w:color="156082" w:themeColor="accent1"/>
+          <w:right w:val="single" w:sz="4" w:space="0" w:color="156082" w:themeColor="accent1"/>
+          <w:insideH w:val="nil"/>
+          <w:insideV w:val="nil"/>
+        </w:tcBorders>
+        <w:shd w:val="clear" w:color="auto" w:fill="156082" w:themeFill="accent1"/>
+      </w:tcPr>
+    </w:tblStylePr>
+    <w:tblStylePr w:type="lastRow">
+      <w:rPr>
+        <w:b/>
+        <w:bCs/>
+      </w:rPr>
+      <w:tblPr/>
+      <w:tcPr>
+        <w:tcBorders>
+          <w:top w:val="double" w:sz="4" w:space="0" w:color="156082" w:themeColor="accent1"/>
+        </w:tcBorders>
+      </w:tcPr>
+    </w:tblStylePr>
+    <w:tblStylePr w:type="firstCol">
+      <w:rPr>
+        <w:b/>
+        <w:bCs/>
+      </w:rPr>
+    </w:tblStylePr>
+    <w:tblStylePr w:type="lastCol">
+      <w:rPr>
+        <w:b/>
+        <w:bCs/>
+      </w:rPr>
+    </w:tblStylePr>
+    <w:tblStylePr w:type="band1Vert">
+      <w:tblPr/>
+      <w:tcPr>
+        <w:shd w:val="clear" w:color="auto" w:fill="C1E4F5" w:themeFill="accent1" w:themeFillTint="33"/>
+      </w:tcPr>
+    </w:tblStylePr>
+    <w:tblStylePr w:type="band1Horz">
+      <w:tblPr/>
+      <w:tcPr>
+        <w:shd w:val="clear" w:color="auto" w:fill="C1E4F5" w:themeFill="accent1" w:themeFillTint="33"/>
+      </w:tcPr>
+    </w:tblStylePr>
   </w:style>
 </w:styles>
 </file>
